--- a/Docs/Bitácora_Copilot_ arquitectura_y_razonamiento.docx
+++ b/Docs/Bitácora_Copilot_ arquitectura_y_razonamiento.docx
@@ -153,21 +153,7 @@
           <w:rPr>
             <w:rStyle w:val="Hipervnculo"/>
           </w:rPr>
-          <w:t>[</w:t>
-        </w:r>
-        <w:proofErr w:type="spellStart"/>
-        <w:r>
-          <w:rPr>
-            <w:rStyle w:val="Hipervnculo"/>
-          </w:rPr>
-          <w:t>Fablab_acc</w:t>
-        </w:r>
-        <w:proofErr w:type="spellEnd"/>
-        <w:r>
-          <w:rPr>
-            <w:rStyle w:val="Hipervnculo"/>
-          </w:rPr>
-          <w:t>..._Funcional | Word]</w:t>
+          <w:t>[Fablab_acc..._Funcional | Word]</w:t>
         </w:r>
       </w:hyperlink>
       <w:r>
@@ -178,28 +164,2064 @@
           <w:rPr>
             <w:rStyle w:val="Hipervnculo"/>
           </w:rPr>
-          <w:t>[</w:t>
+          <w:t>[inacapmail...epoint.com]</w:t>
         </w:r>
-        <w:proofErr w:type="spellStart"/>
+      </w:hyperlink>
+    </w:p>
+    <w:p>
+      <w:r>
+        <w:pict w14:anchorId="3C372A11">
+          <v:rect id="_x0000_i1025" style="width:0;height:1.5pt" o:hralign="center" o:hrstd="t" o:hr="t" fillcolor="#a0a0a0" stroked="f"/>
+        </w:pict>
+      </w:r>
+    </w:p>
+    <w:p>
+      <w:pPr>
+        <w:rPr>
+          <w:b/>
+          <w:bCs/>
+        </w:rPr>
+      </w:pPr>
+      <w:r>
+        <w:rPr>
+          <w:b/>
+          <w:bCs/>
+        </w:rPr>
+        <w:lastRenderedPageBreak/>
+        <w:t>Decisiones Arquitectónicas Aprobadas</w:t>
+      </w:r>
+    </w:p>
+    <w:p>
+      <w:pPr>
+        <w:rPr>
+          <w:b/>
+          <w:bCs/>
+        </w:rPr>
+      </w:pPr>
+      <w:r>
+        <w:rPr>
+          <w:b/>
+          <w:bCs/>
+        </w:rPr>
+        <w:t>Independencia Total del Proyecto</w:t>
+      </w:r>
+    </w:p>
+    <w:p>
+      <w:r>
+        <w:t>Se aprobó construir una nueva solución completamente desacoplada de:</w:t>
+      </w:r>
+    </w:p>
+    <w:p>
+      <w:pPr>
+        <w:numPr>
+          <w:ilvl w:val="0"/>
+          <w:numId w:val="1"/>
+        </w:numPr>
+      </w:pPr>
+      <w:r>
+        <w:t>Gestor Docente.</w:t>
+      </w:r>
+    </w:p>
+    <w:p>
+      <w:pPr>
+        <w:numPr>
+          <w:ilvl w:val="0"/>
+          <w:numId w:val="1"/>
+        </w:numPr>
+      </w:pPr>
+      <w:r>
+        <w:t>FABLAB Access.</w:t>
+      </w:r>
+    </w:p>
+    <w:p>
+      <w:pPr>
+        <w:numPr>
+          <w:ilvl w:val="0"/>
+          <w:numId w:val="1"/>
+        </w:numPr>
+      </w:pPr>
+      <w:r>
+        <w:t>Open SAM.</w:t>
+      </w:r>
+    </w:p>
+    <w:p>
+      <w:r>
+        <w:t>Arquitectura resultante:</w:t>
+      </w:r>
+    </w:p>
+    <w:p>
+      <w:r>
+        <w:t>GitHub</w:t>
+      </w:r>
+    </w:p>
+    <w:p>
+      <w:r>
+        <w:t>│</w:t>
+      </w:r>
+    </w:p>
+    <w:p>
+      <w:r>
+        <w:rPr>
+          <w:rFonts w:ascii="MS Gothic" w:eastAsia="MS Gothic" w:hAnsi="MS Gothic" w:cs="MS Gothic" w:hint="eastAsia"/>
+        </w:rPr>
+        <w:t>├</w:t>
+      </w:r>
+      <w:r>
+        <w:rPr>
+          <w:rFonts w:ascii="Aptos" w:hAnsi="Aptos" w:cs="Aptos"/>
+        </w:rPr>
+        <w:t>──</w:t>
+      </w:r>
+      <w:r>
+        <w:t xml:space="preserve"> Gestor_Docente</w:t>
+      </w:r>
+    </w:p>
+    <w:p>
+      <w:r>
+        <w:rPr>
+          <w:rFonts w:ascii="MS Gothic" w:eastAsia="MS Gothic" w:hAnsi="MS Gothic" w:cs="MS Gothic" w:hint="eastAsia"/>
+        </w:rPr>
+        <w:t>├</w:t>
+      </w:r>
+      <w:r>
+        <w:rPr>
+          <w:rFonts w:ascii="Aptos" w:hAnsi="Aptos" w:cs="Aptos"/>
+        </w:rPr>
+        <w:t>──</w:t>
+      </w:r>
+      <w:r>
+        <w:t xml:space="preserve"> FABLAB_Access</w:t>
+      </w:r>
+    </w:p>
+    <w:p>
+      <w:r>
+        <w:t>└── FABLAB_INACAP_RENCA</w:t>
+      </w:r>
+    </w:p>
+    <w:p/>
+    <w:p>
+      <w:r>
+        <w:t>Vercel</w:t>
+      </w:r>
+    </w:p>
+    <w:p>
+      <w:r>
+        <w:t>│</w:t>
+      </w:r>
+    </w:p>
+    <w:p>
+      <w:r>
+        <w:rPr>
+          <w:rFonts w:ascii="MS Gothic" w:eastAsia="MS Gothic" w:hAnsi="MS Gothic" w:cs="MS Gothic" w:hint="eastAsia"/>
+        </w:rPr>
+        <w:t>├</w:t>
+      </w:r>
+      <w:r>
+        <w:rPr>
+          <w:rFonts w:ascii="Aptos" w:hAnsi="Aptos" w:cs="Aptos"/>
+        </w:rPr>
+        <w:t>──</w:t>
+      </w:r>
+      <w:r>
+        <w:t xml:space="preserve"> Gestor_Docente</w:t>
+      </w:r>
+    </w:p>
+    <w:p>
+      <w:r>
+        <w:rPr>
+          <w:rFonts w:ascii="MS Gothic" w:eastAsia="MS Gothic" w:hAnsi="MS Gothic" w:cs="MS Gothic" w:hint="eastAsia"/>
+        </w:rPr>
+        <w:t>├</w:t>
+      </w:r>
+      <w:r>
+        <w:rPr>
+          <w:rFonts w:ascii="Aptos" w:hAnsi="Aptos" w:cs="Aptos"/>
+        </w:rPr>
+        <w:t>──</w:t>
+      </w:r>
+      <w:r>
+        <w:t xml:space="preserve"> FABLAB_Access</w:t>
+      </w:r>
+    </w:p>
+    <w:p>
+      <w:r>
+        <w:t>└── FABLAB_INACAP_RENCA</w:t>
+      </w:r>
+    </w:p>
+    <w:p/>
+    <w:p>
+      <w:r>
+        <w:t>Supabase</w:t>
+      </w:r>
+    </w:p>
+    <w:p>
+      <w:r>
+        <w:t>│</w:t>
+      </w:r>
+    </w:p>
+    <w:p>
+      <w:r>
+        <w:rPr>
+          <w:rFonts w:ascii="MS Gothic" w:eastAsia="MS Gothic" w:hAnsi="MS Gothic" w:cs="MS Gothic" w:hint="eastAsia"/>
+        </w:rPr>
+        <w:t>├</w:t>
+      </w:r>
+      <w:r>
+        <w:rPr>
+          <w:rFonts w:ascii="Aptos" w:hAnsi="Aptos" w:cs="Aptos"/>
+        </w:rPr>
+        <w:t>──</w:t>
+      </w:r>
+      <w:r>
+        <w:t xml:space="preserve"> Gestor_Docente</w:t>
+      </w:r>
+    </w:p>
+    <w:p>
+      <w:r>
+        <w:rPr>
+          <w:rFonts w:ascii="MS Gothic" w:eastAsia="MS Gothic" w:hAnsi="MS Gothic" w:cs="MS Gothic" w:hint="eastAsia"/>
+        </w:rPr>
+        <w:t>├</w:t>
+      </w:r>
+      <w:r>
+        <w:rPr>
+          <w:rFonts w:ascii="Aptos" w:hAnsi="Aptos" w:cs="Aptos"/>
+        </w:rPr>
+        <w:t>──</w:t>
+      </w:r>
+      <w:r>
+        <w:t xml:space="preserve"> FABLAB_Access</w:t>
+      </w:r>
+    </w:p>
+    <w:p>
+      <w:r>
+        <w:t>└── FABLAB_INACAP_RENCA</w:t>
+      </w:r>
+    </w:p>
+    <w:p>
+      <w:r>
+        <w:t>Motivaciones:</w:t>
+      </w:r>
+    </w:p>
+    <w:p>
+      <w:r>
+        <w:rPr>
+          <w:rFonts w:ascii="Segoe UI Emoji" w:hAnsi="Segoe UI Emoji" w:cs="Segoe UI Emoji"/>
+        </w:rPr>
+        <w:t>✅</w:t>
+      </w:r>
+      <w:r>
+        <w:t xml:space="preserve"> Continuidad institucional.</w:t>
+      </w:r>
+    </w:p>
+    <w:p>
+      <w:r>
+        <w:rPr>
+          <w:rFonts w:ascii="Segoe UI Emoji" w:hAnsi="Segoe UI Emoji" w:cs="Segoe UI Emoji"/>
+        </w:rPr>
+        <w:t>✅</w:t>
+      </w:r>
+      <w:r>
+        <w:t xml:space="preserve"> Transferencia futura a nuevos coordinadores.</w:t>
+      </w:r>
+    </w:p>
+    <w:p>
+      <w:r>
+        <w:rPr>
+          <w:rFonts w:ascii="Segoe UI Emoji" w:hAnsi="Segoe UI Emoji" w:cs="Segoe UI Emoji"/>
+        </w:rPr>
+        <w:t>✅</w:t>
+      </w:r>
+      <w:r>
+        <w:t xml:space="preserve"> Posibilidad de evolución por docentes o estudiantes.</w:t>
+      </w:r>
+    </w:p>
+    <w:p>
+      <w:r>
+        <w:rPr>
+          <w:rFonts w:ascii="Segoe UI Emoji" w:hAnsi="Segoe UI Emoji" w:cs="Segoe UI Emoji"/>
+        </w:rPr>
+        <w:lastRenderedPageBreak/>
+        <w:t>✅</w:t>
+      </w:r>
+      <w:r>
+        <w:t xml:space="preserve"> Independencia tecnológica.</w:t>
+      </w:r>
+    </w:p>
+    <w:p>
+      <w:r>
+        <w:rPr>
+          <w:rFonts w:ascii="Segoe UI Emoji" w:hAnsi="Segoe UI Emoji" w:cs="Segoe UI Emoji"/>
+        </w:rPr>
+        <w:t>✅</w:t>
+      </w:r>
+      <w:r>
+        <w:t xml:space="preserve"> Menor acoplamiento entre sistemas.</w:t>
+      </w:r>
+    </w:p>
+    <w:p>
+      <w:r>
+        <w:pict w14:anchorId="2B559F06">
+          <v:rect id="_x0000_i1026" style="width:0;height:1.5pt" o:hralign="center" o:hrstd="t" o:hr="t" fillcolor="#a0a0a0" stroked="f"/>
+        </w:pict>
+      </w:r>
+    </w:p>
+    <w:p>
+      <w:pPr>
+        <w:rPr>
+          <w:b/>
+          <w:bCs/>
+        </w:rPr>
+      </w:pPr>
+      <w:r>
+        <w:rPr>
+          <w:b/>
+          <w:bCs/>
+        </w:rPr>
+        <w:t>Propiedad Institucional</w:t>
+      </w:r>
+    </w:p>
+    <w:p>
+      <w:r>
+        <w:t>Se definió como principio arquitectónico:</w:t>
+      </w:r>
+    </w:p>
+    <w:p>
+      <w:r>
+        <w:t>El sistema pertenece al FABLAB.</w:t>
+      </w:r>
+    </w:p>
+    <w:p>
+      <w:r>
+        <w:t>No al administrador actual.</w:t>
+      </w:r>
+    </w:p>
+    <w:p>
+      <w:r>
+        <w:t>Por lo tanto:</w:t>
+      </w:r>
+    </w:p>
+    <w:p>
+      <w:pPr>
+        <w:numPr>
+          <w:ilvl w:val="0"/>
+          <w:numId w:val="2"/>
+        </w:numPr>
+      </w:pPr>
+      <w:r>
+        <w:t>El código deberá estar documentado.</w:t>
+      </w:r>
+    </w:p>
+    <w:p>
+      <w:pPr>
+        <w:numPr>
+          <w:ilvl w:val="0"/>
+          <w:numId w:val="2"/>
+        </w:numPr>
+      </w:pPr>
+      <w:r>
+        <w:t>La base de datos deberá ser independiente.</w:t>
+      </w:r>
+    </w:p>
+    <w:p>
+      <w:pPr>
+        <w:numPr>
+          <w:ilvl w:val="0"/>
+          <w:numId w:val="2"/>
+        </w:numPr>
+      </w:pPr>
+      <w:r>
+        <w:t>La plataforma deberá poder continuar operativa bajo futuras administraciones.</w:t>
+      </w:r>
+    </w:p>
+    <w:p>
+      <w:r>
+        <w:pict w14:anchorId="0EC282A6">
+          <v:rect id="_x0000_i1027" style="width:0;height:1.5pt" o:hralign="center" o:hrstd="t" o:hr="t" fillcolor="#a0a0a0" stroked="f"/>
+        </w:pict>
+      </w:r>
+    </w:p>
+    <w:p>
+      <w:pPr>
+        <w:rPr>
+          <w:b/>
+          <w:bCs/>
+        </w:rPr>
+      </w:pPr>
+      <w:r>
+        <w:rPr>
+          <w:b/>
+          <w:bCs/>
+        </w:rPr>
+        <w:t>Objetivo Funcional del Portal</w:t>
+      </w:r>
+    </w:p>
+    <w:p>
+      <w:r>
+        <w:t>Se aprobó que el portal tendrá carácter institucional.</w:t>
+      </w:r>
+    </w:p>
+    <w:p>
+      <w:r>
+        <w:t>Funciones principales:</w:t>
+      </w:r>
+    </w:p>
+    <w:p>
+      <w:pPr>
+        <w:rPr>
+          <w:b/>
+          <w:bCs/>
+        </w:rPr>
+      </w:pPr>
+      <w:r>
+        <w:rPr>
+          <w:b/>
+          <w:bCs/>
+        </w:rPr>
+        <w:t>Portal Público</w:t>
+      </w:r>
+    </w:p>
+    <w:p>
+      <w:r>
+        <w:t>Inicio</w:t>
+      </w:r>
+    </w:p>
+    <w:p>
+      <w:r>
+        <w:t>Proyectos</w:t>
+      </w:r>
+    </w:p>
+    <w:p>
+      <w:r>
+        <w:t>Noticias</w:t>
+      </w:r>
+    </w:p>
+    <w:p>
+      <w:r>
+        <w:t>Comunidad</w:t>
+      </w:r>
+    </w:p>
+    <w:p>
+      <w:r>
+        <w:t>FABLAB</w:t>
+      </w:r>
+    </w:p>
+    <w:p>
+      <w:r>
+        <w:t>Contacto</w:t>
+      </w:r>
+    </w:p>
+    <w:p>
+      <w:r>
+        <w:t>Objetivo:</w:t>
+      </w:r>
+    </w:p>
+    <w:p>
+      <w:r>
+        <w:t>Difundir el trabajo desarrollado por el laboratorio.</w:t>
+      </w:r>
+    </w:p>
+    <w:p>
+      <w:r>
+        <w:pict w14:anchorId="571AC922">
+          <v:rect id="_x0000_i1028" style="width:0;height:1.5pt" o:hralign="center" o:hrstd="t" o:hr="t" fillcolor="#a0a0a0" stroked="f"/>
+        </w:pict>
+      </w:r>
+    </w:p>
+    <w:p>
+      <w:pPr>
+        <w:rPr>
+          <w:b/>
+          <w:bCs/>
+        </w:rPr>
+      </w:pPr>
+      <w:r>
+        <w:rPr>
+          <w:b/>
+          <w:bCs/>
+        </w:rPr>
+        <w:t>Panel Administrador</w:t>
+      </w:r>
+    </w:p>
+    <w:p>
+      <w:r>
+        <w:t>Dashboard</w:t>
+      </w:r>
+    </w:p>
+    <w:p>
+      <w:r>
+        <w:t>Proyectos</w:t>
+      </w:r>
+    </w:p>
+    <w:p>
+      <w:r>
+        <w:t>Noticias</w:t>
+      </w:r>
+    </w:p>
+    <w:p>
+      <w:r>
+        <w:lastRenderedPageBreak/>
+        <w:t>Estadísticas</w:t>
+      </w:r>
+    </w:p>
+    <w:p>
+      <w:r>
+        <w:t>Configuración</w:t>
+      </w:r>
+    </w:p>
+    <w:p>
+      <w:r>
+        <w:t>Objetivo:</w:t>
+      </w:r>
+    </w:p>
+    <w:p>
+      <w:r>
+        <w:t>Gestionar contenidos públicos del portal sin modificar código.</w:t>
+      </w:r>
+    </w:p>
+    <w:p>
+      <w:r>
+        <w:pict w14:anchorId="39A30B59">
+          <v:rect id="_x0000_i1029" style="width:0;height:1.5pt" o:hralign="center" o:hrstd="t" o:hr="t" fillcolor="#a0a0a0" stroked="f"/>
+        </w:pict>
+      </w:r>
+    </w:p>
+    <w:p>
+      <w:pPr>
+        <w:rPr>
+          <w:b/>
+          <w:bCs/>
+        </w:rPr>
+      </w:pPr>
+      <w:r>
+        <w:rPr>
+          <w:b/>
+          <w:bCs/>
+        </w:rPr>
+        <w:t>Relación con Open SAM</w:t>
+      </w:r>
+    </w:p>
+    <w:p>
+      <w:r>
+        <w:t>Se definió formalmente que:</w:t>
+      </w:r>
+    </w:p>
+    <w:p>
+      <w:r>
+        <w:t>Portal FABLAB</w:t>
+      </w:r>
+    </w:p>
+    <w:p>
+      <w:r>
+        <w:t>↓</w:t>
+      </w:r>
+    </w:p>
+    <w:p>
+      <w:r>
+        <w:t>Difusión</w:t>
+      </w:r>
+    </w:p>
+    <w:p/>
+    <w:p>
+      <w:r>
+        <w:t>Open SAM</w:t>
+      </w:r>
+    </w:p>
+    <w:p>
+      <w:r>
+        <w:t>↓</w:t>
+      </w:r>
+    </w:p>
+    <w:p>
+      <w:r>
+        <w:t>Gestión</w:t>
+      </w:r>
+    </w:p>
+    <w:p>
+      <w:r>
+        <w:t>Por lo tanto:</w:t>
+      </w:r>
+    </w:p>
+    <w:p>
+      <w:r>
+        <w:rPr>
+          <w:rFonts w:ascii="Segoe UI Emoji" w:hAnsi="Segoe UI Emoji" w:cs="Segoe UI Emoji"/>
+        </w:rPr>
+        <w:t>✅</w:t>
+      </w:r>
+      <w:r>
+        <w:t xml:space="preserve"> El portal mostrará proyectos.</w:t>
+      </w:r>
+    </w:p>
+    <w:p>
+      <w:r>
+        <w:rPr>
+          <w:rFonts w:ascii="Segoe UI Emoji" w:hAnsi="Segoe UI Emoji" w:cs="Segoe UI Emoji"/>
+        </w:rPr>
+        <w:t>✅</w:t>
+      </w:r>
+      <w:r>
+        <w:t xml:space="preserve"> Open SAM administrará proyectos.</w:t>
+      </w:r>
+    </w:p>
+    <w:p>
+      <w:r>
+        <w:rPr>
+          <w:rFonts w:ascii="Segoe UI Emoji" w:hAnsi="Segoe UI Emoji" w:cs="Segoe UI Emoji"/>
+        </w:rPr>
+        <w:t>✅</w:t>
+      </w:r>
+      <w:r>
+        <w:t xml:space="preserve"> No se duplicará información de gestión.</w:t>
+      </w:r>
+    </w:p>
+    <w:p>
+      <w:r>
+        <w:rPr>
+          <w:rFonts w:ascii="Segoe UI Emoji" w:hAnsi="Segoe UI Emoji" w:cs="Segoe UI Emoji"/>
+        </w:rPr>
+        <w:t>✅</w:t>
+      </w:r>
+      <w:r>
+        <w:t xml:space="preserve"> Los proyectos podrán incorporar enlaces hacia Open SAM.</w:t>
+      </w:r>
+    </w:p>
+    <w:p>
+      <w:r>
+        <w:pict w14:anchorId="3EF721AF">
+          <v:rect id="_x0000_i1030" style="width:0;height:1.5pt" o:hralign="center" o:hrstd="t" o:hr="t" fillcolor="#a0a0a0" stroked="f"/>
+        </w:pict>
+      </w:r>
+    </w:p>
+    <w:p>
+      <w:pPr>
+        <w:rPr>
+          <w:b/>
+          <w:bCs/>
+        </w:rPr>
+      </w:pPr>
+      <w:r>
+        <w:rPr>
+          <w:b/>
+          <w:bCs/>
+        </w:rPr>
+        <w:t>Identidad Institucional</w:t>
+      </w:r>
+    </w:p>
+    <w:p>
+      <w:r>
+        <w:t>Se aprobó utilizar la identidad visual asociada a INACAP.</w:t>
+      </w:r>
+    </w:p>
+    <w:p>
+      <w:r>
+        <w:t>Paleta inicial:</w:t>
+      </w:r>
+    </w:p>
+    <w:p>
+      <w:r>
+        <w:t>Rojo Institucional</w:t>
+      </w:r>
+    </w:p>
+    <w:p>
+      <w:r>
+        <w:t>#E30613</w:t>
+      </w:r>
+    </w:p>
+    <w:p/>
+    <w:p>
+      <w:r>
+        <w:t>Gris Oscuro</w:t>
+      </w:r>
+    </w:p>
+    <w:p>
+      <w:r>
+        <w:t>#333333</w:t>
+      </w:r>
+    </w:p>
+    <w:p/>
+    <w:p>
+      <w:r>
+        <w:lastRenderedPageBreak/>
+        <w:t>Blanco</w:t>
+      </w:r>
+    </w:p>
+    <w:p>
+      <w:r>
+        <w:t>#FFFFFF</w:t>
+      </w:r>
+    </w:p>
+    <w:p/>
+    <w:p>
+      <w:r>
+        <w:t>Gris Claro</w:t>
+      </w:r>
+    </w:p>
+    <w:p>
+      <w:r>
+        <w:t>#F5F5F5</w:t>
+      </w:r>
+    </w:p>
+    <w:p/>
+    <w:p>
+      <w:r>
+        <w:t>Azul Tecnológico</w:t>
+      </w:r>
+    </w:p>
+    <w:p>
+      <w:r>
+        <w:t>#0A4F8A</w:t>
+      </w:r>
+    </w:p>
+    <w:p>
+      <w:r>
+        <w:t>Nombre oficial aprobado:</w:t>
+      </w:r>
+    </w:p>
+    <w:p>
+      <w:r>
+        <w:rPr>
+          <w:b/>
+          <w:bCs/>
+        </w:rPr>
+        <w:t>FABLAB INACAP RENCA</w:t>
+      </w:r>
+    </w:p>
+    <w:p>
+      <w:r>
+        <w:t>Se descartó utilizar solamente:</w:t>
+      </w:r>
+    </w:p>
+    <w:p>
+      <w:r>
+        <w:t>FABLAB</w:t>
+      </w:r>
+    </w:p>
+    <w:p>
+      <w:r>
+        <w:t>debido a la existencia de FABLAB en múltiples sedes de INACAP.</w:t>
+      </w:r>
+    </w:p>
+    <w:p>
+      <w:r>
+        <w:pict w14:anchorId="29D413F0">
+          <v:rect id="_x0000_i1031" style="width:0;height:1.5pt" o:hralign="center" o:hrstd="t" o:hr="t" fillcolor="#a0a0a0" stroked="f"/>
+        </w:pict>
+      </w:r>
+    </w:p>
+    <w:p>
+      <w:pPr>
+        <w:rPr>
+          <w:b/>
+          <w:bCs/>
+        </w:rPr>
+      </w:pPr>
+      <w:r>
+        <w:rPr>
+          <w:b/>
+          <w:bCs/>
+        </w:rPr>
+        <w:t>Implementación MVP Inicial</w:t>
+      </w:r>
+    </w:p>
+    <w:p>
+      <w:pPr>
+        <w:rPr>
+          <w:b/>
+          <w:bCs/>
+        </w:rPr>
+      </w:pPr>
+      <w:r>
+        <w:rPr>
+          <w:b/>
+          <w:bCs/>
+        </w:rPr>
+        <w:t>Infraestructura React</w:t>
+      </w:r>
+    </w:p>
+    <w:p>
+      <w:r>
+        <w:t>Se creó el proyecto:</w:t>
+      </w:r>
+    </w:p>
+    <w:p>
+      <w:r>
+        <w:t>FABLAB_INACAP_RENCA</w:t>
+      </w:r>
+    </w:p>
+    <w:p>
+      <w:r>
+        <w:t>└── React_App</w:t>
+      </w:r>
+    </w:p>
+    <w:p>
+      <w:r>
+        <w:t>Tecnologías adoptadas:</w:t>
+      </w:r>
+    </w:p>
+    <w:p>
+      <w:pPr>
+        <w:numPr>
+          <w:ilvl w:val="0"/>
+          <w:numId w:val="3"/>
+        </w:numPr>
+      </w:pPr>
+      <w:r>
+        <w:t>React</w:t>
+      </w:r>
+    </w:p>
+    <w:p>
+      <w:pPr>
+        <w:numPr>
+          <w:ilvl w:val="0"/>
+          <w:numId w:val="3"/>
+        </w:numPr>
+      </w:pPr>
+      <w:r>
+        <w:t>Vite</w:t>
+      </w:r>
+    </w:p>
+    <w:p>
+      <w:pPr>
+        <w:numPr>
+          <w:ilvl w:val="0"/>
+          <w:numId w:val="3"/>
+        </w:numPr>
+      </w:pPr>
+      <w:r>
+        <w:t>Supabase</w:t>
+      </w:r>
+    </w:p>
+    <w:p>
+      <w:pPr>
+        <w:numPr>
+          <w:ilvl w:val="0"/>
+          <w:numId w:val="3"/>
+        </w:numPr>
+      </w:pPr>
+      <w:r>
+        <w:t>PostgreSQL</w:t>
+      </w:r>
+    </w:p>
+    <w:p>
+      <w:pPr>
+        <w:numPr>
+          <w:ilvl w:val="0"/>
+          <w:numId w:val="3"/>
+        </w:numPr>
+      </w:pPr>
+      <w:r>
+        <w:t>Vercel</w:t>
+      </w:r>
+    </w:p>
+    <w:p>
+      <w:r>
+        <w:pict w14:anchorId="480D9E1A">
+          <v:rect id="_x0000_i1032" style="width:0;height:1.5pt" o:hralign="center" o:hrstd="t" o:hr="t" fillcolor="#a0a0a0" stroked="f"/>
+        </w:pict>
+      </w:r>
+    </w:p>
+    <w:p>
+      <w:pPr>
+        <w:rPr>
+          <w:b/>
+          <w:bCs/>
+        </w:rPr>
+      </w:pPr>
+      <w:r>
+        <w:rPr>
+          <w:b/>
+          <w:bCs/>
+        </w:rPr>
+        <w:t>Dependencias Incorporadas</w:t>
+      </w:r>
+    </w:p>
+    <w:p>
+      <w:r>
+        <w:t>Instaladas:</w:t>
+      </w:r>
+    </w:p>
+    <w:p>
+      <w:r>
+        <w:t>@supabase/supabase-js</w:t>
+      </w:r>
+    </w:p>
+    <w:p>
+      <w:r>
+        <w:lastRenderedPageBreak/>
+        <w:t>react-router-dom</w:t>
+      </w:r>
+    </w:p>
+    <w:p>
+      <w:r>
+        <w:t>lucide-react</w:t>
+      </w:r>
+    </w:p>
+    <w:p>
+      <w:r>
+        <w:t>Resultado:</w:t>
+      </w:r>
+    </w:p>
+    <w:p>
+      <w:r>
+        <w:rPr>
+          <w:rFonts w:ascii="Segoe UI Emoji" w:hAnsi="Segoe UI Emoji" w:cs="Segoe UI Emoji"/>
+        </w:rPr>
+        <w:t>✅</w:t>
+      </w:r>
+      <w:r>
+        <w:t xml:space="preserve"> Dependencias instaladas correctamente.</w:t>
+      </w:r>
+    </w:p>
+    <w:p>
+      <w:r>
+        <w:rPr>
+          <w:rFonts w:ascii="Segoe UI Emoji" w:hAnsi="Segoe UI Emoji" w:cs="Segoe UI Emoji"/>
+        </w:rPr>
+        <w:t>✅</w:t>
+      </w:r>
+      <w:r>
+        <w:t xml:space="preserve"> Build funcional.</w:t>
+      </w:r>
+    </w:p>
+    <w:p>
+      <w:r>
+        <w:pict w14:anchorId="4D7722F6">
+          <v:rect id="_x0000_i1033" style="width:0;height:1.5pt" o:hralign="center" o:hrstd="t" o:hr="t" fillcolor="#a0a0a0" stroked="f"/>
+        </w:pict>
+      </w:r>
+    </w:p>
+    <w:p>
+      <w:pPr>
+        <w:rPr>
+          <w:b/>
+          <w:bCs/>
+        </w:rPr>
+      </w:pPr>
+      <w:r>
+        <w:rPr>
+          <w:b/>
+          <w:bCs/>
+        </w:rPr>
+        <w:t>Portal Público Inicial</w:t>
+      </w:r>
+    </w:p>
+    <w:p>
+      <w:r>
+        <w:t>Se desarrolló una primera versión funcional que incluye:</w:t>
+      </w:r>
+    </w:p>
+    <w:p>
+      <w:pPr>
+        <w:rPr>
+          <w:b/>
+          <w:bCs/>
+        </w:rPr>
+      </w:pPr>
+      <w:r>
+        <w:rPr>
+          <w:b/>
+          <w:bCs/>
+        </w:rPr>
+        <w:t>Hero Principal</w:t>
+      </w:r>
+    </w:p>
+    <w:p>
+      <w:r>
+        <w:t>Presentación institucional del FABLAB.</w:t>
+      </w:r>
+    </w:p>
+    <w:p>
+      <w:pPr>
+        <w:rPr>
+          <w:b/>
+          <w:bCs/>
+        </w:rPr>
+      </w:pPr>
+      <w:r>
+        <w:rPr>
+          <w:b/>
+          <w:bCs/>
+        </w:rPr>
+        <w:t>Indicadores</w:t>
+      </w:r>
+    </w:p>
+    <w:p>
+      <w:r>
+        <w:t>Estadísticas institucionales iniciales.</w:t>
+      </w:r>
+    </w:p>
+    <w:p>
+      <w:pPr>
+        <w:rPr>
+          <w:b/>
+          <w:bCs/>
+        </w:rPr>
+      </w:pPr>
+      <w:r>
+        <w:rPr>
+          <w:b/>
+          <w:bCs/>
+        </w:rPr>
+        <w:t>Catálogo de Proyectos</w:t>
+      </w:r>
+    </w:p>
+    <w:p>
+      <w:r>
+        <w:t>Capacidades:</w:t>
+      </w:r>
+    </w:p>
+    <w:p>
+      <w:pPr>
+        <w:numPr>
+          <w:ilvl w:val="0"/>
+          <w:numId w:val="4"/>
+        </w:numPr>
+      </w:pPr>
+      <w:r>
+        <w:t>búsqueda;</w:t>
+      </w:r>
+    </w:p>
+    <w:p>
+      <w:pPr>
+        <w:numPr>
+          <w:ilvl w:val="0"/>
+          <w:numId w:val="4"/>
+        </w:numPr>
+      </w:pPr>
+      <w:r>
+        <w:t>filtros;</w:t>
+      </w:r>
+    </w:p>
+    <w:p>
+      <w:pPr>
+        <w:numPr>
+          <w:ilvl w:val="0"/>
+          <w:numId w:val="4"/>
+        </w:numPr>
+      </w:pPr>
+      <w:r>
+        <w:t>tarjetas reutilizables;</w:t>
+      </w:r>
+    </w:p>
+    <w:p>
+      <w:pPr>
+        <w:numPr>
+          <w:ilvl w:val="0"/>
+          <w:numId w:val="4"/>
+        </w:numPr>
+      </w:pPr>
+      <w:r>
+        <w:t>modal de detalle.</w:t>
+      </w:r>
+    </w:p>
+    <w:p>
+      <w:pPr>
+        <w:rPr>
+          <w:b/>
+          <w:bCs/>
+        </w:rPr>
+      </w:pPr>
+      <w:r>
+        <w:rPr>
+          <w:b/>
+          <w:bCs/>
+        </w:rPr>
+        <w:t>Comunidad</w:t>
+      </w:r>
+    </w:p>
+    <w:p>
+      <w:r>
+        <w:t>Nueva sección destinada a:</w:t>
+      </w:r>
+    </w:p>
+    <w:p>
+      <w:pPr>
+        <w:numPr>
+          <w:ilvl w:val="0"/>
+          <w:numId w:val="5"/>
+        </w:numPr>
+      </w:pPr>
+      <w:r>
+        <w:t>estudiantes;</w:t>
+      </w:r>
+    </w:p>
+    <w:p>
+      <w:pPr>
+        <w:numPr>
+          <w:ilvl w:val="0"/>
+          <w:numId w:val="5"/>
+        </w:numPr>
+      </w:pPr>
+      <w:r>
+        <w:t>docentes;</w:t>
+      </w:r>
+    </w:p>
+    <w:p>
+      <w:pPr>
+        <w:numPr>
+          <w:ilvl w:val="0"/>
+          <w:numId w:val="5"/>
+        </w:numPr>
+      </w:pPr>
+      <w:r>
+        <w:t>colaboradores;</w:t>
+      </w:r>
+    </w:p>
+    <w:p>
+      <w:pPr>
+        <w:numPr>
+          <w:ilvl w:val="0"/>
+          <w:numId w:val="5"/>
+        </w:numPr>
+      </w:pPr>
+      <w:r>
+        <w:t>empresas.</w:t>
+      </w:r>
+    </w:p>
+    <w:p>
+      <w:pPr>
+        <w:rPr>
+          <w:b/>
+          <w:bCs/>
+        </w:rPr>
+      </w:pPr>
+      <w:r>
+        <w:rPr>
+          <w:b/>
+          <w:bCs/>
+        </w:rPr>
+        <w:t>Footer Institucional</w:t>
+      </w:r>
+    </w:p>
+    <w:p>
+      <w:r>
+        <w:t>Con navegación básica e identidad institucional.</w:t>
+      </w:r>
+    </w:p>
+    <w:p>
+      <w:r>
+        <w:pict w14:anchorId="6E851733">
+          <v:rect id="_x0000_i1034" style="width:0;height:1.5pt" o:hralign="center" o:hrstd="t" o:hr="t" fillcolor="#a0a0a0" stroked="f"/>
+        </w:pict>
+      </w:r>
+    </w:p>
+    <w:p>
+      <w:pPr>
+        <w:rPr>
+          <w:b/>
+          <w:bCs/>
+        </w:rPr>
+      </w:pPr>
+      <w:r>
+        <w:rPr>
+          <w:b/>
+          <w:bCs/>
+        </w:rPr>
+        <w:t>Componentes Reutilizables</w:t>
+      </w:r>
+    </w:p>
+    <w:p>
+      <w:r>
+        <w:t>Se incorporaron:</w:t>
+      </w:r>
+    </w:p>
+    <w:p>
+      <w:r>
+        <w:lastRenderedPageBreak/>
+        <w:t>ProjectCard</w:t>
+      </w:r>
+    </w:p>
+    <w:p>
+      <w:r>
+        <w:t>CommunitySection</w:t>
+      </w:r>
+    </w:p>
+    <w:p>
+      <w:r>
+        <w:t>SiteFooter</w:t>
+      </w:r>
+    </w:p>
+    <w:p>
+      <w:r>
+        <w:t>Objetivos:</w:t>
+      </w:r>
+    </w:p>
+    <w:p>
+      <w:pPr>
+        <w:numPr>
+          <w:ilvl w:val="0"/>
+          <w:numId w:val="6"/>
+        </w:numPr>
+      </w:pPr>
+      <w:r>
+        <w:t>reutilización;</w:t>
+      </w:r>
+    </w:p>
+    <w:p>
+      <w:pPr>
+        <w:numPr>
+          <w:ilvl w:val="0"/>
+          <w:numId w:val="6"/>
+        </w:numPr>
+      </w:pPr>
+      <w:r>
+        <w:t>escalabilidad;</w:t>
+      </w:r>
+    </w:p>
+    <w:p>
+      <w:pPr>
+        <w:numPr>
+          <w:ilvl w:val="0"/>
+          <w:numId w:val="6"/>
+        </w:numPr>
+      </w:pPr>
+      <w:r>
+        <w:t>mantenimiento futuro.</w:t>
+      </w:r>
+    </w:p>
+    <w:p>
+      <w:r>
+        <w:pict w14:anchorId="02D7E595">
+          <v:rect id="_x0000_i1035" style="width:0;height:1.5pt" o:hralign="center" o:hrstd="t" o:hr="t" fillcolor="#a0a0a0" stroked="f"/>
+        </w:pict>
+      </w:r>
+    </w:p>
+    <w:p>
+      <w:pPr>
+        <w:rPr>
+          <w:b/>
+          <w:bCs/>
+        </w:rPr>
+      </w:pPr>
+      <w:r>
+        <w:rPr>
+          <w:b/>
+          <w:bCs/>
+        </w:rPr>
+        <w:t>Preparación de Supabase</w:t>
+      </w:r>
+    </w:p>
+    <w:p>
+      <w:r>
+        <w:t>Se creó una arquitectura inicial con tablas:</w:t>
+      </w:r>
+    </w:p>
+    <w:p>
+      <w:pPr>
+        <w:rPr>
+          <w:b/>
+          <w:bCs/>
+        </w:rPr>
+      </w:pPr>
+      <w:r>
+        <w:rPr>
+          <w:b/>
+          <w:bCs/>
+        </w:rPr>
+        <w:t>projects</w:t>
+      </w:r>
+    </w:p>
+    <w:p>
+      <w:r>
+        <w:t>id</w:t>
+      </w:r>
+    </w:p>
+    <w:p>
+      <w:r>
+        <w:t>title</w:t>
+      </w:r>
+    </w:p>
+    <w:p>
+      <w:r>
+        <w:t>summary</w:t>
+      </w:r>
+    </w:p>
+    <w:p>
+      <w:r>
+        <w:t>status</w:t>
+      </w:r>
+    </w:p>
+    <w:p>
+      <w:r>
+        <w:t>year</w:t>
+      </w:r>
+    </w:p>
+    <w:p>
+      <w:r>
+        <w:t>image_url</w:t>
+      </w:r>
+    </w:p>
+    <w:p>
+      <w:r>
+        <w:t>video_url</w:t>
+      </w:r>
+    </w:p>
+    <w:p>
+      <w:r>
+        <w:t>open_sam_url</w:t>
+      </w:r>
+    </w:p>
+    <w:p>
+      <w:r>
+        <w:t>featured</w:t>
+      </w:r>
+    </w:p>
+    <w:p>
+      <w:r>
+        <w:t>created_at</w:t>
+      </w:r>
+    </w:p>
+    <w:p>
+      <w:pPr>
+        <w:rPr>
+          <w:b/>
+          <w:bCs/>
+        </w:rPr>
+      </w:pPr>
+      <w:r>
+        <w:rPr>
+          <w:b/>
+          <w:bCs/>
+        </w:rPr>
+        <w:t>news</w:t>
+      </w:r>
+    </w:p>
+    <w:p>
+      <w:r>
+        <w:t>id</w:t>
+      </w:r>
+    </w:p>
+    <w:p>
+      <w:r>
+        <w:t>title</w:t>
+      </w:r>
+    </w:p>
+    <w:p>
+      <w:r>
+        <w:t>summary</w:t>
+      </w:r>
+    </w:p>
+    <w:p>
+      <w:r>
+        <w:t>content</w:t>
+      </w:r>
+    </w:p>
+    <w:p>
+      <w:r>
+        <w:t>image_url</w:t>
+      </w:r>
+    </w:p>
+    <w:p>
+      <w:r>
+        <w:t>published</w:t>
+      </w:r>
+    </w:p>
+    <w:p>
+      <w:r>
+        <w:t>created_at</w:t>
+      </w:r>
+    </w:p>
+    <w:p>
+      <w:pPr>
+        <w:rPr>
+          <w:b/>
+          <w:bCs/>
+        </w:rPr>
+      </w:pPr>
+      <w:r>
+        <w:rPr>
+          <w:b/>
+          <w:bCs/>
+        </w:rPr>
+        <w:lastRenderedPageBreak/>
+        <w:t>admin_users</w:t>
+      </w:r>
+    </w:p>
+    <w:p>
+      <w:r>
+        <w:t>id</w:t>
+      </w:r>
+    </w:p>
+    <w:p>
+      <w:r>
+        <w:t>email</w:t>
+      </w:r>
+    </w:p>
+    <w:p>
+      <w:r>
+        <w:t>role</w:t>
+      </w:r>
+    </w:p>
+    <w:p>
+      <w:r>
+        <w:t>active</w:t>
+      </w:r>
+    </w:p>
+    <w:p>
+      <w:r>
+        <w:t>created_at</w:t>
+      </w:r>
+    </w:p>
+    <w:p>
+      <w:pPr>
+        <w:rPr>
+          <w:b/>
+          <w:bCs/>
+        </w:rPr>
+      </w:pPr>
+      <w:r>
+        <w:rPr>
+          <w:b/>
+          <w:bCs/>
+        </w:rPr>
+        <w:t>settings</w:t>
+      </w:r>
+    </w:p>
+    <w:p>
+      <w:r>
+        <w:t>id</w:t>
+      </w:r>
+    </w:p>
+    <w:p>
+      <w:r>
+        <w:t>fablab_name</w:t>
+      </w:r>
+    </w:p>
+    <w:p>
+      <w:r>
+        <w:t>contact_email</w:t>
+      </w:r>
+    </w:p>
+    <w:p>
+      <w:r>
+        <w:t>created_at</w:t>
+      </w:r>
+    </w:p>
+    <w:p>
+      <w:r>
+        <w:t>Resultado:</w:t>
+      </w:r>
+    </w:p>
+    <w:p>
+      <w:r>
+        <w:rPr>
+          <w:rFonts w:ascii="Segoe UI Emoji" w:hAnsi="Segoe UI Emoji" w:cs="Segoe UI Emoji"/>
+        </w:rPr>
+        <w:t>✅</w:t>
+      </w:r>
+      <w:r>
+        <w:t xml:space="preserve"> Esquema inicial definido.</w:t>
+      </w:r>
+    </w:p>
+    <w:p>
+      <w:r>
+        <w:rPr>
+          <w:rFonts w:ascii="Segoe UI Emoji" w:hAnsi="Segoe UI Emoji" w:cs="Segoe UI Emoji"/>
+        </w:rPr>
+        <w:t>✅</w:t>
+      </w:r>
+      <w:r>
+        <w:t xml:space="preserve"> Compatibilidad con Supabase.</w:t>
+      </w:r>
+    </w:p>
+    <w:p>
+      <w:r>
+        <w:rPr>
+          <w:rFonts w:ascii="Segoe UI Emoji" w:hAnsi="Segoe UI Emoji" w:cs="Segoe UI Emoji"/>
+        </w:rPr>
+        <w:t>✅</w:t>
+      </w:r>
+      <w:r>
+        <w:t xml:space="preserve"> Compatibilidad con PostgreSQL.</w:t>
+      </w:r>
+    </w:p>
+    <w:p>
+      <w:r>
+        <w:pict w14:anchorId="2F8F47E4">
+          <v:rect id="_x0000_i1036" style="width:0;height:1.5pt" o:hralign="center" o:hrstd="t" o:hr="t" fillcolor="#a0a0a0" stroked="f"/>
+        </w:pict>
+      </w:r>
+    </w:p>
+    <w:p>
+      <w:pPr>
+        <w:rPr>
+          <w:b/>
+          <w:bCs/>
+        </w:rPr>
+      </w:pPr>
+      <w:r>
+        <w:rPr>
+          <w:b/>
+          <w:bCs/>
+        </w:rPr>
+        <w:t>Estrategia Multimedia</w:t>
+      </w:r>
+    </w:p>
+    <w:p>
+      <w:r>
+        <w:t>Se definió:</w:t>
+      </w:r>
+    </w:p>
+    <w:p>
+      <w:pPr>
+        <w:rPr>
+          <w:b/>
+          <w:bCs/>
+        </w:rPr>
+      </w:pPr>
+      <w:r>
+        <w:rPr>
+          <w:b/>
+          <w:bCs/>
+        </w:rPr>
+        <w:t>Imágenes</w:t>
+      </w:r>
+    </w:p>
+    <w:p>
+      <w:r>
+        <w:t>Almacenamiento:</w:t>
+      </w:r>
+    </w:p>
+    <w:p>
+      <w:r>
+        <w:t>Supabase Storage</w:t>
+      </w:r>
+    </w:p>
+    <w:p>
+      <w:r>
+        <w:t>Uso:</w:t>
+      </w:r>
+    </w:p>
+    <w:p>
+      <w:pPr>
+        <w:numPr>
+          <w:ilvl w:val="0"/>
+          <w:numId w:val="7"/>
+        </w:numPr>
+      </w:pPr>
+      <w:r>
+        <w:t>imagen principal por proyecto.</w:t>
+      </w:r>
+    </w:p>
+    <w:p>
+      <w:pPr>
+        <w:rPr>
+          <w:b/>
+          <w:bCs/>
+        </w:rPr>
+      </w:pPr>
+      <w:r>
+        <w:rPr>
+          <w:b/>
+          <w:bCs/>
+        </w:rPr>
+        <w:t>Videos</w:t>
+      </w:r>
+    </w:p>
+    <w:p>
+      <w:r>
+        <w:t>Almacenamiento externo:</w:t>
+      </w:r>
+    </w:p>
+    <w:p>
+      <w:r>
+        <w:t>YouTube</w:t>
+      </w:r>
+    </w:p>
+    <w:p>
+      <w:r>
+        <w:t>Persistencia en BD:</w:t>
+      </w:r>
+    </w:p>
+    <w:p>
+      <w:r>
+        <w:t>video_url</w:t>
+      </w:r>
+    </w:p>
+    <w:p>
+      <w:r>
+        <w:t>Ventajas:</w:t>
+      </w:r>
+    </w:p>
+    <w:p>
+      <w:r>
+        <w:rPr>
+          <w:rFonts w:ascii="Segoe UI Emoji" w:hAnsi="Segoe UI Emoji" w:cs="Segoe UI Emoji"/>
+        </w:rPr>
+        <w:lastRenderedPageBreak/>
+        <w:t>✅</w:t>
+      </w:r>
+      <w:r>
+        <w:t xml:space="preserve"> Menor consumo de almacenamiento.</w:t>
+      </w:r>
+    </w:p>
+    <w:p>
+      <w:r>
+        <w:rPr>
+          <w:rFonts w:ascii="Segoe UI Emoji" w:hAnsi="Segoe UI Emoji" w:cs="Segoe UI Emoji"/>
+        </w:rPr>
+        <w:t>✅</w:t>
+      </w:r>
+      <w:r>
+        <w:t xml:space="preserve"> Mejor experiencia multimedia.</w:t>
+      </w:r>
+    </w:p>
+    <w:p>
+      <w:r>
+        <w:rPr>
+          <w:rFonts w:ascii="Segoe UI Emoji" w:hAnsi="Segoe UI Emoji" w:cs="Segoe UI Emoji"/>
+        </w:rPr>
+        <w:t>✅</w:t>
+      </w:r>
+      <w:r>
+        <w:t xml:space="preserve"> Menor complejidad operativa.</w:t>
+      </w:r>
+    </w:p>
+    <w:p>
+      <w:r>
+        <w:pict w14:anchorId="26C5C99A">
+          <v:rect id="_x0000_i1037" style="width:0;height:1.5pt" o:hralign="center" o:hrstd="t" o:hr="t" fillcolor="#a0a0a0" stroked="f"/>
+        </w:pict>
+      </w:r>
+    </w:p>
+    <w:p>
+      <w:pPr>
+        <w:rPr>
+          <w:b/>
+          <w:bCs/>
+        </w:rPr>
+      </w:pPr>
+      <w:r>
+        <w:rPr>
+          <w:b/>
+          <w:bCs/>
+        </w:rPr>
+        <w:t>Estado Actual</w:t>
+      </w:r>
+    </w:p>
+    <w:p>
+      <w:pPr>
+        <w:rPr>
+          <w:b/>
+          <w:bCs/>
+        </w:rPr>
+      </w:pPr>
+      <w:r>
+        <w:rPr>
+          <w:b/>
+          <w:bCs/>
+        </w:rPr>
+        <w:t>Completado</w:t>
+      </w:r>
+    </w:p>
+    <w:p>
+      <w:r>
+        <w:rPr>
+          <w:rFonts w:ascii="Segoe UI Emoji" w:hAnsi="Segoe UI Emoji" w:cs="Segoe UI Emoji"/>
+        </w:rPr>
+        <w:t>✅</w:t>
+      </w:r>
+      <w:r>
+        <w:t xml:space="preserve"> Proyecto FABLAB INACAP RENCA definido.</w:t>
+      </w:r>
+    </w:p>
+    <w:p>
+      <w:r>
+        <w:rPr>
+          <w:rFonts w:ascii="Segoe UI Emoji" w:hAnsi="Segoe UI Emoji" w:cs="Segoe UI Emoji"/>
+        </w:rPr>
+        <w:t>✅</w:t>
+      </w:r>
+      <w:r>
+        <w:t xml:space="preserve"> Arquitectura independiente aprobada.</w:t>
+      </w:r>
+    </w:p>
+    <w:p>
+      <w:r>
+        <w:rPr>
+          <w:rFonts w:ascii="Segoe UI Emoji" w:hAnsi="Segoe UI Emoji" w:cs="Segoe UI Emoji"/>
+        </w:rPr>
+        <w:t>✅</w:t>
+      </w:r>
+      <w:r>
+        <w:t xml:space="preserve"> React + Vite configurado.</w:t>
+      </w:r>
+    </w:p>
+    <w:p>
+      <w:r>
+        <w:rPr>
+          <w:rFonts w:ascii="Segoe UI Emoji" w:hAnsi="Segoe UI Emoji" w:cs="Segoe UI Emoji"/>
+        </w:rPr>
+        <w:t>✅</w:t>
+      </w:r>
+      <w:r>
+        <w:t xml:space="preserve"> Dependencias instaladas.</w:t>
+      </w:r>
+    </w:p>
+    <w:p>
+      <w:r>
+        <w:rPr>
+          <w:rFonts w:ascii="Segoe UI Emoji" w:hAnsi="Segoe UI Emoji" w:cs="Segoe UI Emoji"/>
+        </w:rPr>
+        <w:t>✅</w:t>
+      </w:r>
+      <w:r>
+        <w:t xml:space="preserve"> Identidad visual definida.</w:t>
+      </w:r>
+    </w:p>
+    <w:p>
+      <w:r>
+        <w:rPr>
+          <w:rFonts w:ascii="Segoe UI Emoji" w:hAnsi="Segoe UI Emoji" w:cs="Segoe UI Emoji"/>
+        </w:rPr>
+        <w:t>✅</w:t>
+      </w:r>
+      <w:r>
+        <w:t xml:space="preserve"> Home institucional implementada.</w:t>
+      </w:r>
+    </w:p>
+    <w:p>
+      <w:r>
+        <w:rPr>
+          <w:rFonts w:ascii="Segoe UI Emoji" w:hAnsi="Segoe UI Emoji" w:cs="Segoe UI Emoji"/>
+        </w:rPr>
+        <w:t>✅</w:t>
+      </w:r>
+      <w:r>
+        <w:t xml:space="preserve"> Catálogo de proyectos implementado.</w:t>
+      </w:r>
+    </w:p>
+    <w:p>
+      <w:r>
+        <w:rPr>
+          <w:rFonts w:ascii="Segoe UI Emoji" w:hAnsi="Segoe UI Emoji" w:cs="Segoe UI Emoji"/>
+        </w:rPr>
+        <w:t>✅</w:t>
+      </w:r>
+      <w:r>
+        <w:t xml:space="preserve"> Sistema de búsqueda implementado.</w:t>
+      </w:r>
+    </w:p>
+    <w:p>
+      <w:r>
+        <w:rPr>
+          <w:rFonts w:ascii="Segoe UI Emoji" w:hAnsi="Segoe UI Emoji" w:cs="Segoe UI Emoji"/>
+        </w:rPr>
+        <w:t>✅</w:t>
+      </w:r>
+      <w:r>
+        <w:t xml:space="preserve"> Modal de proyectos implementado.</w:t>
+      </w:r>
+    </w:p>
+    <w:p>
+      <w:r>
+        <w:rPr>
+          <w:rFonts w:ascii="Segoe UI Emoji" w:hAnsi="Segoe UI Emoji" w:cs="Segoe UI Emoji"/>
+        </w:rPr>
+        <w:t>✅</w:t>
+      </w:r>
+      <w:r>
+        <w:t xml:space="preserve"> Sección Comunidad implementada.</w:t>
+      </w:r>
+    </w:p>
+    <w:p>
+      <w:r>
+        <w:rPr>
+          <w:rFonts w:ascii="Segoe UI Emoji" w:hAnsi="Segoe UI Emoji" w:cs="Segoe UI Emoji"/>
+        </w:rPr>
+        <w:t>✅</w:t>
+      </w:r>
+      <w:r>
+        <w:t xml:space="preserve"> Footer institucional implementado.</w:t>
+      </w:r>
+    </w:p>
+    <w:p>
+      <w:r>
+        <w:rPr>
+          <w:rFonts w:ascii="Segoe UI Emoji" w:hAnsi="Segoe UI Emoji" w:cs="Segoe UI Emoji"/>
+        </w:rPr>
+        <w:t>✅</w:t>
+      </w:r>
+      <w:r>
+        <w:t xml:space="preserve"> Componentes reutilizables creados.</w:t>
+      </w:r>
+    </w:p>
+    <w:p>
+      <w:r>
+        <w:rPr>
+          <w:rFonts w:ascii="Segoe UI Emoji" w:hAnsi="Segoe UI Emoji" w:cs="Segoe UI Emoji"/>
+        </w:rPr>
+        <w:t>✅</w:t>
+      </w:r>
+      <w:r>
+        <w:t xml:space="preserve"> Esquema inicial PostgreSQL definido.</w:t>
+      </w:r>
+    </w:p>
+    <w:p>
+      <w:r>
+        <w:rPr>
+          <w:rFonts w:ascii="Segoe UI Emoji" w:hAnsi="Segoe UI Emoji" w:cs="Segoe UI Emoji"/>
+        </w:rPr>
+        <w:t>✅</w:t>
+      </w:r>
+      <w:r>
+        <w:t xml:space="preserve"> Cliente Supabase preparado.</w:t>
+      </w:r>
+    </w:p>
+    <w:p>
+      <w:r>
+        <w:rPr>
+          <w:rFonts w:ascii="Segoe UI Emoji" w:hAnsi="Segoe UI Emoji" w:cs="Segoe UI Emoji"/>
+        </w:rPr>
+        <w:t>✅</w:t>
+      </w:r>
+      <w:r>
+        <w:t xml:space="preserve"> Build exitoso.</w:t>
+      </w:r>
+    </w:p>
+    <w:p>
+      <w:r>
+        <w:rPr>
+          <w:rFonts w:ascii="Segoe UI Emoji" w:hAnsi="Segoe UI Emoji" w:cs="Segoe UI Emoji"/>
+        </w:rPr>
+        <w:t>✅</w:t>
+      </w:r>
+      <w:r>
+        <w:t xml:space="preserve"> Lint exitoso.</w:t>
+      </w:r>
+    </w:p>
+    <w:p>
+      <w:r>
+        <w:pict w14:anchorId="0CD3E646">
+          <v:rect id="_x0000_i1038" style="width:0;height:1.5pt" o:hralign="center" o:hrstd="t" o:hr="t" fillcolor="#a0a0a0" stroked="f"/>
+        </w:pict>
+      </w:r>
+    </w:p>
+    <w:p>
+      <w:pPr>
+        <w:rPr>
+          <w:b/>
+          <w:bCs/>
+        </w:rPr>
+      </w:pPr>
+      <w:r>
+        <w:rPr>
+          <w:b/>
+          <w:bCs/>
+        </w:rPr>
+        <w:t>Pendiente Prioritario</w:t>
+      </w:r>
+    </w:p>
+    <w:p>
+      <w:r>
+        <w:rPr>
+          <w:rFonts w:ascii="Segoe UI Emoji" w:hAnsi="Segoe UI Emoji" w:cs="Segoe UI Emoji"/>
+        </w:rPr>
+        <w:t>🔲</w:t>
+      </w:r>
+      <w:r>
+        <w:t xml:space="preserve"> Integrar datos reales desde Supabase.</w:t>
+      </w:r>
+    </w:p>
+    <w:p>
+      <w:r>
+        <w:rPr>
+          <w:rFonts w:ascii="Segoe UI Emoji" w:hAnsi="Segoe UI Emoji" w:cs="Segoe UI Emoji"/>
+        </w:rPr>
+        <w:t>🔲</w:t>
+      </w:r>
+      <w:r>
+        <w:t xml:space="preserve"> Crear proyectos iniciales.</w:t>
+      </w:r>
+    </w:p>
+    <w:p>
+      <w:r>
+        <w:rPr>
+          <w:rFonts w:ascii="Segoe UI Emoji" w:hAnsi="Segoe UI Emoji" w:cs="Segoe UI Emoji"/>
+        </w:rPr>
+        <w:t>🔲</w:t>
+      </w:r>
+      <w:r>
+        <w:t xml:space="preserve"> Incorporar fotografías reales.</w:t>
+      </w:r>
+    </w:p>
+    <w:p>
+      <w:r>
+        <w:rPr>
+          <w:rFonts w:ascii="Segoe UI Emoji" w:hAnsi="Segoe UI Emoji" w:cs="Segoe UI Emoji"/>
+        </w:rPr>
+        <w:lastRenderedPageBreak/>
+        <w:t>🔲</w:t>
+      </w:r>
+      <w:r>
+        <w:t xml:space="preserve"> Implementar autenticación administrativa.</w:t>
+      </w:r>
+    </w:p>
+    <w:p>
+      <w:r>
+        <w:rPr>
+          <w:rFonts w:ascii="Segoe UI Emoji" w:hAnsi="Segoe UI Emoji" w:cs="Segoe UI Emoji"/>
+        </w:rPr>
+        <w:t>🔲</w:t>
+      </w:r>
+      <w:r>
+        <w:t xml:space="preserve"> Construir Dashboard administrativo.</w:t>
+      </w:r>
+    </w:p>
+    <w:p>
+      <w:r>
+        <w:rPr>
+          <w:rFonts w:ascii="Segoe UI Emoji" w:hAnsi="Segoe UI Emoji" w:cs="Segoe UI Emoji"/>
+        </w:rPr>
+        <w:t>🔲</w:t>
+      </w:r>
+      <w:r>
+        <w:t xml:space="preserve"> Crear sección Noticias funcional.</w:t>
+      </w:r>
+    </w:p>
+    <w:p>
+      <w:r>
+        <w:rPr>
+          <w:rFonts w:ascii="Segoe UI Emoji" w:hAnsi="Segoe UI Emoji" w:cs="Segoe UI Emoji"/>
+        </w:rPr>
+        <w:t>🔲</w:t>
+      </w:r>
+      <w:r>
+        <w:t xml:space="preserve"> Publicar MVP en Vercel.</w:t>
+      </w:r>
+    </w:p>
+    <w:p>
+      <w:r>
+        <w:rPr>
+          <w:rFonts w:ascii="Segoe UI Emoji" w:hAnsi="Segoe UI Emoji" w:cs="Segoe UI Emoji"/>
+        </w:rPr>
+        <w:t>🔲</w:t>
+      </w:r>
+      <w:r>
+        <w:t xml:space="preserve"> Incorporar contenido institucional del FABLAB.</w:t>
+      </w:r>
+    </w:p>
+    <w:p>
+      <w:r>
+        <w:pict w14:anchorId="3835D04A">
+          <v:rect id="_x0000_i1039" style="width:0;height:1.5pt" o:hralign="center" o:hrstd="t" o:hr="t" fillcolor="#a0a0a0" stroked="f"/>
+        </w:pict>
+      </w:r>
+    </w:p>
+    <w:p>
+      <w:pPr>
+        <w:rPr>
+          <w:b/>
+          <w:bCs/>
+        </w:rPr>
+      </w:pPr>
+      <w:r>
+        <w:rPr>
+          <w:b/>
+          <w:bCs/>
+        </w:rPr>
+        <w:t>Conclusión Técnica</w:t>
+      </w:r>
+    </w:p>
+    <w:p>
+      <w:r>
+        <w:t xml:space="preserve">La sesión permitió definir y construir exitosamente la base arquitectónica de </w:t>
+      </w:r>
+      <w:r>
+        <w:rPr>
+          <w:b/>
+          <w:bCs/>
+        </w:rPr>
+        <w:t>FABLAB INACAP RENCA</w:t>
+      </w:r>
+      <w:r>
+        <w:t>, estableciendo una plataforma institucional independiente orientada exclusivamente a la difusión de proyectos y actividades del laboratorio. Se consolidó una arquitectura desacoplada de FABLAB Access y Open SAM, garantizando continuidad institucional, facilidad de mantención y futuras posibilidades de evolución por parte de coordinadores, docentes o estudiantes. El proyecto queda preparado para iniciar la carga de contenido real y avanzar hacia una primera publicación pública durante la semana siguiente.</w:t>
+      </w:r>
+    </w:p>
+    <w:p/>
+    <w:p/>
+    <w:p>
+      <w:pPr>
+        <w:pStyle w:val="Ttulo1"/>
+        <w:rPr>
+          <w:b/>
+          <w:bCs/>
+        </w:rPr>
+      </w:pPr>
+      <w:r>
+        <w:rPr>
+          <w:b/>
+          <w:bCs/>
+        </w:rPr>
+        <w:t>SESIÓN 07/09/2026 – INTEGRACIÓN COMPLETA DE SUPABASE Y MÓDULO ADMINISTRATIVO</w:t>
+      </w:r>
+    </w:p>
+    <w:p>
+      <w:pPr>
+        <w:rPr>
+          <w:b/>
+          <w:bCs/>
+        </w:rPr>
+      </w:pPr>
+      <w:r>
+        <w:rPr>
+          <w:b/>
+          <w:bCs/>
+        </w:rPr>
+        <w:t>Contexto</w:t>
+      </w:r>
+    </w:p>
+    <w:p>
+      <w:r>
+        <w:t xml:space="preserve">Se completó la integración operativa entre el portal público de </w:t>
+      </w:r>
+      <w:r>
+        <w:rPr>
+          <w:b/>
+          <w:bCs/>
+        </w:rPr>
+        <w:t>FABLAB INACAP RENCA</w:t>
+      </w:r>
+      <w:r>
+        <w:t xml:space="preserve"> y la infraestructura de </w:t>
+      </w:r>
+      <w:r>
+        <w:rPr>
+          <w:b/>
+          <w:bCs/>
+        </w:rPr>
+        <w:t>Supabase</w:t>
+      </w:r>
+      <w:r>
+        <w:t xml:space="preserve">, incorporando persistencia real de datos, almacenamiento multimedia y administración privada de contenidos. </w:t>
+      </w:r>
+      <w:hyperlink r:id="rId7" w:history="1">
         <w:r>
           <w:rPr>
             <w:rStyle w:val="Hipervnculo"/>
           </w:rPr>
-          <w:t>inacapmail</w:t>
+          <w:t>[Bitácora_C...zonamiento | Word]</w:t>
         </w:r>
-        <w:proofErr w:type="spellEnd"/>
+      </w:hyperlink>
+    </w:p>
+    <w:p>
+      <w:r>
+        <w:t xml:space="preserve">El objetivo de esta sesión fue reemplazar completamente los datos de demostración por información persistente administrada desde una interfaz privada. Esta meta quedó cumplida. </w:t>
+      </w:r>
+      <w:hyperlink r:id="rId8" w:history="1">
         <w:r>
           <w:rPr>
             <w:rStyle w:val="Hipervnculo"/>
           </w:rPr>
-          <w:t>...epoint.com]</w:t>
+          <w:t>[Bitácora_C...zonamiento | Word]</w:t>
         </w:r>
       </w:hyperlink>
     </w:p>
     <w:p>
       <w:r>
-        <w:pict w14:anchorId="3C372A11">
-          <v:rect id="_x0000_i1122" style="width:0;height:1.5pt" o:hralign="center" o:hrstd="t" o:hr="t" fillcolor="#a0a0a0" stroked="f"/>
+        <w:pict w14:anchorId="0294F7C5">
+          <v:rect id="_x0000_i1107" style="width:0;height:1.5pt" o:hralign="center" o:hrstd="t" o:hr="t" fillcolor="#a0a0a0" stroked="f"/>
         </w:pict>
       </w:r>
     </w:p>
@@ -215,1204 +2237,827 @@
           <w:b/>
           <w:bCs/>
         </w:rPr>
+        <w:t>Integración de Supabase</w:t>
+      </w:r>
+    </w:p>
+    <w:p>
+      <w:r>
+        <w:t xml:space="preserve">Se definió utilizar una única instancia de Supabase compartida con otros servicios del laboratorio, manteniendo separación lógica mediante tablas independientes. Esta decisión permitió reducir complejidad operativa y costos de mantenimiento sin afectar la autonomía del portal. </w:t>
+      </w:r>
+      <w:hyperlink r:id="rId9" w:history="1">
+        <w:r>
+          <w:rPr>
+            <w:rStyle w:val="Hipervnculo"/>
+          </w:rPr>
+          <w:t>[Bitácora_C...zonamiento | Word]</w:t>
+        </w:r>
+      </w:hyperlink>
+    </w:p>
+    <w:p>
+      <w:r>
+        <w:t>Se creó y validó la tabla:</w:t>
+      </w:r>
+    </w:p>
+    <w:p>
+      <w:r>
+        <w:rPr>
+          <w:b/>
+          <w:bCs/>
+        </w:rPr>
         <w:lastRenderedPageBreak/>
-        <w:t>Decisiones Arquitectónicas Aprobadas</w:t>
-      </w:r>
-    </w:p>
-    <w:p>
-      <w:pPr>
-        <w:rPr>
-          <w:b/>
-          <w:bCs/>
-        </w:rPr>
-      </w:pPr>
-      <w:r>
-        <w:rPr>
-          <w:b/>
-          <w:bCs/>
-        </w:rPr>
-        <w:t>Independencia Total del Proyecto</w:t>
-      </w:r>
-    </w:p>
-    <w:p>
-      <w:r>
-        <w:t>Se aprobó construir una nueva solución completamente desacoplada de:</w:t>
+        <w:t>projects</w:t>
+      </w:r>
+    </w:p>
+    <w:p>
+      <w:r>
+        <w:t>Campos operativos utilizados:</w:t>
       </w:r>
     </w:p>
     <w:p>
       <w:pPr>
         <w:numPr>
           <w:ilvl w:val="0"/>
-          <w:numId w:val="1"/>
+          <w:numId w:val="8"/>
         </w:numPr>
       </w:pPr>
       <w:r>
-        <w:t>Gestor Docente.</w:t>
+        <w:t>id</w:t>
       </w:r>
     </w:p>
     <w:p>
       <w:pPr>
         <w:numPr>
           <w:ilvl w:val="0"/>
-          <w:numId w:val="1"/>
+          <w:numId w:val="8"/>
         </w:numPr>
       </w:pPr>
       <w:r>
-        <w:t>FABLAB Access.</w:t>
+        <w:t>title</w:t>
       </w:r>
     </w:p>
     <w:p>
       <w:pPr>
         <w:numPr>
           <w:ilvl w:val="0"/>
-          <w:numId w:val="1"/>
+          <w:numId w:val="8"/>
         </w:numPr>
       </w:pPr>
       <w:r>
-        <w:t>Open SAM.</w:t>
-      </w:r>
-    </w:p>
-    <w:p>
-      <w:r>
-        <w:t>Arquitectura resultante:</w:t>
-      </w:r>
-    </w:p>
-    <w:p>
-      <w:r>
-        <w:t>GitHub</w:t>
-      </w:r>
-    </w:p>
-    <w:p>
-      <w:r>
-        <w:t>│</w:t>
-      </w:r>
-    </w:p>
-    <w:p>
-      <w:r>
-        <w:rPr>
-          <w:rFonts w:ascii="MS Gothic" w:eastAsia="MS Gothic" w:hAnsi="MS Gothic" w:cs="MS Gothic" w:hint="eastAsia"/>
-        </w:rPr>
-        <w:t>├</w:t>
-      </w:r>
-      <w:r>
-        <w:rPr>
-          <w:rFonts w:ascii="Aptos" w:hAnsi="Aptos" w:cs="Aptos"/>
-        </w:rPr>
-        <w:t>──</w:t>
-      </w:r>
-      <w:r>
-        <w:t xml:space="preserve"> </w:t>
-      </w:r>
-      <w:proofErr w:type="spellStart"/>
-      <w:r>
-        <w:t>Gestor_Docente</w:t>
-      </w:r>
-      <w:proofErr w:type="spellEnd"/>
-    </w:p>
-    <w:p>
-      <w:r>
-        <w:rPr>
-          <w:rFonts w:ascii="MS Gothic" w:eastAsia="MS Gothic" w:hAnsi="MS Gothic" w:cs="MS Gothic" w:hint="eastAsia"/>
-        </w:rPr>
-        <w:t>├</w:t>
-      </w:r>
-      <w:r>
-        <w:rPr>
-          <w:rFonts w:ascii="Aptos" w:hAnsi="Aptos" w:cs="Aptos"/>
-        </w:rPr>
-        <w:t>──</w:t>
-      </w:r>
-      <w:r>
-        <w:t xml:space="preserve"> </w:t>
-      </w:r>
-      <w:proofErr w:type="spellStart"/>
-      <w:r>
-        <w:t>FABLAB_Access</w:t>
-      </w:r>
-      <w:proofErr w:type="spellEnd"/>
-    </w:p>
-    <w:p>
-      <w:r>
-        <w:t>└── FABLAB_INACAP_RENCA</w:t>
-      </w:r>
-    </w:p>
-    <w:p/>
-    <w:p>
-      <w:proofErr w:type="spellStart"/>
-      <w:r>
-        <w:t>Vercel</w:t>
-      </w:r>
-      <w:proofErr w:type="spellEnd"/>
-    </w:p>
-    <w:p>
-      <w:r>
-        <w:t>│</w:t>
-      </w:r>
-    </w:p>
-    <w:p>
-      <w:r>
-        <w:rPr>
-          <w:rFonts w:ascii="MS Gothic" w:eastAsia="MS Gothic" w:hAnsi="MS Gothic" w:cs="MS Gothic" w:hint="eastAsia"/>
-        </w:rPr>
-        <w:t>├</w:t>
-      </w:r>
-      <w:r>
-        <w:rPr>
-          <w:rFonts w:ascii="Aptos" w:hAnsi="Aptos" w:cs="Aptos"/>
-        </w:rPr>
-        <w:t>──</w:t>
-      </w:r>
-      <w:r>
-        <w:t xml:space="preserve"> </w:t>
-      </w:r>
-      <w:proofErr w:type="spellStart"/>
-      <w:r>
-        <w:t>Gestor_Docente</w:t>
-      </w:r>
-      <w:proofErr w:type="spellEnd"/>
-    </w:p>
-    <w:p>
-      <w:r>
-        <w:rPr>
-          <w:rFonts w:ascii="MS Gothic" w:eastAsia="MS Gothic" w:hAnsi="MS Gothic" w:cs="MS Gothic" w:hint="eastAsia"/>
-        </w:rPr>
-        <w:t>├</w:t>
-      </w:r>
-      <w:r>
-        <w:rPr>
-          <w:rFonts w:ascii="Aptos" w:hAnsi="Aptos" w:cs="Aptos"/>
-        </w:rPr>
-        <w:t>──</w:t>
-      </w:r>
-      <w:r>
-        <w:t xml:space="preserve"> </w:t>
-      </w:r>
-      <w:proofErr w:type="spellStart"/>
-      <w:r>
-        <w:t>FABLAB_Access</w:t>
-      </w:r>
-      <w:proofErr w:type="spellEnd"/>
-    </w:p>
-    <w:p>
-      <w:r>
-        <w:t>└── FABLAB_INACAP_RENCA</w:t>
-      </w:r>
-    </w:p>
-    <w:p/>
-    <w:p>
-      <w:proofErr w:type="spellStart"/>
-      <w:r>
-        <w:t>Supabase</w:t>
-      </w:r>
-      <w:proofErr w:type="spellEnd"/>
-    </w:p>
-    <w:p>
-      <w:r>
-        <w:t>│</w:t>
-      </w:r>
-    </w:p>
-    <w:p>
-      <w:r>
-        <w:rPr>
-          <w:rFonts w:ascii="MS Gothic" w:eastAsia="MS Gothic" w:hAnsi="MS Gothic" w:cs="MS Gothic" w:hint="eastAsia"/>
-        </w:rPr>
-        <w:t>├</w:t>
-      </w:r>
-      <w:r>
-        <w:rPr>
-          <w:rFonts w:ascii="Aptos" w:hAnsi="Aptos" w:cs="Aptos"/>
-        </w:rPr>
-        <w:t>──</w:t>
-      </w:r>
-      <w:r>
-        <w:t xml:space="preserve"> </w:t>
-      </w:r>
-      <w:proofErr w:type="spellStart"/>
-      <w:r>
-        <w:t>Gestor_Docente</w:t>
-      </w:r>
-      <w:proofErr w:type="spellEnd"/>
-    </w:p>
-    <w:p>
-      <w:r>
-        <w:rPr>
-          <w:rFonts w:ascii="MS Gothic" w:eastAsia="MS Gothic" w:hAnsi="MS Gothic" w:cs="MS Gothic" w:hint="eastAsia"/>
-        </w:rPr>
-        <w:t>├</w:t>
-      </w:r>
-      <w:r>
-        <w:rPr>
-          <w:rFonts w:ascii="Aptos" w:hAnsi="Aptos" w:cs="Aptos"/>
-        </w:rPr>
-        <w:t>──</w:t>
-      </w:r>
-      <w:r>
-        <w:t xml:space="preserve"> </w:t>
-      </w:r>
-      <w:proofErr w:type="spellStart"/>
-      <w:r>
-        <w:t>FABLAB_Access</w:t>
-      </w:r>
-      <w:proofErr w:type="spellEnd"/>
-    </w:p>
-    <w:p>
-      <w:r>
-        <w:t>└── FABLAB_INACAP_RENCA</w:t>
-      </w:r>
-    </w:p>
-    <w:p>
-      <w:r>
-        <w:t>Motivaciones:</w:t>
-      </w:r>
-    </w:p>
-    <w:p>
-      <w:r>
-        <w:rPr>
-          <w:rFonts w:ascii="Segoe UI Emoji" w:hAnsi="Segoe UI Emoji" w:cs="Segoe UI Emoji"/>
-        </w:rPr>
-        <w:t>✅</w:t>
-      </w:r>
-      <w:r>
-        <w:t xml:space="preserve"> Continuidad institucional.</w:t>
-      </w:r>
-    </w:p>
-    <w:p>
-      <w:r>
-        <w:rPr>
-          <w:rFonts w:ascii="Segoe UI Emoji" w:hAnsi="Segoe UI Emoji" w:cs="Segoe UI Emoji"/>
-        </w:rPr>
-        <w:t>✅</w:t>
-      </w:r>
-      <w:r>
-        <w:t xml:space="preserve"> Transferencia futura a nuevos coordinadores.</w:t>
-      </w:r>
-    </w:p>
-    <w:p>
-      <w:r>
-        <w:rPr>
-          <w:rFonts w:ascii="Segoe UI Emoji" w:hAnsi="Segoe UI Emoji" w:cs="Segoe UI Emoji"/>
-        </w:rPr>
-        <w:t>✅</w:t>
-      </w:r>
-      <w:r>
-        <w:t xml:space="preserve"> Posibilidad de evolución por docentes o estudiantes.</w:t>
-      </w:r>
-    </w:p>
-    <w:p>
-      <w:r>
-        <w:rPr>
-          <w:rFonts w:ascii="Segoe UI Emoji" w:hAnsi="Segoe UI Emoji" w:cs="Segoe UI Emoji"/>
-        </w:rPr>
-        <w:lastRenderedPageBreak/>
-        <w:t>✅</w:t>
-      </w:r>
-      <w:r>
-        <w:t xml:space="preserve"> Independencia tecnológica.</w:t>
-      </w:r>
-    </w:p>
-    <w:p>
-      <w:r>
-        <w:rPr>
-          <w:rFonts w:ascii="Segoe UI Emoji" w:hAnsi="Segoe UI Emoji" w:cs="Segoe UI Emoji"/>
-        </w:rPr>
-        <w:t>✅</w:t>
-      </w:r>
-      <w:r>
-        <w:t xml:space="preserve"> Menor acoplamiento entre sistemas.</w:t>
-      </w:r>
-    </w:p>
-    <w:p>
-      <w:r>
-        <w:pict w14:anchorId="2B559F06">
-          <v:rect id="_x0000_i1123" style="width:0;height:1.5pt" o:hralign="center" o:hrstd="t" o:hr="t" fillcolor="#a0a0a0" stroked="f"/>
-        </w:pict>
-      </w:r>
-    </w:p>
-    <w:p>
-      <w:pPr>
-        <w:rPr>
-          <w:b/>
-          <w:bCs/>
-        </w:rPr>
-      </w:pPr>
-      <w:r>
-        <w:rPr>
-          <w:b/>
-          <w:bCs/>
-        </w:rPr>
-        <w:t>Propiedad Institucional</w:t>
-      </w:r>
-    </w:p>
-    <w:p>
-      <w:r>
-        <w:t>Se definió como principio arquitectónico:</w:t>
-      </w:r>
-    </w:p>
-    <w:p>
-      <w:r>
-        <w:t>El sistema pertenece al FABLAB.</w:t>
-      </w:r>
-    </w:p>
-    <w:p>
-      <w:r>
-        <w:t>No al administrador actual.</w:t>
-      </w:r>
-    </w:p>
-    <w:p>
-      <w:r>
-        <w:t>Por lo tanto:</w:t>
+        <w:t>summary</w:t>
       </w:r>
     </w:p>
     <w:p>
       <w:pPr>
         <w:numPr>
           <w:ilvl w:val="0"/>
-          <w:numId w:val="2"/>
+          <w:numId w:val="8"/>
         </w:numPr>
       </w:pPr>
       <w:r>
-        <w:t>El código deberá estar documentado.</w:t>
+        <w:t>description</w:t>
       </w:r>
     </w:p>
     <w:p>
       <w:pPr>
         <w:numPr>
           <w:ilvl w:val="0"/>
-          <w:numId w:val="2"/>
+          <w:numId w:val="8"/>
         </w:numPr>
       </w:pPr>
       <w:r>
-        <w:t>La base de datos deberá ser independiente.</w:t>
+        <w:t>category</w:t>
       </w:r>
     </w:p>
     <w:p>
       <w:pPr>
         <w:numPr>
           <w:ilvl w:val="0"/>
-          <w:numId w:val="2"/>
+          <w:numId w:val="8"/>
         </w:numPr>
       </w:pPr>
       <w:r>
-        <w:t>La plataforma deberá poder continuar operativa bajo futuras administraciones.</w:t>
-      </w:r>
-    </w:p>
-    <w:p>
-      <w:r>
-        <w:pict w14:anchorId="0EC282A6">
-          <v:rect id="_x0000_i1124" style="width:0;height:1.5pt" o:hralign="center" o:hrstd="t" o:hr="t" fillcolor="#a0a0a0" stroked="f"/>
-        </w:pict>
-      </w:r>
-    </w:p>
-    <w:p>
-      <w:pPr>
-        <w:rPr>
-          <w:b/>
-          <w:bCs/>
-        </w:rPr>
-      </w:pPr>
-      <w:r>
-        <w:rPr>
-          <w:b/>
-          <w:bCs/>
-        </w:rPr>
-        <w:t>Objetivo Funcional del Portal</w:t>
-      </w:r>
-    </w:p>
-    <w:p>
-      <w:r>
-        <w:t>Se aprobó que el portal tendrá carácter institucional.</w:t>
-      </w:r>
-    </w:p>
-    <w:p>
-      <w:r>
-        <w:t>Funciones principales:</w:t>
-      </w:r>
-    </w:p>
-    <w:p>
-      <w:pPr>
-        <w:rPr>
-          <w:b/>
-          <w:bCs/>
-        </w:rPr>
-      </w:pPr>
-      <w:r>
-        <w:rPr>
-          <w:b/>
-          <w:bCs/>
-        </w:rPr>
-        <w:t>Portal Público</w:t>
-      </w:r>
-    </w:p>
-    <w:p>
-      <w:r>
-        <w:t>Inicio</w:t>
-      </w:r>
-    </w:p>
-    <w:p>
-      <w:r>
-        <w:t>Proyectos</w:t>
-      </w:r>
-    </w:p>
-    <w:p>
-      <w:r>
-        <w:t>Noticias</w:t>
-      </w:r>
-    </w:p>
-    <w:p>
-      <w:r>
-        <w:t>Comunidad</w:t>
-      </w:r>
-    </w:p>
-    <w:p>
-      <w:r>
-        <w:t>FABLAB</w:t>
-      </w:r>
-    </w:p>
-    <w:p>
-      <w:r>
-        <w:t>Contacto</w:t>
-      </w:r>
-    </w:p>
-    <w:p>
-      <w:r>
-        <w:t>Objetivo:</w:t>
-      </w:r>
-    </w:p>
-    <w:p>
-      <w:r>
-        <w:t>Difundir el trabajo desarrollado por el laboratorio.</w:t>
-      </w:r>
-    </w:p>
-    <w:p>
-      <w:r>
-        <w:pict w14:anchorId="571AC922">
-          <v:rect id="_x0000_i1125" style="width:0;height:1.5pt" o:hralign="center" o:hrstd="t" o:hr="t" fillcolor="#a0a0a0" stroked="f"/>
-        </w:pict>
-      </w:r>
-    </w:p>
-    <w:p>
-      <w:pPr>
-        <w:rPr>
-          <w:b/>
-          <w:bCs/>
-        </w:rPr>
-      </w:pPr>
-      <w:r>
-        <w:rPr>
-          <w:b/>
-          <w:bCs/>
-        </w:rPr>
-        <w:t>Panel Administrador</w:t>
-      </w:r>
-    </w:p>
-    <w:p>
-      <w:proofErr w:type="spellStart"/>
-      <w:r>
-        <w:t>Dashboard</w:t>
-      </w:r>
-      <w:proofErr w:type="spellEnd"/>
-    </w:p>
-    <w:p>
-      <w:r>
-        <w:t>Proyectos</w:t>
-      </w:r>
-    </w:p>
-    <w:p>
-      <w:r>
-        <w:t>Noticias</w:t>
-      </w:r>
-    </w:p>
-    <w:p>
-      <w:r>
-        <w:lastRenderedPageBreak/>
-        <w:t>Estadísticas</w:t>
-      </w:r>
-    </w:p>
-    <w:p>
-      <w:r>
-        <w:t>Configuración</w:t>
-      </w:r>
-    </w:p>
-    <w:p>
-      <w:r>
-        <w:t>Objetivo:</w:t>
-      </w:r>
-    </w:p>
-    <w:p>
-      <w:r>
-        <w:t>Gestionar contenidos públicos del portal sin modificar código.</w:t>
-      </w:r>
-    </w:p>
-    <w:p>
-      <w:r>
-        <w:pict w14:anchorId="39A30B59">
-          <v:rect id="_x0000_i1126" style="width:0;height:1.5pt" o:hralign="center" o:hrstd="t" o:hr="t" fillcolor="#a0a0a0" stroked="f"/>
-        </w:pict>
-      </w:r>
-    </w:p>
-    <w:p>
-      <w:pPr>
-        <w:rPr>
-          <w:b/>
-          <w:bCs/>
-        </w:rPr>
-      </w:pPr>
-      <w:r>
-        <w:rPr>
-          <w:b/>
-          <w:bCs/>
-        </w:rPr>
-        <w:t>Relación con Open SAM</w:t>
-      </w:r>
-    </w:p>
-    <w:p>
-      <w:r>
-        <w:t>Se definió formalmente que:</w:t>
-      </w:r>
-    </w:p>
-    <w:p>
-      <w:r>
-        <w:t>Portal FABLAB</w:t>
-      </w:r>
-    </w:p>
-    <w:p>
-      <w:r>
-        <w:t>↓</w:t>
-      </w:r>
-    </w:p>
-    <w:p>
-      <w:r>
-        <w:t>Difusión</w:t>
-      </w:r>
-    </w:p>
-    <w:p/>
-    <w:p>
-      <w:r>
-        <w:t>Open SAM</w:t>
-      </w:r>
-    </w:p>
-    <w:p>
-      <w:r>
-        <w:t>↓</w:t>
-      </w:r>
-    </w:p>
-    <w:p>
-      <w:r>
-        <w:t>Gestión</w:t>
-      </w:r>
-    </w:p>
-    <w:p>
-      <w:r>
-        <w:t>Por lo tanto:</w:t>
-      </w:r>
-    </w:p>
-    <w:p>
-      <w:r>
-        <w:rPr>
-          <w:rFonts w:ascii="Segoe UI Emoji" w:hAnsi="Segoe UI Emoji" w:cs="Segoe UI Emoji"/>
-        </w:rPr>
-        <w:t>✅</w:t>
-      </w:r>
-      <w:r>
-        <w:t xml:space="preserve"> El portal mostrará proyectos.</w:t>
-      </w:r>
-    </w:p>
-    <w:p>
-      <w:r>
-        <w:rPr>
-          <w:rFonts w:ascii="Segoe UI Emoji" w:hAnsi="Segoe UI Emoji" w:cs="Segoe UI Emoji"/>
-        </w:rPr>
-        <w:t>✅</w:t>
-      </w:r>
-      <w:r>
-        <w:t xml:space="preserve"> Open SAM administrará proyectos.</w:t>
-      </w:r>
-    </w:p>
-    <w:p>
-      <w:r>
-        <w:rPr>
-          <w:rFonts w:ascii="Segoe UI Emoji" w:hAnsi="Segoe UI Emoji" w:cs="Segoe UI Emoji"/>
-        </w:rPr>
-        <w:t>✅</w:t>
-      </w:r>
-      <w:r>
-        <w:t xml:space="preserve"> No se duplicará información de gestión.</w:t>
-      </w:r>
-    </w:p>
-    <w:p>
-      <w:r>
-        <w:rPr>
-          <w:rFonts w:ascii="Segoe UI Emoji" w:hAnsi="Segoe UI Emoji" w:cs="Segoe UI Emoji"/>
-        </w:rPr>
-        <w:t>✅</w:t>
-      </w:r>
-      <w:r>
-        <w:t xml:space="preserve"> Los proyectos podrán incorporar enlaces hacia Open SAM.</w:t>
-      </w:r>
-    </w:p>
-    <w:p>
-      <w:r>
-        <w:pict w14:anchorId="3EF721AF">
-          <v:rect id="_x0000_i1127" style="width:0;height:1.5pt" o:hralign="center" o:hrstd="t" o:hr="t" fillcolor="#a0a0a0" stroked="f"/>
-        </w:pict>
-      </w:r>
-    </w:p>
-    <w:p>
-      <w:pPr>
-        <w:rPr>
-          <w:b/>
-          <w:bCs/>
-        </w:rPr>
-      </w:pPr>
-      <w:r>
-        <w:rPr>
-          <w:b/>
-          <w:bCs/>
-        </w:rPr>
-        <w:t>Identidad Institucional</w:t>
-      </w:r>
-    </w:p>
-    <w:p>
-      <w:r>
-        <w:t>Se aprobó utilizar la identidad visual asociada a INACAP.</w:t>
-      </w:r>
-    </w:p>
-    <w:p>
-      <w:r>
-        <w:t>Paleta inicial:</w:t>
-      </w:r>
-    </w:p>
-    <w:p>
-      <w:r>
-        <w:t>Rojo Institucional</w:t>
-      </w:r>
-    </w:p>
-    <w:p>
-      <w:r>
-        <w:t>#E30613</w:t>
-      </w:r>
-    </w:p>
-    <w:p/>
-    <w:p>
-      <w:r>
-        <w:t>Gris Oscuro</w:t>
-      </w:r>
-    </w:p>
-    <w:p>
-      <w:r>
-        <w:t>#333333</w:t>
-      </w:r>
-    </w:p>
-    <w:p/>
-    <w:p>
-      <w:r>
-        <w:lastRenderedPageBreak/>
-        <w:t>Blanco</w:t>
-      </w:r>
-    </w:p>
-    <w:p>
-      <w:r>
-        <w:t>#FFFFFF</w:t>
-      </w:r>
-    </w:p>
-    <w:p/>
-    <w:p>
-      <w:r>
-        <w:t>Gris Claro</w:t>
-      </w:r>
-    </w:p>
-    <w:p>
-      <w:r>
-        <w:t>#F5F5F5</w:t>
-      </w:r>
-    </w:p>
-    <w:p/>
-    <w:p>
-      <w:r>
-        <w:t>Azul Tecnológico</w:t>
-      </w:r>
-    </w:p>
-    <w:p>
-      <w:r>
-        <w:t>#0A4F8A</w:t>
-      </w:r>
-    </w:p>
-    <w:p>
-      <w:r>
-        <w:t>Nombre oficial aprobado:</w:t>
-      </w:r>
-    </w:p>
-    <w:p>
-      <w:r>
-        <w:rPr>
-          <w:b/>
-          <w:bCs/>
-        </w:rPr>
-        <w:t>FABLAB INACAP RENCA</w:t>
-      </w:r>
-    </w:p>
-    <w:p>
-      <w:r>
-        <w:t>Se descartó utilizar solamente:</w:t>
-      </w:r>
-    </w:p>
-    <w:p>
-      <w:r>
-        <w:t>FABLAB</w:t>
-      </w:r>
-    </w:p>
-    <w:p>
-      <w:r>
-        <w:t>debido a la existencia de FABLAB en múltiples sedes de INACAP.</w:t>
-      </w:r>
-    </w:p>
-    <w:p>
-      <w:r>
-        <w:pict w14:anchorId="29D413F0">
-          <v:rect id="_x0000_i1128" style="width:0;height:1.5pt" o:hralign="center" o:hrstd="t" o:hr="t" fillcolor="#a0a0a0" stroked="f"/>
-        </w:pict>
-      </w:r>
-    </w:p>
-    <w:p>
-      <w:pPr>
-        <w:rPr>
-          <w:b/>
-          <w:bCs/>
-        </w:rPr>
-      </w:pPr>
-      <w:r>
-        <w:rPr>
-          <w:b/>
-          <w:bCs/>
-        </w:rPr>
-        <w:t>Implementación MVP Inicial</w:t>
-      </w:r>
-    </w:p>
-    <w:p>
-      <w:pPr>
-        <w:rPr>
-          <w:b/>
-          <w:bCs/>
-        </w:rPr>
-      </w:pPr>
-      <w:r>
-        <w:rPr>
-          <w:b/>
-          <w:bCs/>
-        </w:rPr>
-        <w:t xml:space="preserve">Infraestructura </w:t>
-      </w:r>
-      <w:proofErr w:type="spellStart"/>
-      <w:r>
-        <w:rPr>
-          <w:b/>
-          <w:bCs/>
-        </w:rPr>
-        <w:t>React</w:t>
-      </w:r>
-      <w:proofErr w:type="spellEnd"/>
-    </w:p>
-    <w:p>
-      <w:r>
-        <w:t>Se creó el proyecto:</w:t>
-      </w:r>
-    </w:p>
-    <w:p>
-      <w:r>
-        <w:t>FABLAB_INACAP_RENCA</w:t>
-      </w:r>
-    </w:p>
-    <w:p>
-      <w:r>
-        <w:t xml:space="preserve">└── </w:t>
-      </w:r>
-      <w:proofErr w:type="spellStart"/>
-      <w:r>
-        <w:t>React_App</w:t>
-      </w:r>
-      <w:proofErr w:type="spellEnd"/>
-    </w:p>
-    <w:p>
-      <w:r>
-        <w:t>Tecnologías adoptadas:</w:t>
+        <w:t>year</w:t>
       </w:r>
     </w:p>
     <w:p>
       <w:pPr>
         <w:numPr>
           <w:ilvl w:val="0"/>
-          <w:numId w:val="3"/>
+          <w:numId w:val="8"/>
         </w:numPr>
       </w:pPr>
-      <w:proofErr w:type="spellStart"/>
-      <w:r>
-        <w:t>React</w:t>
-      </w:r>
-      <w:proofErr w:type="spellEnd"/>
+      <w:r>
+        <w:t>image_url</w:t>
+      </w:r>
     </w:p>
     <w:p>
       <w:pPr>
         <w:numPr>
           <w:ilvl w:val="0"/>
-          <w:numId w:val="3"/>
+          <w:numId w:val="8"/>
         </w:numPr>
       </w:pPr>
       <w:r>
-        <w:t>Vite</w:t>
+        <w:t>video_url</w:t>
       </w:r>
     </w:p>
     <w:p>
       <w:pPr>
         <w:numPr>
           <w:ilvl w:val="0"/>
-          <w:numId w:val="3"/>
+          <w:numId w:val="8"/>
         </w:numPr>
       </w:pPr>
-      <w:proofErr w:type="spellStart"/>
-      <w:r>
-        <w:t>Supabase</w:t>
-      </w:r>
-      <w:proofErr w:type="spellEnd"/>
+      <w:r>
+        <w:t>open_sam_url</w:t>
+      </w:r>
     </w:p>
     <w:p>
       <w:pPr>
         <w:numPr>
           <w:ilvl w:val="0"/>
-          <w:numId w:val="3"/>
+          <w:numId w:val="8"/>
         </w:numPr>
       </w:pPr>
       <w:r>
-        <w:t>PostgreSQL</w:t>
+        <w:t>featured</w:t>
       </w:r>
     </w:p>
     <w:p>
       <w:pPr>
         <w:numPr>
           <w:ilvl w:val="0"/>
-          <w:numId w:val="3"/>
+          <w:numId w:val="8"/>
         </w:numPr>
       </w:pPr>
-      <w:proofErr w:type="spellStart"/>
-      <w:r>
-        <w:t>Vercel</w:t>
-      </w:r>
-      <w:proofErr w:type="spellEnd"/>
-    </w:p>
-    <w:p>
-      <w:r>
-        <w:pict w14:anchorId="480D9E1A">
-          <v:rect id="_x0000_i1129" style="width:0;height:1.5pt" o:hralign="center" o:hrstd="t" o:hr="t" fillcolor="#a0a0a0" stroked="f"/>
-        </w:pict>
-      </w:r>
-    </w:p>
-    <w:p>
-      <w:pPr>
-        <w:rPr>
-          <w:b/>
-          <w:bCs/>
-        </w:rPr>
-      </w:pPr>
-      <w:r>
-        <w:rPr>
-          <w:b/>
-          <w:bCs/>
-        </w:rPr>
-        <w:t>Dependencias Incorporadas</w:t>
-      </w:r>
-    </w:p>
-    <w:p>
-      <w:r>
-        <w:t>Instaladas:</w:t>
-      </w:r>
-    </w:p>
-    <w:p>
-      <w:r>
-        <w:t>@supabase/supabase-js</w:t>
-      </w:r>
-    </w:p>
-    <w:p>
-      <w:proofErr w:type="spellStart"/>
-      <w:r>
-        <w:lastRenderedPageBreak/>
-        <w:t>react</w:t>
-      </w:r>
-      <w:proofErr w:type="spellEnd"/>
-      <w:r>
-        <w:t>-</w:t>
-      </w:r>
-      <w:proofErr w:type="spellStart"/>
-      <w:r>
-        <w:t>router</w:t>
-      </w:r>
-      <w:proofErr w:type="spellEnd"/>
-      <w:r>
-        <w:t>-dom</w:t>
-      </w:r>
-    </w:p>
-    <w:p>
-      <w:r>
-        <w:t>lucide-</w:t>
-      </w:r>
-      <w:proofErr w:type="spellStart"/>
-      <w:r>
-        <w:t>react</w:t>
-      </w:r>
-      <w:proofErr w:type="spellEnd"/>
-    </w:p>
-    <w:p>
-      <w:r>
-        <w:t>Resultado:</w:t>
-      </w:r>
-    </w:p>
-    <w:p>
-      <w:r>
-        <w:rPr>
-          <w:rFonts w:ascii="Segoe UI Emoji" w:hAnsi="Segoe UI Emoji" w:cs="Segoe UI Emoji"/>
-        </w:rPr>
-        <w:t>✅</w:t>
-      </w:r>
-      <w:r>
-        <w:t xml:space="preserve"> Dependencias instaladas correctamente.</w:t>
-      </w:r>
-    </w:p>
-    <w:p>
-      <w:r>
-        <w:rPr>
-          <w:rFonts w:ascii="Segoe UI Emoji" w:hAnsi="Segoe UI Emoji" w:cs="Segoe UI Emoji"/>
-        </w:rPr>
-        <w:t>✅</w:t>
-      </w:r>
-      <w:r>
-        <w:t xml:space="preserve"> </w:t>
-      </w:r>
-      <w:proofErr w:type="spellStart"/>
-      <w:r>
-        <w:t>Build</w:t>
-      </w:r>
-      <w:proofErr w:type="spellEnd"/>
-      <w:r>
-        <w:t xml:space="preserve"> funcional.</w:t>
-      </w:r>
-    </w:p>
-    <w:p>
-      <w:r>
-        <w:pict w14:anchorId="4D7722F6">
-          <v:rect id="_x0000_i1130" style="width:0;height:1.5pt" o:hralign="center" o:hrstd="t" o:hr="t" fillcolor="#a0a0a0" stroked="f"/>
-        </w:pict>
-      </w:r>
-    </w:p>
-    <w:p>
-      <w:pPr>
-        <w:rPr>
-          <w:b/>
-          <w:bCs/>
-        </w:rPr>
-      </w:pPr>
-      <w:r>
-        <w:rPr>
-          <w:b/>
-          <w:bCs/>
-        </w:rPr>
-        <w:t>Portal Público Inicial</w:t>
-      </w:r>
-    </w:p>
-    <w:p>
-      <w:r>
-        <w:t>Se desarrolló una primera versión funcional que incluye:</w:t>
-      </w:r>
-    </w:p>
-    <w:p>
-      <w:pPr>
-        <w:rPr>
-          <w:b/>
-          <w:bCs/>
-        </w:rPr>
-      </w:pPr>
-      <w:r>
-        <w:rPr>
-          <w:b/>
-          <w:bCs/>
-        </w:rPr>
-        <w:t>Hero Principal</w:t>
-      </w:r>
-    </w:p>
-    <w:p>
-      <w:r>
-        <w:t>Presentación institucional del FABLAB.</w:t>
-      </w:r>
-    </w:p>
-    <w:p>
-      <w:pPr>
-        <w:rPr>
-          <w:b/>
-          <w:bCs/>
-        </w:rPr>
-      </w:pPr>
-      <w:r>
-        <w:rPr>
-          <w:b/>
-          <w:bCs/>
-        </w:rPr>
-        <w:t>Indicadores</w:t>
-      </w:r>
-    </w:p>
-    <w:p>
-      <w:r>
-        <w:t>Estadísticas institucionales iniciales.</w:t>
-      </w:r>
-    </w:p>
-    <w:p>
-      <w:pPr>
-        <w:rPr>
-          <w:b/>
-          <w:bCs/>
-        </w:rPr>
-      </w:pPr>
-      <w:r>
-        <w:rPr>
-          <w:b/>
-          <w:bCs/>
-        </w:rPr>
-        <w:t>Catálogo de Proyectos</w:t>
-      </w:r>
-    </w:p>
-    <w:p>
-      <w:r>
-        <w:t>Capacidades:</w:t>
+      <w:r>
+        <w:t>published</w:t>
       </w:r>
     </w:p>
     <w:p>
       <w:pPr>
         <w:numPr>
           <w:ilvl w:val="0"/>
-          <w:numId w:val="4"/>
+          <w:numId w:val="8"/>
         </w:numPr>
       </w:pPr>
       <w:r>
-        <w:t>búsqueda;</w:t>
+        <w:t>created_at</w:t>
+      </w:r>
+    </w:p>
+    <w:p>
+      <w:r>
+        <w:t>Resultado:</w:t>
+      </w:r>
+    </w:p>
+    <w:p>
+      <w:r>
+        <w:rPr>
+          <w:rFonts w:ascii="Segoe UI Emoji" w:hAnsi="Segoe UI Emoji" w:cs="Segoe UI Emoji"/>
+        </w:rPr>
+        <w:t>✅</w:t>
+      </w:r>
+      <w:r>
+        <w:t xml:space="preserve"> Lectura pública operativa.</w:t>
+      </w:r>
+    </w:p>
+    <w:p>
+      <w:r>
+        <w:rPr>
+          <w:rFonts w:ascii="Segoe UI Emoji" w:hAnsi="Segoe UI Emoji" w:cs="Segoe UI Emoji"/>
+        </w:rPr>
+        <w:t>✅</w:t>
+      </w:r>
+      <w:r>
+        <w:t xml:space="preserve"> Lectura administrativa operativa.</w:t>
+      </w:r>
+    </w:p>
+    <w:p>
+      <w:r>
+        <w:rPr>
+          <w:rFonts w:ascii="Segoe UI Emoji" w:hAnsi="Segoe UI Emoji" w:cs="Segoe UI Emoji"/>
+        </w:rPr>
+        <w:t>✅</w:t>
+      </w:r>
+      <w:r>
+        <w:t xml:space="preserve"> Inserción operativa.</w:t>
+      </w:r>
+    </w:p>
+    <w:p>
+      <w:r>
+        <w:rPr>
+          <w:rFonts w:ascii="Segoe UI Emoji" w:hAnsi="Segoe UI Emoji" w:cs="Segoe UI Emoji"/>
+        </w:rPr>
+        <w:t>✅</w:t>
+      </w:r>
+      <w:r>
+        <w:t xml:space="preserve"> Actualización operativa.</w:t>
+      </w:r>
+    </w:p>
+    <w:p>
+      <w:r>
+        <w:rPr>
+          <w:rFonts w:ascii="Segoe UI Emoji" w:hAnsi="Segoe UI Emoji" w:cs="Segoe UI Emoji"/>
+        </w:rPr>
+        <w:t>✅</w:t>
+      </w:r>
+      <w:r>
+        <w:t xml:space="preserve"> Eliminación operativa.</w:t>
+      </w:r>
+    </w:p>
+    <w:p>
+      <w:r>
+        <w:pict w14:anchorId="27F1F039">
+          <v:rect id="_x0000_i1108" style="width:0;height:1.5pt" o:hralign="center" o:hrstd="t" o:hr="t" fillcolor="#a0a0a0" stroked="f"/>
+        </w:pict>
+      </w:r>
+    </w:p>
+    <w:p>
+      <w:pPr>
+        <w:rPr>
+          <w:b/>
+          <w:bCs/>
+        </w:rPr>
+      </w:pPr>
+      <w:r>
+        <w:rPr>
+          <w:b/>
+          <w:bCs/>
+        </w:rPr>
+        <w:t>Catálogo Público de Proyectos</w:t>
+      </w:r>
+    </w:p>
+    <w:p>
+      <w:r>
+        <w:t>El catálogo público dejó de utilizar datos de prueba y pasó a consumir datos reales desde Supabase.</w:t>
+      </w:r>
+    </w:p>
+    <w:p>
+      <w:r>
+        <w:t>Capacidades validadas:</w:t>
+      </w:r>
+    </w:p>
+    <w:p>
+      <w:r>
+        <w:rPr>
+          <w:rFonts w:ascii="Segoe UI Emoji" w:hAnsi="Segoe UI Emoji" w:cs="Segoe UI Emoji"/>
+        </w:rPr>
+        <w:t>✅</w:t>
+      </w:r>
+      <w:r>
+        <w:t xml:space="preserve"> Consulta en tiempo real.</w:t>
+      </w:r>
+    </w:p>
+    <w:p>
+      <w:r>
+        <w:rPr>
+          <w:rFonts w:ascii="Segoe UI Emoji" w:hAnsi="Segoe UI Emoji" w:cs="Segoe UI Emoji"/>
+        </w:rPr>
+        <w:t>✅</w:t>
+      </w:r>
+      <w:r>
+        <w:t xml:space="preserve"> Búsqueda funcional.</w:t>
+      </w:r>
+    </w:p>
+    <w:p>
+      <w:r>
+        <w:rPr>
+          <w:rFonts w:ascii="Segoe UI Emoji" w:hAnsi="Segoe UI Emoji" w:cs="Segoe UI Emoji"/>
+        </w:rPr>
+        <w:t>✅</w:t>
+      </w:r>
+      <w:r>
+        <w:t xml:space="preserve"> Filtros dinámicos.</w:t>
+      </w:r>
+    </w:p>
+    <w:p>
+      <w:r>
+        <w:rPr>
+          <w:rFonts w:ascii="Segoe UI Emoji" w:hAnsi="Segoe UI Emoji" w:cs="Segoe UI Emoji"/>
+        </w:rPr>
+        <w:t>✅</w:t>
+      </w:r>
+      <w:r>
+        <w:t xml:space="preserve"> Modal de detalle.</w:t>
+      </w:r>
+    </w:p>
+    <w:p>
+      <w:r>
+        <w:rPr>
+          <w:rFonts w:ascii="Segoe UI Emoji" w:hAnsi="Segoe UI Emoji" w:cs="Segoe UI Emoji"/>
+        </w:rPr>
+        <w:lastRenderedPageBreak/>
+        <w:t>✅</w:t>
+      </w:r>
+      <w:r>
+        <w:t xml:space="preserve"> Actualización automática tras modificaciones administrativas.</w:t>
+      </w:r>
+    </w:p>
+    <w:p>
+      <w:r>
+        <w:rPr>
+          <w:rFonts w:ascii="Segoe UI Emoji" w:hAnsi="Segoe UI Emoji" w:cs="Segoe UI Emoji"/>
+        </w:rPr>
+        <w:t>✅</w:t>
+      </w:r>
+      <w:r>
+        <w:t xml:space="preserve"> Eliminación automática de registros retirados desde administración.</w:t>
+      </w:r>
+    </w:p>
+    <w:p>
+      <w:r>
+        <w:t>La sección:</w:t>
+      </w:r>
+    </w:p>
+    <w:p>
+      <w:r>
+        <w:rPr>
+          <w:b/>
+          <w:bCs/>
+        </w:rPr>
+        <w:t>Hecho aquí</w:t>
+      </w:r>
+    </w:p>
+    <w:p>
+      <w:r>
+        <w:t>quedó conectada directamente a la tabla de proyectos.</w:t>
+      </w:r>
+    </w:p>
+    <w:p>
+      <w:r>
+        <w:pict w14:anchorId="07998245">
+          <v:rect id="_x0000_i1109" style="width:0;height:1.5pt" o:hralign="center" o:hrstd="t" o:hr="t" fillcolor="#a0a0a0" stroked="f"/>
+        </w:pict>
+      </w:r>
+    </w:p>
+    <w:p>
+      <w:pPr>
+        <w:rPr>
+          <w:b/>
+          <w:bCs/>
+        </w:rPr>
+      </w:pPr>
+      <w:r>
+        <w:rPr>
+          <w:b/>
+          <w:bCs/>
+        </w:rPr>
+        <w:t>Políticas de Seguridad (RLS)</w:t>
+      </w:r>
+    </w:p>
+    <w:p>
+      <w:r>
+        <w:t>Se configuraron políticas Row Level Security para garantizar acceso seguro.</w:t>
+      </w:r>
+    </w:p>
+    <w:p>
+      <w:r>
+        <w:t>Políticas implementadas:</w:t>
+      </w:r>
+    </w:p>
+    <w:p>
+      <w:pPr>
+        <w:rPr>
+          <w:b/>
+          <w:bCs/>
+        </w:rPr>
+      </w:pPr>
+      <w:r>
+        <w:rPr>
+          <w:b/>
+          <w:bCs/>
+        </w:rPr>
+        <w:t>Lectura pública</w:t>
+      </w:r>
+    </w:p>
+    <w:p>
+      <w:r>
+        <w:t>Public can read published projects</w:t>
+      </w:r>
+    </w:p>
+    <w:p>
+      <w:r>
+        <w:t>Permite visualizar únicamente proyectos publicados.</w:t>
+      </w:r>
+    </w:p>
+    <w:p>
+      <w:pPr>
+        <w:rPr>
+          <w:b/>
+          <w:bCs/>
+        </w:rPr>
+      </w:pPr>
+      <w:r>
+        <w:rPr>
+          <w:b/>
+          <w:bCs/>
+        </w:rPr>
+        <w:t>Administración</w:t>
+      </w:r>
+    </w:p>
+    <w:p>
+      <w:r>
+        <w:t>Admins can read projects</w:t>
+      </w:r>
+    </w:p>
+    <w:p>
+      <w:r>
+        <w:t>Admins can insert projects</w:t>
+      </w:r>
+    </w:p>
+    <w:p>
+      <w:r>
+        <w:t>Admins can update projects</w:t>
+      </w:r>
+    </w:p>
+    <w:p>
+      <w:r>
+        <w:t>Admins can delete projects</w:t>
+      </w:r>
+    </w:p>
+    <w:p>
+      <w:r>
+        <w:t>Resultado:</w:t>
+      </w:r>
+    </w:p>
+    <w:p>
+      <w:r>
+        <w:rPr>
+          <w:rFonts w:ascii="Segoe UI Emoji" w:hAnsi="Segoe UI Emoji" w:cs="Segoe UI Emoji"/>
+        </w:rPr>
+        <w:t>✅</w:t>
+      </w:r>
+      <w:r>
+        <w:t xml:space="preserve"> Seguridad validada.</w:t>
+      </w:r>
+    </w:p>
+    <w:p>
+      <w:r>
+        <w:rPr>
+          <w:rFonts w:ascii="Segoe UI Emoji" w:hAnsi="Segoe UI Emoji" w:cs="Segoe UI Emoji"/>
+        </w:rPr>
+        <w:t>✅</w:t>
+      </w:r>
+      <w:r>
+        <w:t xml:space="preserve"> Separación entre visitantes y administradores.</w:t>
+      </w:r>
+    </w:p>
+    <w:p>
+      <w:r>
+        <w:rPr>
+          <w:rFonts w:ascii="Segoe UI Emoji" w:hAnsi="Segoe UI Emoji" w:cs="Segoe UI Emoji"/>
+        </w:rPr>
+        <w:t>✅</w:t>
+      </w:r>
+      <w:r>
+        <w:t xml:space="preserve"> Protección de datos administrativos.</w:t>
+      </w:r>
+    </w:p>
+    <w:p>
+      <w:r>
+        <w:pict w14:anchorId="27274717">
+          <v:rect id="_x0000_i1110" style="width:0;height:1.5pt" o:hralign="center" o:hrstd="t" o:hr="t" fillcolor="#a0a0a0" stroked="f"/>
+        </w:pict>
+      </w:r>
+    </w:p>
+    <w:p>
+      <w:pPr>
+        <w:rPr>
+          <w:b/>
+          <w:bCs/>
+        </w:rPr>
+      </w:pPr>
+      <w:r>
+        <w:rPr>
+          <w:b/>
+          <w:bCs/>
+        </w:rPr>
+        <w:t>Almacenamiento Multimedia</w:t>
+      </w:r>
+    </w:p>
+    <w:p>
+      <w:r>
+        <w:t>Se creó el bucket público:</w:t>
+      </w:r>
+    </w:p>
+    <w:p>
+      <w:r>
+        <w:rPr>
+          <w:b/>
+          <w:bCs/>
+        </w:rPr>
+        <w:t>projects</w:t>
+      </w:r>
+    </w:p>
+    <w:p>
+      <w:r>
+        <w:t>Ubicación:</w:t>
+      </w:r>
+    </w:p>
+    <w:p>
+      <w:r>
+        <w:t>Supabase Storage</w:t>
+      </w:r>
+    </w:p>
+    <w:p>
+      <w:r>
+        <w:t>Objetivo:</w:t>
+      </w:r>
+    </w:p>
+    <w:p>
+      <w:r>
+        <w:lastRenderedPageBreak/>
+        <w:t>Almacenar archivos multimedia asociados a proyectos.</w:t>
+      </w:r>
+    </w:p>
+    <w:p>
+      <w:r>
+        <w:t>Resultado:</w:t>
+      </w:r>
+    </w:p>
+    <w:p>
+      <w:r>
+        <w:rPr>
+          <w:rFonts w:ascii="Segoe UI Emoji" w:hAnsi="Segoe UI Emoji" w:cs="Segoe UI Emoji"/>
+        </w:rPr>
+        <w:t>✅</w:t>
+      </w:r>
+      <w:r>
+        <w:t xml:space="preserve"> Bucket operativo.</w:t>
+      </w:r>
+    </w:p>
+    <w:p>
+      <w:r>
+        <w:rPr>
+          <w:rFonts w:ascii="Segoe UI Emoji" w:hAnsi="Segoe UI Emoji" w:cs="Segoe UI Emoji"/>
+        </w:rPr>
+        <w:t>✅</w:t>
+      </w:r>
+      <w:r>
+        <w:t xml:space="preserve"> Acceso público controlado.</w:t>
+      </w:r>
+    </w:p>
+    <w:p>
+      <w:r>
+        <w:rPr>
+          <w:rFonts w:ascii="Segoe UI Emoji" w:hAnsi="Segoe UI Emoji" w:cs="Segoe UI Emoji"/>
+        </w:rPr>
+        <w:t>✅</w:t>
+      </w:r>
+      <w:r>
+        <w:t xml:space="preserve"> Generación de URLs públicas.</w:t>
+      </w:r>
+    </w:p>
+    <w:p>
+      <w:r>
+        <w:rPr>
+          <w:rFonts w:ascii="Segoe UI Emoji" w:hAnsi="Segoe UI Emoji" w:cs="Segoe UI Emoji"/>
+        </w:rPr>
+        <w:t>✅</w:t>
+      </w:r>
+      <w:r>
+        <w:t xml:space="preserve"> Compatibilidad con projects.image_url.</w:t>
+      </w:r>
+    </w:p>
+    <w:p>
+      <w:r>
+        <w:pict w14:anchorId="28DF15C6">
+          <v:rect id="_x0000_i1111" style="width:0;height:1.5pt" o:hralign="center" o:hrstd="t" o:hr="t" fillcolor="#a0a0a0" stroked="f"/>
+        </w:pict>
+      </w:r>
+    </w:p>
+    <w:p>
+      <w:pPr>
+        <w:rPr>
+          <w:b/>
+          <w:bCs/>
+        </w:rPr>
+      </w:pPr>
+      <w:r>
+        <w:rPr>
+          <w:b/>
+          <w:bCs/>
+        </w:rPr>
+        <w:t>Administración Privada</w:t>
+      </w:r>
+    </w:p>
+    <w:p>
+      <w:r>
+        <w:t>Se implementó el primer módulo administrativo funcional.</w:t>
+      </w:r>
+    </w:p>
+    <w:p>
+      <w:r>
+        <w:t>Ruta protegida:</w:t>
+      </w:r>
+    </w:p>
+    <w:p>
+      <w:r>
+        <w:t>/admin</w:t>
+      </w:r>
+    </w:p>
+    <w:p>
+      <w:r>
+        <w:t>Arquitectura:</w:t>
+      </w:r>
+    </w:p>
+    <w:p>
+      <w:r>
+        <w:t>Supabase Auth ↓ admin_users ↓ Validación de acceso ↓ Dashboard privado</w:t>
+      </w:r>
+    </w:p>
+    <w:p>
+      <w:r>
+        <w:t>Funciones implementadas:</w:t>
+      </w:r>
+    </w:p>
+    <w:p>
+      <w:r>
+        <w:rPr>
+          <w:rFonts w:ascii="Segoe UI Emoji" w:hAnsi="Segoe UI Emoji" w:cs="Segoe UI Emoji"/>
+        </w:rPr>
+        <w:t>✅</w:t>
+      </w:r>
+      <w:r>
+        <w:t xml:space="preserve"> Inicio de sesión.</w:t>
+      </w:r>
+    </w:p>
+    <w:p>
+      <w:r>
+        <w:rPr>
+          <w:rFonts w:ascii="Segoe UI Emoji" w:hAnsi="Segoe UI Emoji" w:cs="Segoe UI Emoji"/>
+        </w:rPr>
+        <w:t>✅</w:t>
+      </w:r>
+      <w:r>
+        <w:t xml:space="preserve"> Cierre de sesión.</w:t>
+      </w:r>
+    </w:p>
+    <w:p>
+      <w:r>
+        <w:rPr>
+          <w:rFonts w:ascii="Segoe UI Emoji" w:hAnsi="Segoe UI Emoji" w:cs="Segoe UI Emoji"/>
+        </w:rPr>
+        <w:t>✅</w:t>
+      </w:r>
+      <w:r>
+        <w:t xml:space="preserve"> Validación mediante tabla admin_users.</w:t>
+      </w:r>
+    </w:p>
+    <w:p>
+      <w:r>
+        <w:rPr>
+          <w:rFonts w:ascii="Segoe UI Emoji" w:hAnsi="Segoe UI Emoji" w:cs="Segoe UI Emoji"/>
+        </w:rPr>
+        <w:t>✅</w:t>
+      </w:r>
+      <w:r>
+        <w:t xml:space="preserve"> Protección de acceso.</w:t>
+      </w:r>
+    </w:p>
+    <w:p>
+      <w:r>
+        <w:rPr>
+          <w:rFonts w:ascii="Segoe UI Emoji" w:hAnsi="Segoe UI Emoji" w:cs="Segoe UI Emoji"/>
+        </w:rPr>
+        <w:t>✅</w:t>
+      </w:r>
+      <w:r>
+        <w:t xml:space="preserve"> Dashboard administrativo.</w:t>
+      </w:r>
+    </w:p>
+    <w:p>
+      <w:r>
+        <w:pict w14:anchorId="11530D4C">
+          <v:rect id="_x0000_i1112" style="width:0;height:1.5pt" o:hralign="center" o:hrstd="t" o:hr="t" fillcolor="#a0a0a0" stroked="f"/>
+        </w:pict>
+      </w:r>
+    </w:p>
+    <w:p>
+      <w:pPr>
+        <w:rPr>
+          <w:b/>
+          <w:bCs/>
+        </w:rPr>
+      </w:pPr>
+      <w:r>
+        <w:rPr>
+          <w:b/>
+          <w:bCs/>
+        </w:rPr>
+        <w:t>Tabla admin_users</w:t>
+      </w:r>
+    </w:p>
+    <w:p>
+      <w:r>
+        <w:t>Se implementó la tabla:</w:t>
+      </w:r>
+    </w:p>
+    <w:p>
+      <w:r>
+        <w:rPr>
+          <w:b/>
+          <w:bCs/>
+        </w:rPr>
+        <w:t>admin_users</w:t>
+      </w:r>
+    </w:p>
+    <w:p>
+      <w:r>
+        <w:t>Campos:</w:t>
       </w:r>
     </w:p>
     <w:p>
       <w:pPr>
         <w:numPr>
           <w:ilvl w:val="0"/>
-          <w:numId w:val="4"/>
+          <w:numId w:val="9"/>
         </w:numPr>
       </w:pPr>
       <w:r>
-        <w:t>filtros;</w:t>
+        <w:t>id</w:t>
       </w:r>
     </w:p>
     <w:p>
       <w:pPr>
         <w:numPr>
           <w:ilvl w:val="0"/>
-          <w:numId w:val="4"/>
+          <w:numId w:val="9"/>
         </w:numPr>
       </w:pPr>
       <w:r>
-        <w:t>tarjetas reutilizables;</w:t>
+        <w:t>email</w:t>
       </w:r>
     </w:p>
     <w:p>
       <w:pPr>
         <w:numPr>
           <w:ilvl w:val="0"/>
-          <w:numId w:val="4"/>
+          <w:numId w:val="9"/>
         </w:numPr>
       </w:pPr>
       <w:r>
-        <w:t>modal de detalle.</w:t>
-      </w:r>
-    </w:p>
-    <w:p>
-      <w:pPr>
-        <w:rPr>
-          <w:b/>
-          <w:bCs/>
-        </w:rPr>
-      </w:pPr>
-      <w:r>
-        <w:rPr>
-          <w:b/>
-          <w:bCs/>
-        </w:rPr>
-        <w:t>Comunidad</w:t>
-      </w:r>
-    </w:p>
-    <w:p>
-      <w:r>
-        <w:t>Nueva sección destinada a:</w:t>
+        <w:t>active</w:t>
       </w:r>
     </w:p>
     <w:p>
       <w:pPr>
         <w:numPr>
           <w:ilvl w:val="0"/>
-          <w:numId w:val="5"/>
+          <w:numId w:val="9"/>
         </w:numPr>
       </w:pPr>
       <w:r>
-        <w:t>estudiantes;</w:t>
-      </w:r>
-    </w:p>
-    <w:p>
-      <w:pPr>
-        <w:numPr>
-          <w:ilvl w:val="0"/>
-          <w:numId w:val="5"/>
-        </w:numPr>
-      </w:pPr>
-      <w:r>
-        <w:t>docentes;</w:t>
-      </w:r>
-    </w:p>
-    <w:p>
-      <w:pPr>
-        <w:numPr>
-          <w:ilvl w:val="0"/>
-          <w:numId w:val="5"/>
-        </w:numPr>
-      </w:pPr>
-      <w:r>
-        <w:t>colaboradores;</w:t>
-      </w:r>
-    </w:p>
-    <w:p>
-      <w:pPr>
-        <w:numPr>
-          <w:ilvl w:val="0"/>
-          <w:numId w:val="5"/>
-        </w:numPr>
-      </w:pPr>
-      <w:r>
-        <w:t>empresas.</w:t>
-      </w:r>
-    </w:p>
-    <w:p>
-      <w:pPr>
-        <w:rPr>
-          <w:b/>
-          <w:bCs/>
-        </w:rPr>
-      </w:pPr>
-      <w:r>
-        <w:rPr>
-          <w:b/>
-          <w:bCs/>
-        </w:rPr>
-        <w:t>Footer Institucional</w:t>
-      </w:r>
-    </w:p>
-    <w:p>
-      <w:r>
-        <w:t>Con navegación básica e identidad institucional.</w:t>
-      </w:r>
-    </w:p>
-    <w:p>
-      <w:r>
-        <w:pict w14:anchorId="6E851733">
-          <v:rect id="_x0000_i1131" style="width:0;height:1.5pt" o:hralign="center" o:hrstd="t" o:hr="t" fillcolor="#a0a0a0" stroked="f"/>
+        <w:t>created_at</w:t>
+      </w:r>
+    </w:p>
+    <w:p>
+      <w:r>
+        <w:lastRenderedPageBreak/>
+        <w:t>Administrador registrado:</w:t>
+      </w:r>
+    </w:p>
+    <w:p>
+      <w:hyperlink r:id="rId10" w:history="1">
+        <w:r>
+          <w:rPr>
+            <w:rStyle w:val="Hipervnculo"/>
+          </w:rPr>
+          <w:t>apintom@inacap.cl</w:t>
+        </w:r>
+      </w:hyperlink>
+    </w:p>
+    <w:p>
+      <w:r>
+        <w:t>Resultado:</w:t>
+      </w:r>
+    </w:p>
+    <w:p>
+      <w:r>
+        <w:rPr>
+          <w:rFonts w:ascii="Segoe UI Emoji" w:hAnsi="Segoe UI Emoji" w:cs="Segoe UI Emoji"/>
+        </w:rPr>
+        <w:t>✅</w:t>
+      </w:r>
+      <w:r>
+        <w:t xml:space="preserve"> Usuario administrador validado.</w:t>
+      </w:r>
+    </w:p>
+    <w:p>
+      <w:r>
+        <w:rPr>
+          <w:rFonts w:ascii="Segoe UI Emoji" w:hAnsi="Segoe UI Emoji" w:cs="Segoe UI Emoji"/>
+        </w:rPr>
+        <w:t>✅</w:t>
+      </w:r>
+      <w:r>
+        <w:t xml:space="preserve"> Acceso restringido correctamente.</w:t>
+      </w:r>
+    </w:p>
+    <w:p>
+      <w:r>
+        <w:pict w14:anchorId="3A31D136">
+          <v:rect id="_x0000_i1113" style="width:0;height:1.5pt" o:hralign="center" o:hrstd="t" o:hr="t" fillcolor="#a0a0a0" stroked="f"/>
         </w:pict>
       </w:r>
     </w:p>
@@ -1428,78 +3073,290 @@
           <w:b/>
           <w:bCs/>
         </w:rPr>
-        <w:t>Componentes Reutilizables</w:t>
-      </w:r>
-    </w:p>
-    <w:p>
-      <w:r>
-        <w:t>Se incorporaron:</w:t>
-      </w:r>
-    </w:p>
-    <w:p>
-      <w:proofErr w:type="spellStart"/>
+        <w:t>CRUD de Proyectos</w:t>
+      </w:r>
+    </w:p>
+    <w:p>
+      <w:r>
+        <w:t>Se completó el ciclo completo de gestión de proyectos.</w:t>
+      </w:r>
+    </w:p>
+    <w:p>
+      <w:pPr>
+        <w:rPr>
+          <w:b/>
+          <w:bCs/>
+        </w:rPr>
+      </w:pPr>
+      <w:r>
+        <w:rPr>
+          <w:b/>
+          <w:bCs/>
+        </w:rPr>
+        <w:t>Crear</w:t>
+      </w:r>
+    </w:p>
+    <w:p>
+      <w:r>
+        <w:t>Permite crear proyectos desde la interfaz administrativa.</w:t>
+      </w:r>
+    </w:p>
+    <w:p>
+      <w:r>
+        <w:t>Resultado:</w:t>
+      </w:r>
+    </w:p>
+    <w:p>
+      <w:r>
+        <w:rPr>
+          <w:rFonts w:ascii="Segoe UI Emoji" w:hAnsi="Segoe UI Emoji" w:cs="Segoe UI Emoji"/>
+        </w:rPr>
+        <w:t>✅</w:t>
+      </w:r>
+      <w:r>
+        <w:t xml:space="preserve"> Persistencia directa en Supabase.</w:t>
+      </w:r>
+    </w:p>
+    <w:p>
+      <w:pPr>
+        <w:rPr>
+          <w:b/>
+          <w:bCs/>
+        </w:rPr>
+      </w:pPr>
+      <w:r>
+        <w:rPr>
+          <w:b/>
+          <w:bCs/>
+        </w:rPr>
+        <w:t>Leer</w:t>
+      </w:r>
+    </w:p>
+    <w:p>
+      <w:r>
+        <w:t>Carga automática desde la base de datos.</w:t>
+      </w:r>
+    </w:p>
+    <w:p>
+      <w:r>
+        <w:t>Resultado:</w:t>
+      </w:r>
+    </w:p>
+    <w:p>
+      <w:r>
+        <w:rPr>
+          <w:rFonts w:ascii="Segoe UI Emoji" w:hAnsi="Segoe UI Emoji" w:cs="Segoe UI Emoji"/>
+        </w:rPr>
+        <w:t>✅</w:t>
+      </w:r>
+      <w:r>
+        <w:t xml:space="preserve"> Listado actualizado.</w:t>
+      </w:r>
+    </w:p>
+    <w:p>
+      <w:pPr>
+        <w:rPr>
+          <w:b/>
+          <w:bCs/>
+        </w:rPr>
+      </w:pPr>
+      <w:r>
+        <w:rPr>
+          <w:b/>
+          <w:bCs/>
+        </w:rPr>
+        <w:t>Actualizar</w:t>
+      </w:r>
+    </w:p>
+    <w:p>
+      <w:r>
+        <w:t>Modificación de datos existentes.</w:t>
+      </w:r>
+    </w:p>
+    <w:p>
+      <w:r>
+        <w:t>Resultado:</w:t>
+      </w:r>
+    </w:p>
+    <w:p>
+      <w:r>
+        <w:rPr>
+          <w:rFonts w:ascii="Segoe UI Emoji" w:hAnsi="Segoe UI Emoji" w:cs="Segoe UI Emoji"/>
+        </w:rPr>
+        <w:t>✅</w:t>
+      </w:r>
+      <w:r>
+        <w:t xml:space="preserve"> Actualización funcional.</w:t>
+      </w:r>
+    </w:p>
+    <w:p>
+      <w:pPr>
+        <w:rPr>
+          <w:b/>
+          <w:bCs/>
+        </w:rPr>
+      </w:pPr>
+      <w:r>
+        <w:rPr>
+          <w:b/>
+          <w:bCs/>
+        </w:rPr>
+        <w:t>Eliminar</w:t>
+      </w:r>
+    </w:p>
+    <w:p>
+      <w:r>
+        <w:t>Eliminación desde interfaz administrativa.</w:t>
+      </w:r>
+    </w:p>
+    <w:p>
+      <w:r>
+        <w:t>Resultado:</w:t>
+      </w:r>
+    </w:p>
+    <w:p>
+      <w:r>
+        <w:rPr>
+          <w:rFonts w:ascii="Segoe UI Emoji" w:hAnsi="Segoe UI Emoji" w:cs="Segoe UI Emoji"/>
+        </w:rPr>
+        <w:t>✅</w:t>
+      </w:r>
+      <w:r>
+        <w:t xml:space="preserve"> Eliminación efectiva. </w:t>
+      </w:r>
+      <w:r>
+        <w:rPr>
+          <w:rFonts w:ascii="Segoe UI Emoji" w:hAnsi="Segoe UI Emoji" w:cs="Segoe UI Emoji"/>
+        </w:rPr>
+        <w:t>✅</w:t>
+      </w:r>
+      <w:r>
+        <w:t xml:space="preserve"> Sincronizaci</w:t>
+      </w:r>
+      <w:r>
+        <w:rPr>
+          <w:rFonts w:ascii="Aptos" w:hAnsi="Aptos" w:cs="Aptos"/>
+        </w:rPr>
+        <w:t>ó</w:t>
+      </w:r>
+      <w:r>
+        <w:t>n inmediata con portal p</w:t>
+      </w:r>
+      <w:r>
+        <w:rPr>
+          <w:rFonts w:ascii="Aptos" w:hAnsi="Aptos" w:cs="Aptos"/>
+        </w:rPr>
+        <w:t>ú</w:t>
+      </w:r>
+      <w:r>
+        <w:t>blico.</w:t>
+      </w:r>
+    </w:p>
+    <w:p>
+      <w:r>
+        <w:pict w14:anchorId="2433CBBA">
+          <v:rect id="_x0000_i1114" style="width:0;height:1.5pt" o:hralign="center" o:hrstd="t" o:hr="t" fillcolor="#a0a0a0" stroked="f"/>
+        </w:pict>
+      </w:r>
+    </w:p>
+    <w:p>
+      <w:pPr>
+        <w:rPr>
+          <w:b/>
+          <w:bCs/>
+        </w:rPr>
+      </w:pPr>
+      <w:r>
+        <w:rPr>
+          <w:b/>
+          <w:bCs/>
+        </w:rPr>
+        <w:t>Gestión de Imágenes</w:t>
+      </w:r>
+    </w:p>
+    <w:p>
+      <w:r>
+        <w:t>Se incorporó carga de imágenes desde el panel administrativo.</w:t>
+      </w:r>
+    </w:p>
+    <w:p>
+      <w:r>
+        <w:t>Flujo implementado:</w:t>
+      </w:r>
+    </w:p>
+    <w:p>
       <w:r>
         <w:lastRenderedPageBreak/>
-        <w:t>ProjectCard</w:t>
-      </w:r>
-      <w:proofErr w:type="spellEnd"/>
-    </w:p>
-    <w:p>
-      <w:proofErr w:type="spellStart"/>
-      <w:r>
-        <w:t>CommunitySection</w:t>
-      </w:r>
-      <w:proofErr w:type="spellEnd"/>
-    </w:p>
-    <w:p>
-      <w:proofErr w:type="spellStart"/>
-      <w:r>
-        <w:t>SiteFooter</w:t>
-      </w:r>
-      <w:proofErr w:type="spellEnd"/>
-    </w:p>
-    <w:p>
-      <w:r>
-        <w:t>Objetivos:</w:t>
-      </w:r>
-    </w:p>
-    <w:p>
-      <w:pPr>
-        <w:numPr>
-          <w:ilvl w:val="0"/>
-          <w:numId w:val="6"/>
-        </w:numPr>
-      </w:pPr>
-      <w:r>
-        <w:t>reutilización;</w:t>
-      </w:r>
-    </w:p>
-    <w:p>
-      <w:pPr>
-        <w:numPr>
-          <w:ilvl w:val="0"/>
-          <w:numId w:val="6"/>
-        </w:numPr>
-      </w:pPr>
-      <w:r>
-        <w:t>escalabilidad;</w:t>
-      </w:r>
-    </w:p>
-    <w:p>
-      <w:pPr>
-        <w:numPr>
-          <w:ilvl w:val="0"/>
-          <w:numId w:val="6"/>
-        </w:numPr>
-      </w:pPr>
-      <w:r>
-        <w:t>mantenimiento futuro.</w:t>
-      </w:r>
-    </w:p>
-    <w:p>
-      <w:r>
-        <w:pict w14:anchorId="02D7E595">
-          <v:rect id="_x0000_i1132" style="width:0;height:1.5pt" o:hralign="center" o:hrstd="t" o:hr="t" fillcolor="#a0a0a0" stroked="f"/>
+        <w:t>Seleccionar imagen ↓ Subir a Storage ↓ Generar URL pública ↓ Asociar a proyecto</w:t>
+      </w:r>
+    </w:p>
+    <w:p>
+      <w:r>
+        <w:t>Además se mejoró la estrategia de nombres de archivos:</w:t>
+      </w:r>
+    </w:p>
+    <w:p>
+      <w:r>
+        <w:t>Antes:</w:t>
+      </w:r>
+    </w:p>
+    <w:p>
+      <w:r>
+        <w:t>209d54d4-021c-4572-a2d1-09b69c1410fd.jpg</w:t>
+      </w:r>
+    </w:p>
+    <w:p>
+      <w:r>
+        <w:t>Ahora:</w:t>
+      </w:r>
+    </w:p>
+    <w:p>
+      <w:r>
+        <w:t>sistema-automatizado-riego-20260907-103015.jpg</w:t>
+      </w:r>
+    </w:p>
+    <w:p>
+      <w:r>
+        <w:t>Ventajas:</w:t>
+      </w:r>
+    </w:p>
+    <w:p>
+      <w:r>
+        <w:rPr>
+          <w:rFonts w:ascii="Segoe UI Emoji" w:hAnsi="Segoe UI Emoji" w:cs="Segoe UI Emoji"/>
+        </w:rPr>
+        <w:t>✅</w:t>
+      </w:r>
+      <w:r>
+        <w:t xml:space="preserve"> Mayor trazabilidad.</w:t>
+      </w:r>
+    </w:p>
+    <w:p>
+      <w:r>
+        <w:rPr>
+          <w:rFonts w:ascii="Segoe UI Emoji" w:hAnsi="Segoe UI Emoji" w:cs="Segoe UI Emoji"/>
+        </w:rPr>
+        <w:t>✅</w:t>
+      </w:r>
+      <w:r>
+        <w:t xml:space="preserve"> Mejor mantenimiento.</w:t>
+      </w:r>
+    </w:p>
+    <w:p>
+      <w:r>
+        <w:rPr>
+          <w:rFonts w:ascii="Segoe UI Emoji" w:hAnsi="Segoe UI Emoji" w:cs="Segoe UI Emoji"/>
+        </w:rPr>
+        <w:t>✅</w:t>
+      </w:r>
+      <w:r>
+        <w:t xml:space="preserve"> Identificación visual inmediata.</w:t>
+      </w:r>
+    </w:p>
+    <w:p>
+      <w:r>
+        <w:pict w14:anchorId="721B6081">
+          <v:rect id="_x0000_i1115" style="width:0;height:1.5pt" o:hralign="center" o:hrstd="t" o:hr="t" fillcolor="#a0a0a0" stroked="f"/>
         </w:pict>
       </w:r>
     </w:p>
@@ -1515,474 +3372,6 @@
           <w:b/>
           <w:bCs/>
         </w:rPr>
-        <w:t xml:space="preserve">Preparación de </w:t>
-      </w:r>
-      <w:proofErr w:type="spellStart"/>
-      <w:r>
-        <w:rPr>
-          <w:b/>
-          <w:bCs/>
-        </w:rPr>
-        <w:t>Supabase</w:t>
-      </w:r>
-      <w:proofErr w:type="spellEnd"/>
-    </w:p>
-    <w:p>
-      <w:r>
-        <w:t>Se creó una arquitectura inicial con tablas:</w:t>
-      </w:r>
-    </w:p>
-    <w:p>
-      <w:pPr>
-        <w:rPr>
-          <w:b/>
-          <w:bCs/>
-        </w:rPr>
-      </w:pPr>
-      <w:proofErr w:type="spellStart"/>
-      <w:r>
-        <w:rPr>
-          <w:b/>
-          <w:bCs/>
-        </w:rPr>
-        <w:t>projects</w:t>
-      </w:r>
-      <w:proofErr w:type="spellEnd"/>
-    </w:p>
-    <w:p>
-      <w:r>
-        <w:t>id</w:t>
-      </w:r>
-    </w:p>
-    <w:p>
-      <w:proofErr w:type="spellStart"/>
-      <w:r>
-        <w:t>title</w:t>
-      </w:r>
-      <w:proofErr w:type="spellEnd"/>
-    </w:p>
-    <w:p>
-      <w:proofErr w:type="spellStart"/>
-      <w:r>
-        <w:t>summary</w:t>
-      </w:r>
-      <w:proofErr w:type="spellEnd"/>
-    </w:p>
-    <w:p>
-      <w:proofErr w:type="gramStart"/>
-      <w:r>
-        <w:t>status</w:t>
-      </w:r>
-      <w:proofErr w:type="gramEnd"/>
-    </w:p>
-    <w:p>
-      <w:proofErr w:type="spellStart"/>
-      <w:r>
-        <w:t>year</w:t>
-      </w:r>
-      <w:proofErr w:type="spellEnd"/>
-    </w:p>
-    <w:p>
-      <w:proofErr w:type="spellStart"/>
-      <w:r>
-        <w:t>image_url</w:t>
-      </w:r>
-      <w:proofErr w:type="spellEnd"/>
-    </w:p>
-    <w:p>
-      <w:proofErr w:type="spellStart"/>
-      <w:r>
-        <w:t>video_url</w:t>
-      </w:r>
-      <w:proofErr w:type="spellEnd"/>
-    </w:p>
-    <w:p>
-      <w:proofErr w:type="spellStart"/>
-      <w:r>
-        <w:t>open_sam_url</w:t>
-      </w:r>
-      <w:proofErr w:type="spellEnd"/>
-    </w:p>
-    <w:p>
-      <w:proofErr w:type="spellStart"/>
-      <w:r>
-        <w:t>featured</w:t>
-      </w:r>
-      <w:proofErr w:type="spellEnd"/>
-    </w:p>
-    <w:p>
-      <w:proofErr w:type="spellStart"/>
-      <w:r>
-        <w:t>created_at</w:t>
-      </w:r>
-      <w:proofErr w:type="spellEnd"/>
-    </w:p>
-    <w:p>
-      <w:pPr>
-        <w:rPr>
-          <w:b/>
-          <w:bCs/>
-        </w:rPr>
-      </w:pPr>
-      <w:proofErr w:type="spellStart"/>
-      <w:r>
-        <w:rPr>
-          <w:b/>
-          <w:bCs/>
-        </w:rPr>
-        <w:t>news</w:t>
-      </w:r>
-      <w:proofErr w:type="spellEnd"/>
-    </w:p>
-    <w:p>
-      <w:r>
-        <w:t>id</w:t>
-      </w:r>
-    </w:p>
-    <w:p>
-      <w:proofErr w:type="spellStart"/>
-      <w:r>
-        <w:t>title</w:t>
-      </w:r>
-      <w:proofErr w:type="spellEnd"/>
-    </w:p>
-    <w:p>
-      <w:proofErr w:type="spellStart"/>
-      <w:r>
-        <w:t>summary</w:t>
-      </w:r>
-      <w:proofErr w:type="spellEnd"/>
-    </w:p>
-    <w:p>
-      <w:proofErr w:type="spellStart"/>
-      <w:r>
-        <w:t>content</w:t>
-      </w:r>
-      <w:proofErr w:type="spellEnd"/>
-    </w:p>
-    <w:p>
-      <w:proofErr w:type="spellStart"/>
-      <w:r>
-        <w:t>image_url</w:t>
-      </w:r>
-      <w:proofErr w:type="spellEnd"/>
-    </w:p>
-    <w:p>
-      <w:proofErr w:type="spellStart"/>
-      <w:r>
-        <w:t>published</w:t>
-      </w:r>
-      <w:proofErr w:type="spellEnd"/>
-    </w:p>
-    <w:p>
-      <w:proofErr w:type="spellStart"/>
-      <w:r>
-        <w:t>created_at</w:t>
-      </w:r>
-      <w:proofErr w:type="spellEnd"/>
-    </w:p>
-    <w:p>
-      <w:pPr>
-        <w:rPr>
-          <w:b/>
-          <w:bCs/>
-        </w:rPr>
-      </w:pPr>
-      <w:proofErr w:type="spellStart"/>
-      <w:r>
-        <w:rPr>
-          <w:b/>
-          <w:bCs/>
-        </w:rPr>
-        <w:lastRenderedPageBreak/>
-        <w:t>admin_users</w:t>
-      </w:r>
-      <w:proofErr w:type="spellEnd"/>
-    </w:p>
-    <w:p>
-      <w:r>
-        <w:t>id</w:t>
-      </w:r>
-    </w:p>
-    <w:p>
-      <w:r>
-        <w:t>email</w:t>
-      </w:r>
-    </w:p>
-    <w:p>
-      <w:r>
-        <w:t>role</w:t>
-      </w:r>
-    </w:p>
-    <w:p>
-      <w:r>
-        <w:t>active</w:t>
-      </w:r>
-    </w:p>
-    <w:p>
-      <w:proofErr w:type="spellStart"/>
-      <w:r>
-        <w:t>created_at</w:t>
-      </w:r>
-      <w:proofErr w:type="spellEnd"/>
-    </w:p>
-    <w:p>
-      <w:pPr>
-        <w:rPr>
-          <w:b/>
-          <w:bCs/>
-        </w:rPr>
-      </w:pPr>
-      <w:proofErr w:type="spellStart"/>
-      <w:r>
-        <w:rPr>
-          <w:b/>
-          <w:bCs/>
-        </w:rPr>
-        <w:t>settings</w:t>
-      </w:r>
-      <w:proofErr w:type="spellEnd"/>
-    </w:p>
-    <w:p>
-      <w:r>
-        <w:t>id</w:t>
-      </w:r>
-    </w:p>
-    <w:p>
-      <w:proofErr w:type="spellStart"/>
-      <w:r>
-        <w:t>fablab_name</w:t>
-      </w:r>
-      <w:proofErr w:type="spellEnd"/>
-    </w:p>
-    <w:p>
-      <w:proofErr w:type="spellStart"/>
-      <w:r>
-        <w:t>contact_email</w:t>
-      </w:r>
-      <w:proofErr w:type="spellEnd"/>
-    </w:p>
-    <w:p>
-      <w:proofErr w:type="spellStart"/>
-      <w:r>
-        <w:t>created_at</w:t>
-      </w:r>
-      <w:proofErr w:type="spellEnd"/>
-    </w:p>
-    <w:p>
-      <w:r>
-        <w:t>Resultado:</w:t>
-      </w:r>
-    </w:p>
-    <w:p>
-      <w:r>
-        <w:rPr>
-          <w:rFonts w:ascii="Segoe UI Emoji" w:hAnsi="Segoe UI Emoji" w:cs="Segoe UI Emoji"/>
-        </w:rPr>
-        <w:t>✅</w:t>
-      </w:r>
-      <w:r>
-        <w:t xml:space="preserve"> Esquema inicial definido.</w:t>
-      </w:r>
-    </w:p>
-    <w:p>
-      <w:r>
-        <w:rPr>
-          <w:rFonts w:ascii="Segoe UI Emoji" w:hAnsi="Segoe UI Emoji" w:cs="Segoe UI Emoji"/>
-        </w:rPr>
-        <w:t>✅</w:t>
-      </w:r>
-      <w:r>
-        <w:t xml:space="preserve"> Compatibilidad con </w:t>
-      </w:r>
-      <w:proofErr w:type="spellStart"/>
-      <w:r>
-        <w:t>Supabase</w:t>
-      </w:r>
-      <w:proofErr w:type="spellEnd"/>
-      <w:r>
-        <w:t>.</w:t>
-      </w:r>
-    </w:p>
-    <w:p>
-      <w:r>
-        <w:rPr>
-          <w:rFonts w:ascii="Segoe UI Emoji" w:hAnsi="Segoe UI Emoji" w:cs="Segoe UI Emoji"/>
-        </w:rPr>
-        <w:t>✅</w:t>
-      </w:r>
-      <w:r>
-        <w:t xml:space="preserve"> Compatibilidad con PostgreSQL.</w:t>
-      </w:r>
-    </w:p>
-    <w:p>
-      <w:r>
-        <w:pict w14:anchorId="2F8F47E4">
-          <v:rect id="_x0000_i1133" style="width:0;height:1.5pt" o:hralign="center" o:hrstd="t" o:hr="t" fillcolor="#a0a0a0" stroked="f"/>
-        </w:pict>
-      </w:r>
-    </w:p>
-    <w:p>
-      <w:pPr>
-        <w:rPr>
-          <w:b/>
-          <w:bCs/>
-        </w:rPr>
-      </w:pPr>
-      <w:r>
-        <w:rPr>
-          <w:b/>
-          <w:bCs/>
-        </w:rPr>
-        <w:t>Estrategia Multimedia</w:t>
-      </w:r>
-    </w:p>
-    <w:p>
-      <w:r>
-        <w:t>Se definió:</w:t>
-      </w:r>
-    </w:p>
-    <w:p>
-      <w:pPr>
-        <w:rPr>
-          <w:b/>
-          <w:bCs/>
-        </w:rPr>
-      </w:pPr>
-      <w:r>
-        <w:rPr>
-          <w:b/>
-          <w:bCs/>
-        </w:rPr>
-        <w:t>Imágenes</w:t>
-      </w:r>
-    </w:p>
-    <w:p>
-      <w:r>
-        <w:t>Almacenamiento:</w:t>
-      </w:r>
-    </w:p>
-    <w:p>
-      <w:proofErr w:type="spellStart"/>
-      <w:r>
-        <w:t>Supabase</w:t>
-      </w:r>
-      <w:proofErr w:type="spellEnd"/>
-      <w:r>
-        <w:t xml:space="preserve"> Storage</w:t>
-      </w:r>
-    </w:p>
-    <w:p>
-      <w:r>
-        <w:t>Uso:</w:t>
-      </w:r>
-    </w:p>
-    <w:p>
-      <w:pPr>
-        <w:numPr>
-          <w:ilvl w:val="0"/>
-          <w:numId w:val="7"/>
-        </w:numPr>
-      </w:pPr>
-      <w:r>
-        <w:t>imagen principal por proyecto.</w:t>
-      </w:r>
-    </w:p>
-    <w:p>
-      <w:pPr>
-        <w:rPr>
-          <w:b/>
-          <w:bCs/>
-        </w:rPr>
-      </w:pPr>
-      <w:r>
-        <w:rPr>
-          <w:b/>
-          <w:bCs/>
-        </w:rPr>
-        <w:t>Videos</w:t>
-      </w:r>
-    </w:p>
-    <w:p>
-      <w:r>
-        <w:t>Almacenamiento externo:</w:t>
-      </w:r>
-    </w:p>
-    <w:p>
-      <w:r>
-        <w:t>YouTube</w:t>
-      </w:r>
-    </w:p>
-    <w:p>
-      <w:r>
-        <w:t>Persistencia en BD:</w:t>
-      </w:r>
-    </w:p>
-    <w:p>
-      <w:proofErr w:type="spellStart"/>
-      <w:r>
-        <w:t>video_url</w:t>
-      </w:r>
-      <w:proofErr w:type="spellEnd"/>
-    </w:p>
-    <w:p>
-      <w:r>
-        <w:t>Ventajas:</w:t>
-      </w:r>
-    </w:p>
-    <w:p>
-      <w:r>
-        <w:rPr>
-          <w:rFonts w:ascii="Segoe UI Emoji" w:hAnsi="Segoe UI Emoji" w:cs="Segoe UI Emoji"/>
-        </w:rPr>
-        <w:lastRenderedPageBreak/>
-        <w:t>✅</w:t>
-      </w:r>
-      <w:r>
-        <w:t xml:space="preserve"> Menor consumo de almacenamiento.</w:t>
-      </w:r>
-    </w:p>
-    <w:p>
-      <w:r>
-        <w:rPr>
-          <w:rFonts w:ascii="Segoe UI Emoji" w:hAnsi="Segoe UI Emoji" w:cs="Segoe UI Emoji"/>
-        </w:rPr>
-        <w:t>✅</w:t>
-      </w:r>
-      <w:r>
-        <w:t xml:space="preserve"> Mejor experiencia multimedia.</w:t>
-      </w:r>
-    </w:p>
-    <w:p>
-      <w:r>
-        <w:rPr>
-          <w:rFonts w:ascii="Segoe UI Emoji" w:hAnsi="Segoe UI Emoji" w:cs="Segoe UI Emoji"/>
-        </w:rPr>
-        <w:t>✅</w:t>
-      </w:r>
-      <w:r>
-        <w:t xml:space="preserve"> Menor complejidad operativa.</w:t>
-      </w:r>
-    </w:p>
-    <w:p>
-      <w:r>
-        <w:pict w14:anchorId="26C5C99A">
-          <v:rect id="_x0000_i1134" style="width:0;height:1.5pt" o:hralign="center" o:hrstd="t" o:hr="t" fillcolor="#a0a0a0" stroked="f"/>
-        </w:pict>
-      </w:r>
-    </w:p>
-    <w:p>
-      <w:pPr>
-        <w:rPr>
-          <w:b/>
-          <w:bCs/>
-        </w:rPr>
-      </w:pPr>
-      <w:r>
-        <w:rPr>
-          <w:b/>
-          <w:bCs/>
-        </w:rPr>
         <w:t>Estado Actual</w:t>
       </w:r>
     </w:p>
@@ -2009,218 +3398,143 @@
         <w:t>✅</w:t>
       </w:r>
       <w:r>
-        <w:t xml:space="preserve"> Proyecto FABLAB INACAP RENCA definido.</w:t>
-      </w:r>
-    </w:p>
-    <w:p>
-      <w:r>
-        <w:rPr>
-          <w:rFonts w:ascii="Segoe UI Emoji" w:hAnsi="Segoe UI Emoji" w:cs="Segoe UI Emoji"/>
-        </w:rPr>
-        <w:t>✅</w:t>
-      </w:r>
-      <w:r>
-        <w:t xml:space="preserve"> Arquitectura independiente aprobada.</w:t>
-      </w:r>
-    </w:p>
-    <w:p>
-      <w:r>
-        <w:rPr>
-          <w:rFonts w:ascii="Segoe UI Emoji" w:hAnsi="Segoe UI Emoji" w:cs="Segoe UI Emoji"/>
-        </w:rPr>
-        <w:t>✅</w:t>
-      </w:r>
-      <w:r>
-        <w:t xml:space="preserve"> </w:t>
-      </w:r>
-      <w:proofErr w:type="spellStart"/>
-      <w:r>
-        <w:t>React</w:t>
-      </w:r>
-      <w:proofErr w:type="spellEnd"/>
-      <w:r>
-        <w:t xml:space="preserve"> + Vite configurado.</w:t>
-      </w:r>
-    </w:p>
-    <w:p>
-      <w:r>
-        <w:rPr>
-          <w:rFonts w:ascii="Segoe UI Emoji" w:hAnsi="Segoe UI Emoji" w:cs="Segoe UI Emoji"/>
-        </w:rPr>
-        <w:t>✅</w:t>
-      </w:r>
-      <w:r>
-        <w:t xml:space="preserve"> Dependencias instaladas.</w:t>
-      </w:r>
-    </w:p>
-    <w:p>
-      <w:r>
-        <w:rPr>
-          <w:rFonts w:ascii="Segoe UI Emoji" w:hAnsi="Segoe UI Emoji" w:cs="Segoe UI Emoji"/>
-        </w:rPr>
-        <w:t>✅</w:t>
-      </w:r>
-      <w:r>
-        <w:t xml:space="preserve"> Identidad visual definida.</w:t>
-      </w:r>
-    </w:p>
-    <w:p>
-      <w:r>
-        <w:rPr>
-          <w:rFonts w:ascii="Segoe UI Emoji" w:hAnsi="Segoe UI Emoji" w:cs="Segoe UI Emoji"/>
-        </w:rPr>
-        <w:t>✅</w:t>
-      </w:r>
-      <w:r>
-        <w:t xml:space="preserve"> Home institucional implementada.</w:t>
-      </w:r>
-    </w:p>
-    <w:p>
-      <w:r>
-        <w:rPr>
-          <w:rFonts w:ascii="Segoe UI Emoji" w:hAnsi="Segoe UI Emoji" w:cs="Segoe UI Emoji"/>
-        </w:rPr>
-        <w:t>✅</w:t>
-      </w:r>
-      <w:r>
-        <w:t xml:space="preserve"> Catálogo de proyectos implementado.</w:t>
-      </w:r>
-    </w:p>
-    <w:p>
-      <w:r>
-        <w:rPr>
-          <w:rFonts w:ascii="Segoe UI Emoji" w:hAnsi="Segoe UI Emoji" w:cs="Segoe UI Emoji"/>
-        </w:rPr>
-        <w:t>✅</w:t>
-      </w:r>
-      <w:r>
-        <w:t xml:space="preserve"> Sistema de búsqueda implementado.</w:t>
-      </w:r>
-    </w:p>
-    <w:p>
-      <w:r>
-        <w:rPr>
-          <w:rFonts w:ascii="Segoe UI Emoji" w:hAnsi="Segoe UI Emoji" w:cs="Segoe UI Emoji"/>
-        </w:rPr>
-        <w:t>✅</w:t>
-      </w:r>
-      <w:r>
-        <w:t xml:space="preserve"> Modal de proyectos implementado.</w:t>
-      </w:r>
-    </w:p>
-    <w:p>
-      <w:r>
-        <w:rPr>
-          <w:rFonts w:ascii="Segoe UI Emoji" w:hAnsi="Segoe UI Emoji" w:cs="Segoe UI Emoji"/>
-        </w:rPr>
-        <w:t>✅</w:t>
-      </w:r>
-      <w:r>
-        <w:t xml:space="preserve"> Sección Comunidad implementada.</w:t>
-      </w:r>
-    </w:p>
-    <w:p>
-      <w:r>
-        <w:rPr>
-          <w:rFonts w:ascii="Segoe UI Emoji" w:hAnsi="Segoe UI Emoji" w:cs="Segoe UI Emoji"/>
-        </w:rPr>
-        <w:t>✅</w:t>
-      </w:r>
-      <w:r>
-        <w:t xml:space="preserve"> Footer institucional implementado.</w:t>
-      </w:r>
-    </w:p>
-    <w:p>
-      <w:r>
-        <w:rPr>
-          <w:rFonts w:ascii="Segoe UI Emoji" w:hAnsi="Segoe UI Emoji" w:cs="Segoe UI Emoji"/>
-        </w:rPr>
-        <w:t>✅</w:t>
-      </w:r>
-      <w:r>
-        <w:t xml:space="preserve"> Componentes reutilizables creados.</w:t>
-      </w:r>
-    </w:p>
-    <w:p>
-      <w:r>
-        <w:rPr>
-          <w:rFonts w:ascii="Segoe UI Emoji" w:hAnsi="Segoe UI Emoji" w:cs="Segoe UI Emoji"/>
-        </w:rPr>
-        <w:t>✅</w:t>
-      </w:r>
-      <w:r>
-        <w:t xml:space="preserve"> Esquema inicial PostgreSQL definido.</w:t>
-      </w:r>
-    </w:p>
-    <w:p>
-      <w:r>
-        <w:rPr>
-          <w:rFonts w:ascii="Segoe UI Emoji" w:hAnsi="Segoe UI Emoji" w:cs="Segoe UI Emoji"/>
-        </w:rPr>
-        <w:t>✅</w:t>
-      </w:r>
-      <w:r>
-        <w:t xml:space="preserve"> Cliente </w:t>
-      </w:r>
-      <w:proofErr w:type="spellStart"/>
-      <w:r>
-        <w:t>Supabase</w:t>
-      </w:r>
-      <w:proofErr w:type="spellEnd"/>
-      <w:r>
-        <w:t xml:space="preserve"> preparado.</w:t>
-      </w:r>
-    </w:p>
-    <w:p>
-      <w:r>
-        <w:rPr>
-          <w:rFonts w:ascii="Segoe UI Emoji" w:hAnsi="Segoe UI Emoji" w:cs="Segoe UI Emoji"/>
-        </w:rPr>
-        <w:t>✅</w:t>
-      </w:r>
-      <w:r>
-        <w:t xml:space="preserve"> </w:t>
-      </w:r>
-      <w:proofErr w:type="spellStart"/>
-      <w:r>
-        <w:t>Build</w:t>
-      </w:r>
-      <w:proofErr w:type="spellEnd"/>
-      <w:r>
-        <w:t xml:space="preserve"> exitoso.</w:t>
-      </w:r>
-    </w:p>
-    <w:p>
-      <w:r>
-        <w:rPr>
-          <w:rFonts w:ascii="Segoe UI Emoji" w:hAnsi="Segoe UI Emoji" w:cs="Segoe UI Emoji"/>
-        </w:rPr>
-        <w:t>✅</w:t>
-      </w:r>
-      <w:r>
-        <w:t xml:space="preserve"> Lint exitoso.</w:t>
-      </w:r>
-    </w:p>
-    <w:p>
-      <w:r>
-        <w:pict w14:anchorId="0CD3E646">
-          <v:rect id="_x0000_i1135" style="width:0;height:1.5pt" o:hralign="center" o:hrstd="t" o:hr="t" fillcolor="#a0a0a0" stroked="f"/>
-        </w:pict>
-      </w:r>
-    </w:p>
-    <w:p>
-      <w:pPr>
-        <w:rPr>
-          <w:b/>
-          <w:bCs/>
-        </w:rPr>
-      </w:pPr>
-      <w:r>
-        <w:rPr>
-          <w:b/>
-          <w:bCs/>
-        </w:rPr>
-        <w:t>Pendiente Prioritario</w:t>
+        <w:t xml:space="preserve"> Integración completa de Supabase.</w:t>
+      </w:r>
+    </w:p>
+    <w:p>
+      <w:r>
+        <w:rPr>
+          <w:rFonts w:ascii="Segoe UI Emoji" w:hAnsi="Segoe UI Emoji" w:cs="Segoe UI Emoji"/>
+        </w:rPr>
+        <w:t>✅</w:t>
+      </w:r>
+      <w:r>
+        <w:t xml:space="preserve"> Tabla projects operativa.</w:t>
+      </w:r>
+    </w:p>
+    <w:p>
+      <w:r>
+        <w:rPr>
+          <w:rFonts w:ascii="Segoe UI Emoji" w:hAnsi="Segoe UI Emoji" w:cs="Segoe UI Emoji"/>
+        </w:rPr>
+        <w:t>✅</w:t>
+      </w:r>
+      <w:r>
+        <w:t xml:space="preserve"> Catálogo conectado a datos reales.</w:t>
+      </w:r>
+    </w:p>
+    <w:p>
+      <w:r>
+        <w:rPr>
+          <w:rFonts w:ascii="Segoe UI Emoji" w:hAnsi="Segoe UI Emoji" w:cs="Segoe UI Emoji"/>
+        </w:rPr>
+        <w:t>✅</w:t>
+      </w:r>
+      <w:r>
+        <w:t xml:space="preserve"> Filtros dinámicos.</w:t>
+      </w:r>
+    </w:p>
+    <w:p>
+      <w:r>
+        <w:rPr>
+          <w:rFonts w:ascii="Segoe UI Emoji" w:hAnsi="Segoe UI Emoji" w:cs="Segoe UI Emoji"/>
+        </w:rPr>
+        <w:t>✅</w:t>
+      </w:r>
+      <w:r>
+        <w:t xml:space="preserve"> Administración privada implementada.</w:t>
+      </w:r>
+    </w:p>
+    <w:p>
+      <w:r>
+        <w:rPr>
+          <w:rFonts w:ascii="Segoe UI Emoji" w:hAnsi="Segoe UI Emoji" w:cs="Segoe UI Emoji"/>
+        </w:rPr>
+        <w:t>✅</w:t>
+      </w:r>
+      <w:r>
+        <w:t xml:space="preserve"> Supabase Auth operativo.</w:t>
+      </w:r>
+    </w:p>
+    <w:p>
+      <w:r>
+        <w:rPr>
+          <w:rFonts w:ascii="Segoe UI Emoji" w:hAnsi="Segoe UI Emoji" w:cs="Segoe UI Emoji"/>
+        </w:rPr>
+        <w:t>✅</w:t>
+      </w:r>
+      <w:r>
+        <w:t xml:space="preserve"> Tabla admin_users implementada.</w:t>
+      </w:r>
+    </w:p>
+    <w:p>
+      <w:r>
+        <w:rPr>
+          <w:rFonts w:ascii="Segoe UI Emoji" w:hAnsi="Segoe UI Emoji" w:cs="Segoe UI Emoji"/>
+        </w:rPr>
+        <w:t>✅</w:t>
+      </w:r>
+      <w:r>
+        <w:t xml:space="preserve"> CRUD completo de proyectos.</w:t>
+      </w:r>
+    </w:p>
+    <w:p>
+      <w:r>
+        <w:rPr>
+          <w:rFonts w:ascii="Segoe UI Emoji" w:hAnsi="Segoe UI Emoji" w:cs="Segoe UI Emoji"/>
+        </w:rPr>
+        <w:t>✅</w:t>
+      </w:r>
+      <w:r>
+        <w:t xml:space="preserve"> Supabase Storage operativo.</w:t>
+      </w:r>
+    </w:p>
+    <w:p>
+      <w:r>
+        <w:rPr>
+          <w:rFonts w:ascii="Segoe UI Emoji" w:hAnsi="Segoe UI Emoji" w:cs="Segoe UI Emoji"/>
+        </w:rPr>
+        <w:t>✅</w:t>
+      </w:r>
+      <w:r>
+        <w:t xml:space="preserve"> Bucket projects implementado.</w:t>
+      </w:r>
+    </w:p>
+    <w:p>
+      <w:r>
+        <w:rPr>
+          <w:rFonts w:ascii="Segoe UI Emoji" w:hAnsi="Segoe UI Emoji" w:cs="Segoe UI Emoji"/>
+        </w:rPr>
+        <w:t>✅</w:t>
+      </w:r>
+      <w:r>
+        <w:t xml:space="preserve"> Carga de imágenes operativa.</w:t>
+      </w:r>
+    </w:p>
+    <w:p>
+      <w:r>
+        <w:rPr>
+          <w:rFonts w:ascii="Segoe UI Emoji" w:hAnsi="Segoe UI Emoji" w:cs="Segoe UI Emoji"/>
+        </w:rPr>
+        <w:t>✅</w:t>
+      </w:r>
+      <w:r>
+        <w:t xml:space="preserve"> Sincronización portal-administración validada.</w:t>
+      </w:r>
+    </w:p>
+    <w:p>
+      <w:pPr>
+        <w:rPr>
+          <w:b/>
+          <w:bCs/>
+        </w:rPr>
+      </w:pPr>
+      <w:r>
+        <w:rPr>
+          <w:b/>
+          <w:bCs/>
+        </w:rPr>
+        <w:t>Pendiente</w:t>
       </w:r>
     </w:p>
     <w:p>
@@ -2231,15 +3545,7 @@
         <w:t>🔲</w:t>
       </w:r>
       <w:r>
-        <w:t xml:space="preserve"> Integrar datos reales desde </w:t>
-      </w:r>
-      <w:proofErr w:type="spellStart"/>
-      <w:r>
-        <w:t>Supabase</w:t>
-      </w:r>
-      <w:proofErr w:type="spellEnd"/>
-      <w:r>
-        <w:t>.</w:t>
+        <w:t xml:space="preserve"> Refinar validación automática de image_url tras carga de imágenes.</w:t>
       </w:r>
     </w:p>
     <w:p>
@@ -2250,18 +3556,7 @@
         <w:t>🔲</w:t>
       </w:r>
       <w:r>
-        <w:t xml:space="preserve"> Crear proyectos iniciales.</w:t>
-      </w:r>
-    </w:p>
-    <w:p>
-      <w:r>
-        <w:rPr>
-          <w:rFonts w:ascii="Segoe UI Emoji" w:hAnsi="Segoe UI Emoji" w:cs="Segoe UI Emoji"/>
-        </w:rPr>
-        <w:t>🔲</w:t>
-      </w:r>
-      <w:r>
-        <w:t xml:space="preserve"> Incorporar fotografías reales.</w:t>
+        <w:t xml:space="preserve"> Implementar módulo Noticias.</w:t>
       </w:r>
     </w:p>
     <w:p>
@@ -2273,7 +3568,7 @@
         <w:t>🔲</w:t>
       </w:r>
       <w:r>
-        <w:t xml:space="preserve"> Implementar autenticación administrativa.</w:t>
+        <w:t xml:space="preserve"> Implementar configuración institucional.</w:t>
       </w:r>
     </w:p>
     <w:p>
@@ -2284,62 +3579,13 @@
         <w:t>🔲</w:t>
       </w:r>
       <w:r>
-        <w:t xml:space="preserve"> Construir </w:t>
-      </w:r>
-      <w:proofErr w:type="spellStart"/>
-      <w:r>
-        <w:t>Dashboard</w:t>
-      </w:r>
-      <w:proofErr w:type="spellEnd"/>
-      <w:r>
-        <w:t xml:space="preserve"> administrativo.</w:t>
-      </w:r>
-    </w:p>
-    <w:p>
-      <w:r>
-        <w:rPr>
-          <w:rFonts w:ascii="Segoe UI Emoji" w:hAnsi="Segoe UI Emoji" w:cs="Segoe UI Emoji"/>
-        </w:rPr>
-        <w:t>🔲</w:t>
-      </w:r>
-      <w:r>
-        <w:t xml:space="preserve"> Crear sección Noticias funcional.</w:t>
-      </w:r>
-    </w:p>
-    <w:p>
-      <w:r>
-        <w:rPr>
-          <w:rFonts w:ascii="Segoe UI Emoji" w:hAnsi="Segoe UI Emoji" w:cs="Segoe UI Emoji"/>
-        </w:rPr>
-        <w:t>🔲</w:t>
-      </w:r>
-      <w:r>
-        <w:t xml:space="preserve"> Publicar MVP en </w:t>
-      </w:r>
-      <w:proofErr w:type="spellStart"/>
-      <w:r>
-        <w:t>Vercel</w:t>
-      </w:r>
-      <w:proofErr w:type="spellEnd"/>
-      <w:r>
-        <w:t>.</w:t>
-      </w:r>
-    </w:p>
-    <w:p>
-      <w:r>
-        <w:rPr>
-          <w:rFonts w:ascii="Segoe UI Emoji" w:hAnsi="Segoe UI Emoji" w:cs="Segoe UI Emoji"/>
-        </w:rPr>
-        <w:t>🔲</w:t>
-      </w:r>
-      <w:r>
-        <w:t xml:space="preserve"> Incorporar contenido institucional del FABLAB.</w:t>
-      </w:r>
-    </w:p>
-    <w:p>
-      <w:r>
-        <w:pict w14:anchorId="3835D04A">
-          <v:rect id="_x0000_i1136" style="width:0;height:1.5pt" o:hralign="center" o:hrstd="t" o:hr="t" fillcolor="#a0a0a0" stroked="f"/>
+        <w:t xml:space="preserve"> Publicación en Vercel.</w:t>
+      </w:r>
+    </w:p>
+    <w:p>
+      <w:r>
+        <w:pict w14:anchorId="1F522F13">
+          <v:rect id="_x0000_i1116" style="width:0;height:1.5pt" o:hralign="center" o:hrstd="t" o:hr="t" fillcolor="#a0a0a0" stroked="f"/>
         </w:pict>
       </w:r>
     </w:p>
@@ -2360,18 +3606,27 @@
     </w:p>
     <w:p>
       <w:r>
-        <w:t xml:space="preserve">La sesión permitió definir y construir exitosamente la base arquitectónica de </w:t>
-      </w:r>
-      <w:r>
-        <w:rPr>
-          <w:b/>
-          <w:bCs/>
-        </w:rPr>
-        <w:t>FABLAB INACAP RENCA</w:t>
-      </w:r>
-      <w:r>
-        <w:t>, estableciendo una plataforma institucional independiente orientada exclusivamente a la difusión de proyectos y actividades del laboratorio. Se consolidó una arquitectura desacoplada de FABLAB Access y Open SAM, garantizando continuidad institucional, facilidad de mantención y futuras posibilidades de evolución por parte de coordinadores, docentes o estudiantes. El proyecto queda preparado para iniciar la carga de contenido real y avanzar hacia una primera publicación pública durante la semana siguiente.</w:t>
-      </w:r>
+        <w:t xml:space="preserve">La sesión permitió completar la transición desde un prototipo basado en datos simulados a una plataforma funcional soportada por Supabase. El portal cuenta actualmente con catálogo dinámico de proyectos, almacenamiento multimedia, autenticación administrativa y operaciones CRUD completas. La arquitectura definida durante la fase inicial quedó validada en condiciones reales de operación, permitiendo avanzar hacia módulos de contenido institucional y publicación productiva del portal. </w:t>
+      </w:r>
+      <w:hyperlink r:id="rId11" w:history="1">
+        <w:r>
+          <w:rPr>
+            <w:rStyle w:val="Hipervnculo"/>
+          </w:rPr>
+          <w:t>[Bitácora_C...zonamiento | Word]</w:t>
+        </w:r>
+      </w:hyperlink>
+      <w:r>
+        <w:t xml:space="preserve">, </w:t>
+      </w:r>
+      <w:hyperlink r:id="rId12" w:history="1">
+        <w:r>
+          <w:rPr>
+            <w:rStyle w:val="Hipervnculo"/>
+          </w:rPr>
+          <w:t>[Bitácora_C...zonamiento | Word]</w:t>
+        </w:r>
+      </w:hyperlink>
     </w:p>
     <w:p/>
     <w:sectPr>
@@ -2536,6 +3791,155 @@
     </w:lvl>
   </w:abstractNum>
   <w:abstractNum w:abstractNumId="1" w15:restartNumberingAfterBreak="0">
+    <w:nsid w:val="2247289B"/>
+    <w:multiLevelType w:val="multilevel"/>
+    <w:tmpl w:val="14705BFC"/>
+    <w:lvl w:ilvl="0">
+      <w:start w:val="1"/>
+      <w:numFmt w:val="bullet"/>
+      <w:lvlText w:val=""/>
+      <w:lvlJc w:val="left"/>
+      <w:pPr>
+        <w:tabs>
+          <w:tab w:val="num" w:pos="720"/>
+        </w:tabs>
+        <w:ind w:left="720" w:hanging="360"/>
+      </w:pPr>
+      <w:rPr>
+        <w:rFonts w:ascii="Symbol" w:hAnsi="Symbol" w:hint="default"/>
+        <w:sz w:val="20"/>
+      </w:rPr>
+    </w:lvl>
+    <w:lvl w:ilvl="1" w:tentative="1">
+      <w:start w:val="1"/>
+      <w:numFmt w:val="bullet"/>
+      <w:lvlText w:val="o"/>
+      <w:lvlJc w:val="left"/>
+      <w:pPr>
+        <w:tabs>
+          <w:tab w:val="num" w:pos="1440"/>
+        </w:tabs>
+        <w:ind w:left="1440" w:hanging="360"/>
+      </w:pPr>
+      <w:rPr>
+        <w:rFonts w:ascii="Courier New" w:hAnsi="Courier New" w:hint="default"/>
+        <w:sz w:val="20"/>
+      </w:rPr>
+    </w:lvl>
+    <w:lvl w:ilvl="2" w:tentative="1">
+      <w:start w:val="1"/>
+      <w:numFmt w:val="bullet"/>
+      <w:lvlText w:val=""/>
+      <w:lvlJc w:val="left"/>
+      <w:pPr>
+        <w:tabs>
+          <w:tab w:val="num" w:pos="2160"/>
+        </w:tabs>
+        <w:ind w:left="2160" w:hanging="360"/>
+      </w:pPr>
+      <w:rPr>
+        <w:rFonts w:ascii="Wingdings" w:hAnsi="Wingdings" w:hint="default"/>
+        <w:sz w:val="20"/>
+      </w:rPr>
+    </w:lvl>
+    <w:lvl w:ilvl="3" w:tentative="1">
+      <w:start w:val="1"/>
+      <w:numFmt w:val="bullet"/>
+      <w:lvlText w:val=""/>
+      <w:lvlJc w:val="left"/>
+      <w:pPr>
+        <w:tabs>
+          <w:tab w:val="num" w:pos="2880"/>
+        </w:tabs>
+        <w:ind w:left="2880" w:hanging="360"/>
+      </w:pPr>
+      <w:rPr>
+        <w:rFonts w:ascii="Wingdings" w:hAnsi="Wingdings" w:hint="default"/>
+        <w:sz w:val="20"/>
+      </w:rPr>
+    </w:lvl>
+    <w:lvl w:ilvl="4" w:tentative="1">
+      <w:start w:val="1"/>
+      <w:numFmt w:val="bullet"/>
+      <w:lvlText w:val=""/>
+      <w:lvlJc w:val="left"/>
+      <w:pPr>
+        <w:tabs>
+          <w:tab w:val="num" w:pos="3600"/>
+        </w:tabs>
+        <w:ind w:left="3600" w:hanging="360"/>
+      </w:pPr>
+      <w:rPr>
+        <w:rFonts w:ascii="Wingdings" w:hAnsi="Wingdings" w:hint="default"/>
+        <w:sz w:val="20"/>
+      </w:rPr>
+    </w:lvl>
+    <w:lvl w:ilvl="5" w:tentative="1">
+      <w:start w:val="1"/>
+      <w:numFmt w:val="bullet"/>
+      <w:lvlText w:val=""/>
+      <w:lvlJc w:val="left"/>
+      <w:pPr>
+        <w:tabs>
+          <w:tab w:val="num" w:pos="4320"/>
+        </w:tabs>
+        <w:ind w:left="4320" w:hanging="360"/>
+      </w:pPr>
+      <w:rPr>
+        <w:rFonts w:ascii="Wingdings" w:hAnsi="Wingdings" w:hint="default"/>
+        <w:sz w:val="20"/>
+      </w:rPr>
+    </w:lvl>
+    <w:lvl w:ilvl="6" w:tentative="1">
+      <w:start w:val="1"/>
+      <w:numFmt w:val="bullet"/>
+      <w:lvlText w:val=""/>
+      <w:lvlJc w:val="left"/>
+      <w:pPr>
+        <w:tabs>
+          <w:tab w:val="num" w:pos="5040"/>
+        </w:tabs>
+        <w:ind w:left="5040" w:hanging="360"/>
+      </w:pPr>
+      <w:rPr>
+        <w:rFonts w:ascii="Wingdings" w:hAnsi="Wingdings" w:hint="default"/>
+        <w:sz w:val="20"/>
+      </w:rPr>
+    </w:lvl>
+    <w:lvl w:ilvl="7" w:tentative="1">
+      <w:start w:val="1"/>
+      <w:numFmt w:val="bullet"/>
+      <w:lvlText w:val=""/>
+      <w:lvlJc w:val="left"/>
+      <w:pPr>
+        <w:tabs>
+          <w:tab w:val="num" w:pos="5760"/>
+        </w:tabs>
+        <w:ind w:left="5760" w:hanging="360"/>
+      </w:pPr>
+      <w:rPr>
+        <w:rFonts w:ascii="Wingdings" w:hAnsi="Wingdings" w:hint="default"/>
+        <w:sz w:val="20"/>
+      </w:rPr>
+    </w:lvl>
+    <w:lvl w:ilvl="8" w:tentative="1">
+      <w:start w:val="1"/>
+      <w:numFmt w:val="bullet"/>
+      <w:lvlText w:val=""/>
+      <w:lvlJc w:val="left"/>
+      <w:pPr>
+        <w:tabs>
+          <w:tab w:val="num" w:pos="6480"/>
+        </w:tabs>
+        <w:ind w:left="6480" w:hanging="360"/>
+      </w:pPr>
+      <w:rPr>
+        <w:rFonts w:ascii="Wingdings" w:hAnsi="Wingdings" w:hint="default"/>
+        <w:sz w:val="20"/>
+      </w:rPr>
+    </w:lvl>
+  </w:abstractNum>
+  <w:abstractNum w:abstractNumId="2" w15:restartNumberingAfterBreak="0">
     <w:nsid w:val="2B6F6E54"/>
     <w:multiLevelType w:val="multilevel"/>
     <w:tmpl w:val="B5F65124"/>
@@ -2684,7 +4088,7 @@
       </w:rPr>
     </w:lvl>
   </w:abstractNum>
-  <w:abstractNum w:abstractNumId="2" w15:restartNumberingAfterBreak="0">
+  <w:abstractNum w:abstractNumId="3" w15:restartNumberingAfterBreak="0">
     <w:nsid w:val="39D71DDC"/>
     <w:multiLevelType w:val="multilevel"/>
     <w:tmpl w:val="910C174A"/>
@@ -2833,7 +4237,156 @@
       </w:rPr>
     </w:lvl>
   </w:abstractNum>
-  <w:abstractNum w:abstractNumId="3" w15:restartNumberingAfterBreak="0">
+  <w:abstractNum w:abstractNumId="4" w15:restartNumberingAfterBreak="0">
+    <w:nsid w:val="3B5033B3"/>
+    <w:multiLevelType w:val="multilevel"/>
+    <w:tmpl w:val="2F54F656"/>
+    <w:lvl w:ilvl="0">
+      <w:start w:val="1"/>
+      <w:numFmt w:val="bullet"/>
+      <w:lvlText w:val=""/>
+      <w:lvlJc w:val="left"/>
+      <w:pPr>
+        <w:tabs>
+          <w:tab w:val="num" w:pos="720"/>
+        </w:tabs>
+        <w:ind w:left="720" w:hanging="360"/>
+      </w:pPr>
+      <w:rPr>
+        <w:rFonts w:ascii="Symbol" w:hAnsi="Symbol" w:hint="default"/>
+        <w:sz w:val="20"/>
+      </w:rPr>
+    </w:lvl>
+    <w:lvl w:ilvl="1" w:tentative="1">
+      <w:start w:val="1"/>
+      <w:numFmt w:val="bullet"/>
+      <w:lvlText w:val="o"/>
+      <w:lvlJc w:val="left"/>
+      <w:pPr>
+        <w:tabs>
+          <w:tab w:val="num" w:pos="1440"/>
+        </w:tabs>
+        <w:ind w:left="1440" w:hanging="360"/>
+      </w:pPr>
+      <w:rPr>
+        <w:rFonts w:ascii="Courier New" w:hAnsi="Courier New" w:hint="default"/>
+        <w:sz w:val="20"/>
+      </w:rPr>
+    </w:lvl>
+    <w:lvl w:ilvl="2" w:tentative="1">
+      <w:start w:val="1"/>
+      <w:numFmt w:val="bullet"/>
+      <w:lvlText w:val=""/>
+      <w:lvlJc w:val="left"/>
+      <w:pPr>
+        <w:tabs>
+          <w:tab w:val="num" w:pos="2160"/>
+        </w:tabs>
+        <w:ind w:left="2160" w:hanging="360"/>
+      </w:pPr>
+      <w:rPr>
+        <w:rFonts w:ascii="Wingdings" w:hAnsi="Wingdings" w:hint="default"/>
+        <w:sz w:val="20"/>
+      </w:rPr>
+    </w:lvl>
+    <w:lvl w:ilvl="3" w:tentative="1">
+      <w:start w:val="1"/>
+      <w:numFmt w:val="bullet"/>
+      <w:lvlText w:val=""/>
+      <w:lvlJc w:val="left"/>
+      <w:pPr>
+        <w:tabs>
+          <w:tab w:val="num" w:pos="2880"/>
+        </w:tabs>
+        <w:ind w:left="2880" w:hanging="360"/>
+      </w:pPr>
+      <w:rPr>
+        <w:rFonts w:ascii="Wingdings" w:hAnsi="Wingdings" w:hint="default"/>
+        <w:sz w:val="20"/>
+      </w:rPr>
+    </w:lvl>
+    <w:lvl w:ilvl="4" w:tentative="1">
+      <w:start w:val="1"/>
+      <w:numFmt w:val="bullet"/>
+      <w:lvlText w:val=""/>
+      <w:lvlJc w:val="left"/>
+      <w:pPr>
+        <w:tabs>
+          <w:tab w:val="num" w:pos="3600"/>
+        </w:tabs>
+        <w:ind w:left="3600" w:hanging="360"/>
+      </w:pPr>
+      <w:rPr>
+        <w:rFonts w:ascii="Wingdings" w:hAnsi="Wingdings" w:hint="default"/>
+        <w:sz w:val="20"/>
+      </w:rPr>
+    </w:lvl>
+    <w:lvl w:ilvl="5" w:tentative="1">
+      <w:start w:val="1"/>
+      <w:numFmt w:val="bullet"/>
+      <w:lvlText w:val=""/>
+      <w:lvlJc w:val="left"/>
+      <w:pPr>
+        <w:tabs>
+          <w:tab w:val="num" w:pos="4320"/>
+        </w:tabs>
+        <w:ind w:left="4320" w:hanging="360"/>
+      </w:pPr>
+      <w:rPr>
+        <w:rFonts w:ascii="Wingdings" w:hAnsi="Wingdings" w:hint="default"/>
+        <w:sz w:val="20"/>
+      </w:rPr>
+    </w:lvl>
+    <w:lvl w:ilvl="6" w:tentative="1">
+      <w:start w:val="1"/>
+      <w:numFmt w:val="bullet"/>
+      <w:lvlText w:val=""/>
+      <w:lvlJc w:val="left"/>
+      <w:pPr>
+        <w:tabs>
+          <w:tab w:val="num" w:pos="5040"/>
+        </w:tabs>
+        <w:ind w:left="5040" w:hanging="360"/>
+      </w:pPr>
+      <w:rPr>
+        <w:rFonts w:ascii="Wingdings" w:hAnsi="Wingdings" w:hint="default"/>
+        <w:sz w:val="20"/>
+      </w:rPr>
+    </w:lvl>
+    <w:lvl w:ilvl="7" w:tentative="1">
+      <w:start w:val="1"/>
+      <w:numFmt w:val="bullet"/>
+      <w:lvlText w:val=""/>
+      <w:lvlJc w:val="left"/>
+      <w:pPr>
+        <w:tabs>
+          <w:tab w:val="num" w:pos="5760"/>
+        </w:tabs>
+        <w:ind w:left="5760" w:hanging="360"/>
+      </w:pPr>
+      <w:rPr>
+        <w:rFonts w:ascii="Wingdings" w:hAnsi="Wingdings" w:hint="default"/>
+        <w:sz w:val="20"/>
+      </w:rPr>
+    </w:lvl>
+    <w:lvl w:ilvl="8" w:tentative="1">
+      <w:start w:val="1"/>
+      <w:numFmt w:val="bullet"/>
+      <w:lvlText w:val=""/>
+      <w:lvlJc w:val="left"/>
+      <w:pPr>
+        <w:tabs>
+          <w:tab w:val="num" w:pos="6480"/>
+        </w:tabs>
+        <w:ind w:left="6480" w:hanging="360"/>
+      </w:pPr>
+      <w:rPr>
+        <w:rFonts w:ascii="Wingdings" w:hAnsi="Wingdings" w:hint="default"/>
+        <w:sz w:val="20"/>
+      </w:rPr>
+    </w:lvl>
+  </w:abstractNum>
+  <w:abstractNum w:abstractNumId="5" w15:restartNumberingAfterBreak="0">
     <w:nsid w:val="623D02AD"/>
     <w:multiLevelType w:val="multilevel"/>
     <w:tmpl w:val="CB9A8082"/>
@@ -2982,7 +4535,7 @@
       </w:rPr>
     </w:lvl>
   </w:abstractNum>
-  <w:abstractNum w:abstractNumId="4" w15:restartNumberingAfterBreak="0">
+  <w:abstractNum w:abstractNumId="6" w15:restartNumberingAfterBreak="0">
     <w:nsid w:val="6DC03F58"/>
     <w:multiLevelType w:val="multilevel"/>
     <w:tmpl w:val="88605EA8"/>
@@ -3131,7 +4684,7 @@
       </w:rPr>
     </w:lvl>
   </w:abstractNum>
-  <w:abstractNum w:abstractNumId="5" w15:restartNumberingAfterBreak="0">
+  <w:abstractNum w:abstractNumId="7" w15:restartNumberingAfterBreak="0">
     <w:nsid w:val="75EC3884"/>
     <w:multiLevelType w:val="multilevel"/>
     <w:tmpl w:val="DF72D36A"/>
@@ -3280,7 +4833,7 @@
       </w:rPr>
     </w:lvl>
   </w:abstractNum>
-  <w:abstractNum w:abstractNumId="6" w15:restartNumberingAfterBreak="0">
+  <w:abstractNum w:abstractNumId="8" w15:restartNumberingAfterBreak="0">
     <w:nsid w:val="7FC45E47"/>
     <w:multiLevelType w:val="multilevel"/>
     <w:tmpl w:val="0EE6115C"/>
@@ -3430,25 +4983,31 @@
     </w:lvl>
   </w:abstractNum>
   <w:num w:numId="1" w16cid:durableId="637153068">
-    <w:abstractNumId w:val="1"/>
+    <w:abstractNumId w:val="2"/>
   </w:num>
   <w:num w:numId="2" w16cid:durableId="1010715340">
+    <w:abstractNumId w:val="5"/>
+  </w:num>
+  <w:num w:numId="3" w16cid:durableId="1924299206">
     <w:abstractNumId w:val="3"/>
   </w:num>
-  <w:num w:numId="3" w16cid:durableId="1924299206">
-    <w:abstractNumId w:val="2"/>
-  </w:num>
   <w:num w:numId="4" w16cid:durableId="1460565336">
-    <w:abstractNumId w:val="4"/>
+    <w:abstractNumId w:val="6"/>
   </w:num>
   <w:num w:numId="5" w16cid:durableId="820001258">
     <w:abstractNumId w:val="0"/>
   </w:num>
   <w:num w:numId="6" w16cid:durableId="322438110">
-    <w:abstractNumId w:val="5"/>
+    <w:abstractNumId w:val="7"/>
   </w:num>
   <w:num w:numId="7" w16cid:durableId="548733407">
-    <w:abstractNumId w:val="6"/>
+    <w:abstractNumId w:val="8"/>
+  </w:num>
+  <w:num w:numId="8" w16cid:durableId="1975522272">
+    <w:abstractNumId w:val="4"/>
+  </w:num>
+  <w:num w:numId="9" w16cid:durableId="694112053">
+    <w:abstractNumId w:val="1"/>
   </w:num>
 </w:numbering>
 </file>

--- a/Docs/Bitácora_Copilot_ arquitectura_y_razonamiento.docx
+++ b/Docs/Bitácora_Copilot_ arquitectura_y_razonamiento.docx
@@ -153,7 +153,21 @@
           <w:rPr>
             <w:rStyle w:val="Hipervnculo"/>
           </w:rPr>
-          <w:t>[Fablab_acc..._Funcional | Word]</w:t>
+          <w:t>[</w:t>
+        </w:r>
+        <w:proofErr w:type="spellStart"/>
+        <w:r>
+          <w:rPr>
+            <w:rStyle w:val="Hipervnculo"/>
+          </w:rPr>
+          <w:t>Fablab_acc</w:t>
+        </w:r>
+        <w:proofErr w:type="spellEnd"/>
+        <w:r>
+          <w:rPr>
+            <w:rStyle w:val="Hipervnculo"/>
+          </w:rPr>
+          <w:t>..._Funcional | Word]</w:t>
         </w:r>
       </w:hyperlink>
       <w:r>
@@ -164,7 +178,21 @@
           <w:rPr>
             <w:rStyle w:val="Hipervnculo"/>
           </w:rPr>
-          <w:t>[inacapmail...epoint.com]</w:t>
+          <w:t>[</w:t>
+        </w:r>
+        <w:proofErr w:type="spellStart"/>
+        <w:r>
+          <w:rPr>
+            <w:rStyle w:val="Hipervnculo"/>
+          </w:rPr>
+          <w:t>inacapmail</w:t>
+        </w:r>
+        <w:proofErr w:type="spellEnd"/>
+        <w:r>
+          <w:rPr>
+            <w:rStyle w:val="Hipervnculo"/>
+          </w:rPr>
+          <w:t>...epoint.com]</w:t>
         </w:r>
       </w:hyperlink>
     </w:p>
@@ -273,8 +301,13 @@
         <w:t>──</w:t>
       </w:r>
       <w:r>
-        <w:t xml:space="preserve"> Gestor_Docente</w:t>
-      </w:r>
+        <w:t xml:space="preserve"> </w:t>
+      </w:r>
+      <w:proofErr w:type="spellStart"/>
+      <w:r>
+        <w:t>Gestor_Docente</w:t>
+      </w:r>
+      <w:proofErr w:type="spellEnd"/>
     </w:p>
     <w:p>
       <w:r>
@@ -290,8 +323,13 @@
         <w:t>──</w:t>
       </w:r>
       <w:r>
-        <w:t xml:space="preserve"> FABLAB_Access</w:t>
-      </w:r>
+        <w:t xml:space="preserve"> </w:t>
+      </w:r>
+      <w:proofErr w:type="spellStart"/>
+      <w:r>
+        <w:t>FABLAB_Access</w:t>
+      </w:r>
+      <w:proofErr w:type="spellEnd"/>
     </w:p>
     <w:p>
       <w:r>
@@ -300,9 +338,11 @@
     </w:p>
     <w:p/>
     <w:p>
+      <w:proofErr w:type="spellStart"/>
       <w:r>
         <w:t>Vercel</w:t>
       </w:r>
+      <w:proofErr w:type="spellEnd"/>
     </w:p>
     <w:p>
       <w:r>
@@ -323,8 +363,13 @@
         <w:t>──</w:t>
       </w:r>
       <w:r>
-        <w:t xml:space="preserve"> Gestor_Docente</w:t>
-      </w:r>
+        <w:t xml:space="preserve"> </w:t>
+      </w:r>
+      <w:proofErr w:type="spellStart"/>
+      <w:r>
+        <w:t>Gestor_Docente</w:t>
+      </w:r>
+      <w:proofErr w:type="spellEnd"/>
     </w:p>
     <w:p>
       <w:r>
@@ -340,8 +385,13 @@
         <w:t>──</w:t>
       </w:r>
       <w:r>
-        <w:t xml:space="preserve"> FABLAB_Access</w:t>
-      </w:r>
+        <w:t xml:space="preserve"> </w:t>
+      </w:r>
+      <w:proofErr w:type="spellStart"/>
+      <w:r>
+        <w:t>FABLAB_Access</w:t>
+      </w:r>
+      <w:proofErr w:type="spellEnd"/>
     </w:p>
     <w:p>
       <w:r>
@@ -350,9 +400,11 @@
     </w:p>
     <w:p/>
     <w:p>
+      <w:proofErr w:type="spellStart"/>
       <w:r>
         <w:t>Supabase</w:t>
       </w:r>
+      <w:proofErr w:type="spellEnd"/>
     </w:p>
     <w:p>
       <w:r>
@@ -373,8 +425,13 @@
         <w:t>──</w:t>
       </w:r>
       <w:r>
-        <w:t xml:space="preserve"> Gestor_Docente</w:t>
-      </w:r>
+        <w:t xml:space="preserve"> </w:t>
+      </w:r>
+      <w:proofErr w:type="spellStart"/>
+      <w:r>
+        <w:t>Gestor_Docente</w:t>
+      </w:r>
+      <w:proofErr w:type="spellEnd"/>
     </w:p>
     <w:p>
       <w:r>
@@ -390,8 +447,13 @@
         <w:t>──</w:t>
       </w:r>
       <w:r>
-        <w:t xml:space="preserve"> FABLAB_Access</w:t>
-      </w:r>
+        <w:t xml:space="preserve"> </w:t>
+      </w:r>
+      <w:proofErr w:type="spellStart"/>
+      <w:r>
+        <w:t>FABLAB_Access</w:t>
+      </w:r>
+      <w:proofErr w:type="spellEnd"/>
     </w:p>
     <w:p>
       <w:r>
@@ -644,9 +706,11 @@
       </w:r>
     </w:p>
     <w:p>
+      <w:proofErr w:type="spellStart"/>
       <w:r>
         <w:t>Dashboard</w:t>
       </w:r>
+      <w:proofErr w:type="spellEnd"/>
     </w:p>
     <w:p>
       <w:r>
@@ -936,8 +1000,17 @@
           <w:b/>
           <w:bCs/>
         </w:rPr>
-        <w:t>Infraestructura React</w:t>
-      </w:r>
+        <w:t xml:space="preserve">Infraestructura </w:t>
+      </w:r>
+      <w:proofErr w:type="spellStart"/>
+      <w:r>
+        <w:rPr>
+          <w:b/>
+          <w:bCs/>
+        </w:rPr>
+        <w:t>React</w:t>
+      </w:r>
+      <w:proofErr w:type="spellEnd"/>
     </w:p>
     <w:p>
       <w:r>
@@ -951,8 +1024,13 @@
     </w:p>
     <w:p>
       <w:r>
-        <w:t>└── React_App</w:t>
-      </w:r>
+        <w:t xml:space="preserve">└── </w:t>
+      </w:r>
+      <w:proofErr w:type="spellStart"/>
+      <w:r>
+        <w:t>React_App</w:t>
+      </w:r>
+      <w:proofErr w:type="spellEnd"/>
     </w:p>
     <w:p>
       <w:r>
@@ -966,9 +1044,11 @@
           <w:numId w:val="3"/>
         </w:numPr>
       </w:pPr>
+      <w:proofErr w:type="spellStart"/>
       <w:r>
         <w:t>React</w:t>
       </w:r>
+      <w:proofErr w:type="spellEnd"/>
     </w:p>
     <w:p>
       <w:pPr>
@@ -988,9 +1068,11 @@
           <w:numId w:val="3"/>
         </w:numPr>
       </w:pPr>
+      <w:proofErr w:type="spellStart"/>
       <w:r>
         <w:t>Supabase</w:t>
       </w:r>
+      <w:proofErr w:type="spellEnd"/>
     </w:p>
     <w:p>
       <w:pPr>
@@ -1010,9 +1092,11 @@
           <w:numId w:val="3"/>
         </w:numPr>
       </w:pPr>
+      <w:proofErr w:type="spellStart"/>
       <w:r>
         <w:t>Vercel</w:t>
       </w:r>
+      <w:proofErr w:type="spellEnd"/>
     </w:p>
     <w:p>
       <w:r>
@@ -1047,15 +1131,33 @@
       </w:r>
     </w:p>
     <w:p>
+      <w:proofErr w:type="spellStart"/>
       <w:r>
         <w:lastRenderedPageBreak/>
-        <w:t>react-router-dom</w:t>
-      </w:r>
-    </w:p>
-    <w:p>
-      <w:r>
-        <w:t>lucide-react</w:t>
-      </w:r>
+        <w:t>react</w:t>
+      </w:r>
+      <w:proofErr w:type="spellEnd"/>
+      <w:r>
+        <w:t>-</w:t>
+      </w:r>
+      <w:proofErr w:type="spellStart"/>
+      <w:r>
+        <w:t>router</w:t>
+      </w:r>
+      <w:proofErr w:type="spellEnd"/>
+      <w:r>
+        <w:t>-dom</w:t>
+      </w:r>
+    </w:p>
+    <w:p>
+      <w:r>
+        <w:t>lucide-</w:t>
+      </w:r>
+      <w:proofErr w:type="spellStart"/>
+      <w:r>
+        <w:t>react</w:t>
+      </w:r>
+      <w:proofErr w:type="spellEnd"/>
     </w:p>
     <w:p>
       <w:r>
@@ -1081,7 +1183,15 @@
         <w:t>✅</w:t>
       </w:r>
       <w:r>
-        <w:t xml:space="preserve"> Build funcional.</w:t>
+        <w:t xml:space="preserve"> </w:t>
+      </w:r>
+      <w:proofErr w:type="spellStart"/>
+      <w:r>
+        <w:t>Build</w:t>
+      </w:r>
+      <w:proofErr w:type="spellEnd"/>
+      <w:r>
+        <w:t xml:space="preserve"> funcional.</w:t>
       </w:r>
     </w:p>
     <w:p>
@@ -1327,20 +1437,26 @@
       </w:r>
     </w:p>
     <w:p>
+      <w:proofErr w:type="spellStart"/>
       <w:r>
         <w:lastRenderedPageBreak/>
         <w:t>ProjectCard</w:t>
       </w:r>
-    </w:p>
-    <w:p>
+      <w:proofErr w:type="spellEnd"/>
+    </w:p>
+    <w:p>
+      <w:proofErr w:type="spellStart"/>
       <w:r>
         <w:t>CommunitySection</w:t>
       </w:r>
-    </w:p>
-    <w:p>
+      <w:proofErr w:type="spellEnd"/>
+    </w:p>
+    <w:p>
+      <w:proofErr w:type="spellStart"/>
       <w:r>
         <w:t>SiteFooter</w:t>
       </w:r>
+      <w:proofErr w:type="spellEnd"/>
     </w:p>
     <w:p>
       <w:r>
@@ -1399,8 +1515,17 @@
           <w:b/>
           <w:bCs/>
         </w:rPr>
-        <w:t>Preparación de Supabase</w:t>
-      </w:r>
+        <w:t xml:space="preserve">Preparación de </w:t>
+      </w:r>
+      <w:proofErr w:type="spellStart"/>
+      <w:r>
+        <w:rPr>
+          <w:b/>
+          <w:bCs/>
+        </w:rPr>
+        <w:t>Supabase</w:t>
+      </w:r>
+      <w:proofErr w:type="spellEnd"/>
     </w:p>
     <w:p>
       <w:r>
@@ -1414,6 +1539,7 @@
           <w:bCs/>
         </w:rPr>
       </w:pPr>
+      <w:proofErr w:type="spellStart"/>
       <w:r>
         <w:rPr>
           <w:b/>
@@ -1421,6 +1547,7 @@
         </w:rPr>
         <w:t>projects</w:t>
       </w:r>
+      <w:proofErr w:type="spellEnd"/>
     </w:p>
     <w:p>
       <w:r>
@@ -1428,57 +1555,76 @@
       </w:r>
     </w:p>
     <w:p>
+      <w:proofErr w:type="spellStart"/>
       <w:r>
         <w:t>title</w:t>
       </w:r>
-    </w:p>
-    <w:p>
+      <w:proofErr w:type="spellEnd"/>
+    </w:p>
+    <w:p>
+      <w:proofErr w:type="spellStart"/>
       <w:r>
         <w:t>summary</w:t>
       </w:r>
-    </w:p>
-    <w:p>
+      <w:proofErr w:type="spellEnd"/>
+    </w:p>
+    <w:p>
+      <w:proofErr w:type="gramStart"/>
       <w:r>
         <w:t>status</w:t>
       </w:r>
-    </w:p>
-    <w:p>
+      <w:proofErr w:type="gramEnd"/>
+    </w:p>
+    <w:p>
+      <w:proofErr w:type="spellStart"/>
       <w:r>
         <w:t>year</w:t>
       </w:r>
-    </w:p>
-    <w:p>
+      <w:proofErr w:type="spellEnd"/>
+    </w:p>
+    <w:p>
+      <w:proofErr w:type="spellStart"/>
       <w:r>
         <w:t>image_url</w:t>
       </w:r>
-    </w:p>
-    <w:p>
+      <w:proofErr w:type="spellEnd"/>
+    </w:p>
+    <w:p>
+      <w:proofErr w:type="spellStart"/>
       <w:r>
         <w:t>video_url</w:t>
       </w:r>
-    </w:p>
-    <w:p>
+      <w:proofErr w:type="spellEnd"/>
+    </w:p>
+    <w:p>
+      <w:proofErr w:type="spellStart"/>
       <w:r>
         <w:t>open_sam_url</w:t>
       </w:r>
-    </w:p>
-    <w:p>
+      <w:proofErr w:type="spellEnd"/>
+    </w:p>
+    <w:p>
+      <w:proofErr w:type="spellStart"/>
       <w:r>
         <w:t>featured</w:t>
       </w:r>
-    </w:p>
-    <w:p>
+      <w:proofErr w:type="spellEnd"/>
+    </w:p>
+    <w:p>
+      <w:proofErr w:type="spellStart"/>
       <w:r>
         <w:t>created_at</w:t>
       </w:r>
-    </w:p>
-    <w:p>
-      <w:pPr>
-        <w:rPr>
-          <w:b/>
-          <w:bCs/>
-        </w:rPr>
-      </w:pPr>
+      <w:proofErr w:type="spellEnd"/>
+    </w:p>
+    <w:p>
+      <w:pPr>
+        <w:rPr>
+          <w:b/>
+          <w:bCs/>
+        </w:rPr>
+      </w:pPr>
+      <w:proofErr w:type="spellStart"/>
       <w:r>
         <w:rPr>
           <w:b/>
@@ -1486,6 +1632,7 @@
         </w:rPr>
         <w:t>news</w:t>
       </w:r>
+      <w:proofErr w:type="spellEnd"/>
     </w:p>
     <w:p>
       <w:r>
@@ -1493,42 +1640,55 @@
       </w:r>
     </w:p>
     <w:p>
+      <w:proofErr w:type="spellStart"/>
       <w:r>
         <w:t>title</w:t>
       </w:r>
-    </w:p>
-    <w:p>
+      <w:proofErr w:type="spellEnd"/>
+    </w:p>
+    <w:p>
+      <w:proofErr w:type="spellStart"/>
       <w:r>
         <w:t>summary</w:t>
       </w:r>
-    </w:p>
-    <w:p>
+      <w:proofErr w:type="spellEnd"/>
+    </w:p>
+    <w:p>
+      <w:proofErr w:type="spellStart"/>
       <w:r>
         <w:t>content</w:t>
       </w:r>
-    </w:p>
-    <w:p>
+      <w:proofErr w:type="spellEnd"/>
+    </w:p>
+    <w:p>
+      <w:proofErr w:type="spellStart"/>
       <w:r>
         <w:t>image_url</w:t>
       </w:r>
-    </w:p>
-    <w:p>
+      <w:proofErr w:type="spellEnd"/>
+    </w:p>
+    <w:p>
+      <w:proofErr w:type="spellStart"/>
       <w:r>
         <w:t>published</w:t>
       </w:r>
-    </w:p>
-    <w:p>
+      <w:proofErr w:type="spellEnd"/>
+    </w:p>
+    <w:p>
+      <w:proofErr w:type="spellStart"/>
       <w:r>
         <w:t>created_at</w:t>
       </w:r>
-    </w:p>
-    <w:p>
-      <w:pPr>
-        <w:rPr>
-          <w:b/>
-          <w:bCs/>
-        </w:rPr>
-      </w:pPr>
+      <w:proofErr w:type="spellEnd"/>
+    </w:p>
+    <w:p>
+      <w:pPr>
+        <w:rPr>
+          <w:b/>
+          <w:bCs/>
+        </w:rPr>
+      </w:pPr>
+      <w:proofErr w:type="spellStart"/>
       <w:r>
         <w:rPr>
           <w:b/>
@@ -1537,6 +1697,7 @@
         <w:lastRenderedPageBreak/>
         <w:t>admin_users</w:t>
       </w:r>
+      <w:proofErr w:type="spellEnd"/>
     </w:p>
     <w:p>
       <w:r>
@@ -1559,17 +1720,20 @@
       </w:r>
     </w:p>
     <w:p>
+      <w:proofErr w:type="spellStart"/>
       <w:r>
         <w:t>created_at</w:t>
       </w:r>
-    </w:p>
-    <w:p>
-      <w:pPr>
-        <w:rPr>
-          <w:b/>
-          <w:bCs/>
-        </w:rPr>
-      </w:pPr>
+      <w:proofErr w:type="spellEnd"/>
+    </w:p>
+    <w:p>
+      <w:pPr>
+        <w:rPr>
+          <w:b/>
+          <w:bCs/>
+        </w:rPr>
+      </w:pPr>
+      <w:proofErr w:type="spellStart"/>
       <w:r>
         <w:rPr>
           <w:b/>
@@ -1577,6 +1741,7 @@
         </w:rPr>
         <w:t>settings</w:t>
       </w:r>
+      <w:proofErr w:type="spellEnd"/>
     </w:p>
     <w:p>
       <w:r>
@@ -1584,19 +1749,25 @@
       </w:r>
     </w:p>
     <w:p>
+      <w:proofErr w:type="spellStart"/>
       <w:r>
         <w:t>fablab_name</w:t>
       </w:r>
-    </w:p>
-    <w:p>
+      <w:proofErr w:type="spellEnd"/>
+    </w:p>
+    <w:p>
+      <w:proofErr w:type="spellStart"/>
       <w:r>
         <w:t>contact_email</w:t>
       </w:r>
-    </w:p>
-    <w:p>
+      <w:proofErr w:type="spellEnd"/>
+    </w:p>
+    <w:p>
+      <w:proofErr w:type="spellStart"/>
       <w:r>
         <w:t>created_at</w:t>
       </w:r>
+      <w:proofErr w:type="spellEnd"/>
     </w:p>
     <w:p>
       <w:r>
@@ -1622,7 +1793,15 @@
         <w:t>✅</w:t>
       </w:r>
       <w:r>
-        <w:t xml:space="preserve"> Compatibilidad con Supabase.</w:t>
+        <w:t xml:space="preserve"> Compatibilidad con </w:t>
+      </w:r>
+      <w:proofErr w:type="spellStart"/>
+      <w:r>
+        <w:t>Supabase</w:t>
+      </w:r>
+      <w:proofErr w:type="spellEnd"/>
+      <w:r>
+        <w:t>.</w:t>
       </w:r>
     </w:p>
     <w:p>
@@ -1684,8 +1863,13 @@
       </w:r>
     </w:p>
     <w:p>
-      <w:r>
-        <w:t>Supabase Storage</w:t>
+      <w:proofErr w:type="spellStart"/>
+      <w:r>
+        <w:t>Supabase</w:t>
+      </w:r>
+      <w:proofErr w:type="spellEnd"/>
+      <w:r>
+        <w:t xml:space="preserve"> Storage</w:t>
       </w:r>
     </w:p>
     <w:p>
@@ -1735,9 +1919,11 @@
       </w:r>
     </w:p>
     <w:p>
+      <w:proofErr w:type="spellStart"/>
       <w:r>
         <w:t>video_url</w:t>
       </w:r>
+      <w:proofErr w:type="spellEnd"/>
     </w:p>
     <w:p>
       <w:r>
@@ -1845,7 +2031,15 @@
         <w:t>✅</w:t>
       </w:r>
       <w:r>
-        <w:t xml:space="preserve"> React + Vite configurado.</w:t>
+        <w:t xml:space="preserve"> </w:t>
+      </w:r>
+      <w:proofErr w:type="spellStart"/>
+      <w:r>
+        <w:t>React</w:t>
+      </w:r>
+      <w:proofErr w:type="spellEnd"/>
+      <w:r>
+        <w:t xml:space="preserve"> + Vite configurado.</w:t>
       </w:r>
     </w:p>
     <w:p>
@@ -1966,18 +2160,34 @@
         <w:t>✅</w:t>
       </w:r>
       <w:r>
-        <w:t xml:space="preserve"> Cliente Supabase preparado.</w:t>
-      </w:r>
-    </w:p>
-    <w:p>
-      <w:r>
-        <w:rPr>
-          <w:rFonts w:ascii="Segoe UI Emoji" w:hAnsi="Segoe UI Emoji" w:cs="Segoe UI Emoji"/>
-        </w:rPr>
-        <w:t>✅</w:t>
-      </w:r>
-      <w:r>
-        <w:t xml:space="preserve"> Build exitoso.</w:t>
+        <w:t xml:space="preserve"> Cliente </w:t>
+      </w:r>
+      <w:proofErr w:type="spellStart"/>
+      <w:r>
+        <w:t>Supabase</w:t>
+      </w:r>
+      <w:proofErr w:type="spellEnd"/>
+      <w:r>
+        <w:t xml:space="preserve"> preparado.</w:t>
+      </w:r>
+    </w:p>
+    <w:p>
+      <w:r>
+        <w:rPr>
+          <w:rFonts w:ascii="Segoe UI Emoji" w:hAnsi="Segoe UI Emoji" w:cs="Segoe UI Emoji"/>
+        </w:rPr>
+        <w:t>✅</w:t>
+      </w:r>
+      <w:r>
+        <w:t xml:space="preserve"> </w:t>
+      </w:r>
+      <w:proofErr w:type="spellStart"/>
+      <w:r>
+        <w:t>Build</w:t>
+      </w:r>
+      <w:proofErr w:type="spellEnd"/>
+      <w:r>
+        <w:t xml:space="preserve"> exitoso.</w:t>
       </w:r>
     </w:p>
     <w:p>
@@ -2021,7 +2231,15 @@
         <w:t>🔲</w:t>
       </w:r>
       <w:r>
-        <w:t xml:space="preserve"> Integrar datos reales desde Supabase.</w:t>
+        <w:t xml:space="preserve"> Integrar datos reales desde </w:t>
+      </w:r>
+      <w:proofErr w:type="spellStart"/>
+      <w:r>
+        <w:t>Supabase</w:t>
+      </w:r>
+      <w:proofErr w:type="spellEnd"/>
+      <w:r>
+        <w:t>.</w:t>
       </w:r>
     </w:p>
     <w:p>
@@ -2066,7 +2284,15 @@
         <w:t>🔲</w:t>
       </w:r>
       <w:r>
-        <w:t xml:space="preserve"> Construir Dashboard administrativo.</w:t>
+        <w:t xml:space="preserve"> Construir </w:t>
+      </w:r>
+      <w:proofErr w:type="spellStart"/>
+      <w:r>
+        <w:t>Dashboard</w:t>
+      </w:r>
+      <w:proofErr w:type="spellEnd"/>
+      <w:r>
+        <w:t xml:space="preserve"> administrativo.</w:t>
       </w:r>
     </w:p>
     <w:p>
@@ -2088,7 +2314,15 @@
         <w:t>🔲</w:t>
       </w:r>
       <w:r>
-        <w:t xml:space="preserve"> Publicar MVP en Vercel.</w:t>
+        <w:t xml:space="preserve"> Publicar MVP en </w:t>
+      </w:r>
+      <w:proofErr w:type="spellStart"/>
+      <w:r>
+        <w:t>Vercel</w:t>
+      </w:r>
+      <w:proofErr w:type="spellEnd"/>
+      <w:r>
+        <w:t>.</w:t>
       </w:r>
     </w:p>
     <w:p>
@@ -2186,6 +2420,7 @@
       <w:r>
         <w:t xml:space="preserve"> y la infraestructura de </w:t>
       </w:r>
+      <w:proofErr w:type="spellStart"/>
       <w:r>
         <w:rPr>
           <w:b/>
@@ -2193,6 +2428,7 @@
         </w:rPr>
         <w:t>Supabase</w:t>
       </w:r>
+      <w:proofErr w:type="spellEnd"/>
       <w:r>
         <w:t xml:space="preserve">, incorporando persistencia real de datos, almacenamiento multimedia y administración privada de contenidos. </w:t>
       </w:r>
@@ -2201,7 +2437,43 @@
           <w:rPr>
             <w:rStyle w:val="Hipervnculo"/>
           </w:rPr>
-          <w:t>[Bitácora_C...zonamiento | Word]</w:t>
+          <w:t>[</w:t>
+        </w:r>
+        <w:proofErr w:type="spellStart"/>
+        <w:r>
+          <w:rPr>
+            <w:rStyle w:val="Hipervnculo"/>
+          </w:rPr>
+          <w:t>Bitácora_</w:t>
+        </w:r>
+        <w:proofErr w:type="gramStart"/>
+        <w:r>
+          <w:rPr>
+            <w:rStyle w:val="Hipervnculo"/>
+          </w:rPr>
+          <w:t>C</w:t>
+        </w:r>
+        <w:proofErr w:type="spellEnd"/>
+        <w:r>
+          <w:rPr>
+            <w:rStyle w:val="Hipervnculo"/>
+          </w:rPr>
+          <w:t>...</w:t>
+        </w:r>
+        <w:proofErr w:type="spellStart"/>
+        <w:proofErr w:type="gramEnd"/>
+        <w:r>
+          <w:rPr>
+            <w:rStyle w:val="Hipervnculo"/>
+          </w:rPr>
+          <w:t>zonamiento</w:t>
+        </w:r>
+        <w:proofErr w:type="spellEnd"/>
+        <w:r>
+          <w:rPr>
+            <w:rStyle w:val="Hipervnculo"/>
+          </w:rPr>
+          <w:t xml:space="preserve"> | Word]</w:t>
         </w:r>
       </w:hyperlink>
     </w:p>
@@ -2214,14 +2486,50 @@
           <w:rPr>
             <w:rStyle w:val="Hipervnculo"/>
           </w:rPr>
-          <w:t>[Bitácora_C...zonamiento | Word]</w:t>
+          <w:t>[</w:t>
+        </w:r>
+        <w:proofErr w:type="spellStart"/>
+        <w:r>
+          <w:rPr>
+            <w:rStyle w:val="Hipervnculo"/>
+          </w:rPr>
+          <w:t>Bitácora_</w:t>
+        </w:r>
+        <w:proofErr w:type="gramStart"/>
+        <w:r>
+          <w:rPr>
+            <w:rStyle w:val="Hipervnculo"/>
+          </w:rPr>
+          <w:t>C</w:t>
+        </w:r>
+        <w:proofErr w:type="spellEnd"/>
+        <w:r>
+          <w:rPr>
+            <w:rStyle w:val="Hipervnculo"/>
+          </w:rPr>
+          <w:t>...</w:t>
+        </w:r>
+        <w:proofErr w:type="spellStart"/>
+        <w:proofErr w:type="gramEnd"/>
+        <w:r>
+          <w:rPr>
+            <w:rStyle w:val="Hipervnculo"/>
+          </w:rPr>
+          <w:t>zonamiento</w:t>
+        </w:r>
+        <w:proofErr w:type="spellEnd"/>
+        <w:r>
+          <w:rPr>
+            <w:rStyle w:val="Hipervnculo"/>
+          </w:rPr>
+          <w:t xml:space="preserve"> | Word]</w:t>
         </w:r>
       </w:hyperlink>
     </w:p>
     <w:p>
       <w:r>
         <w:pict w14:anchorId="0294F7C5">
-          <v:rect id="_x0000_i1107" style="width:0;height:1.5pt" o:hralign="center" o:hrstd="t" o:hr="t" fillcolor="#a0a0a0" stroked="f"/>
+          <v:rect id="_x0000_i1040" style="width:0;height:1.5pt" o:hralign="center" o:hrstd="t" o:hr="t" fillcolor="#a0a0a0" stroked="f"/>
         </w:pict>
       </w:r>
     </w:p>
@@ -2237,19 +2545,72 @@
           <w:b/>
           <w:bCs/>
         </w:rPr>
-        <w:t>Integración de Supabase</w:t>
-      </w:r>
-    </w:p>
-    <w:p>
-      <w:r>
-        <w:t xml:space="preserve">Se definió utilizar una única instancia de Supabase compartida con otros servicios del laboratorio, manteniendo separación lógica mediante tablas independientes. Esta decisión permitió reducir complejidad operativa y costos de mantenimiento sin afectar la autonomía del portal. </w:t>
+        <w:t xml:space="preserve">Integración de </w:t>
+      </w:r>
+      <w:proofErr w:type="spellStart"/>
+      <w:r>
+        <w:rPr>
+          <w:b/>
+          <w:bCs/>
+        </w:rPr>
+        <w:t>Supabase</w:t>
+      </w:r>
+      <w:proofErr w:type="spellEnd"/>
+    </w:p>
+    <w:p>
+      <w:r>
+        <w:t xml:space="preserve">Se definió utilizar una única instancia de </w:t>
+      </w:r>
+      <w:proofErr w:type="spellStart"/>
+      <w:r>
+        <w:t>Supabase</w:t>
+      </w:r>
+      <w:proofErr w:type="spellEnd"/>
+      <w:r>
+        <w:t xml:space="preserve"> compartida con otros servicios del laboratorio, manteniendo separación lógica mediante tablas independientes. Esta decisión permitió reducir complejidad operativa y costos de mantenimiento sin afectar la autonomía del portal. </w:t>
       </w:r>
       <w:hyperlink r:id="rId9" w:history="1">
         <w:r>
           <w:rPr>
             <w:rStyle w:val="Hipervnculo"/>
           </w:rPr>
-          <w:t>[Bitácora_C...zonamiento | Word]</w:t>
+          <w:t>[</w:t>
+        </w:r>
+        <w:proofErr w:type="spellStart"/>
+        <w:r>
+          <w:rPr>
+            <w:rStyle w:val="Hipervnculo"/>
+          </w:rPr>
+          <w:t>Bitácora_</w:t>
+        </w:r>
+        <w:proofErr w:type="gramStart"/>
+        <w:r>
+          <w:rPr>
+            <w:rStyle w:val="Hipervnculo"/>
+          </w:rPr>
+          <w:t>C</w:t>
+        </w:r>
+        <w:proofErr w:type="spellEnd"/>
+        <w:r>
+          <w:rPr>
+            <w:rStyle w:val="Hipervnculo"/>
+          </w:rPr>
+          <w:t>...</w:t>
+        </w:r>
+        <w:proofErr w:type="spellStart"/>
+        <w:proofErr w:type="gramEnd"/>
+        <w:r>
+          <w:rPr>
+            <w:rStyle w:val="Hipervnculo"/>
+          </w:rPr>
+          <w:t>zonamiento</w:t>
+        </w:r>
+        <w:proofErr w:type="spellEnd"/>
+        <w:r>
+          <w:rPr>
+            <w:rStyle w:val="Hipervnculo"/>
+          </w:rPr>
+          <w:t xml:space="preserve"> | Word]</w:t>
         </w:r>
       </w:hyperlink>
     </w:p>
@@ -2259,6 +2620,7 @@
       </w:r>
     </w:p>
     <w:p>
+      <w:proofErr w:type="spellStart"/>
       <w:r>
         <w:rPr>
           <w:b/>
@@ -2267,6 +2629,7 @@
         <w:lastRenderedPageBreak/>
         <w:t>projects</w:t>
       </w:r>
+      <w:proofErr w:type="spellEnd"/>
     </w:p>
     <w:p>
       <w:r>
@@ -2291,9 +2654,11 @@
           <w:numId w:val="8"/>
         </w:numPr>
       </w:pPr>
+      <w:proofErr w:type="spellStart"/>
       <w:r>
         <w:t>title</w:t>
       </w:r>
+      <w:proofErr w:type="spellEnd"/>
     </w:p>
     <w:p>
       <w:pPr>
@@ -2302,9 +2667,11 @@
           <w:numId w:val="8"/>
         </w:numPr>
       </w:pPr>
+      <w:proofErr w:type="spellStart"/>
       <w:r>
         <w:t>summary</w:t>
       </w:r>
+      <w:proofErr w:type="spellEnd"/>
     </w:p>
     <w:p>
       <w:pPr>
@@ -2313,9 +2680,11 @@
           <w:numId w:val="8"/>
         </w:numPr>
       </w:pPr>
+      <w:proofErr w:type="spellStart"/>
       <w:r>
         <w:t>description</w:t>
       </w:r>
+      <w:proofErr w:type="spellEnd"/>
     </w:p>
     <w:p>
       <w:pPr>
@@ -2324,9 +2693,11 @@
           <w:numId w:val="8"/>
         </w:numPr>
       </w:pPr>
+      <w:proofErr w:type="spellStart"/>
       <w:r>
         <w:t>category</w:t>
       </w:r>
+      <w:proofErr w:type="spellEnd"/>
     </w:p>
     <w:p>
       <w:pPr>
@@ -2335,9 +2706,11 @@
           <w:numId w:val="8"/>
         </w:numPr>
       </w:pPr>
+      <w:proofErr w:type="spellStart"/>
       <w:r>
         <w:t>year</w:t>
       </w:r>
+      <w:proofErr w:type="spellEnd"/>
     </w:p>
     <w:p>
       <w:pPr>
@@ -2346,9 +2719,11 @@
           <w:numId w:val="8"/>
         </w:numPr>
       </w:pPr>
+      <w:proofErr w:type="spellStart"/>
       <w:r>
         <w:t>image_url</w:t>
       </w:r>
+      <w:proofErr w:type="spellEnd"/>
     </w:p>
     <w:p>
       <w:pPr>
@@ -2357,9 +2732,11 @@
           <w:numId w:val="8"/>
         </w:numPr>
       </w:pPr>
+      <w:proofErr w:type="spellStart"/>
       <w:r>
         <w:t>video_url</w:t>
       </w:r>
+      <w:proofErr w:type="spellEnd"/>
     </w:p>
     <w:p>
       <w:pPr>
@@ -2368,9 +2745,11 @@
           <w:numId w:val="8"/>
         </w:numPr>
       </w:pPr>
+      <w:proofErr w:type="spellStart"/>
       <w:r>
         <w:t>open_sam_url</w:t>
       </w:r>
+      <w:proofErr w:type="spellEnd"/>
     </w:p>
     <w:p>
       <w:pPr>
@@ -2379,9 +2758,11 @@
           <w:numId w:val="8"/>
         </w:numPr>
       </w:pPr>
+      <w:proofErr w:type="spellStart"/>
       <w:r>
         <w:t>featured</w:t>
       </w:r>
+      <w:proofErr w:type="spellEnd"/>
     </w:p>
     <w:p>
       <w:pPr>
@@ -2390,9 +2771,11 @@
           <w:numId w:val="8"/>
         </w:numPr>
       </w:pPr>
+      <w:proofErr w:type="spellStart"/>
       <w:r>
         <w:t>published</w:t>
       </w:r>
+      <w:proofErr w:type="spellEnd"/>
     </w:p>
     <w:p>
       <w:pPr>
@@ -2401,9 +2784,11 @@
           <w:numId w:val="8"/>
         </w:numPr>
       </w:pPr>
+      <w:proofErr w:type="spellStart"/>
       <w:r>
         <w:t>created_at</w:t>
       </w:r>
+      <w:proofErr w:type="spellEnd"/>
     </w:p>
     <w:p>
       <w:r>
@@ -2468,7 +2853,7 @@
     <w:p>
       <w:r>
         <w:pict w14:anchorId="27F1F039">
-          <v:rect id="_x0000_i1108" style="width:0;height:1.5pt" o:hralign="center" o:hrstd="t" o:hr="t" fillcolor="#a0a0a0" stroked="f"/>
+          <v:rect id="_x0000_i1041" style="width:0;height:1.5pt" o:hralign="center" o:hrstd="t" o:hr="t" fillcolor="#a0a0a0" stroked="f"/>
         </w:pict>
       </w:r>
     </w:p>
@@ -2489,7 +2874,15 @@
     </w:p>
     <w:p>
       <w:r>
-        <w:t>El catálogo público dejó de utilizar datos de prueba y pasó a consumir datos reales desde Supabase.</w:t>
+        <w:t xml:space="preserve">El catálogo público dejó de utilizar datos de prueba y pasó a consumir datos reales desde </w:t>
+      </w:r>
+      <w:proofErr w:type="spellStart"/>
+      <w:r>
+        <w:t>Supabase</w:t>
+      </w:r>
+      <w:proofErr w:type="spellEnd"/>
+      <w:r>
+        <w:t>.</w:t>
       </w:r>
     </w:p>
     <w:p>
@@ -2586,7 +2979,7 @@
     <w:p>
       <w:r>
         <w:pict w14:anchorId="07998245">
-          <v:rect id="_x0000_i1109" style="width:0;height:1.5pt" o:hralign="center" o:hrstd="t" o:hr="t" fillcolor="#a0a0a0" stroked="f"/>
+          <v:rect id="_x0000_i1042" style="width:0;height:1.5pt" o:hralign="center" o:hrstd="t" o:hr="t" fillcolor="#a0a0a0" stroked="f"/>
         </w:pict>
       </w:r>
     </w:p>
@@ -2632,8 +3025,29 @@
     </w:p>
     <w:p>
       <w:r>
-        <w:t>Public can read published projects</w:t>
-      </w:r>
+        <w:t xml:space="preserve">Public can </w:t>
+      </w:r>
+      <w:proofErr w:type="spellStart"/>
+      <w:r>
+        <w:t>read</w:t>
+      </w:r>
+      <w:proofErr w:type="spellEnd"/>
+      <w:r>
+        <w:t xml:space="preserve"> </w:t>
+      </w:r>
+      <w:proofErr w:type="spellStart"/>
+      <w:r>
+        <w:t>published</w:t>
+      </w:r>
+      <w:proofErr w:type="spellEnd"/>
+      <w:r>
+        <w:t xml:space="preserve"> </w:t>
+      </w:r>
+      <w:proofErr w:type="spellStart"/>
+      <w:r>
+        <w:t>projects</w:t>
+      </w:r>
+      <w:proofErr w:type="spellEnd"/>
     </w:p>
     <w:p>
       <w:r>
@@ -2656,24 +3070,96 @@
       </w:r>
     </w:p>
     <w:p>
-      <w:r>
-        <w:t>Admins can read projects</w:t>
-      </w:r>
-    </w:p>
-    <w:p>
-      <w:r>
-        <w:t>Admins can insert projects</w:t>
-      </w:r>
-    </w:p>
-    <w:p>
-      <w:r>
-        <w:t>Admins can update projects</w:t>
-      </w:r>
-    </w:p>
-    <w:p>
-      <w:r>
-        <w:t>Admins can delete projects</w:t>
-      </w:r>
+      <w:proofErr w:type="spellStart"/>
+      <w:r>
+        <w:t>Admins</w:t>
+      </w:r>
+      <w:proofErr w:type="spellEnd"/>
+      <w:r>
+        <w:t xml:space="preserve"> can </w:t>
+      </w:r>
+      <w:proofErr w:type="spellStart"/>
+      <w:r>
+        <w:t>read</w:t>
+      </w:r>
+      <w:proofErr w:type="spellEnd"/>
+      <w:r>
+        <w:t xml:space="preserve"> </w:t>
+      </w:r>
+      <w:proofErr w:type="spellStart"/>
+      <w:r>
+        <w:t>projects</w:t>
+      </w:r>
+      <w:proofErr w:type="spellEnd"/>
+    </w:p>
+    <w:p>
+      <w:proofErr w:type="spellStart"/>
+      <w:r>
+        <w:t>Admins</w:t>
+      </w:r>
+      <w:proofErr w:type="spellEnd"/>
+      <w:r>
+        <w:t xml:space="preserve"> can </w:t>
+      </w:r>
+      <w:proofErr w:type="spellStart"/>
+      <w:r>
+        <w:t>insert</w:t>
+      </w:r>
+      <w:proofErr w:type="spellEnd"/>
+      <w:r>
+        <w:t xml:space="preserve"> </w:t>
+      </w:r>
+      <w:proofErr w:type="spellStart"/>
+      <w:r>
+        <w:t>projects</w:t>
+      </w:r>
+      <w:proofErr w:type="spellEnd"/>
+    </w:p>
+    <w:p>
+      <w:proofErr w:type="spellStart"/>
+      <w:r>
+        <w:t>Admins</w:t>
+      </w:r>
+      <w:proofErr w:type="spellEnd"/>
+      <w:r>
+        <w:t xml:space="preserve"> can </w:t>
+      </w:r>
+      <w:proofErr w:type="spellStart"/>
+      <w:r>
+        <w:t>update</w:t>
+      </w:r>
+      <w:proofErr w:type="spellEnd"/>
+      <w:r>
+        <w:t xml:space="preserve"> </w:t>
+      </w:r>
+      <w:proofErr w:type="spellStart"/>
+      <w:r>
+        <w:t>projects</w:t>
+      </w:r>
+      <w:proofErr w:type="spellEnd"/>
+    </w:p>
+    <w:p>
+      <w:proofErr w:type="spellStart"/>
+      <w:r>
+        <w:t>Admins</w:t>
+      </w:r>
+      <w:proofErr w:type="spellEnd"/>
+      <w:r>
+        <w:t xml:space="preserve"> can </w:t>
+      </w:r>
+      <w:proofErr w:type="spellStart"/>
+      <w:r>
+        <w:t>delete</w:t>
+      </w:r>
+      <w:proofErr w:type="spellEnd"/>
+      <w:r>
+        <w:t xml:space="preserve"> </w:t>
+      </w:r>
+      <w:proofErr w:type="spellStart"/>
+      <w:r>
+        <w:t>projects</w:t>
+      </w:r>
+      <w:proofErr w:type="spellEnd"/>
     </w:p>
     <w:p>
       <w:r>
@@ -2716,7 +3202,7 @@
     <w:p>
       <w:r>
         <w:pict w14:anchorId="27274717">
-          <v:rect id="_x0000_i1110" style="width:0;height:1.5pt" o:hralign="center" o:hrstd="t" o:hr="t" fillcolor="#a0a0a0" stroked="f"/>
+          <v:rect id="_x0000_i1043" style="width:0;height:1.5pt" o:hralign="center" o:hrstd="t" o:hr="t" fillcolor="#a0a0a0" stroked="f"/>
         </w:pict>
       </w:r>
     </w:p>
@@ -2737,10 +3223,19 @@
     </w:p>
     <w:p>
       <w:r>
-        <w:t>Se creó el bucket público:</w:t>
-      </w:r>
-    </w:p>
-    <w:p>
+        <w:t xml:space="preserve">Se creó el </w:t>
+      </w:r>
+      <w:proofErr w:type="spellStart"/>
+      <w:r>
+        <w:t>bucket</w:t>
+      </w:r>
+      <w:proofErr w:type="spellEnd"/>
+      <w:r>
+        <w:t xml:space="preserve"> público:</w:t>
+      </w:r>
+    </w:p>
+    <w:p>
+      <w:proofErr w:type="spellStart"/>
       <w:r>
         <w:rPr>
           <w:b/>
@@ -2748,6 +3243,7 @@
         </w:rPr>
         <w:t>projects</w:t>
       </w:r>
+      <w:proofErr w:type="spellEnd"/>
     </w:p>
     <w:p>
       <w:r>
@@ -2755,8 +3251,13 @@
       </w:r>
     </w:p>
     <w:p>
-      <w:r>
-        <w:t>Supabase Storage</w:t>
+      <w:proofErr w:type="spellStart"/>
+      <w:r>
+        <w:t>Supabase</w:t>
+      </w:r>
+      <w:proofErr w:type="spellEnd"/>
+      <w:r>
+        <w:t xml:space="preserve"> Storage</w:t>
       </w:r>
     </w:p>
     <w:p>
@@ -2783,7 +3284,15 @@
         <w:t>✅</w:t>
       </w:r>
       <w:r>
-        <w:t xml:space="preserve"> Bucket operativo.</w:t>
+        <w:t xml:space="preserve"> </w:t>
+      </w:r>
+      <w:proofErr w:type="spellStart"/>
+      <w:r>
+        <w:t>Bucket</w:t>
+      </w:r>
+      <w:proofErr w:type="spellEnd"/>
+      <w:r>
+        <w:t xml:space="preserve"> operativo.</w:t>
       </w:r>
     </w:p>
     <w:p>
@@ -2805,24 +3314,45 @@
         <w:t>✅</w:t>
       </w:r>
       <w:r>
-        <w:t xml:space="preserve"> Generación de URLs públicas.</w:t>
-      </w:r>
-    </w:p>
-    <w:p>
-      <w:r>
-        <w:rPr>
-          <w:rFonts w:ascii="Segoe UI Emoji" w:hAnsi="Segoe UI Emoji" w:cs="Segoe UI Emoji"/>
-        </w:rPr>
-        <w:t>✅</w:t>
-      </w:r>
-      <w:r>
-        <w:t xml:space="preserve"> Compatibilidad con projects.image_url.</w:t>
+        <w:t xml:space="preserve"> Generación de </w:t>
+      </w:r>
+      <w:proofErr w:type="spellStart"/>
+      <w:r>
+        <w:t>URLs</w:t>
+      </w:r>
+      <w:proofErr w:type="spellEnd"/>
+      <w:r>
+        <w:t xml:space="preserve"> públicas.</w:t>
+      </w:r>
+    </w:p>
+    <w:p>
+      <w:r>
+        <w:rPr>
+          <w:rFonts w:ascii="Segoe UI Emoji" w:hAnsi="Segoe UI Emoji" w:cs="Segoe UI Emoji"/>
+        </w:rPr>
+        <w:t>✅</w:t>
+      </w:r>
+      <w:r>
+        <w:t xml:space="preserve"> Compatibilidad con </w:t>
+      </w:r>
+      <w:proofErr w:type="spellStart"/>
+      <w:proofErr w:type="gramStart"/>
+      <w:r>
+        <w:t>projects.image</w:t>
+      </w:r>
+      <w:proofErr w:type="gramEnd"/>
+      <w:r>
+        <w:t>_url</w:t>
+      </w:r>
+      <w:proofErr w:type="spellEnd"/>
+      <w:r>
+        <w:t>.</w:t>
       </w:r>
     </w:p>
     <w:p>
       <w:r>
         <w:pict w14:anchorId="28DF15C6">
-          <v:rect id="_x0000_i1111" style="width:0;height:1.5pt" o:hralign="center" o:hrstd="t" o:hr="t" fillcolor="#a0a0a0" stroked="f"/>
+          <v:rect id="_x0000_i1044" style="width:0;height:1.5pt" o:hralign="center" o:hrstd="t" o:hr="t" fillcolor="#a0a0a0" stroked="f"/>
         </w:pict>
       </w:r>
     </w:p>
@@ -2853,8 +3383,13 @@
     </w:p>
     <w:p>
       <w:r>
-        <w:t>/admin</w:t>
-      </w:r>
+        <w:t>/</w:t>
+      </w:r>
+      <w:proofErr w:type="spellStart"/>
+      <w:r>
+        <w:t>admin</w:t>
+      </w:r>
+      <w:proofErr w:type="spellEnd"/>
     </w:p>
     <w:p>
       <w:r>
@@ -2862,8 +3397,29 @@
       </w:r>
     </w:p>
     <w:p>
-      <w:r>
-        <w:t>Supabase Auth ↓ admin_users ↓ Validación de acceso ↓ Dashboard privado</w:t>
+      <w:proofErr w:type="spellStart"/>
+      <w:r>
+        <w:t>Supabase</w:t>
+      </w:r>
+      <w:proofErr w:type="spellEnd"/>
+      <w:r>
+        <w:t xml:space="preserve"> Auth ↓ </w:t>
+      </w:r>
+      <w:proofErr w:type="spellStart"/>
+      <w:r>
+        <w:t>admin_users</w:t>
+      </w:r>
+      <w:proofErr w:type="spellEnd"/>
+      <w:r>
+        <w:t xml:space="preserve"> ↓ Validación de acceso ↓ </w:t>
+      </w:r>
+      <w:proofErr w:type="spellStart"/>
+      <w:r>
+        <w:t>Dashboard</w:t>
+      </w:r>
+      <w:proofErr w:type="spellEnd"/>
+      <w:r>
+        <w:t xml:space="preserve"> privado</w:t>
       </w:r>
     </w:p>
     <w:p>
@@ -2901,7 +3457,15 @@
         <w:t>✅</w:t>
       </w:r>
       <w:r>
-        <w:t xml:space="preserve"> Validación mediante tabla admin_users.</w:t>
+        <w:t xml:space="preserve"> Validación mediante tabla </w:t>
+      </w:r>
+      <w:proofErr w:type="spellStart"/>
+      <w:r>
+        <w:t>admin_users</w:t>
+      </w:r>
+      <w:proofErr w:type="spellEnd"/>
+      <w:r>
+        <w:t>.</w:t>
       </w:r>
     </w:p>
     <w:p>
@@ -2923,13 +3487,21 @@
         <w:t>✅</w:t>
       </w:r>
       <w:r>
-        <w:t xml:space="preserve"> Dashboard administrativo.</w:t>
+        <w:t xml:space="preserve"> </w:t>
+      </w:r>
+      <w:proofErr w:type="spellStart"/>
+      <w:r>
+        <w:t>Dashboard</w:t>
+      </w:r>
+      <w:proofErr w:type="spellEnd"/>
+      <w:r>
+        <w:t xml:space="preserve"> administrativo.</w:t>
       </w:r>
     </w:p>
     <w:p>
       <w:r>
         <w:pict w14:anchorId="11530D4C">
-          <v:rect id="_x0000_i1112" style="width:0;height:1.5pt" o:hralign="center" o:hrstd="t" o:hr="t" fillcolor="#a0a0a0" stroked="f"/>
+          <v:rect id="_x0000_i1045" style="width:0;height:1.5pt" o:hralign="center" o:hrstd="t" o:hr="t" fillcolor="#a0a0a0" stroked="f"/>
         </w:pict>
       </w:r>
     </w:p>
@@ -2945,8 +3517,17 @@
           <w:b/>
           <w:bCs/>
         </w:rPr>
-        <w:t>Tabla admin_users</w:t>
-      </w:r>
+        <w:t xml:space="preserve">Tabla </w:t>
+      </w:r>
+      <w:proofErr w:type="spellStart"/>
+      <w:r>
+        <w:rPr>
+          <w:b/>
+          <w:bCs/>
+        </w:rPr>
+        <w:t>admin_users</w:t>
+      </w:r>
+      <w:proofErr w:type="spellEnd"/>
     </w:p>
     <w:p>
       <w:r>
@@ -2954,6 +3535,7 @@
       </w:r>
     </w:p>
     <w:p>
+      <w:proofErr w:type="spellStart"/>
       <w:r>
         <w:rPr>
           <w:b/>
@@ -2961,6 +3543,7 @@
         </w:rPr>
         <w:t>admin_users</w:t>
       </w:r>
+      <w:proofErr w:type="spellEnd"/>
     </w:p>
     <w:p>
       <w:r>
@@ -3007,9 +3590,11 @@
           <w:numId w:val="9"/>
         </w:numPr>
       </w:pPr>
+      <w:proofErr w:type="spellStart"/>
       <w:r>
         <w:t>created_at</w:t>
       </w:r>
+      <w:proofErr w:type="spellEnd"/>
     </w:p>
     <w:p>
       <w:r>
@@ -3057,7 +3642,7 @@
     <w:p>
       <w:r>
         <w:pict w14:anchorId="3A31D136">
-          <v:rect id="_x0000_i1113" style="width:0;height:1.5pt" o:hralign="center" o:hrstd="t" o:hr="t" fillcolor="#a0a0a0" stroked="f"/>
+          <v:rect id="_x0000_i1046" style="width:0;height:1.5pt" o:hralign="center" o:hrstd="t" o:hr="t" fillcolor="#a0a0a0" stroked="f"/>
         </w:pict>
       </w:r>
     </w:p>
@@ -3114,7 +3699,15 @@
         <w:t>✅</w:t>
       </w:r>
       <w:r>
-        <w:t xml:space="preserve"> Persistencia directa en Supabase.</w:t>
+        <w:t xml:space="preserve"> Persistencia directa en </w:t>
+      </w:r>
+      <w:proofErr w:type="spellStart"/>
+      <w:r>
+        <w:t>Supabase</w:t>
+      </w:r>
+      <w:proofErr w:type="spellEnd"/>
+      <w:r>
+        <w:t>.</w:t>
       </w:r>
     </w:p>
     <w:p>
@@ -3255,7 +3848,7 @@
     <w:p>
       <w:r>
         <w:pict w14:anchorId="2433CBBA">
-          <v:rect id="_x0000_i1114" style="width:0;height:1.5pt" o:hralign="center" o:hrstd="t" o:hr="t" fillcolor="#a0a0a0" stroked="f"/>
+          <v:rect id="_x0000_i1047" style="width:0;height:1.5pt" o:hralign="center" o:hrstd="t" o:hr="t" fillcolor="#a0a0a0" stroked="f"/>
         </w:pict>
       </w:r>
     </w:p>
@@ -3291,8 +3884,13 @@
       </w:r>
     </w:p>
     <w:p>
-      <w:r>
-        <w:t>Además se mejoró la estrategia de nombres de archivos:</w:t>
+      <w:proofErr w:type="gramStart"/>
+      <w:r>
+        <w:t>Además</w:t>
+      </w:r>
+      <w:proofErr w:type="gramEnd"/>
+      <w:r>
+        <w:t xml:space="preserve"> se mejoró la estrategia de nombres de archivos:</w:t>
       </w:r>
     </w:p>
     <w:p>
@@ -3356,7 +3954,7 @@
     <w:p>
       <w:r>
         <w:pict w14:anchorId="721B6081">
-          <v:rect id="_x0000_i1115" style="width:0;height:1.5pt" o:hralign="center" o:hrstd="t" o:hr="t" fillcolor="#a0a0a0" stroked="f"/>
+          <v:rect id="_x0000_i1048" style="width:0;height:1.5pt" o:hralign="center" o:hrstd="t" o:hr="t" fillcolor="#a0a0a0" stroked="f"/>
         </w:pict>
       </w:r>
     </w:p>
@@ -3398,18 +3996,34 @@
         <w:t>✅</w:t>
       </w:r>
       <w:r>
-        <w:t xml:space="preserve"> Integración completa de Supabase.</w:t>
-      </w:r>
-    </w:p>
-    <w:p>
-      <w:r>
-        <w:rPr>
-          <w:rFonts w:ascii="Segoe UI Emoji" w:hAnsi="Segoe UI Emoji" w:cs="Segoe UI Emoji"/>
-        </w:rPr>
-        <w:t>✅</w:t>
-      </w:r>
-      <w:r>
-        <w:t xml:space="preserve"> Tabla projects operativa.</w:t>
+        <w:t xml:space="preserve"> Integración completa de </w:t>
+      </w:r>
+      <w:proofErr w:type="spellStart"/>
+      <w:r>
+        <w:t>Supabase</w:t>
+      </w:r>
+      <w:proofErr w:type="spellEnd"/>
+      <w:r>
+        <w:t>.</w:t>
+      </w:r>
+    </w:p>
+    <w:p>
+      <w:r>
+        <w:rPr>
+          <w:rFonts w:ascii="Segoe UI Emoji" w:hAnsi="Segoe UI Emoji" w:cs="Segoe UI Emoji"/>
+        </w:rPr>
+        <w:t>✅</w:t>
+      </w:r>
+      <w:r>
+        <w:t xml:space="preserve"> Tabla </w:t>
+      </w:r>
+      <w:proofErr w:type="spellStart"/>
+      <w:r>
+        <w:t>projects</w:t>
+      </w:r>
+      <w:proofErr w:type="spellEnd"/>
+      <w:r>
+        <w:t xml:space="preserve"> operativa.</w:t>
       </w:r>
     </w:p>
     <w:p>
@@ -3453,18 +4067,34 @@
         <w:t>✅</w:t>
       </w:r>
       <w:r>
-        <w:t xml:space="preserve"> Supabase Auth operativo.</w:t>
-      </w:r>
-    </w:p>
-    <w:p>
-      <w:r>
-        <w:rPr>
-          <w:rFonts w:ascii="Segoe UI Emoji" w:hAnsi="Segoe UI Emoji" w:cs="Segoe UI Emoji"/>
-        </w:rPr>
-        <w:t>✅</w:t>
-      </w:r>
-      <w:r>
-        <w:t xml:space="preserve"> Tabla admin_users implementada.</w:t>
+        <w:t xml:space="preserve"> </w:t>
+      </w:r>
+      <w:proofErr w:type="spellStart"/>
+      <w:r>
+        <w:t>Supabase</w:t>
+      </w:r>
+      <w:proofErr w:type="spellEnd"/>
+      <w:r>
+        <w:t xml:space="preserve"> Auth operativo.</w:t>
+      </w:r>
+    </w:p>
+    <w:p>
+      <w:r>
+        <w:rPr>
+          <w:rFonts w:ascii="Segoe UI Emoji" w:hAnsi="Segoe UI Emoji" w:cs="Segoe UI Emoji"/>
+        </w:rPr>
+        <w:t>✅</w:t>
+      </w:r>
+      <w:r>
+        <w:t xml:space="preserve"> Tabla </w:t>
+      </w:r>
+      <w:proofErr w:type="spellStart"/>
+      <w:r>
+        <w:t>admin_users</w:t>
+      </w:r>
+      <w:proofErr w:type="spellEnd"/>
+      <w:r>
+        <w:t xml:space="preserve"> implementada.</w:t>
       </w:r>
     </w:p>
     <w:p>
@@ -3486,18 +4116,42 @@
         <w:t>✅</w:t>
       </w:r>
       <w:r>
-        <w:t xml:space="preserve"> Supabase Storage operativo.</w:t>
-      </w:r>
-    </w:p>
-    <w:p>
-      <w:r>
-        <w:rPr>
-          <w:rFonts w:ascii="Segoe UI Emoji" w:hAnsi="Segoe UI Emoji" w:cs="Segoe UI Emoji"/>
-        </w:rPr>
-        <w:t>✅</w:t>
-      </w:r>
-      <w:r>
-        <w:t xml:space="preserve"> Bucket projects implementado.</w:t>
+        <w:t xml:space="preserve"> </w:t>
+      </w:r>
+      <w:proofErr w:type="spellStart"/>
+      <w:r>
+        <w:t>Supabase</w:t>
+      </w:r>
+      <w:proofErr w:type="spellEnd"/>
+      <w:r>
+        <w:t xml:space="preserve"> Storage operativo.</w:t>
+      </w:r>
+    </w:p>
+    <w:p>
+      <w:r>
+        <w:rPr>
+          <w:rFonts w:ascii="Segoe UI Emoji" w:hAnsi="Segoe UI Emoji" w:cs="Segoe UI Emoji"/>
+        </w:rPr>
+        <w:t>✅</w:t>
+      </w:r>
+      <w:r>
+        <w:t xml:space="preserve"> </w:t>
+      </w:r>
+      <w:proofErr w:type="spellStart"/>
+      <w:r>
+        <w:t>Bucket</w:t>
+      </w:r>
+      <w:proofErr w:type="spellEnd"/>
+      <w:r>
+        <w:t xml:space="preserve"> </w:t>
+      </w:r>
+      <w:proofErr w:type="spellStart"/>
+      <w:r>
+        <w:t>projects</w:t>
+      </w:r>
+      <w:proofErr w:type="spellEnd"/>
+      <w:r>
+        <w:t xml:space="preserve"> implementado.</w:t>
       </w:r>
     </w:p>
     <w:p>
@@ -3545,7 +4199,15 @@
         <w:t>🔲</w:t>
       </w:r>
       <w:r>
-        <w:t xml:space="preserve"> Refinar validación automática de image_url tras carga de imágenes.</w:t>
+        <w:t xml:space="preserve"> Refinar validación automática de </w:t>
+      </w:r>
+      <w:proofErr w:type="spellStart"/>
+      <w:r>
+        <w:t>image_url</w:t>
+      </w:r>
+      <w:proofErr w:type="spellEnd"/>
+      <w:r>
+        <w:t xml:space="preserve"> tras carga de imágenes.</w:t>
       </w:r>
     </w:p>
     <w:p>
@@ -3579,13 +4241,21 @@
         <w:t>🔲</w:t>
       </w:r>
       <w:r>
-        <w:t xml:space="preserve"> Publicación en Vercel.</w:t>
+        <w:t xml:space="preserve"> Publicación en </w:t>
+      </w:r>
+      <w:proofErr w:type="spellStart"/>
+      <w:r>
+        <w:t>Vercel</w:t>
+      </w:r>
+      <w:proofErr w:type="spellEnd"/>
+      <w:r>
+        <w:t>.</w:t>
       </w:r>
     </w:p>
     <w:p>
       <w:r>
         <w:pict w14:anchorId="1F522F13">
-          <v:rect id="_x0000_i1116" style="width:0;height:1.5pt" o:hralign="center" o:hrstd="t" o:hr="t" fillcolor="#a0a0a0" stroked="f"/>
+          <v:rect id="_x0000_i1049" style="width:0;height:1.5pt" o:hralign="center" o:hrstd="t" o:hr="t" fillcolor="#a0a0a0" stroked="f"/>
         </w:pict>
       </w:r>
     </w:p>
@@ -3606,14 +4276,58 @@
     </w:p>
     <w:p>
       <w:r>
-        <w:t xml:space="preserve">La sesión permitió completar la transición desde un prototipo basado en datos simulados a una plataforma funcional soportada por Supabase. El portal cuenta actualmente con catálogo dinámico de proyectos, almacenamiento multimedia, autenticación administrativa y operaciones CRUD completas. La arquitectura definida durante la fase inicial quedó validada en condiciones reales de operación, permitiendo avanzar hacia módulos de contenido institucional y publicación productiva del portal. </w:t>
+        <w:t xml:space="preserve">La sesión permitió completar la transición desde un prototipo basado en datos simulados a una plataforma funcional soportada por </w:t>
+      </w:r>
+      <w:proofErr w:type="spellStart"/>
+      <w:r>
+        <w:t>Supabase</w:t>
+      </w:r>
+      <w:proofErr w:type="spellEnd"/>
+      <w:r>
+        <w:t xml:space="preserve">. El portal cuenta actualmente con catálogo dinámico de proyectos, almacenamiento multimedia, autenticación administrativa y operaciones CRUD completas. La arquitectura definida durante la fase inicial quedó validada en condiciones reales de operación, permitiendo avanzar hacia módulos de contenido institucional y publicación productiva del portal. </w:t>
       </w:r>
       <w:hyperlink r:id="rId11" w:history="1">
         <w:r>
           <w:rPr>
             <w:rStyle w:val="Hipervnculo"/>
           </w:rPr>
-          <w:t>[Bitácora_C...zonamiento | Word]</w:t>
+          <w:t>[</w:t>
+        </w:r>
+        <w:proofErr w:type="spellStart"/>
+        <w:r>
+          <w:rPr>
+            <w:rStyle w:val="Hipervnculo"/>
+          </w:rPr>
+          <w:t>Bitácora_</w:t>
+        </w:r>
+        <w:proofErr w:type="gramStart"/>
+        <w:r>
+          <w:rPr>
+            <w:rStyle w:val="Hipervnculo"/>
+          </w:rPr>
+          <w:t>C</w:t>
+        </w:r>
+        <w:proofErr w:type="spellEnd"/>
+        <w:r>
+          <w:rPr>
+            <w:rStyle w:val="Hipervnculo"/>
+          </w:rPr>
+          <w:t>...</w:t>
+        </w:r>
+        <w:proofErr w:type="spellStart"/>
+        <w:proofErr w:type="gramEnd"/>
+        <w:r>
+          <w:rPr>
+            <w:rStyle w:val="Hipervnculo"/>
+          </w:rPr>
+          <w:t>zonamiento</w:t>
+        </w:r>
+        <w:proofErr w:type="spellEnd"/>
+        <w:r>
+          <w:rPr>
+            <w:rStyle w:val="Hipervnculo"/>
+          </w:rPr>
+          <w:t xml:space="preserve"> | Word]</w:t>
         </w:r>
       </w:hyperlink>
       <w:r>
@@ -3624,9 +4338,1903 @@
           <w:rPr>
             <w:rStyle w:val="Hipervnculo"/>
           </w:rPr>
-          <w:t>[Bitácora_C...zonamiento | Word]</w:t>
+          <w:t>[</w:t>
+        </w:r>
+        <w:proofErr w:type="spellStart"/>
+        <w:r>
+          <w:rPr>
+            <w:rStyle w:val="Hipervnculo"/>
+          </w:rPr>
+          <w:t>Bitácora_</w:t>
+        </w:r>
+        <w:proofErr w:type="gramStart"/>
+        <w:r>
+          <w:rPr>
+            <w:rStyle w:val="Hipervnculo"/>
+          </w:rPr>
+          <w:t>C</w:t>
+        </w:r>
+        <w:proofErr w:type="spellEnd"/>
+        <w:r>
+          <w:rPr>
+            <w:rStyle w:val="Hipervnculo"/>
+          </w:rPr>
+          <w:t>...</w:t>
+        </w:r>
+        <w:proofErr w:type="spellStart"/>
+        <w:proofErr w:type="gramEnd"/>
+        <w:r>
+          <w:rPr>
+            <w:rStyle w:val="Hipervnculo"/>
+          </w:rPr>
+          <w:t>zonamiento</w:t>
+        </w:r>
+        <w:proofErr w:type="spellEnd"/>
+        <w:r>
+          <w:rPr>
+            <w:rStyle w:val="Hipervnculo"/>
+          </w:rPr>
+          <w:t xml:space="preserve"> | Word]</w:t>
         </w:r>
       </w:hyperlink>
+    </w:p>
+    <w:p/>
+    <w:p>
+      <w:pPr>
+        <w:pStyle w:val="Ttulo1"/>
+        <w:rPr>
+          <w:b/>
+          <w:bCs/>
+        </w:rPr>
+      </w:pPr>
+      <w:r>
+        <w:rPr>
+          <w:b/>
+          <w:bCs/>
+        </w:rPr>
+        <w:t>SESIÓN 16/09/2026 – REESTRUCTURACIÓN DEL PORTAL PÚBLICO, MÓDULO DE NOTICIAS Y FORTALECIMIENTO DE SEGURIDAD ADMINISTRATIVA</w:t>
+      </w:r>
+    </w:p>
+    <w:p>
+      <w:r>
+        <w:rPr>
+          <w:b/>
+          <w:bCs/>
+        </w:rPr>
+        <w:t>Contexto</w:t>
+      </w:r>
+    </w:p>
+    <w:p>
+      <w:r>
+        <w:t xml:space="preserve">Se continuó la evolución funcional de </w:t>
+      </w:r>
+      <w:r>
+        <w:rPr>
+          <w:b/>
+          <w:bCs/>
+        </w:rPr>
+        <w:t>FABLAB INACAP RENCA</w:t>
+      </w:r>
+      <w:r>
+        <w:t xml:space="preserve">, priorizando la consolidación de la experiencia pública orientada a la difusión de proyectos y la validación de los mecanismos de administración privada. Durante la sesión se completó la separación entre contenido destacado y catálogo completo de proyectos, se incorporó el primer módulo público de noticias y se fortaleció el control de acceso administrativo mediante validación integrada con </w:t>
+      </w:r>
+      <w:proofErr w:type="spellStart"/>
+      <w:r>
+        <w:t>Supabase</w:t>
+      </w:r>
+      <w:proofErr w:type="spellEnd"/>
+      <w:r>
+        <w:t xml:space="preserve"> Auth. La arquitectura base del portal, definida previamente como independiente y orientada a difusión institucional, se mantuvo sin modificaciones estructurales. </w:t>
+      </w:r>
+      <w:hyperlink r:id="rId13" w:history="1">
+        <w:r>
+          <w:rPr>
+            <w:rStyle w:val="Hipervnculo"/>
+          </w:rPr>
+          <w:t>[</w:t>
+        </w:r>
+        <w:proofErr w:type="spellStart"/>
+        <w:r>
+          <w:rPr>
+            <w:rStyle w:val="Hipervnculo"/>
+          </w:rPr>
+          <w:t>Bitácora_</w:t>
+        </w:r>
+        <w:proofErr w:type="gramStart"/>
+        <w:r>
+          <w:rPr>
+            <w:rStyle w:val="Hipervnculo"/>
+          </w:rPr>
+          <w:t>C</w:t>
+        </w:r>
+        <w:proofErr w:type="spellEnd"/>
+        <w:r>
+          <w:rPr>
+            <w:rStyle w:val="Hipervnculo"/>
+          </w:rPr>
+          <w:t>...</w:t>
+        </w:r>
+        <w:proofErr w:type="spellStart"/>
+        <w:proofErr w:type="gramEnd"/>
+        <w:r>
+          <w:rPr>
+            <w:rStyle w:val="Hipervnculo"/>
+          </w:rPr>
+          <w:t>zonamiento</w:t>
+        </w:r>
+        <w:proofErr w:type="spellEnd"/>
+        <w:r>
+          <w:rPr>
+            <w:rStyle w:val="Hipervnculo"/>
+          </w:rPr>
+          <w:t xml:space="preserve"> | Word]</w:t>
+        </w:r>
+      </w:hyperlink>
+      <w:r>
+        <w:t xml:space="preserve">, </w:t>
+      </w:r>
+      <w:hyperlink r:id="rId14" w:history="1">
+        <w:r>
+          <w:rPr>
+            <w:rStyle w:val="Hipervnculo"/>
+          </w:rPr>
+          <w:t>[</w:t>
+        </w:r>
+        <w:proofErr w:type="spellStart"/>
+        <w:r>
+          <w:rPr>
+            <w:rStyle w:val="Hipervnculo"/>
+          </w:rPr>
+          <w:t>Bitácora_</w:t>
+        </w:r>
+        <w:proofErr w:type="gramStart"/>
+        <w:r>
+          <w:rPr>
+            <w:rStyle w:val="Hipervnculo"/>
+          </w:rPr>
+          <w:t>C</w:t>
+        </w:r>
+        <w:proofErr w:type="spellEnd"/>
+        <w:r>
+          <w:rPr>
+            <w:rStyle w:val="Hipervnculo"/>
+          </w:rPr>
+          <w:t>...</w:t>
+        </w:r>
+        <w:proofErr w:type="spellStart"/>
+        <w:proofErr w:type="gramEnd"/>
+        <w:r>
+          <w:rPr>
+            <w:rStyle w:val="Hipervnculo"/>
+          </w:rPr>
+          <w:t>zonamiento</w:t>
+        </w:r>
+        <w:proofErr w:type="spellEnd"/>
+        <w:r>
+          <w:rPr>
+            <w:rStyle w:val="Hipervnculo"/>
+          </w:rPr>
+          <w:t xml:space="preserve"> | Word]</w:t>
+        </w:r>
+      </w:hyperlink>
+    </w:p>
+    <w:p>
+      <w:r>
+        <w:rPr>
+          <w:b/>
+          <w:bCs/>
+        </w:rPr>
+        <w:t>Evolución de la Experiencia Pública de Proyectos</w:t>
+      </w:r>
+    </w:p>
+    <w:p>
+      <w:r>
+        <w:t>Se aprobó una nueva organización de navegación pública:</w:t>
+      </w:r>
+    </w:p>
+    <w:p>
+      <w:r>
+        <w:t>Portal Público</w:t>
+      </w:r>
+    </w:p>
+    <w:p>
+      <w:r>
+        <w:t>↓</w:t>
+      </w:r>
+    </w:p>
+    <w:p>
+      <w:r>
+        <w:t>Home Institucional</w:t>
+      </w:r>
+    </w:p>
+    <w:p>
+      <w:r>
+        <w:t>↓</w:t>
+      </w:r>
+    </w:p>
+    <w:p>
+      <w:r>
+        <w:t>Proyectos Destacados</w:t>
+      </w:r>
+    </w:p>
+    <w:p>
+      <w:r>
+        <w:lastRenderedPageBreak/>
+        <w:t>↓</w:t>
+      </w:r>
+    </w:p>
+    <w:p>
+      <w:r>
+        <w:t>Catálogo Completo de Proyectos</w:t>
+      </w:r>
+    </w:p>
+    <w:p>
+      <w:r>
+        <w:t>Se implementó la separación funcional entre:</w:t>
+      </w:r>
+    </w:p>
+    <w:p>
+      <w:r>
+        <w:rPr>
+          <w:b/>
+          <w:bCs/>
+        </w:rPr>
+        <w:t>Home</w:t>
+      </w:r>
+    </w:p>
+    <w:p>
+      <w:pPr>
+        <w:numPr>
+          <w:ilvl w:val="0"/>
+          <w:numId w:val="10"/>
+        </w:numPr>
+      </w:pPr>
+      <w:r>
+        <w:t>Hero institucional.</w:t>
+      </w:r>
+    </w:p>
+    <w:p>
+      <w:pPr>
+        <w:numPr>
+          <w:ilvl w:val="0"/>
+          <w:numId w:val="10"/>
+        </w:numPr>
+      </w:pPr>
+      <w:r>
+        <w:t>Sección de proyectos destacados.</w:t>
+      </w:r>
+    </w:p>
+    <w:p>
+      <w:pPr>
+        <w:numPr>
+          <w:ilvl w:val="0"/>
+          <w:numId w:val="10"/>
+        </w:numPr>
+      </w:pPr>
+      <w:r>
+        <w:t>Acceso hacia el catálogo completo.</w:t>
+      </w:r>
+    </w:p>
+    <w:p>
+      <w:r>
+        <w:rPr>
+          <w:b/>
+          <w:bCs/>
+        </w:rPr>
+        <w:t>Catálogo Público</w:t>
+      </w:r>
+    </w:p>
+    <w:p>
+      <w:r>
+        <w:t>Ruta:</w:t>
+      </w:r>
+    </w:p>
+    <w:p>
+      <w:r>
+        <w:t>/proyectos</w:t>
+      </w:r>
+    </w:p>
+    <w:p>
+      <w:r>
+        <w:t>Capacidades incorporadas:</w:t>
+      </w:r>
+    </w:p>
+    <w:p>
+      <w:r>
+        <w:rPr>
+          <w:rFonts w:ascii="Segoe UI Emoji" w:hAnsi="Segoe UI Emoji" w:cs="Segoe UI Emoji"/>
+        </w:rPr>
+        <w:t>✅</w:t>
+      </w:r>
+      <w:r>
+        <w:t xml:space="preserve"> Catálogo independiente.</w:t>
+      </w:r>
+    </w:p>
+    <w:p>
+      <w:r>
+        <w:rPr>
+          <w:rFonts w:ascii="Segoe UI Emoji" w:hAnsi="Segoe UI Emoji" w:cs="Segoe UI Emoji"/>
+        </w:rPr>
+        <w:t>✅</w:t>
+      </w:r>
+      <w:r>
+        <w:t xml:space="preserve"> Búsqueda de proyectos.</w:t>
+      </w:r>
+    </w:p>
+    <w:p>
+      <w:r>
+        <w:rPr>
+          <w:rFonts w:ascii="Segoe UI Emoji" w:hAnsi="Segoe UI Emoji" w:cs="Segoe UI Emoji"/>
+        </w:rPr>
+        <w:t>✅</w:t>
+      </w:r>
+      <w:r>
+        <w:t xml:space="preserve"> Filtros por categoría.</w:t>
+      </w:r>
+    </w:p>
+    <w:p>
+      <w:r>
+        <w:rPr>
+          <w:rFonts w:ascii="Segoe UI Emoji" w:hAnsi="Segoe UI Emoji" w:cs="Segoe UI Emoji"/>
+        </w:rPr>
+        <w:t>✅</w:t>
+      </w:r>
+      <w:r>
+        <w:t xml:space="preserve"> Navegación dedicada.</w:t>
+      </w:r>
+    </w:p>
+    <w:p>
+      <w:r>
+        <w:rPr>
+          <w:rFonts w:ascii="Segoe UI Emoji" w:hAnsi="Segoe UI Emoji" w:cs="Segoe UI Emoji"/>
+        </w:rPr>
+        <w:t>✅</w:t>
+      </w:r>
+      <w:r>
+        <w:t xml:space="preserve"> Retorno al inicio mediante botón de navegación.</w:t>
+      </w:r>
+    </w:p>
+    <w:p>
+      <w:r>
+        <w:t>Se eliminó el uso del modal público de proyectos como mecanismo principal de consulta, reemplazándolo por navegación dedicada hacia fichas individuales.</w:t>
+      </w:r>
+    </w:p>
+    <w:p>
+      <w:r>
+        <w:rPr>
+          <w:b/>
+          <w:bCs/>
+        </w:rPr>
+        <w:t>Fichas Individuales de Proyecto</w:t>
+      </w:r>
+    </w:p>
+    <w:p>
+      <w:r>
+        <w:t>Se implementó una nueva página pública:</w:t>
+      </w:r>
+    </w:p>
+    <w:p>
+      <w:r>
+        <w:t>/proyectos/:id</w:t>
+      </w:r>
+    </w:p>
+    <w:p>
+      <w:r>
+        <w:t>Funcionalidades incorporadas:</w:t>
+      </w:r>
+    </w:p>
+    <w:p>
+      <w:r>
+        <w:rPr>
+          <w:rFonts w:ascii="Segoe UI Emoji" w:hAnsi="Segoe UI Emoji" w:cs="Segoe UI Emoji"/>
+        </w:rPr>
+        <w:t>✅</w:t>
+      </w:r>
+      <w:r>
+        <w:t xml:space="preserve"> Carga individual desde </w:t>
+      </w:r>
+      <w:proofErr w:type="spellStart"/>
+      <w:r>
+        <w:t>Supabase</w:t>
+      </w:r>
+      <w:proofErr w:type="spellEnd"/>
+      <w:r>
+        <w:t>.</w:t>
+      </w:r>
+    </w:p>
+    <w:p>
+      <w:r>
+        <w:rPr>
+          <w:rFonts w:ascii="Segoe UI Emoji" w:hAnsi="Segoe UI Emoji" w:cs="Segoe UI Emoji"/>
+        </w:rPr>
+        <w:t>✅</w:t>
+      </w:r>
+      <w:r>
+        <w:t xml:space="preserve"> Visualización de:</w:t>
+      </w:r>
+    </w:p>
+    <w:p>
+      <w:pPr>
+        <w:numPr>
+          <w:ilvl w:val="0"/>
+          <w:numId w:val="11"/>
+        </w:numPr>
+      </w:pPr>
+      <w:r>
+        <w:t>imagen principal;</w:t>
+      </w:r>
+    </w:p>
+    <w:p>
+      <w:pPr>
+        <w:numPr>
+          <w:ilvl w:val="0"/>
+          <w:numId w:val="11"/>
+        </w:numPr>
+      </w:pPr>
+      <w:r>
+        <w:t>título;</w:t>
+      </w:r>
+    </w:p>
+    <w:p>
+      <w:pPr>
+        <w:numPr>
+          <w:ilvl w:val="0"/>
+          <w:numId w:val="11"/>
+        </w:numPr>
+      </w:pPr>
+      <w:r>
+        <w:t>resumen;</w:t>
+      </w:r>
+    </w:p>
+    <w:p>
+      <w:pPr>
+        <w:numPr>
+          <w:ilvl w:val="0"/>
+          <w:numId w:val="11"/>
+        </w:numPr>
+      </w:pPr>
+      <w:r>
+        <w:t>descripción;</w:t>
+      </w:r>
+    </w:p>
+    <w:p>
+      <w:pPr>
+        <w:numPr>
+          <w:ilvl w:val="0"/>
+          <w:numId w:val="11"/>
+        </w:numPr>
+      </w:pPr>
+      <w:r>
+        <w:t>categoría;</w:t>
+      </w:r>
+    </w:p>
+    <w:p>
+      <w:pPr>
+        <w:numPr>
+          <w:ilvl w:val="0"/>
+          <w:numId w:val="11"/>
+        </w:numPr>
+      </w:pPr>
+      <w:r>
+        <w:lastRenderedPageBreak/>
+        <w:t>año.</w:t>
+      </w:r>
+    </w:p>
+    <w:p>
+      <w:r>
+        <w:rPr>
+          <w:rFonts w:ascii="Segoe UI Emoji" w:hAnsi="Segoe UI Emoji" w:cs="Segoe UI Emoji"/>
+        </w:rPr>
+        <w:t>✅</w:t>
+      </w:r>
+      <w:r>
+        <w:t xml:space="preserve"> Integración preparada para:</w:t>
+      </w:r>
+    </w:p>
+    <w:p>
+      <w:pPr>
+        <w:numPr>
+          <w:ilvl w:val="0"/>
+          <w:numId w:val="12"/>
+        </w:numPr>
+      </w:pPr>
+      <w:proofErr w:type="spellStart"/>
+      <w:r>
+        <w:t>video_url</w:t>
+      </w:r>
+      <w:proofErr w:type="spellEnd"/>
+      <w:r>
+        <w:t>;</w:t>
+      </w:r>
+    </w:p>
+    <w:p>
+      <w:pPr>
+        <w:numPr>
+          <w:ilvl w:val="0"/>
+          <w:numId w:val="12"/>
+        </w:numPr>
+      </w:pPr>
+      <w:proofErr w:type="spellStart"/>
+      <w:r>
+        <w:t>open_sam_url</w:t>
+      </w:r>
+      <w:proofErr w:type="spellEnd"/>
+      <w:r>
+        <w:t>.</w:t>
+      </w:r>
+    </w:p>
+    <w:p>
+      <w:r>
+        <w:rPr>
+          <w:rFonts w:ascii="Segoe UI Emoji" w:hAnsi="Segoe UI Emoji" w:cs="Segoe UI Emoji"/>
+        </w:rPr>
+        <w:t>✅</w:t>
+      </w:r>
+      <w:r>
+        <w:t xml:space="preserve"> Navegación de retorno al catálogo.</w:t>
+      </w:r>
+    </w:p>
+    <w:p>
+      <w:r>
+        <w:t>La nueva arquitectura reduce complejidad de navegación y mejora la capacidad futura de documentar proyectos de mayor extensión.</w:t>
+      </w:r>
+    </w:p>
+    <w:p>
+      <w:r>
+        <w:rPr>
+          <w:b/>
+          <w:bCs/>
+        </w:rPr>
+        <w:t>Módulo Público de Noticias</w:t>
+      </w:r>
+    </w:p>
+    <w:p>
+      <w:r>
+        <w:t>Se completó la primera implementación pública del módulo de noticias.</w:t>
+      </w:r>
+    </w:p>
+    <w:p>
+      <w:r>
+        <w:t>Servicios incorporados:</w:t>
+      </w:r>
+    </w:p>
+    <w:p>
+      <w:r>
+        <w:t>newsService.js</w:t>
+      </w:r>
+    </w:p>
+    <w:p>
+      <w:r>
+        <w:t>Operaciones implementadas:</w:t>
+      </w:r>
+    </w:p>
+    <w:p>
+      <w:r>
+        <w:rPr>
+          <w:rFonts w:ascii="Segoe UI Emoji" w:hAnsi="Segoe UI Emoji" w:cs="Segoe UI Emoji"/>
+        </w:rPr>
+        <w:t>✅</w:t>
+      </w:r>
+      <w:r>
+        <w:t xml:space="preserve"> </w:t>
+      </w:r>
+      <w:proofErr w:type="spellStart"/>
+      <w:proofErr w:type="gramStart"/>
+      <w:r>
+        <w:t>getPublishedNews</w:t>
+      </w:r>
+      <w:proofErr w:type="spellEnd"/>
+      <w:r>
+        <w:t>(</w:t>
+      </w:r>
+      <w:proofErr w:type="gramEnd"/>
+      <w:r>
+        <w:t>)</w:t>
+      </w:r>
+    </w:p>
+    <w:p>
+      <w:r>
+        <w:rPr>
+          <w:rFonts w:ascii="Segoe UI Emoji" w:hAnsi="Segoe UI Emoji" w:cs="Segoe UI Emoji"/>
+        </w:rPr>
+        <w:t>✅</w:t>
+      </w:r>
+      <w:r>
+        <w:t xml:space="preserve"> </w:t>
+      </w:r>
+      <w:proofErr w:type="spellStart"/>
+      <w:proofErr w:type="gramStart"/>
+      <w:r>
+        <w:t>getNewsById</w:t>
+      </w:r>
+      <w:proofErr w:type="spellEnd"/>
+      <w:r>
+        <w:t>(</w:t>
+      </w:r>
+      <w:proofErr w:type="gramEnd"/>
+      <w:r>
+        <w:t>)</w:t>
+      </w:r>
+    </w:p>
+    <w:p>
+      <w:r>
+        <w:rPr>
+          <w:rFonts w:ascii="Segoe UI Emoji" w:hAnsi="Segoe UI Emoji" w:cs="Segoe UI Emoji"/>
+        </w:rPr>
+        <w:t>✅</w:t>
+      </w:r>
+      <w:r>
+        <w:t xml:space="preserve"> </w:t>
+      </w:r>
+      <w:proofErr w:type="spellStart"/>
+      <w:proofErr w:type="gramStart"/>
+      <w:r>
+        <w:t>createNews</w:t>
+      </w:r>
+      <w:proofErr w:type="spellEnd"/>
+      <w:r>
+        <w:t>(</w:t>
+      </w:r>
+      <w:proofErr w:type="gramEnd"/>
+      <w:r>
+        <w:t>)</w:t>
+      </w:r>
+    </w:p>
+    <w:p>
+      <w:r>
+        <w:rPr>
+          <w:rFonts w:ascii="Segoe UI Emoji" w:hAnsi="Segoe UI Emoji" w:cs="Segoe UI Emoji"/>
+        </w:rPr>
+        <w:t>✅</w:t>
+      </w:r>
+      <w:r>
+        <w:t xml:space="preserve"> </w:t>
+      </w:r>
+      <w:proofErr w:type="spellStart"/>
+      <w:proofErr w:type="gramStart"/>
+      <w:r>
+        <w:t>updateNews</w:t>
+      </w:r>
+      <w:proofErr w:type="spellEnd"/>
+      <w:r>
+        <w:t>(</w:t>
+      </w:r>
+      <w:proofErr w:type="gramEnd"/>
+      <w:r>
+        <w:t>)</w:t>
+      </w:r>
+    </w:p>
+    <w:p>
+      <w:r>
+        <w:rPr>
+          <w:rFonts w:ascii="Segoe UI Emoji" w:hAnsi="Segoe UI Emoji" w:cs="Segoe UI Emoji"/>
+        </w:rPr>
+        <w:t>✅</w:t>
+      </w:r>
+      <w:r>
+        <w:t xml:space="preserve"> </w:t>
+      </w:r>
+      <w:proofErr w:type="spellStart"/>
+      <w:proofErr w:type="gramStart"/>
+      <w:r>
+        <w:t>deleteNews</w:t>
+      </w:r>
+      <w:proofErr w:type="spellEnd"/>
+      <w:r>
+        <w:t>(</w:t>
+      </w:r>
+      <w:proofErr w:type="gramEnd"/>
+      <w:r>
+        <w:t>)</w:t>
+      </w:r>
+    </w:p>
+    <w:p>
+      <w:r>
+        <w:t>Rutas incorporadas:</w:t>
+      </w:r>
+    </w:p>
+    <w:p>
+      <w:r>
+        <w:t>/noticias</w:t>
+      </w:r>
+    </w:p>
+    <w:p>
+      <w:r>
+        <w:t>/noticias/:id</w:t>
+      </w:r>
+    </w:p>
+    <w:p>
+      <w:r>
+        <w:t>Capacidades validadas:</w:t>
+      </w:r>
+    </w:p>
+    <w:p>
+      <w:r>
+        <w:rPr>
+          <w:rFonts w:ascii="Segoe UI Emoji" w:hAnsi="Segoe UI Emoji" w:cs="Segoe UI Emoji"/>
+        </w:rPr>
+        <w:t>✅</w:t>
+      </w:r>
+      <w:r>
+        <w:t xml:space="preserve"> Lectura pública desde </w:t>
+      </w:r>
+      <w:proofErr w:type="spellStart"/>
+      <w:r>
+        <w:t>Supabase</w:t>
+      </w:r>
+      <w:proofErr w:type="spellEnd"/>
+      <w:r>
+        <w:t>.</w:t>
+      </w:r>
+    </w:p>
+    <w:p>
+      <w:r>
+        <w:rPr>
+          <w:rFonts w:ascii="Segoe UI Emoji" w:hAnsi="Segoe UI Emoji" w:cs="Segoe UI Emoji"/>
+        </w:rPr>
+        <w:t>✅</w:t>
+      </w:r>
+      <w:r>
+        <w:t xml:space="preserve"> Visualización de noticias publicadas.</w:t>
+      </w:r>
+    </w:p>
+    <w:p>
+      <w:r>
+        <w:rPr>
+          <w:rFonts w:ascii="Segoe UI Emoji" w:hAnsi="Segoe UI Emoji" w:cs="Segoe UI Emoji"/>
+        </w:rPr>
+        <w:t>✅</w:t>
+      </w:r>
+      <w:r>
+        <w:t xml:space="preserve"> Página individual de noticias.</w:t>
+      </w:r>
+    </w:p>
+    <w:p>
+      <w:r>
+        <w:rPr>
+          <w:rFonts w:ascii="Segoe UI Emoji" w:hAnsi="Segoe UI Emoji" w:cs="Segoe UI Emoji"/>
+        </w:rPr>
+        <w:t>✅</w:t>
+      </w:r>
+      <w:r>
+        <w:t xml:space="preserve"> Navegación entre listado y detalle.</w:t>
+      </w:r>
+    </w:p>
+    <w:p>
+      <w:r>
+        <w:rPr>
+          <w:rFonts w:ascii="Segoe UI Emoji" w:hAnsi="Segoe UI Emoji" w:cs="Segoe UI Emoji"/>
+        </w:rPr>
+        <w:t>✅</w:t>
+      </w:r>
+      <w:r>
+        <w:t xml:space="preserve"> Compatibilidad con la estrategia de contenidos institucionales.</w:t>
+      </w:r>
+    </w:p>
+    <w:p>
+      <w:r>
+        <w:rPr>
+          <w:b/>
+          <w:bCs/>
+        </w:rPr>
+        <w:t>Publicación y Navegación en Producción</w:t>
+      </w:r>
+    </w:p>
+    <w:p>
+      <w:r>
+        <w:t>Se completó la publicación operativa del portal mediante:</w:t>
+      </w:r>
+    </w:p>
+    <w:p>
+      <w:r>
+        <w:lastRenderedPageBreak/>
+        <w:t>GitHub</w:t>
+      </w:r>
+    </w:p>
+    <w:p>
+      <w:r>
+        <w:t>↓</w:t>
+      </w:r>
+    </w:p>
+    <w:p>
+      <w:proofErr w:type="spellStart"/>
+      <w:r>
+        <w:t>Vercel</w:t>
+      </w:r>
+      <w:proofErr w:type="spellEnd"/>
+    </w:p>
+    <w:p>
+      <w:r>
+        <w:t>↓</w:t>
+      </w:r>
+    </w:p>
+    <w:p>
+      <w:r>
+        <w:t>FABLAB INACAP RENCA</w:t>
+      </w:r>
+    </w:p>
+    <w:p>
+      <w:r>
+        <w:t>Resultado:</w:t>
+      </w:r>
+    </w:p>
+    <w:p>
+      <w:r>
+        <w:rPr>
+          <w:rFonts w:ascii="Segoe UI Emoji" w:hAnsi="Segoe UI Emoji" w:cs="Segoe UI Emoji"/>
+        </w:rPr>
+        <w:t>✅</w:t>
+      </w:r>
+      <w:r>
+        <w:t xml:space="preserve"> Sitio accesible públicamente.</w:t>
+      </w:r>
+    </w:p>
+    <w:p>
+      <w:r>
+        <w:rPr>
+          <w:rFonts w:ascii="Segoe UI Emoji" w:hAnsi="Segoe UI Emoji" w:cs="Segoe UI Emoji"/>
+        </w:rPr>
+        <w:t>✅</w:t>
+      </w:r>
+      <w:r>
+        <w:t xml:space="preserve"> Navegación funcional.</w:t>
+      </w:r>
+    </w:p>
+    <w:p>
+      <w:r>
+        <w:rPr>
+          <w:rFonts w:ascii="Segoe UI Emoji" w:hAnsi="Segoe UI Emoji" w:cs="Segoe UI Emoji"/>
+        </w:rPr>
+        <w:t>✅</w:t>
+      </w:r>
+      <w:r>
+        <w:t xml:space="preserve"> Integración operativa con </w:t>
+      </w:r>
+      <w:proofErr w:type="spellStart"/>
+      <w:r>
+        <w:t>Supabase</w:t>
+      </w:r>
+      <w:proofErr w:type="spellEnd"/>
+      <w:r>
+        <w:t>.</w:t>
+      </w:r>
+    </w:p>
+    <w:p>
+      <w:r>
+        <w:rPr>
+          <w:rFonts w:ascii="Segoe UI Emoji" w:hAnsi="Segoe UI Emoji" w:cs="Segoe UI Emoji"/>
+        </w:rPr>
+        <w:t>✅</w:t>
+      </w:r>
+      <w:r>
+        <w:t xml:space="preserve"> Corrección de rutas públicas.</w:t>
+      </w:r>
+    </w:p>
+    <w:p>
+      <w:r>
+        <w:rPr>
+          <w:rFonts w:ascii="Segoe UI Emoji" w:hAnsi="Segoe UI Emoji" w:cs="Segoe UI Emoji"/>
+        </w:rPr>
+        <w:t>✅</w:t>
+      </w:r>
+      <w:r>
+        <w:t xml:space="preserve"> Validación de funcionamiento de noticias en producción.</w:t>
+      </w:r>
+    </w:p>
+    <w:p>
+      <w:r>
+        <w:rPr>
+          <w:b/>
+          <w:bCs/>
+        </w:rPr>
+        <w:t>Seguridad Administrativa</w:t>
+      </w:r>
+    </w:p>
+    <w:p>
+      <w:r>
+        <w:t>Se revisó y fortaleció la estrategia de autenticación.</w:t>
+      </w:r>
+    </w:p>
+    <w:p>
+      <w:r>
+        <w:t>Arquitectura adoptada:</w:t>
+      </w:r>
+    </w:p>
+    <w:p>
+      <w:proofErr w:type="spellStart"/>
+      <w:r>
+        <w:t>Supabase</w:t>
+      </w:r>
+      <w:proofErr w:type="spellEnd"/>
+      <w:r>
+        <w:t xml:space="preserve"> Auth</w:t>
+      </w:r>
+    </w:p>
+    <w:p>
+      <w:r>
+        <w:t>↓</w:t>
+      </w:r>
+    </w:p>
+    <w:p>
+      <w:r>
+        <w:t>Usuario autenticado</w:t>
+      </w:r>
+    </w:p>
+    <w:p>
+      <w:r>
+        <w:t>↓</w:t>
+      </w:r>
+    </w:p>
+    <w:p>
+      <w:r>
+        <w:t xml:space="preserve">Tabla </w:t>
+      </w:r>
+      <w:proofErr w:type="spellStart"/>
+      <w:r>
+        <w:t>admin_users</w:t>
+      </w:r>
+      <w:proofErr w:type="spellEnd"/>
+    </w:p>
+    <w:p>
+      <w:r>
+        <w:t>↓</w:t>
+      </w:r>
+    </w:p>
+    <w:p>
+      <w:r>
+        <w:t>Validación por email</w:t>
+      </w:r>
+    </w:p>
+    <w:p>
+      <w:r>
+        <w:t>↓</w:t>
+      </w:r>
+    </w:p>
+    <w:p>
+      <w:r>
+        <w:t>active = true</w:t>
+      </w:r>
+    </w:p>
+    <w:p>
+      <w:r>
+        <w:t>↓</w:t>
+      </w:r>
+    </w:p>
+    <w:p>
+      <w:r>
+        <w:t>Acceso administrativo</w:t>
+      </w:r>
+    </w:p>
+    <w:p>
+      <w:r>
+        <w:t>Mejoras implementadas:</w:t>
+      </w:r>
+    </w:p>
+    <w:p>
+      <w:r>
+        <w:rPr>
+          <w:rFonts w:ascii="Segoe UI Emoji" w:hAnsi="Segoe UI Emoji" w:cs="Segoe UI Emoji"/>
+        </w:rPr>
+        <w:t>✅</w:t>
+      </w:r>
+      <w:r>
+        <w:t xml:space="preserve"> Eliminación de acceso administrativo mediante modal público.</w:t>
+      </w:r>
+    </w:p>
+    <w:p>
+      <w:r>
+        <w:rPr>
+          <w:rFonts w:ascii="Segoe UI Emoji" w:hAnsi="Segoe UI Emoji" w:cs="Segoe UI Emoji"/>
+        </w:rPr>
+        <w:t>✅</w:t>
+      </w:r>
+      <w:r>
+        <w:t xml:space="preserve"> Redirección directa del botón "Panel </w:t>
+      </w:r>
+      <w:proofErr w:type="spellStart"/>
+      <w:r>
+        <w:t>admin</w:t>
+      </w:r>
+      <w:proofErr w:type="spellEnd"/>
+      <w:r>
+        <w:t>" hacia /</w:t>
+      </w:r>
+      <w:proofErr w:type="spellStart"/>
+      <w:r>
+        <w:t>admin</w:t>
+      </w:r>
+      <w:proofErr w:type="spellEnd"/>
+      <w:r>
+        <w:t>.</w:t>
+      </w:r>
+    </w:p>
+    <w:p>
+      <w:r>
+        <w:rPr>
+          <w:rFonts w:ascii="Segoe UI Emoji" w:hAnsi="Segoe UI Emoji" w:cs="Segoe UI Emoji"/>
+        </w:rPr>
+        <w:lastRenderedPageBreak/>
+        <w:t>✅</w:t>
+      </w:r>
+      <w:r>
+        <w:t xml:space="preserve"> Validación por email autenticado.</w:t>
+      </w:r>
+    </w:p>
+    <w:p>
+      <w:r>
+        <w:rPr>
+          <w:rFonts w:ascii="Segoe UI Emoji" w:hAnsi="Segoe UI Emoji" w:cs="Segoe UI Emoji"/>
+        </w:rPr>
+        <w:t>✅</w:t>
+      </w:r>
+      <w:r>
+        <w:t xml:space="preserve"> Validación de usuarios activos.</w:t>
+      </w:r>
+    </w:p>
+    <w:p>
+      <w:r>
+        <w:rPr>
+          <w:rFonts w:ascii="Segoe UI Emoji" w:hAnsi="Segoe UI Emoji" w:cs="Segoe UI Emoji"/>
+        </w:rPr>
+        <w:t>✅</w:t>
+      </w:r>
+      <w:r>
+        <w:t xml:space="preserve"> Protección de restauración de sesión.</w:t>
+      </w:r>
+    </w:p>
+    <w:p>
+      <w:r>
+        <w:rPr>
+          <w:rFonts w:ascii="Segoe UI Emoji" w:hAnsi="Segoe UI Emoji" w:cs="Segoe UI Emoji"/>
+        </w:rPr>
+        <w:t>✅</w:t>
+      </w:r>
+      <w:r>
+        <w:t xml:space="preserve"> Cierre automático de usuarios no autorizados.</w:t>
+      </w:r>
+    </w:p>
+    <w:p>
+      <w:r>
+        <w:rPr>
+          <w:b/>
+          <w:bCs/>
+        </w:rPr>
+        <w:t>Validación de Autenticación</w:t>
+      </w:r>
+    </w:p>
+    <w:p>
+      <w:r>
+        <w:t>Durante la sesión se verificó:</w:t>
+      </w:r>
+    </w:p>
+    <w:p>
+      <w:r>
+        <w:rPr>
+          <w:rFonts w:ascii="Segoe UI Emoji" w:hAnsi="Segoe UI Emoji" w:cs="Segoe UI Emoji"/>
+        </w:rPr>
+        <w:t>✅</w:t>
+      </w:r>
+      <w:r>
+        <w:t xml:space="preserve"> Existencia de usuario administrador en tabla </w:t>
+      </w:r>
+      <w:proofErr w:type="spellStart"/>
+      <w:r>
+        <w:t>admin_users</w:t>
+      </w:r>
+      <w:proofErr w:type="spellEnd"/>
+      <w:r>
+        <w:t>.</w:t>
+      </w:r>
+    </w:p>
+    <w:p>
+      <w:r>
+        <w:rPr>
+          <w:rFonts w:ascii="Segoe UI Emoji" w:hAnsi="Segoe UI Emoji" w:cs="Segoe UI Emoji"/>
+        </w:rPr>
+        <w:t>✅</w:t>
+      </w:r>
+      <w:r>
+        <w:t xml:space="preserve"> Existencia del mismo usuario en </w:t>
+      </w:r>
+      <w:proofErr w:type="spellStart"/>
+      <w:proofErr w:type="gramStart"/>
+      <w:r>
+        <w:t>auth.users</w:t>
+      </w:r>
+      <w:proofErr w:type="spellEnd"/>
+      <w:proofErr w:type="gramEnd"/>
+      <w:r>
+        <w:t>.</w:t>
+      </w:r>
+    </w:p>
+    <w:p>
+      <w:r>
+        <w:rPr>
+          <w:rFonts w:ascii="Segoe UI Emoji" w:hAnsi="Segoe UI Emoji" w:cs="Segoe UI Emoji"/>
+        </w:rPr>
+        <w:t>✅</w:t>
+      </w:r>
+      <w:r>
+        <w:t xml:space="preserve"> Correo confirmado.</w:t>
+      </w:r>
+    </w:p>
+    <w:p>
+      <w:r>
+        <w:rPr>
+          <w:rFonts w:ascii="Segoe UI Emoji" w:hAnsi="Segoe UI Emoji" w:cs="Segoe UI Emoji"/>
+        </w:rPr>
+        <w:t>✅</w:t>
+      </w:r>
+      <w:r>
+        <w:t xml:space="preserve"> Integración con la misma instancia </w:t>
+      </w:r>
+      <w:proofErr w:type="spellStart"/>
+      <w:r>
+        <w:t>Supabase</w:t>
+      </w:r>
+      <w:proofErr w:type="spellEnd"/>
+      <w:r>
+        <w:t xml:space="preserve"> utilizada por FABLAB Access.</w:t>
+      </w:r>
+    </w:p>
+    <w:p>
+      <w:r>
+        <w:t>Se confirmó que los errores observados estaban asociados exclusivamente a credenciales incorrectas y no a problemas de configuración del portal.</w:t>
+      </w:r>
+    </w:p>
+    <w:p>
+      <w:r>
+        <w:rPr>
+          <w:b/>
+          <w:bCs/>
+        </w:rPr>
+        <w:t>Estrategia Multimedia</w:t>
+      </w:r>
+    </w:p>
+    <w:p>
+      <w:r>
+        <w:t>Se definió la estrategia institucional de imágenes para proyectos.</w:t>
+      </w:r>
+    </w:p>
+    <w:p>
+      <w:r>
+        <w:t>Decisiones aprobadas:</w:t>
+      </w:r>
+    </w:p>
+    <w:p>
+      <w:r>
+        <w:rPr>
+          <w:rFonts w:ascii="Segoe UI Emoji" w:hAnsi="Segoe UI Emoji" w:cs="Segoe UI Emoji"/>
+        </w:rPr>
+        <w:t>✅</w:t>
+      </w:r>
+      <w:r>
+        <w:t xml:space="preserve"> Mantener una imagen principal por proyecto mediante campo:</w:t>
+      </w:r>
+    </w:p>
+    <w:p>
+      <w:proofErr w:type="spellStart"/>
+      <w:proofErr w:type="gramStart"/>
+      <w:r>
+        <w:t>projects.image</w:t>
+      </w:r>
+      <w:proofErr w:type="gramEnd"/>
+      <w:r>
+        <w:t>_url</w:t>
+      </w:r>
+      <w:proofErr w:type="spellEnd"/>
+    </w:p>
+    <w:p>
+      <w:r>
+        <w:rPr>
+          <w:rFonts w:ascii="Segoe UI Emoji" w:hAnsi="Segoe UI Emoji" w:cs="Segoe UI Emoji"/>
+        </w:rPr>
+        <w:t>✅</w:t>
+      </w:r>
+      <w:r>
+        <w:t xml:space="preserve"> Utilizar portadas tipo collage para representar procesos completos.</w:t>
+      </w:r>
+    </w:p>
+    <w:p>
+      <w:r>
+        <w:rPr>
+          <w:rFonts w:ascii="Segoe UI Emoji" w:hAnsi="Segoe UI Emoji" w:cs="Segoe UI Emoji"/>
+        </w:rPr>
+        <w:t>✅</w:t>
+      </w:r>
+      <w:r>
+        <w:t xml:space="preserve"> Estandarizar imágenes de portada en:</w:t>
+      </w:r>
+    </w:p>
+    <w:p>
+      <w:pPr>
+        <w:numPr>
+          <w:ilvl w:val="0"/>
+          <w:numId w:val="13"/>
+        </w:numPr>
+      </w:pPr>
+      <w:r>
+        <w:t xml:space="preserve">1600 x 900 </w:t>
+      </w:r>
+      <w:proofErr w:type="spellStart"/>
+      <w:r>
+        <w:t>px</w:t>
+      </w:r>
+      <w:proofErr w:type="spellEnd"/>
+      <w:r>
+        <w:t>;</w:t>
+      </w:r>
+    </w:p>
+    <w:p>
+      <w:pPr>
+        <w:numPr>
+          <w:ilvl w:val="0"/>
+          <w:numId w:val="13"/>
+        </w:numPr>
+      </w:pPr>
+      <w:r>
+        <w:t>relación 16:9;</w:t>
+      </w:r>
+    </w:p>
+    <w:p>
+      <w:pPr>
+        <w:numPr>
+          <w:ilvl w:val="0"/>
+          <w:numId w:val="13"/>
+        </w:numPr>
+      </w:pPr>
+      <w:r>
+        <w:t>formato JPG.</w:t>
+      </w:r>
+    </w:p>
+    <w:p>
+      <w:r>
+        <w:rPr>
+          <w:rFonts w:ascii="Segoe UI Emoji" w:hAnsi="Segoe UI Emoji" w:cs="Segoe UI Emoji"/>
+        </w:rPr>
+        <w:t>✅</w:t>
+      </w:r>
+      <w:r>
+        <w:t xml:space="preserve"> Mantener una única imagen de portada durante el MVP.</w:t>
+      </w:r>
+    </w:p>
+    <w:p>
+      <w:r>
+        <w:t>Se aprobó evaluar en una fase posterior la incorporación de galerías mediante una estructura dedicada para múltiples imágenes por proyecto.</w:t>
+      </w:r>
+    </w:p>
+    <w:p>
+      <w:r>
+        <w:rPr>
+          <w:b/>
+          <w:bCs/>
+        </w:rPr>
+        <w:t>Estado Actual</w:t>
+      </w:r>
+    </w:p>
+    <w:p>
+      <w:r>
+        <w:rPr>
+          <w:b/>
+          <w:bCs/>
+        </w:rPr>
+        <w:t>Completado</w:t>
+      </w:r>
+    </w:p>
+    <w:p>
+      <w:r>
+        <w:rPr>
+          <w:rFonts w:ascii="Segoe UI Emoji" w:hAnsi="Segoe UI Emoji" w:cs="Segoe UI Emoji"/>
+        </w:rPr>
+        <w:t>✅</w:t>
+      </w:r>
+      <w:r>
+        <w:t xml:space="preserve"> Portal desplegado en </w:t>
+      </w:r>
+      <w:proofErr w:type="spellStart"/>
+      <w:r>
+        <w:t>Vercel</w:t>
+      </w:r>
+      <w:proofErr w:type="spellEnd"/>
+      <w:r>
+        <w:t>.</w:t>
+      </w:r>
+    </w:p>
+    <w:p>
+      <w:r>
+        <w:rPr>
+          <w:rFonts w:ascii="Segoe UI Emoji" w:hAnsi="Segoe UI Emoji" w:cs="Segoe UI Emoji"/>
+        </w:rPr>
+        <w:t>✅</w:t>
+      </w:r>
+      <w:r>
+        <w:t xml:space="preserve"> Módulo público de noticias implementado.</w:t>
+      </w:r>
+    </w:p>
+    <w:p>
+      <w:r>
+        <w:rPr>
+          <w:rFonts w:ascii="Segoe UI Emoji" w:hAnsi="Segoe UI Emoji" w:cs="Segoe UI Emoji"/>
+        </w:rPr>
+        <w:lastRenderedPageBreak/>
+        <w:t>✅</w:t>
+      </w:r>
+      <w:r>
+        <w:t xml:space="preserve"> Listado de noticias operativo.</w:t>
+      </w:r>
+    </w:p>
+    <w:p>
+      <w:r>
+        <w:rPr>
+          <w:rFonts w:ascii="Segoe UI Emoji" w:hAnsi="Segoe UI Emoji" w:cs="Segoe UI Emoji"/>
+        </w:rPr>
+        <w:t>✅</w:t>
+      </w:r>
+      <w:r>
+        <w:t xml:space="preserve"> Detalle de noticias operativo.</w:t>
+      </w:r>
+    </w:p>
+    <w:p>
+      <w:r>
+        <w:rPr>
+          <w:rFonts w:ascii="Segoe UI Emoji" w:hAnsi="Segoe UI Emoji" w:cs="Segoe UI Emoji"/>
+        </w:rPr>
+        <w:t>✅</w:t>
+      </w:r>
+      <w:r>
+        <w:t xml:space="preserve"> Catálogo público de proyectos separado del Home.</w:t>
+      </w:r>
+    </w:p>
+    <w:p>
+      <w:r>
+        <w:rPr>
+          <w:rFonts w:ascii="Segoe UI Emoji" w:hAnsi="Segoe UI Emoji" w:cs="Segoe UI Emoji"/>
+        </w:rPr>
+        <w:t>✅</w:t>
+      </w:r>
+      <w:r>
+        <w:t xml:space="preserve"> Home orientado a proyectos destacados.</w:t>
+      </w:r>
+    </w:p>
+    <w:p>
+      <w:r>
+        <w:rPr>
+          <w:rFonts w:ascii="Segoe UI Emoji" w:hAnsi="Segoe UI Emoji" w:cs="Segoe UI Emoji"/>
+        </w:rPr>
+        <w:t>✅</w:t>
+      </w:r>
+      <w:r>
+        <w:t xml:space="preserve"> Ruta /proyectos implementada.</w:t>
+      </w:r>
+    </w:p>
+    <w:p>
+      <w:r>
+        <w:rPr>
+          <w:rFonts w:ascii="Segoe UI Emoji" w:hAnsi="Segoe UI Emoji" w:cs="Segoe UI Emoji"/>
+        </w:rPr>
+        <w:t>✅</w:t>
+      </w:r>
+      <w:r>
+        <w:t xml:space="preserve"> Ruta /proyectos/:id implementada.</w:t>
+      </w:r>
+    </w:p>
+    <w:p>
+      <w:r>
+        <w:rPr>
+          <w:rFonts w:ascii="Segoe UI Emoji" w:hAnsi="Segoe UI Emoji" w:cs="Segoe UI Emoji"/>
+        </w:rPr>
+        <w:t>✅</w:t>
+      </w:r>
+      <w:r>
+        <w:t xml:space="preserve"> Eliminación del modal público de proyectos.</w:t>
+      </w:r>
+    </w:p>
+    <w:p>
+      <w:r>
+        <w:rPr>
+          <w:rFonts w:ascii="Segoe UI Emoji" w:hAnsi="Segoe UI Emoji" w:cs="Segoe UI Emoji"/>
+        </w:rPr>
+        <w:t>✅</w:t>
+      </w:r>
+      <w:r>
+        <w:t xml:space="preserve"> Navegación basada en páginas dedicadas.</w:t>
+      </w:r>
+    </w:p>
+    <w:p>
+      <w:r>
+        <w:rPr>
+          <w:rFonts w:ascii="Segoe UI Emoji" w:hAnsi="Segoe UI Emoji" w:cs="Segoe UI Emoji"/>
+        </w:rPr>
+        <w:t>✅</w:t>
+      </w:r>
+      <w:r>
+        <w:t xml:space="preserve"> Seguridad administrativa fortalecida.</w:t>
+      </w:r>
+    </w:p>
+    <w:p>
+      <w:r>
+        <w:rPr>
+          <w:rFonts w:ascii="Segoe UI Emoji" w:hAnsi="Segoe UI Emoji" w:cs="Segoe UI Emoji"/>
+        </w:rPr>
+        <w:t>✅</w:t>
+      </w:r>
+      <w:r>
+        <w:t xml:space="preserve"> Integración con </w:t>
+      </w:r>
+      <w:proofErr w:type="spellStart"/>
+      <w:r>
+        <w:t>Supabase</w:t>
+      </w:r>
+      <w:proofErr w:type="spellEnd"/>
+      <w:r>
+        <w:t xml:space="preserve"> Auth validada.</w:t>
+      </w:r>
+    </w:p>
+    <w:p>
+      <w:r>
+        <w:rPr>
+          <w:rFonts w:ascii="Segoe UI Emoji" w:hAnsi="Segoe UI Emoji" w:cs="Segoe UI Emoji"/>
+        </w:rPr>
+        <w:t>✅</w:t>
+      </w:r>
+      <w:r>
+        <w:t xml:space="preserve"> Validación mediante </w:t>
+      </w:r>
+      <w:proofErr w:type="spellStart"/>
+      <w:r>
+        <w:t>admin_users</w:t>
+      </w:r>
+      <w:proofErr w:type="spellEnd"/>
+      <w:r>
+        <w:t xml:space="preserve"> activa.</w:t>
+      </w:r>
+    </w:p>
+    <w:p>
+      <w:r>
+        <w:rPr>
+          <w:rFonts w:ascii="Segoe UI Emoji" w:hAnsi="Segoe UI Emoji" w:cs="Segoe UI Emoji"/>
+        </w:rPr>
+        <w:t>✅</w:t>
+      </w:r>
+      <w:r>
+        <w:t xml:space="preserve"> Publicación operativa en producción.</w:t>
+      </w:r>
+    </w:p>
+    <w:p>
+      <w:r>
+        <w:rPr>
+          <w:rFonts w:ascii="Segoe UI Emoji" w:hAnsi="Segoe UI Emoji" w:cs="Segoe UI Emoji"/>
+        </w:rPr>
+        <w:t>✅</w:t>
+      </w:r>
+      <w:r>
+        <w:t xml:space="preserve"> Estrategia institucional de portadas definida.</w:t>
+      </w:r>
+    </w:p>
+    <w:p>
+      <w:r>
+        <w:rPr>
+          <w:b/>
+          <w:bCs/>
+        </w:rPr>
+        <w:t>Pendiente Prioritario</w:t>
+      </w:r>
+    </w:p>
+    <w:p>
+      <w:r>
+        <w:rPr>
+          <w:rFonts w:ascii="Segoe UI Emoji" w:hAnsi="Segoe UI Emoji" w:cs="Segoe UI Emoji"/>
+        </w:rPr>
+        <w:t>🔲</w:t>
+      </w:r>
+      <w:r>
+        <w:t xml:space="preserve"> Refinar visualmente la ficha de proyectos.</w:t>
+      </w:r>
+    </w:p>
+    <w:p>
+      <w:r>
+        <w:rPr>
+          <w:rFonts w:ascii="Segoe UI Emoji" w:hAnsi="Segoe UI Emoji" w:cs="Segoe UI Emoji"/>
+        </w:rPr>
+        <w:t>🔲</w:t>
+      </w:r>
+      <w:r>
+        <w:t xml:space="preserve"> Corregir definitivamente referencias multimedia contaminadas por </w:t>
+      </w:r>
+      <w:proofErr w:type="spellStart"/>
+      <w:r>
+        <w:t>URLs</w:t>
+      </w:r>
+      <w:proofErr w:type="spellEnd"/>
+      <w:r>
+        <w:t xml:space="preserve"> generadas automáticamente durante el desarrollo.</w:t>
+      </w:r>
+    </w:p>
+    <w:p>
+      <w:r>
+        <w:rPr>
+          <w:rFonts w:ascii="Segoe UI Emoji" w:hAnsi="Segoe UI Emoji" w:cs="Segoe UI Emoji"/>
+        </w:rPr>
+        <w:t>🔲</w:t>
+      </w:r>
+      <w:r>
+        <w:t xml:space="preserve"> Incorporar soporte para galerías de imágenes por proyecto.</w:t>
+      </w:r>
+    </w:p>
+    <w:p>
+      <w:r>
+        <w:rPr>
+          <w:rFonts w:ascii="Segoe UI Emoji" w:hAnsi="Segoe UI Emoji" w:cs="Segoe UI Emoji"/>
+        </w:rPr>
+        <w:t>🔲</w:t>
+      </w:r>
+      <w:r>
+        <w:t xml:space="preserve"> Añadir tecnologías utilizadas en cada proyecto.</w:t>
+      </w:r>
+    </w:p>
+    <w:p>
+      <w:r>
+        <w:rPr>
+          <w:rFonts w:ascii="Segoe UI Emoji" w:hAnsi="Segoe UI Emoji" w:cs="Segoe UI Emoji"/>
+        </w:rPr>
+        <w:t>🔲</w:t>
+      </w:r>
+      <w:r>
+        <w:t xml:space="preserve"> Incorporar integrantes o participantes de proyecto.</w:t>
+      </w:r>
+    </w:p>
+    <w:p>
+      <w:r>
+        <w:rPr>
+          <w:rFonts w:ascii="Segoe UI Emoji" w:hAnsi="Segoe UI Emoji" w:cs="Segoe UI Emoji"/>
+        </w:rPr>
+        <w:t>🔲</w:t>
+      </w:r>
+      <w:r>
+        <w:t xml:space="preserve"> Implementar módulo administrativo de noticias.</w:t>
+      </w:r>
+    </w:p>
+    <w:p>
+      <w:r>
+        <w:rPr>
+          <w:rFonts w:ascii="Segoe UI Emoji" w:hAnsi="Segoe UI Emoji" w:cs="Segoe UI Emoji"/>
+        </w:rPr>
+        <w:t>🔲</w:t>
+      </w:r>
+      <w:r>
+        <w:t xml:space="preserve"> Implementar configuración institucional mediante tabla </w:t>
+      </w:r>
+      <w:proofErr w:type="spellStart"/>
+      <w:r>
+        <w:t>settings</w:t>
+      </w:r>
+      <w:proofErr w:type="spellEnd"/>
+      <w:r>
+        <w:t>.</w:t>
+      </w:r>
+    </w:p>
+    <w:p>
+      <w:r>
+        <w:rPr>
+          <w:rFonts w:ascii="Segoe UI Emoji" w:hAnsi="Segoe UI Emoji" w:cs="Segoe UI Emoji"/>
+        </w:rPr>
+        <w:t>🔲</w:t>
+      </w:r>
+      <w:r>
+        <w:t xml:space="preserve"> Evaluar integración informativa con Open SAM mediante enlaces enriquecidos.</w:t>
+      </w:r>
+    </w:p>
+    <w:p>
+      <w:r>
+        <w:rPr>
+          <w:b/>
+          <w:bCs/>
+        </w:rPr>
+        <w:t>Conclusión Técnica</w:t>
+      </w:r>
+    </w:p>
+    <w:p>
+      <w:r>
+        <w:t xml:space="preserve">La sesión permitió consolidar la transición desde una plataforma centrada en listados hacia una experiencia pública estructurada en torno a contenidos dedicados. Se completó la separación entre Home, catálogo de proyectos y noticias, mejorando significativamente la navegación institucional del portal. Paralelamente, se validó la publicación en producción mediante </w:t>
+      </w:r>
+      <w:proofErr w:type="spellStart"/>
+      <w:r>
+        <w:t>Vercel</w:t>
+      </w:r>
+      <w:proofErr w:type="spellEnd"/>
+      <w:r>
+        <w:t xml:space="preserve"> y se reforzó la seguridad administrativa mediante </w:t>
+      </w:r>
+      <w:proofErr w:type="spellStart"/>
+      <w:r>
+        <w:t>Supabase</w:t>
+      </w:r>
+      <w:proofErr w:type="spellEnd"/>
+      <w:r>
+        <w:t xml:space="preserve"> Auth y </w:t>
+      </w:r>
+      <w:r>
+        <w:lastRenderedPageBreak/>
+        <w:t>validación de usuarios activos. El proyecto queda preparado para evolucionar la ficha individual de proyectos, incorporar elementos multimedia adicionales y fortalecer la documentación pública de los resultados desarrollados por el FABLAB INACAP RENCA.</w:t>
+      </w:r>
+    </w:p>
+    <w:p/>
+    <w:p/>
+    <w:p/>
+    <w:p>
+      <w:pPr>
+        <w:pStyle w:val="Ttulo1"/>
+      </w:pPr>
+      <w:proofErr w:type="spellStart"/>
+      <w:r>
+        <w:t>Promt</w:t>
+      </w:r>
+      <w:proofErr w:type="spellEnd"/>
+      <w:r>
+        <w:t xml:space="preserve"> para imágenes</w:t>
+      </w:r>
+    </w:p>
+    <w:p>
+      <w:r>
+        <w:t>Analiza todas las imágenes adjuntas del proyecto y crea UNA NUEVA IMAGEN DE PORTADA profesional basada en ellas.</w:t>
+      </w:r>
+    </w:p>
+    <w:p/>
+    <w:p>
+      <w:r>
+        <w:t>OBJETIVO:</w:t>
+      </w:r>
+    </w:p>
+    <w:p>
+      <w:r>
+        <w:t>Generar una portada institucional para un proyecto de FABLAB INACAP RENCA que represente visualmente el proceso, la tecnología utilizada y el resultado final del proyecto.</w:t>
+      </w:r>
+    </w:p>
+    <w:p/>
+    <w:p>
+      <w:r>
+        <w:t>INSTRUCCIONES:</w:t>
+      </w:r>
+    </w:p>
+    <w:p/>
+    <w:p>
+      <w:r>
+        <w:t>- Utiliza las fotografías proporcionadas como referencia visual principal.</w:t>
+      </w:r>
+    </w:p>
+    <w:p>
+      <w:r>
+        <w:t>- Combina los elementos más representativos en una única composición coherente.</w:t>
+      </w:r>
+    </w:p>
+    <w:p>
+      <w:r>
+        <w:t>- Mejora iluminación, color, nitidez y encuadre.</w:t>
+      </w:r>
+    </w:p>
+    <w:p>
+      <w:r>
+        <w:t>- Elimina elementos que distraigan visualmente.</w:t>
+      </w:r>
+    </w:p>
+    <w:p>
+      <w:r>
+        <w:t>- Mantén únicamente información relacionada con el proyecto.</w:t>
+      </w:r>
+    </w:p>
+    <w:p>
+      <w:r>
+        <w:t>- Resalta equipos, prototipos, procesos de fabricación digital, componentes técnicos y resultados finales cuando estén presentes.</w:t>
+      </w:r>
+    </w:p>
+    <w:p>
+      <w:r>
+        <w:t>- Si aparecen personas, deben funcionar como contexto de trabajo y no como elemento principal.</w:t>
+      </w:r>
+    </w:p>
+    <w:p/>
+    <w:p>
+      <w:r>
+        <w:t>ESTILO VISUAL:</w:t>
+      </w:r>
+    </w:p>
+    <w:p/>
+    <w:p>
+      <w:r>
+        <w:t>- Fotografía institucional moderna.</w:t>
+      </w:r>
+    </w:p>
+    <w:p>
+      <w:r>
+        <w:t>- Calidad profesional tipo revista de innovación y tecnología.</w:t>
+      </w:r>
+    </w:p>
+    <w:p>
+      <w:r>
+        <w:lastRenderedPageBreak/>
+        <w:t>- Apariencia realista.</w:t>
+      </w:r>
+    </w:p>
+    <w:p>
+      <w:r>
+        <w:t>- Alto nivel de detalle.</w:t>
+      </w:r>
+    </w:p>
+    <w:p>
+      <w:r>
+        <w:t>- Iluminación limpia y equilibrada.</w:t>
+      </w:r>
+    </w:p>
+    <w:p>
+      <w:r>
+        <w:t>- Diseño visual atractivo para sitio web.</w:t>
+      </w:r>
+    </w:p>
+    <w:p>
+      <w:r>
+        <w:t>- Aspecto tecnológico, educativo e innovador.</w:t>
+      </w:r>
+    </w:p>
+    <w:p>
+      <w:r>
+        <w:t>- Composición dinámica pero ordenada.</w:t>
+      </w:r>
+    </w:p>
+    <w:p/>
+    <w:p>
+      <w:r>
+        <w:t>TEXTO INTEGRADO:</w:t>
+      </w:r>
+    </w:p>
+    <w:p/>
+    <w:p>
+      <w:r>
+        <w:t>Agregar un único título breve relacionado con el proyecto.</w:t>
+      </w:r>
+    </w:p>
+    <w:p/>
+    <w:p>
+      <w:r>
+        <w:t>Título:</w:t>
+      </w:r>
+    </w:p>
+    <w:p>
+      <w:r>
+        <w:t>"[NOMBRE DEL PROYECTO]"</w:t>
+      </w:r>
+    </w:p>
+    <w:p/>
+    <w:p>
+      <w:r>
+        <w:t>Características del texto:</w:t>
+      </w:r>
+    </w:p>
+    <w:p>
+      <w:r>
+        <w:t>- Máximo 3 a 6 palabras.</w:t>
+      </w:r>
+    </w:p>
+    <w:p>
+      <w:r>
+        <w:t>- Diseño elegante y profesional.</w:t>
+      </w:r>
+    </w:p>
+    <w:p>
+      <w:r>
+        <w:t>- Fácil lectura.</w:t>
+      </w:r>
+    </w:p>
+    <w:p>
+      <w:r>
+        <w:t>- Integrado visualmente en la imagen.</w:t>
+      </w:r>
+    </w:p>
+    <w:p>
+      <w:r>
+        <w:t>- Ubicado en una zona que no oculte elementos importantes.</w:t>
+      </w:r>
+    </w:p>
+    <w:p>
+      <w:r>
+        <w:t>- Color con alto contraste respecto al fondo.</w:t>
+      </w:r>
+    </w:p>
+    <w:p>
+      <w:r>
+        <w:t>- Estilo corporativo e institucional.</w:t>
+      </w:r>
+    </w:p>
+    <w:p/>
+    <w:p>
+      <w:r>
+        <w:t>RESTRICCIONES:</w:t>
+      </w:r>
+    </w:p>
+    <w:p/>
+    <w:p>
+      <w:r>
+        <w:t>- No agregar logotipos.</w:t>
+      </w:r>
+    </w:p>
+    <w:p>
+      <w:r>
+        <w:t>- No agregar marcas de agua.</w:t>
+      </w:r>
+    </w:p>
+    <w:p>
+      <w:r>
+        <w:t>- No agregar párrafos.</w:t>
+      </w:r>
+    </w:p>
+    <w:p>
+      <w:r>
+        <w:t>- No agregar textos adicionales.</w:t>
+      </w:r>
+    </w:p>
+    <w:p>
+      <w:r>
+        <w:lastRenderedPageBreak/>
+        <w:t>- No agregar datos ficticios.</w:t>
+      </w:r>
+    </w:p>
+    <w:p>
+      <w:r>
+        <w:t>- No usar estilo caricatura.</w:t>
+      </w:r>
+    </w:p>
+    <w:p>
+      <w:r>
+        <w:t>- No usar efectos exagerados.</w:t>
+      </w:r>
+    </w:p>
+    <w:p>
+      <w:r>
+        <w:t>- No crear escenas irreales alejadas de las fotografías originales.</w:t>
+      </w:r>
+    </w:p>
+    <w:p/>
+    <w:p>
+      <w:r>
+        <w:t>FORMATO FINAL:</w:t>
+      </w:r>
+    </w:p>
+    <w:p/>
+    <w:p>
+      <w:r>
+        <w:t>- Relación 16:9.</w:t>
+      </w:r>
+    </w:p>
+    <w:p>
+      <w:r>
+        <w:t>- Portada horizontal.</w:t>
+      </w:r>
+    </w:p>
+    <w:p>
+      <w:r>
+        <w:t>- Calidad web profesional.</w:t>
+      </w:r>
+    </w:p>
+    <w:p>
+      <w:r>
+        <w:t>- Preparada para catálogo institucional de proyectos.</w:t>
+      </w:r>
+    </w:p>
+    <w:p>
+      <w:r>
+        <w:t>- Sin bordes ni marcos.</w:t>
+      </w:r>
+    </w:p>
+    <w:p/>
+    <w:p>
+      <w:r>
+        <w:t>RESULTADO ESPERADO:</w:t>
+      </w:r>
+    </w:p>
+    <w:p/>
+    <w:p>
+      <w:r>
+        <w:t>Una imagen de portada única, visualmente impactante y profesional, construida a partir de las fotografías proporcionadas, que comunique claramente el proyecto y contenga únicamente el nombre del proyecto como texto principal.</w:t>
+      </w:r>
     </w:p>
     <w:p/>
     <w:sectPr>
@@ -3642,6 +6250,304 @@
 <file path=word/numbering.xml><?xml version="1.0" encoding="utf-8"?>
 <w:numbering xmlns:wpc="http://schemas.microsoft.com/office/word/2010/wordprocessingCanvas" xmlns:cx="http://schemas.microsoft.com/office/drawing/2014/chartex" xmlns:cx1="http://schemas.microsoft.com/office/drawing/2015/9/8/chartex" xmlns:cx2="http://schemas.microsoft.com/office/drawing/2015/10/21/chartex" xmlns:cx3="http://schemas.microsoft.com/office/drawing/2016/5/9/chartex" xmlns:cx4="http://schemas.microsoft.com/office/drawing/2016/5/10/chartex" xmlns:cx5="http://schemas.microsoft.com/office/drawing/2016/5/11/chartex" xmlns:cx6="http://schemas.microsoft.com/office/drawing/2016/5/12/chartex" xmlns:cx7="http://schemas.microsoft.com/office/drawing/2016/5/13/chartex" xmlns:cx8="http://schemas.microsoft.com/office/drawing/2016/5/14/chartex" xmlns:mc="http://schemas.openxmlformats.org/markup-compatibility/2006" xmlns:aink="http://schemas.microsoft.com/office/drawing/2016/ink" xmlns:am3d="http://schemas.microsoft.com/office/drawing/2017/model3d" xmlns:o="urn:schemas-microsoft-com:office:office" xmlns:oel="http://schemas.microsoft.com/office/2019/extlst" xmlns:r="http://schemas.openxmlformats.org/officeDocument/2006/relationships" xmlns:m="http://schemas.openxmlformats.org/officeDocument/2006/math" xmlns:v="urn:schemas-microsoft-com:vml" xmlns:wp14="http://schemas.microsoft.com/office/word/2010/wordprocessingDrawing" xmlns:wp="http://schemas.openxmlformats.org/drawingml/2006/wordprocessingDrawing" xmlns:w10="urn:schemas-microsoft-com:office:word" xmlns:w="http://schemas.openxmlformats.org/wordprocessingml/2006/main" xmlns:w14="http://schemas.microsoft.com/office/word/2010/wordml" xmlns:w15="http://schemas.microsoft.com/office/word/2012/wordml" xmlns:w16cex="http://schemas.microsoft.com/office/word/2018/wordml/cex" xmlns:w16cid="http://schemas.microsoft.com/office/word/2016/wordml/cid" xmlns:w16="http://schemas.microsoft.com/office/word/2018/wordml" xmlns:w16du="http://schemas.microsoft.com/office/word/2023/wordml/word16du" xmlns:w16sdtdh="http://schemas.microsoft.com/office/word/2020/wordml/sdtdatahash" xmlns:w16sdtfl="http://schemas.microsoft.com/office/word/2024/wordml/sdtformatlock" xmlns:w16se="http://schemas.microsoft.com/office/word/2015/wordml/symex" xmlns:wpg="http://schemas.microsoft.com/office/word/2010/wordprocessingGroup" xmlns:wpi="http://schemas.microsoft.com/office/word/2010/wordprocessingInk" xmlns:wne="http://schemas.microsoft.com/office/word/2006/wordml" xmlns:wps="http://schemas.microsoft.com/office/word/2010/wordprocessingShape" mc:Ignorable="w14 w15 w16se w16cid w16 w16cex w16sdtdh w16sdtfl w16du wp14">
   <w:abstractNum w:abstractNumId="0" w15:restartNumberingAfterBreak="0">
+    <w:nsid w:val="0292563F"/>
+    <w:multiLevelType w:val="multilevel"/>
+    <w:tmpl w:val="CD52798C"/>
+    <w:lvl w:ilvl="0">
+      <w:start w:val="1"/>
+      <w:numFmt w:val="bullet"/>
+      <w:lvlText w:val=""/>
+      <w:lvlJc w:val="left"/>
+      <w:pPr>
+        <w:tabs>
+          <w:tab w:val="num" w:pos="720"/>
+        </w:tabs>
+        <w:ind w:left="720" w:hanging="360"/>
+      </w:pPr>
+      <w:rPr>
+        <w:rFonts w:ascii="Symbol" w:hAnsi="Symbol" w:hint="default"/>
+        <w:sz w:val="20"/>
+      </w:rPr>
+    </w:lvl>
+    <w:lvl w:ilvl="1" w:tentative="1">
+      <w:start w:val="1"/>
+      <w:numFmt w:val="bullet"/>
+      <w:lvlText w:val="o"/>
+      <w:lvlJc w:val="left"/>
+      <w:pPr>
+        <w:tabs>
+          <w:tab w:val="num" w:pos="1440"/>
+        </w:tabs>
+        <w:ind w:left="1440" w:hanging="360"/>
+      </w:pPr>
+      <w:rPr>
+        <w:rFonts w:ascii="Courier New" w:hAnsi="Courier New" w:hint="default"/>
+        <w:sz w:val="20"/>
+      </w:rPr>
+    </w:lvl>
+    <w:lvl w:ilvl="2" w:tentative="1">
+      <w:start w:val="1"/>
+      <w:numFmt w:val="bullet"/>
+      <w:lvlText w:val=""/>
+      <w:lvlJc w:val="left"/>
+      <w:pPr>
+        <w:tabs>
+          <w:tab w:val="num" w:pos="2160"/>
+        </w:tabs>
+        <w:ind w:left="2160" w:hanging="360"/>
+      </w:pPr>
+      <w:rPr>
+        <w:rFonts w:ascii="Wingdings" w:hAnsi="Wingdings" w:hint="default"/>
+        <w:sz w:val="20"/>
+      </w:rPr>
+    </w:lvl>
+    <w:lvl w:ilvl="3" w:tentative="1">
+      <w:start w:val="1"/>
+      <w:numFmt w:val="bullet"/>
+      <w:lvlText w:val=""/>
+      <w:lvlJc w:val="left"/>
+      <w:pPr>
+        <w:tabs>
+          <w:tab w:val="num" w:pos="2880"/>
+        </w:tabs>
+        <w:ind w:left="2880" w:hanging="360"/>
+      </w:pPr>
+      <w:rPr>
+        <w:rFonts w:ascii="Wingdings" w:hAnsi="Wingdings" w:hint="default"/>
+        <w:sz w:val="20"/>
+      </w:rPr>
+    </w:lvl>
+    <w:lvl w:ilvl="4" w:tentative="1">
+      <w:start w:val="1"/>
+      <w:numFmt w:val="bullet"/>
+      <w:lvlText w:val=""/>
+      <w:lvlJc w:val="left"/>
+      <w:pPr>
+        <w:tabs>
+          <w:tab w:val="num" w:pos="3600"/>
+        </w:tabs>
+        <w:ind w:left="3600" w:hanging="360"/>
+      </w:pPr>
+      <w:rPr>
+        <w:rFonts w:ascii="Wingdings" w:hAnsi="Wingdings" w:hint="default"/>
+        <w:sz w:val="20"/>
+      </w:rPr>
+    </w:lvl>
+    <w:lvl w:ilvl="5" w:tentative="1">
+      <w:start w:val="1"/>
+      <w:numFmt w:val="bullet"/>
+      <w:lvlText w:val=""/>
+      <w:lvlJc w:val="left"/>
+      <w:pPr>
+        <w:tabs>
+          <w:tab w:val="num" w:pos="4320"/>
+        </w:tabs>
+        <w:ind w:left="4320" w:hanging="360"/>
+      </w:pPr>
+      <w:rPr>
+        <w:rFonts w:ascii="Wingdings" w:hAnsi="Wingdings" w:hint="default"/>
+        <w:sz w:val="20"/>
+      </w:rPr>
+    </w:lvl>
+    <w:lvl w:ilvl="6" w:tentative="1">
+      <w:start w:val="1"/>
+      <w:numFmt w:val="bullet"/>
+      <w:lvlText w:val=""/>
+      <w:lvlJc w:val="left"/>
+      <w:pPr>
+        <w:tabs>
+          <w:tab w:val="num" w:pos="5040"/>
+        </w:tabs>
+        <w:ind w:left="5040" w:hanging="360"/>
+      </w:pPr>
+      <w:rPr>
+        <w:rFonts w:ascii="Wingdings" w:hAnsi="Wingdings" w:hint="default"/>
+        <w:sz w:val="20"/>
+      </w:rPr>
+    </w:lvl>
+    <w:lvl w:ilvl="7" w:tentative="1">
+      <w:start w:val="1"/>
+      <w:numFmt w:val="bullet"/>
+      <w:lvlText w:val=""/>
+      <w:lvlJc w:val="left"/>
+      <w:pPr>
+        <w:tabs>
+          <w:tab w:val="num" w:pos="5760"/>
+        </w:tabs>
+        <w:ind w:left="5760" w:hanging="360"/>
+      </w:pPr>
+      <w:rPr>
+        <w:rFonts w:ascii="Wingdings" w:hAnsi="Wingdings" w:hint="default"/>
+        <w:sz w:val="20"/>
+      </w:rPr>
+    </w:lvl>
+    <w:lvl w:ilvl="8" w:tentative="1">
+      <w:start w:val="1"/>
+      <w:numFmt w:val="bullet"/>
+      <w:lvlText w:val=""/>
+      <w:lvlJc w:val="left"/>
+      <w:pPr>
+        <w:tabs>
+          <w:tab w:val="num" w:pos="6480"/>
+        </w:tabs>
+        <w:ind w:left="6480" w:hanging="360"/>
+      </w:pPr>
+      <w:rPr>
+        <w:rFonts w:ascii="Wingdings" w:hAnsi="Wingdings" w:hint="default"/>
+        <w:sz w:val="20"/>
+      </w:rPr>
+    </w:lvl>
+  </w:abstractNum>
+  <w:abstractNum w:abstractNumId="1" w15:restartNumberingAfterBreak="0">
+    <w:nsid w:val="0366131D"/>
+    <w:multiLevelType w:val="multilevel"/>
+    <w:tmpl w:val="E2A21374"/>
+    <w:lvl w:ilvl="0">
+      <w:start w:val="1"/>
+      <w:numFmt w:val="bullet"/>
+      <w:lvlText w:val=""/>
+      <w:lvlJc w:val="left"/>
+      <w:pPr>
+        <w:tabs>
+          <w:tab w:val="num" w:pos="720"/>
+        </w:tabs>
+        <w:ind w:left="720" w:hanging="360"/>
+      </w:pPr>
+      <w:rPr>
+        <w:rFonts w:ascii="Symbol" w:hAnsi="Symbol" w:hint="default"/>
+        <w:sz w:val="20"/>
+      </w:rPr>
+    </w:lvl>
+    <w:lvl w:ilvl="1" w:tentative="1">
+      <w:start w:val="1"/>
+      <w:numFmt w:val="bullet"/>
+      <w:lvlText w:val="o"/>
+      <w:lvlJc w:val="left"/>
+      <w:pPr>
+        <w:tabs>
+          <w:tab w:val="num" w:pos="1440"/>
+        </w:tabs>
+        <w:ind w:left="1440" w:hanging="360"/>
+      </w:pPr>
+      <w:rPr>
+        <w:rFonts w:ascii="Courier New" w:hAnsi="Courier New" w:hint="default"/>
+        <w:sz w:val="20"/>
+      </w:rPr>
+    </w:lvl>
+    <w:lvl w:ilvl="2" w:tentative="1">
+      <w:start w:val="1"/>
+      <w:numFmt w:val="bullet"/>
+      <w:lvlText w:val=""/>
+      <w:lvlJc w:val="left"/>
+      <w:pPr>
+        <w:tabs>
+          <w:tab w:val="num" w:pos="2160"/>
+        </w:tabs>
+        <w:ind w:left="2160" w:hanging="360"/>
+      </w:pPr>
+      <w:rPr>
+        <w:rFonts w:ascii="Wingdings" w:hAnsi="Wingdings" w:hint="default"/>
+        <w:sz w:val="20"/>
+      </w:rPr>
+    </w:lvl>
+    <w:lvl w:ilvl="3" w:tentative="1">
+      <w:start w:val="1"/>
+      <w:numFmt w:val="bullet"/>
+      <w:lvlText w:val=""/>
+      <w:lvlJc w:val="left"/>
+      <w:pPr>
+        <w:tabs>
+          <w:tab w:val="num" w:pos="2880"/>
+        </w:tabs>
+        <w:ind w:left="2880" w:hanging="360"/>
+      </w:pPr>
+      <w:rPr>
+        <w:rFonts w:ascii="Wingdings" w:hAnsi="Wingdings" w:hint="default"/>
+        <w:sz w:val="20"/>
+      </w:rPr>
+    </w:lvl>
+    <w:lvl w:ilvl="4" w:tentative="1">
+      <w:start w:val="1"/>
+      <w:numFmt w:val="bullet"/>
+      <w:lvlText w:val=""/>
+      <w:lvlJc w:val="left"/>
+      <w:pPr>
+        <w:tabs>
+          <w:tab w:val="num" w:pos="3600"/>
+        </w:tabs>
+        <w:ind w:left="3600" w:hanging="360"/>
+      </w:pPr>
+      <w:rPr>
+        <w:rFonts w:ascii="Wingdings" w:hAnsi="Wingdings" w:hint="default"/>
+        <w:sz w:val="20"/>
+      </w:rPr>
+    </w:lvl>
+    <w:lvl w:ilvl="5" w:tentative="1">
+      <w:start w:val="1"/>
+      <w:numFmt w:val="bullet"/>
+      <w:lvlText w:val=""/>
+      <w:lvlJc w:val="left"/>
+      <w:pPr>
+        <w:tabs>
+          <w:tab w:val="num" w:pos="4320"/>
+        </w:tabs>
+        <w:ind w:left="4320" w:hanging="360"/>
+      </w:pPr>
+      <w:rPr>
+        <w:rFonts w:ascii="Wingdings" w:hAnsi="Wingdings" w:hint="default"/>
+        <w:sz w:val="20"/>
+      </w:rPr>
+    </w:lvl>
+    <w:lvl w:ilvl="6" w:tentative="1">
+      <w:start w:val="1"/>
+      <w:numFmt w:val="bullet"/>
+      <w:lvlText w:val=""/>
+      <w:lvlJc w:val="left"/>
+      <w:pPr>
+        <w:tabs>
+          <w:tab w:val="num" w:pos="5040"/>
+        </w:tabs>
+        <w:ind w:left="5040" w:hanging="360"/>
+      </w:pPr>
+      <w:rPr>
+        <w:rFonts w:ascii="Wingdings" w:hAnsi="Wingdings" w:hint="default"/>
+        <w:sz w:val="20"/>
+      </w:rPr>
+    </w:lvl>
+    <w:lvl w:ilvl="7" w:tentative="1">
+      <w:start w:val="1"/>
+      <w:numFmt w:val="bullet"/>
+      <w:lvlText w:val=""/>
+      <w:lvlJc w:val="left"/>
+      <w:pPr>
+        <w:tabs>
+          <w:tab w:val="num" w:pos="5760"/>
+        </w:tabs>
+        <w:ind w:left="5760" w:hanging="360"/>
+      </w:pPr>
+      <w:rPr>
+        <w:rFonts w:ascii="Wingdings" w:hAnsi="Wingdings" w:hint="default"/>
+        <w:sz w:val="20"/>
+      </w:rPr>
+    </w:lvl>
+    <w:lvl w:ilvl="8" w:tentative="1">
+      <w:start w:val="1"/>
+      <w:numFmt w:val="bullet"/>
+      <w:lvlText w:val=""/>
+      <w:lvlJc w:val="left"/>
+      <w:pPr>
+        <w:tabs>
+          <w:tab w:val="num" w:pos="6480"/>
+        </w:tabs>
+        <w:ind w:left="6480" w:hanging="360"/>
+      </w:pPr>
+      <w:rPr>
+        <w:rFonts w:ascii="Wingdings" w:hAnsi="Wingdings" w:hint="default"/>
+        <w:sz w:val="20"/>
+      </w:rPr>
+    </w:lvl>
+  </w:abstractNum>
+  <w:abstractNum w:abstractNumId="2" w15:restartNumberingAfterBreak="0">
     <w:nsid w:val="05DD1AA5"/>
     <w:multiLevelType w:val="multilevel"/>
     <w:tmpl w:val="CE7AAB3A"/>
@@ -3790,7 +6696,7 @@
       </w:rPr>
     </w:lvl>
   </w:abstractNum>
-  <w:abstractNum w:abstractNumId="1" w15:restartNumberingAfterBreak="0">
+  <w:abstractNum w:abstractNumId="3" w15:restartNumberingAfterBreak="0">
     <w:nsid w:val="2247289B"/>
     <w:multiLevelType w:val="multilevel"/>
     <w:tmpl w:val="14705BFC"/>
@@ -3939,7 +6845,7 @@
       </w:rPr>
     </w:lvl>
   </w:abstractNum>
-  <w:abstractNum w:abstractNumId="2" w15:restartNumberingAfterBreak="0">
+  <w:abstractNum w:abstractNumId="4" w15:restartNumberingAfterBreak="0">
     <w:nsid w:val="2B6F6E54"/>
     <w:multiLevelType w:val="multilevel"/>
     <w:tmpl w:val="B5F65124"/>
@@ -4088,7 +6994,305 @@
       </w:rPr>
     </w:lvl>
   </w:abstractNum>
-  <w:abstractNum w:abstractNumId="3" w15:restartNumberingAfterBreak="0">
+  <w:abstractNum w:abstractNumId="5" w15:restartNumberingAfterBreak="0">
+    <w:nsid w:val="34B70A2F"/>
+    <w:multiLevelType w:val="multilevel"/>
+    <w:tmpl w:val="9F2012D2"/>
+    <w:lvl w:ilvl="0">
+      <w:start w:val="1"/>
+      <w:numFmt w:val="bullet"/>
+      <w:lvlText w:val=""/>
+      <w:lvlJc w:val="left"/>
+      <w:pPr>
+        <w:tabs>
+          <w:tab w:val="num" w:pos="720"/>
+        </w:tabs>
+        <w:ind w:left="720" w:hanging="360"/>
+      </w:pPr>
+      <w:rPr>
+        <w:rFonts w:ascii="Symbol" w:hAnsi="Symbol" w:hint="default"/>
+        <w:sz w:val="20"/>
+      </w:rPr>
+    </w:lvl>
+    <w:lvl w:ilvl="1" w:tentative="1">
+      <w:start w:val="1"/>
+      <w:numFmt w:val="bullet"/>
+      <w:lvlText w:val="o"/>
+      <w:lvlJc w:val="left"/>
+      <w:pPr>
+        <w:tabs>
+          <w:tab w:val="num" w:pos="1440"/>
+        </w:tabs>
+        <w:ind w:left="1440" w:hanging="360"/>
+      </w:pPr>
+      <w:rPr>
+        <w:rFonts w:ascii="Courier New" w:hAnsi="Courier New" w:hint="default"/>
+        <w:sz w:val="20"/>
+      </w:rPr>
+    </w:lvl>
+    <w:lvl w:ilvl="2" w:tentative="1">
+      <w:start w:val="1"/>
+      <w:numFmt w:val="bullet"/>
+      <w:lvlText w:val=""/>
+      <w:lvlJc w:val="left"/>
+      <w:pPr>
+        <w:tabs>
+          <w:tab w:val="num" w:pos="2160"/>
+        </w:tabs>
+        <w:ind w:left="2160" w:hanging="360"/>
+      </w:pPr>
+      <w:rPr>
+        <w:rFonts w:ascii="Wingdings" w:hAnsi="Wingdings" w:hint="default"/>
+        <w:sz w:val="20"/>
+      </w:rPr>
+    </w:lvl>
+    <w:lvl w:ilvl="3" w:tentative="1">
+      <w:start w:val="1"/>
+      <w:numFmt w:val="bullet"/>
+      <w:lvlText w:val=""/>
+      <w:lvlJc w:val="left"/>
+      <w:pPr>
+        <w:tabs>
+          <w:tab w:val="num" w:pos="2880"/>
+        </w:tabs>
+        <w:ind w:left="2880" w:hanging="360"/>
+      </w:pPr>
+      <w:rPr>
+        <w:rFonts w:ascii="Wingdings" w:hAnsi="Wingdings" w:hint="default"/>
+        <w:sz w:val="20"/>
+      </w:rPr>
+    </w:lvl>
+    <w:lvl w:ilvl="4" w:tentative="1">
+      <w:start w:val="1"/>
+      <w:numFmt w:val="bullet"/>
+      <w:lvlText w:val=""/>
+      <w:lvlJc w:val="left"/>
+      <w:pPr>
+        <w:tabs>
+          <w:tab w:val="num" w:pos="3600"/>
+        </w:tabs>
+        <w:ind w:left="3600" w:hanging="360"/>
+      </w:pPr>
+      <w:rPr>
+        <w:rFonts w:ascii="Wingdings" w:hAnsi="Wingdings" w:hint="default"/>
+        <w:sz w:val="20"/>
+      </w:rPr>
+    </w:lvl>
+    <w:lvl w:ilvl="5" w:tentative="1">
+      <w:start w:val="1"/>
+      <w:numFmt w:val="bullet"/>
+      <w:lvlText w:val=""/>
+      <w:lvlJc w:val="left"/>
+      <w:pPr>
+        <w:tabs>
+          <w:tab w:val="num" w:pos="4320"/>
+        </w:tabs>
+        <w:ind w:left="4320" w:hanging="360"/>
+      </w:pPr>
+      <w:rPr>
+        <w:rFonts w:ascii="Wingdings" w:hAnsi="Wingdings" w:hint="default"/>
+        <w:sz w:val="20"/>
+      </w:rPr>
+    </w:lvl>
+    <w:lvl w:ilvl="6" w:tentative="1">
+      <w:start w:val="1"/>
+      <w:numFmt w:val="bullet"/>
+      <w:lvlText w:val=""/>
+      <w:lvlJc w:val="left"/>
+      <w:pPr>
+        <w:tabs>
+          <w:tab w:val="num" w:pos="5040"/>
+        </w:tabs>
+        <w:ind w:left="5040" w:hanging="360"/>
+      </w:pPr>
+      <w:rPr>
+        <w:rFonts w:ascii="Wingdings" w:hAnsi="Wingdings" w:hint="default"/>
+        <w:sz w:val="20"/>
+      </w:rPr>
+    </w:lvl>
+    <w:lvl w:ilvl="7" w:tentative="1">
+      <w:start w:val="1"/>
+      <w:numFmt w:val="bullet"/>
+      <w:lvlText w:val=""/>
+      <w:lvlJc w:val="left"/>
+      <w:pPr>
+        <w:tabs>
+          <w:tab w:val="num" w:pos="5760"/>
+        </w:tabs>
+        <w:ind w:left="5760" w:hanging="360"/>
+      </w:pPr>
+      <w:rPr>
+        <w:rFonts w:ascii="Wingdings" w:hAnsi="Wingdings" w:hint="default"/>
+        <w:sz w:val="20"/>
+      </w:rPr>
+    </w:lvl>
+    <w:lvl w:ilvl="8" w:tentative="1">
+      <w:start w:val="1"/>
+      <w:numFmt w:val="bullet"/>
+      <w:lvlText w:val=""/>
+      <w:lvlJc w:val="left"/>
+      <w:pPr>
+        <w:tabs>
+          <w:tab w:val="num" w:pos="6480"/>
+        </w:tabs>
+        <w:ind w:left="6480" w:hanging="360"/>
+      </w:pPr>
+      <w:rPr>
+        <w:rFonts w:ascii="Wingdings" w:hAnsi="Wingdings" w:hint="default"/>
+        <w:sz w:val="20"/>
+      </w:rPr>
+    </w:lvl>
+  </w:abstractNum>
+  <w:abstractNum w:abstractNumId="6" w15:restartNumberingAfterBreak="0">
+    <w:nsid w:val="38A43007"/>
+    <w:multiLevelType w:val="multilevel"/>
+    <w:tmpl w:val="737A86E0"/>
+    <w:lvl w:ilvl="0">
+      <w:start w:val="1"/>
+      <w:numFmt w:val="bullet"/>
+      <w:lvlText w:val=""/>
+      <w:lvlJc w:val="left"/>
+      <w:pPr>
+        <w:tabs>
+          <w:tab w:val="num" w:pos="720"/>
+        </w:tabs>
+        <w:ind w:left="720" w:hanging="360"/>
+      </w:pPr>
+      <w:rPr>
+        <w:rFonts w:ascii="Symbol" w:hAnsi="Symbol" w:hint="default"/>
+        <w:sz w:val="20"/>
+      </w:rPr>
+    </w:lvl>
+    <w:lvl w:ilvl="1" w:tentative="1">
+      <w:start w:val="1"/>
+      <w:numFmt w:val="bullet"/>
+      <w:lvlText w:val="o"/>
+      <w:lvlJc w:val="left"/>
+      <w:pPr>
+        <w:tabs>
+          <w:tab w:val="num" w:pos="1440"/>
+        </w:tabs>
+        <w:ind w:left="1440" w:hanging="360"/>
+      </w:pPr>
+      <w:rPr>
+        <w:rFonts w:ascii="Courier New" w:hAnsi="Courier New" w:hint="default"/>
+        <w:sz w:val="20"/>
+      </w:rPr>
+    </w:lvl>
+    <w:lvl w:ilvl="2" w:tentative="1">
+      <w:start w:val="1"/>
+      <w:numFmt w:val="bullet"/>
+      <w:lvlText w:val=""/>
+      <w:lvlJc w:val="left"/>
+      <w:pPr>
+        <w:tabs>
+          <w:tab w:val="num" w:pos="2160"/>
+        </w:tabs>
+        <w:ind w:left="2160" w:hanging="360"/>
+      </w:pPr>
+      <w:rPr>
+        <w:rFonts w:ascii="Wingdings" w:hAnsi="Wingdings" w:hint="default"/>
+        <w:sz w:val="20"/>
+      </w:rPr>
+    </w:lvl>
+    <w:lvl w:ilvl="3" w:tentative="1">
+      <w:start w:val="1"/>
+      <w:numFmt w:val="bullet"/>
+      <w:lvlText w:val=""/>
+      <w:lvlJc w:val="left"/>
+      <w:pPr>
+        <w:tabs>
+          <w:tab w:val="num" w:pos="2880"/>
+        </w:tabs>
+        <w:ind w:left="2880" w:hanging="360"/>
+      </w:pPr>
+      <w:rPr>
+        <w:rFonts w:ascii="Wingdings" w:hAnsi="Wingdings" w:hint="default"/>
+        <w:sz w:val="20"/>
+      </w:rPr>
+    </w:lvl>
+    <w:lvl w:ilvl="4" w:tentative="1">
+      <w:start w:val="1"/>
+      <w:numFmt w:val="bullet"/>
+      <w:lvlText w:val=""/>
+      <w:lvlJc w:val="left"/>
+      <w:pPr>
+        <w:tabs>
+          <w:tab w:val="num" w:pos="3600"/>
+        </w:tabs>
+        <w:ind w:left="3600" w:hanging="360"/>
+      </w:pPr>
+      <w:rPr>
+        <w:rFonts w:ascii="Wingdings" w:hAnsi="Wingdings" w:hint="default"/>
+        <w:sz w:val="20"/>
+      </w:rPr>
+    </w:lvl>
+    <w:lvl w:ilvl="5" w:tentative="1">
+      <w:start w:val="1"/>
+      <w:numFmt w:val="bullet"/>
+      <w:lvlText w:val=""/>
+      <w:lvlJc w:val="left"/>
+      <w:pPr>
+        <w:tabs>
+          <w:tab w:val="num" w:pos="4320"/>
+        </w:tabs>
+        <w:ind w:left="4320" w:hanging="360"/>
+      </w:pPr>
+      <w:rPr>
+        <w:rFonts w:ascii="Wingdings" w:hAnsi="Wingdings" w:hint="default"/>
+        <w:sz w:val="20"/>
+      </w:rPr>
+    </w:lvl>
+    <w:lvl w:ilvl="6" w:tentative="1">
+      <w:start w:val="1"/>
+      <w:numFmt w:val="bullet"/>
+      <w:lvlText w:val=""/>
+      <w:lvlJc w:val="left"/>
+      <w:pPr>
+        <w:tabs>
+          <w:tab w:val="num" w:pos="5040"/>
+        </w:tabs>
+        <w:ind w:left="5040" w:hanging="360"/>
+      </w:pPr>
+      <w:rPr>
+        <w:rFonts w:ascii="Wingdings" w:hAnsi="Wingdings" w:hint="default"/>
+        <w:sz w:val="20"/>
+      </w:rPr>
+    </w:lvl>
+    <w:lvl w:ilvl="7" w:tentative="1">
+      <w:start w:val="1"/>
+      <w:numFmt w:val="bullet"/>
+      <w:lvlText w:val=""/>
+      <w:lvlJc w:val="left"/>
+      <w:pPr>
+        <w:tabs>
+          <w:tab w:val="num" w:pos="5760"/>
+        </w:tabs>
+        <w:ind w:left="5760" w:hanging="360"/>
+      </w:pPr>
+      <w:rPr>
+        <w:rFonts w:ascii="Wingdings" w:hAnsi="Wingdings" w:hint="default"/>
+        <w:sz w:val="20"/>
+      </w:rPr>
+    </w:lvl>
+    <w:lvl w:ilvl="8" w:tentative="1">
+      <w:start w:val="1"/>
+      <w:numFmt w:val="bullet"/>
+      <w:lvlText w:val=""/>
+      <w:lvlJc w:val="left"/>
+      <w:pPr>
+        <w:tabs>
+          <w:tab w:val="num" w:pos="6480"/>
+        </w:tabs>
+        <w:ind w:left="6480" w:hanging="360"/>
+      </w:pPr>
+      <w:rPr>
+        <w:rFonts w:ascii="Wingdings" w:hAnsi="Wingdings" w:hint="default"/>
+        <w:sz w:val="20"/>
+      </w:rPr>
+    </w:lvl>
+  </w:abstractNum>
+  <w:abstractNum w:abstractNumId="7" w15:restartNumberingAfterBreak="0">
     <w:nsid w:val="39D71DDC"/>
     <w:multiLevelType w:val="multilevel"/>
     <w:tmpl w:val="910C174A"/>
@@ -4237,7 +7441,7 @@
       </w:rPr>
     </w:lvl>
   </w:abstractNum>
-  <w:abstractNum w:abstractNumId="4" w15:restartNumberingAfterBreak="0">
+  <w:abstractNum w:abstractNumId="8" w15:restartNumberingAfterBreak="0">
     <w:nsid w:val="3B5033B3"/>
     <w:multiLevelType w:val="multilevel"/>
     <w:tmpl w:val="2F54F656"/>
@@ -4386,7 +7590,7 @@
       </w:rPr>
     </w:lvl>
   </w:abstractNum>
-  <w:abstractNum w:abstractNumId="5" w15:restartNumberingAfterBreak="0">
+  <w:abstractNum w:abstractNumId="9" w15:restartNumberingAfterBreak="0">
     <w:nsid w:val="623D02AD"/>
     <w:multiLevelType w:val="multilevel"/>
     <w:tmpl w:val="CB9A8082"/>
@@ -4535,7 +7739,7 @@
       </w:rPr>
     </w:lvl>
   </w:abstractNum>
-  <w:abstractNum w:abstractNumId="6" w15:restartNumberingAfterBreak="0">
+  <w:abstractNum w:abstractNumId="10" w15:restartNumberingAfterBreak="0">
     <w:nsid w:val="6DC03F58"/>
     <w:multiLevelType w:val="multilevel"/>
     <w:tmpl w:val="88605EA8"/>
@@ -4684,7 +7888,7 @@
       </w:rPr>
     </w:lvl>
   </w:abstractNum>
-  <w:abstractNum w:abstractNumId="7" w15:restartNumberingAfterBreak="0">
+  <w:abstractNum w:abstractNumId="11" w15:restartNumberingAfterBreak="0">
     <w:nsid w:val="75EC3884"/>
     <w:multiLevelType w:val="multilevel"/>
     <w:tmpl w:val="DF72D36A"/>
@@ -4833,7 +8037,7 @@
       </w:rPr>
     </w:lvl>
   </w:abstractNum>
-  <w:abstractNum w:abstractNumId="8" w15:restartNumberingAfterBreak="0">
+  <w:abstractNum w:abstractNumId="12" w15:restartNumberingAfterBreak="0">
     <w:nsid w:val="7FC45E47"/>
     <w:multiLevelType w:val="multilevel"/>
     <w:tmpl w:val="0EE6115C"/>
@@ -4983,31 +8187,43 @@
     </w:lvl>
   </w:abstractNum>
   <w:num w:numId="1" w16cid:durableId="637153068">
+    <w:abstractNumId w:val="4"/>
+  </w:num>
+  <w:num w:numId="2" w16cid:durableId="1010715340">
+    <w:abstractNumId w:val="9"/>
+  </w:num>
+  <w:num w:numId="3" w16cid:durableId="1924299206">
+    <w:abstractNumId w:val="7"/>
+  </w:num>
+  <w:num w:numId="4" w16cid:durableId="1460565336">
+    <w:abstractNumId w:val="10"/>
+  </w:num>
+  <w:num w:numId="5" w16cid:durableId="820001258">
     <w:abstractNumId w:val="2"/>
   </w:num>
-  <w:num w:numId="2" w16cid:durableId="1010715340">
+  <w:num w:numId="6" w16cid:durableId="322438110">
+    <w:abstractNumId w:val="11"/>
+  </w:num>
+  <w:num w:numId="7" w16cid:durableId="548733407">
+    <w:abstractNumId w:val="12"/>
+  </w:num>
+  <w:num w:numId="8" w16cid:durableId="1975522272">
+    <w:abstractNumId w:val="8"/>
+  </w:num>
+  <w:num w:numId="9" w16cid:durableId="694112053">
+    <w:abstractNumId w:val="3"/>
+  </w:num>
+  <w:num w:numId="10" w16cid:durableId="1767538673">
+    <w:abstractNumId w:val="6"/>
+  </w:num>
+  <w:num w:numId="11" w16cid:durableId="1627468827">
+    <w:abstractNumId w:val="1"/>
+  </w:num>
+  <w:num w:numId="12" w16cid:durableId="673218071">
     <w:abstractNumId w:val="5"/>
   </w:num>
-  <w:num w:numId="3" w16cid:durableId="1924299206">
-    <w:abstractNumId w:val="3"/>
-  </w:num>
-  <w:num w:numId="4" w16cid:durableId="1460565336">
-    <w:abstractNumId w:val="6"/>
-  </w:num>
-  <w:num w:numId="5" w16cid:durableId="820001258">
+  <w:num w:numId="13" w16cid:durableId="923303837">
     <w:abstractNumId w:val="0"/>
-  </w:num>
-  <w:num w:numId="6" w16cid:durableId="322438110">
-    <w:abstractNumId w:val="7"/>
-  </w:num>
-  <w:num w:numId="7" w16cid:durableId="548733407">
-    <w:abstractNumId w:val="8"/>
-  </w:num>
-  <w:num w:numId="8" w16cid:durableId="1975522272">
-    <w:abstractNumId w:val="4"/>
-  </w:num>
-  <w:num w:numId="9" w16cid:durableId="694112053">
-    <w:abstractNumId w:val="1"/>
   </w:num>
 </w:numbering>
 </file>

--- a/Docs/Bitácora_Copilot_ arquitectura_y_razonamiento.docx
+++ b/Docs/Bitácora_Copilot_ arquitectura_y_razonamiento.docx
@@ -153,21 +153,7 @@
           <w:rPr>
             <w:rStyle w:val="Hipervnculo"/>
           </w:rPr>
-          <w:t>[</w:t>
-        </w:r>
-        <w:proofErr w:type="spellStart"/>
-        <w:r>
-          <w:rPr>
-            <w:rStyle w:val="Hipervnculo"/>
-          </w:rPr>
-          <w:t>Fablab_acc</w:t>
-        </w:r>
-        <w:proofErr w:type="spellEnd"/>
-        <w:r>
-          <w:rPr>
-            <w:rStyle w:val="Hipervnculo"/>
-          </w:rPr>
-          <w:t>..._Funcional | Word]</w:t>
+          <w:t>[Fablab_acc..._Funcional | Word]</w:t>
         </w:r>
       </w:hyperlink>
       <w:r>
@@ -178,21 +164,7 @@
           <w:rPr>
             <w:rStyle w:val="Hipervnculo"/>
           </w:rPr>
-          <w:t>[</w:t>
-        </w:r>
-        <w:proofErr w:type="spellStart"/>
-        <w:r>
-          <w:rPr>
-            <w:rStyle w:val="Hipervnculo"/>
-          </w:rPr>
-          <w:t>inacapmail</w:t>
-        </w:r>
-        <w:proofErr w:type="spellEnd"/>
-        <w:r>
-          <w:rPr>
-            <w:rStyle w:val="Hipervnculo"/>
-          </w:rPr>
-          <w:t>...epoint.com]</w:t>
+          <w:t>[inacapmail...epoint.com]</w:t>
         </w:r>
       </w:hyperlink>
     </w:p>
@@ -301,13 +273,8 @@
         <w:t>──</w:t>
       </w:r>
       <w:r>
-        <w:t xml:space="preserve"> </w:t>
-      </w:r>
-      <w:proofErr w:type="spellStart"/>
-      <w:r>
-        <w:t>Gestor_Docente</w:t>
-      </w:r>
-      <w:proofErr w:type="spellEnd"/>
+        <w:t xml:space="preserve"> Gestor_Docente</w:t>
+      </w:r>
     </w:p>
     <w:p>
       <w:r>
@@ -323,13 +290,8 @@
         <w:t>──</w:t>
       </w:r>
       <w:r>
-        <w:t xml:space="preserve"> </w:t>
-      </w:r>
-      <w:proofErr w:type="spellStart"/>
-      <w:r>
-        <w:t>FABLAB_Access</w:t>
-      </w:r>
-      <w:proofErr w:type="spellEnd"/>
+        <w:t xml:space="preserve"> FABLAB_Access</w:t>
+      </w:r>
     </w:p>
     <w:p>
       <w:r>
@@ -338,11 +300,9 @@
     </w:p>
     <w:p/>
     <w:p>
-      <w:proofErr w:type="spellStart"/>
       <w:r>
         <w:t>Vercel</w:t>
       </w:r>
-      <w:proofErr w:type="spellEnd"/>
     </w:p>
     <w:p>
       <w:r>
@@ -363,13 +323,8 @@
         <w:t>──</w:t>
       </w:r>
       <w:r>
-        <w:t xml:space="preserve"> </w:t>
-      </w:r>
-      <w:proofErr w:type="spellStart"/>
-      <w:r>
-        <w:t>Gestor_Docente</w:t>
-      </w:r>
-      <w:proofErr w:type="spellEnd"/>
+        <w:t xml:space="preserve"> Gestor_Docente</w:t>
+      </w:r>
     </w:p>
     <w:p>
       <w:r>
@@ -385,13 +340,8 @@
         <w:t>──</w:t>
       </w:r>
       <w:r>
-        <w:t xml:space="preserve"> </w:t>
-      </w:r>
-      <w:proofErr w:type="spellStart"/>
-      <w:r>
-        <w:t>FABLAB_Access</w:t>
-      </w:r>
-      <w:proofErr w:type="spellEnd"/>
+        <w:t xml:space="preserve"> FABLAB_Access</w:t>
+      </w:r>
     </w:p>
     <w:p>
       <w:r>
@@ -400,11 +350,9 @@
     </w:p>
     <w:p/>
     <w:p>
-      <w:proofErr w:type="spellStart"/>
       <w:r>
         <w:t>Supabase</w:t>
       </w:r>
-      <w:proofErr w:type="spellEnd"/>
     </w:p>
     <w:p>
       <w:r>
@@ -425,13 +373,8 @@
         <w:t>──</w:t>
       </w:r>
       <w:r>
-        <w:t xml:space="preserve"> </w:t>
-      </w:r>
-      <w:proofErr w:type="spellStart"/>
-      <w:r>
-        <w:t>Gestor_Docente</w:t>
-      </w:r>
-      <w:proofErr w:type="spellEnd"/>
+        <w:t xml:space="preserve"> Gestor_Docente</w:t>
+      </w:r>
     </w:p>
     <w:p>
       <w:r>
@@ -447,13 +390,8 @@
         <w:t>──</w:t>
       </w:r>
       <w:r>
-        <w:t xml:space="preserve"> </w:t>
-      </w:r>
-      <w:proofErr w:type="spellStart"/>
-      <w:r>
-        <w:t>FABLAB_Access</w:t>
-      </w:r>
-      <w:proofErr w:type="spellEnd"/>
+        <w:t xml:space="preserve"> FABLAB_Access</w:t>
+      </w:r>
     </w:p>
     <w:p>
       <w:r>
@@ -706,11 +644,9 @@
       </w:r>
     </w:p>
     <w:p>
-      <w:proofErr w:type="spellStart"/>
       <w:r>
         <w:t>Dashboard</w:t>
       </w:r>
-      <w:proofErr w:type="spellEnd"/>
     </w:p>
     <w:p>
       <w:r>
@@ -1000,17 +936,8 @@
           <w:b/>
           <w:bCs/>
         </w:rPr>
-        <w:t xml:space="preserve">Infraestructura </w:t>
-      </w:r>
-      <w:proofErr w:type="spellStart"/>
-      <w:r>
-        <w:rPr>
-          <w:b/>
-          <w:bCs/>
-        </w:rPr>
-        <w:t>React</w:t>
-      </w:r>
-      <w:proofErr w:type="spellEnd"/>
+        <w:t>Infraestructura React</w:t>
+      </w:r>
     </w:p>
     <w:p>
       <w:r>
@@ -1024,13 +951,8 @@
     </w:p>
     <w:p>
       <w:r>
-        <w:t xml:space="preserve">└── </w:t>
-      </w:r>
-      <w:proofErr w:type="spellStart"/>
-      <w:r>
-        <w:t>React_App</w:t>
-      </w:r>
-      <w:proofErr w:type="spellEnd"/>
+        <w:t>└── React_App</w:t>
+      </w:r>
     </w:p>
     <w:p>
       <w:r>
@@ -1044,11 +966,9 @@
           <w:numId w:val="3"/>
         </w:numPr>
       </w:pPr>
-      <w:proofErr w:type="spellStart"/>
       <w:r>
         <w:t>React</w:t>
       </w:r>
-      <w:proofErr w:type="spellEnd"/>
     </w:p>
     <w:p>
       <w:pPr>
@@ -1068,11 +988,9 @@
           <w:numId w:val="3"/>
         </w:numPr>
       </w:pPr>
-      <w:proofErr w:type="spellStart"/>
       <w:r>
         <w:t>Supabase</w:t>
       </w:r>
-      <w:proofErr w:type="spellEnd"/>
     </w:p>
     <w:p>
       <w:pPr>
@@ -1092,11 +1010,9 @@
           <w:numId w:val="3"/>
         </w:numPr>
       </w:pPr>
-      <w:proofErr w:type="spellStart"/>
       <w:r>
         <w:t>Vercel</w:t>
       </w:r>
-      <w:proofErr w:type="spellEnd"/>
     </w:p>
     <w:p>
       <w:r>
@@ -1131,33 +1047,15 @@
       </w:r>
     </w:p>
     <w:p>
-      <w:proofErr w:type="spellStart"/>
       <w:r>
         <w:lastRenderedPageBreak/>
-        <w:t>react</w:t>
-      </w:r>
-      <w:proofErr w:type="spellEnd"/>
-      <w:r>
-        <w:t>-</w:t>
-      </w:r>
-      <w:proofErr w:type="spellStart"/>
-      <w:r>
-        <w:t>router</w:t>
-      </w:r>
-      <w:proofErr w:type="spellEnd"/>
-      <w:r>
-        <w:t>-dom</w:t>
-      </w:r>
-    </w:p>
-    <w:p>
-      <w:r>
-        <w:t>lucide-</w:t>
-      </w:r>
-      <w:proofErr w:type="spellStart"/>
-      <w:r>
-        <w:t>react</w:t>
-      </w:r>
-      <w:proofErr w:type="spellEnd"/>
+        <w:t>react-router-dom</w:t>
+      </w:r>
+    </w:p>
+    <w:p>
+      <w:r>
+        <w:t>lucide-react</w:t>
+      </w:r>
     </w:p>
     <w:p>
       <w:r>
@@ -1183,15 +1081,7 @@
         <w:t>✅</w:t>
       </w:r>
       <w:r>
-        <w:t xml:space="preserve"> </w:t>
-      </w:r>
-      <w:proofErr w:type="spellStart"/>
-      <w:r>
-        <w:t>Build</w:t>
-      </w:r>
-      <w:proofErr w:type="spellEnd"/>
-      <w:r>
-        <w:t xml:space="preserve"> funcional.</w:t>
+        <w:t xml:space="preserve"> Build funcional.</w:t>
       </w:r>
     </w:p>
     <w:p>
@@ -1437,26 +1327,20 @@
       </w:r>
     </w:p>
     <w:p>
-      <w:proofErr w:type="spellStart"/>
       <w:r>
         <w:lastRenderedPageBreak/>
         <w:t>ProjectCard</w:t>
       </w:r>
-      <w:proofErr w:type="spellEnd"/>
-    </w:p>
-    <w:p>
-      <w:proofErr w:type="spellStart"/>
+    </w:p>
+    <w:p>
       <w:r>
         <w:t>CommunitySection</w:t>
       </w:r>
-      <w:proofErr w:type="spellEnd"/>
-    </w:p>
-    <w:p>
-      <w:proofErr w:type="spellStart"/>
+    </w:p>
+    <w:p>
       <w:r>
         <w:t>SiteFooter</w:t>
       </w:r>
-      <w:proofErr w:type="spellEnd"/>
     </w:p>
     <w:p>
       <w:r>
@@ -1515,17 +1399,8 @@
           <w:b/>
           <w:bCs/>
         </w:rPr>
-        <w:t xml:space="preserve">Preparación de </w:t>
-      </w:r>
-      <w:proofErr w:type="spellStart"/>
-      <w:r>
-        <w:rPr>
-          <w:b/>
-          <w:bCs/>
-        </w:rPr>
-        <w:t>Supabase</w:t>
-      </w:r>
-      <w:proofErr w:type="spellEnd"/>
+        <w:t>Preparación de Supabase</w:t>
+      </w:r>
     </w:p>
     <w:p>
       <w:r>
@@ -1539,7 +1414,6 @@
           <w:bCs/>
         </w:rPr>
       </w:pPr>
-      <w:proofErr w:type="spellStart"/>
       <w:r>
         <w:rPr>
           <w:b/>
@@ -1547,7 +1421,6 @@
         </w:rPr>
         <w:t>projects</w:t>
       </w:r>
-      <w:proofErr w:type="spellEnd"/>
     </w:p>
     <w:p>
       <w:r>
@@ -1555,76 +1428,57 @@
       </w:r>
     </w:p>
     <w:p>
-      <w:proofErr w:type="spellStart"/>
       <w:r>
         <w:t>title</w:t>
       </w:r>
-      <w:proofErr w:type="spellEnd"/>
-    </w:p>
-    <w:p>
-      <w:proofErr w:type="spellStart"/>
+    </w:p>
+    <w:p>
       <w:r>
         <w:t>summary</w:t>
       </w:r>
-      <w:proofErr w:type="spellEnd"/>
-    </w:p>
-    <w:p>
-      <w:proofErr w:type="gramStart"/>
+    </w:p>
+    <w:p>
       <w:r>
         <w:t>status</w:t>
       </w:r>
-      <w:proofErr w:type="gramEnd"/>
-    </w:p>
-    <w:p>
-      <w:proofErr w:type="spellStart"/>
+    </w:p>
+    <w:p>
       <w:r>
         <w:t>year</w:t>
       </w:r>
-      <w:proofErr w:type="spellEnd"/>
-    </w:p>
-    <w:p>
-      <w:proofErr w:type="spellStart"/>
+    </w:p>
+    <w:p>
       <w:r>
         <w:t>image_url</w:t>
       </w:r>
-      <w:proofErr w:type="spellEnd"/>
-    </w:p>
-    <w:p>
-      <w:proofErr w:type="spellStart"/>
+    </w:p>
+    <w:p>
       <w:r>
         <w:t>video_url</w:t>
       </w:r>
-      <w:proofErr w:type="spellEnd"/>
-    </w:p>
-    <w:p>
-      <w:proofErr w:type="spellStart"/>
+    </w:p>
+    <w:p>
       <w:r>
         <w:t>open_sam_url</w:t>
       </w:r>
-      <w:proofErr w:type="spellEnd"/>
-    </w:p>
-    <w:p>
-      <w:proofErr w:type="spellStart"/>
+    </w:p>
+    <w:p>
       <w:r>
         <w:t>featured</w:t>
       </w:r>
-      <w:proofErr w:type="spellEnd"/>
-    </w:p>
-    <w:p>
-      <w:proofErr w:type="spellStart"/>
+    </w:p>
+    <w:p>
       <w:r>
         <w:t>created_at</w:t>
       </w:r>
-      <w:proofErr w:type="spellEnd"/>
-    </w:p>
-    <w:p>
-      <w:pPr>
-        <w:rPr>
-          <w:b/>
-          <w:bCs/>
-        </w:rPr>
-      </w:pPr>
-      <w:proofErr w:type="spellStart"/>
+    </w:p>
+    <w:p>
+      <w:pPr>
+        <w:rPr>
+          <w:b/>
+          <w:bCs/>
+        </w:rPr>
+      </w:pPr>
       <w:r>
         <w:rPr>
           <w:b/>
@@ -1632,7 +1486,6 @@
         </w:rPr>
         <w:t>news</w:t>
       </w:r>
-      <w:proofErr w:type="spellEnd"/>
     </w:p>
     <w:p>
       <w:r>
@@ -1640,55 +1493,42 @@
       </w:r>
     </w:p>
     <w:p>
-      <w:proofErr w:type="spellStart"/>
       <w:r>
         <w:t>title</w:t>
       </w:r>
-      <w:proofErr w:type="spellEnd"/>
-    </w:p>
-    <w:p>
-      <w:proofErr w:type="spellStart"/>
+    </w:p>
+    <w:p>
       <w:r>
         <w:t>summary</w:t>
       </w:r>
-      <w:proofErr w:type="spellEnd"/>
-    </w:p>
-    <w:p>
-      <w:proofErr w:type="spellStart"/>
+    </w:p>
+    <w:p>
       <w:r>
         <w:t>content</w:t>
       </w:r>
-      <w:proofErr w:type="spellEnd"/>
-    </w:p>
-    <w:p>
-      <w:proofErr w:type="spellStart"/>
+    </w:p>
+    <w:p>
       <w:r>
         <w:t>image_url</w:t>
       </w:r>
-      <w:proofErr w:type="spellEnd"/>
-    </w:p>
-    <w:p>
-      <w:proofErr w:type="spellStart"/>
+    </w:p>
+    <w:p>
       <w:r>
         <w:t>published</w:t>
       </w:r>
-      <w:proofErr w:type="spellEnd"/>
-    </w:p>
-    <w:p>
-      <w:proofErr w:type="spellStart"/>
+    </w:p>
+    <w:p>
       <w:r>
         <w:t>created_at</w:t>
       </w:r>
-      <w:proofErr w:type="spellEnd"/>
-    </w:p>
-    <w:p>
-      <w:pPr>
-        <w:rPr>
-          <w:b/>
-          <w:bCs/>
-        </w:rPr>
-      </w:pPr>
-      <w:proofErr w:type="spellStart"/>
+    </w:p>
+    <w:p>
+      <w:pPr>
+        <w:rPr>
+          <w:b/>
+          <w:bCs/>
+        </w:rPr>
+      </w:pPr>
       <w:r>
         <w:rPr>
           <w:b/>
@@ -1697,7 +1537,6 @@
         <w:lastRenderedPageBreak/>
         <w:t>admin_users</w:t>
       </w:r>
-      <w:proofErr w:type="spellEnd"/>
     </w:p>
     <w:p>
       <w:r>
@@ -1720,20 +1559,17 @@
       </w:r>
     </w:p>
     <w:p>
-      <w:proofErr w:type="spellStart"/>
       <w:r>
         <w:t>created_at</w:t>
       </w:r>
-      <w:proofErr w:type="spellEnd"/>
-    </w:p>
-    <w:p>
-      <w:pPr>
-        <w:rPr>
-          <w:b/>
-          <w:bCs/>
-        </w:rPr>
-      </w:pPr>
-      <w:proofErr w:type="spellStart"/>
+    </w:p>
+    <w:p>
+      <w:pPr>
+        <w:rPr>
+          <w:b/>
+          <w:bCs/>
+        </w:rPr>
+      </w:pPr>
       <w:r>
         <w:rPr>
           <w:b/>
@@ -1741,7 +1577,6 @@
         </w:rPr>
         <w:t>settings</w:t>
       </w:r>
-      <w:proofErr w:type="spellEnd"/>
     </w:p>
     <w:p>
       <w:r>
@@ -1749,25 +1584,19 @@
       </w:r>
     </w:p>
     <w:p>
-      <w:proofErr w:type="spellStart"/>
       <w:r>
         <w:t>fablab_name</w:t>
       </w:r>
-      <w:proofErr w:type="spellEnd"/>
-    </w:p>
-    <w:p>
-      <w:proofErr w:type="spellStart"/>
+    </w:p>
+    <w:p>
       <w:r>
         <w:t>contact_email</w:t>
       </w:r>
-      <w:proofErr w:type="spellEnd"/>
-    </w:p>
-    <w:p>
-      <w:proofErr w:type="spellStart"/>
+    </w:p>
+    <w:p>
       <w:r>
         <w:t>created_at</w:t>
       </w:r>
-      <w:proofErr w:type="spellEnd"/>
     </w:p>
     <w:p>
       <w:r>
@@ -1793,15 +1622,7 @@
         <w:t>✅</w:t>
       </w:r>
       <w:r>
-        <w:t xml:space="preserve"> Compatibilidad con </w:t>
-      </w:r>
-      <w:proofErr w:type="spellStart"/>
-      <w:r>
-        <w:t>Supabase</w:t>
-      </w:r>
-      <w:proofErr w:type="spellEnd"/>
-      <w:r>
-        <w:t>.</w:t>
+        <w:t xml:space="preserve"> Compatibilidad con Supabase.</w:t>
       </w:r>
     </w:p>
     <w:p>
@@ -1863,13 +1684,8 @@
       </w:r>
     </w:p>
     <w:p>
-      <w:proofErr w:type="spellStart"/>
-      <w:r>
-        <w:t>Supabase</w:t>
-      </w:r>
-      <w:proofErr w:type="spellEnd"/>
-      <w:r>
-        <w:t xml:space="preserve"> Storage</w:t>
+      <w:r>
+        <w:t>Supabase Storage</w:t>
       </w:r>
     </w:p>
     <w:p>
@@ -1919,11 +1735,9 @@
       </w:r>
     </w:p>
     <w:p>
-      <w:proofErr w:type="spellStart"/>
       <w:r>
         <w:t>video_url</w:t>
       </w:r>
-      <w:proofErr w:type="spellEnd"/>
     </w:p>
     <w:p>
       <w:r>
@@ -2031,15 +1845,7 @@
         <w:t>✅</w:t>
       </w:r>
       <w:r>
-        <w:t xml:space="preserve"> </w:t>
-      </w:r>
-      <w:proofErr w:type="spellStart"/>
-      <w:r>
-        <w:t>React</w:t>
-      </w:r>
-      <w:proofErr w:type="spellEnd"/>
-      <w:r>
-        <w:t xml:space="preserve"> + Vite configurado.</w:t>
+        <w:t xml:space="preserve"> React + Vite configurado.</w:t>
       </w:r>
     </w:p>
     <w:p>
@@ -2160,34 +1966,18 @@
         <w:t>✅</w:t>
       </w:r>
       <w:r>
-        <w:t xml:space="preserve"> Cliente </w:t>
-      </w:r>
-      <w:proofErr w:type="spellStart"/>
-      <w:r>
-        <w:t>Supabase</w:t>
-      </w:r>
-      <w:proofErr w:type="spellEnd"/>
-      <w:r>
-        <w:t xml:space="preserve"> preparado.</w:t>
-      </w:r>
-    </w:p>
-    <w:p>
-      <w:r>
-        <w:rPr>
-          <w:rFonts w:ascii="Segoe UI Emoji" w:hAnsi="Segoe UI Emoji" w:cs="Segoe UI Emoji"/>
-        </w:rPr>
-        <w:t>✅</w:t>
-      </w:r>
-      <w:r>
-        <w:t xml:space="preserve"> </w:t>
-      </w:r>
-      <w:proofErr w:type="spellStart"/>
-      <w:r>
-        <w:t>Build</w:t>
-      </w:r>
-      <w:proofErr w:type="spellEnd"/>
-      <w:r>
-        <w:t xml:space="preserve"> exitoso.</w:t>
+        <w:t xml:space="preserve"> Cliente Supabase preparado.</w:t>
+      </w:r>
+    </w:p>
+    <w:p>
+      <w:r>
+        <w:rPr>
+          <w:rFonts w:ascii="Segoe UI Emoji" w:hAnsi="Segoe UI Emoji" w:cs="Segoe UI Emoji"/>
+        </w:rPr>
+        <w:t>✅</w:t>
+      </w:r>
+      <w:r>
+        <w:t xml:space="preserve"> Build exitoso.</w:t>
       </w:r>
     </w:p>
     <w:p>
@@ -2231,15 +2021,7 @@
         <w:t>🔲</w:t>
       </w:r>
       <w:r>
-        <w:t xml:space="preserve"> Integrar datos reales desde </w:t>
-      </w:r>
-      <w:proofErr w:type="spellStart"/>
-      <w:r>
-        <w:t>Supabase</w:t>
-      </w:r>
-      <w:proofErr w:type="spellEnd"/>
-      <w:r>
-        <w:t>.</w:t>
+        <w:t xml:space="preserve"> Integrar datos reales desde Supabase.</w:t>
       </w:r>
     </w:p>
     <w:p>
@@ -2284,15 +2066,7 @@
         <w:t>🔲</w:t>
       </w:r>
       <w:r>
-        <w:t xml:space="preserve"> Construir </w:t>
-      </w:r>
-      <w:proofErr w:type="spellStart"/>
-      <w:r>
-        <w:t>Dashboard</w:t>
-      </w:r>
-      <w:proofErr w:type="spellEnd"/>
-      <w:r>
-        <w:t xml:space="preserve"> administrativo.</w:t>
+        <w:t xml:space="preserve"> Construir Dashboard administrativo.</w:t>
       </w:r>
     </w:p>
     <w:p>
@@ -2314,15 +2088,7 @@
         <w:t>🔲</w:t>
       </w:r>
       <w:r>
-        <w:t xml:space="preserve"> Publicar MVP en </w:t>
-      </w:r>
-      <w:proofErr w:type="spellStart"/>
-      <w:r>
-        <w:t>Vercel</w:t>
-      </w:r>
-      <w:proofErr w:type="spellEnd"/>
-      <w:r>
-        <w:t>.</w:t>
+        <w:t xml:space="preserve"> Publicar MVP en Vercel.</w:t>
       </w:r>
     </w:p>
     <w:p>
@@ -2420,7 +2186,6 @@
       <w:r>
         <w:t xml:space="preserve"> y la infraestructura de </w:t>
       </w:r>
-      <w:proofErr w:type="spellStart"/>
       <w:r>
         <w:rPr>
           <w:b/>
@@ -2428,7 +2193,6 @@
         </w:rPr>
         <w:t>Supabase</w:t>
       </w:r>
-      <w:proofErr w:type="spellEnd"/>
       <w:r>
         <w:t xml:space="preserve">, incorporando persistencia real de datos, almacenamiento multimedia y administración privada de contenidos. </w:t>
       </w:r>
@@ -2437,43 +2201,7 @@
           <w:rPr>
             <w:rStyle w:val="Hipervnculo"/>
           </w:rPr>
-          <w:t>[</w:t>
-        </w:r>
-        <w:proofErr w:type="spellStart"/>
-        <w:r>
-          <w:rPr>
-            <w:rStyle w:val="Hipervnculo"/>
-          </w:rPr>
-          <w:t>Bitácora_</w:t>
-        </w:r>
-        <w:proofErr w:type="gramStart"/>
-        <w:r>
-          <w:rPr>
-            <w:rStyle w:val="Hipervnculo"/>
-          </w:rPr>
-          <w:t>C</w:t>
-        </w:r>
-        <w:proofErr w:type="spellEnd"/>
-        <w:r>
-          <w:rPr>
-            <w:rStyle w:val="Hipervnculo"/>
-          </w:rPr>
-          <w:t>...</w:t>
-        </w:r>
-        <w:proofErr w:type="spellStart"/>
-        <w:proofErr w:type="gramEnd"/>
-        <w:r>
-          <w:rPr>
-            <w:rStyle w:val="Hipervnculo"/>
-          </w:rPr>
-          <w:t>zonamiento</w:t>
-        </w:r>
-        <w:proofErr w:type="spellEnd"/>
-        <w:r>
-          <w:rPr>
-            <w:rStyle w:val="Hipervnculo"/>
-          </w:rPr>
-          <w:t xml:space="preserve"> | Word]</w:t>
+          <w:t>[Bitácora_C...zonamiento | Word]</w:t>
         </w:r>
       </w:hyperlink>
     </w:p>
@@ -2486,43 +2214,7 @@
           <w:rPr>
             <w:rStyle w:val="Hipervnculo"/>
           </w:rPr>
-          <w:t>[</w:t>
-        </w:r>
-        <w:proofErr w:type="spellStart"/>
-        <w:r>
-          <w:rPr>
-            <w:rStyle w:val="Hipervnculo"/>
-          </w:rPr>
-          <w:t>Bitácora_</w:t>
-        </w:r>
-        <w:proofErr w:type="gramStart"/>
-        <w:r>
-          <w:rPr>
-            <w:rStyle w:val="Hipervnculo"/>
-          </w:rPr>
-          <w:t>C</w:t>
-        </w:r>
-        <w:proofErr w:type="spellEnd"/>
-        <w:r>
-          <w:rPr>
-            <w:rStyle w:val="Hipervnculo"/>
-          </w:rPr>
-          <w:t>...</w:t>
-        </w:r>
-        <w:proofErr w:type="spellStart"/>
-        <w:proofErr w:type="gramEnd"/>
-        <w:r>
-          <w:rPr>
-            <w:rStyle w:val="Hipervnculo"/>
-          </w:rPr>
-          <w:t>zonamiento</w:t>
-        </w:r>
-        <w:proofErr w:type="spellEnd"/>
-        <w:r>
-          <w:rPr>
-            <w:rStyle w:val="Hipervnculo"/>
-          </w:rPr>
-          <w:t xml:space="preserve"> | Word]</w:t>
+          <w:t>[Bitácora_C...zonamiento | Word]</w:t>
         </w:r>
       </w:hyperlink>
     </w:p>
@@ -2545,72 +2237,19 @@
           <w:b/>
           <w:bCs/>
         </w:rPr>
-        <w:t xml:space="preserve">Integración de </w:t>
-      </w:r>
-      <w:proofErr w:type="spellStart"/>
-      <w:r>
-        <w:rPr>
-          <w:b/>
-          <w:bCs/>
-        </w:rPr>
-        <w:t>Supabase</w:t>
-      </w:r>
-      <w:proofErr w:type="spellEnd"/>
-    </w:p>
-    <w:p>
-      <w:r>
-        <w:t xml:space="preserve">Se definió utilizar una única instancia de </w:t>
-      </w:r>
-      <w:proofErr w:type="spellStart"/>
-      <w:r>
-        <w:t>Supabase</w:t>
-      </w:r>
-      <w:proofErr w:type="spellEnd"/>
-      <w:r>
-        <w:t xml:space="preserve"> compartida con otros servicios del laboratorio, manteniendo separación lógica mediante tablas independientes. Esta decisión permitió reducir complejidad operativa y costos de mantenimiento sin afectar la autonomía del portal. </w:t>
+        <w:t>Integración de Supabase</w:t>
+      </w:r>
+    </w:p>
+    <w:p>
+      <w:r>
+        <w:t xml:space="preserve">Se definió utilizar una única instancia de Supabase compartida con otros servicios del laboratorio, manteniendo separación lógica mediante tablas independientes. Esta decisión permitió reducir complejidad operativa y costos de mantenimiento sin afectar la autonomía del portal. </w:t>
       </w:r>
       <w:hyperlink r:id="rId9" w:history="1">
         <w:r>
           <w:rPr>
             <w:rStyle w:val="Hipervnculo"/>
           </w:rPr>
-          <w:t>[</w:t>
-        </w:r>
-        <w:proofErr w:type="spellStart"/>
-        <w:r>
-          <w:rPr>
-            <w:rStyle w:val="Hipervnculo"/>
-          </w:rPr>
-          <w:t>Bitácora_</w:t>
-        </w:r>
-        <w:proofErr w:type="gramStart"/>
-        <w:r>
-          <w:rPr>
-            <w:rStyle w:val="Hipervnculo"/>
-          </w:rPr>
-          <w:t>C</w:t>
-        </w:r>
-        <w:proofErr w:type="spellEnd"/>
-        <w:r>
-          <w:rPr>
-            <w:rStyle w:val="Hipervnculo"/>
-          </w:rPr>
-          <w:t>...</w:t>
-        </w:r>
-        <w:proofErr w:type="spellStart"/>
-        <w:proofErr w:type="gramEnd"/>
-        <w:r>
-          <w:rPr>
-            <w:rStyle w:val="Hipervnculo"/>
-          </w:rPr>
-          <w:t>zonamiento</w:t>
-        </w:r>
-        <w:proofErr w:type="spellEnd"/>
-        <w:r>
-          <w:rPr>
-            <w:rStyle w:val="Hipervnculo"/>
-          </w:rPr>
-          <w:t xml:space="preserve"> | Word]</w:t>
+          <w:t>[Bitácora_C...zonamiento | Word]</w:t>
         </w:r>
       </w:hyperlink>
     </w:p>
@@ -2620,7 +2259,6 @@
       </w:r>
     </w:p>
     <w:p>
-      <w:proofErr w:type="spellStart"/>
       <w:r>
         <w:rPr>
           <w:b/>
@@ -2629,7 +2267,6 @@
         <w:lastRenderedPageBreak/>
         <w:t>projects</w:t>
       </w:r>
-      <w:proofErr w:type="spellEnd"/>
     </w:p>
     <w:p>
       <w:r>
@@ -2654,11 +2291,9 @@
           <w:numId w:val="8"/>
         </w:numPr>
       </w:pPr>
-      <w:proofErr w:type="spellStart"/>
       <w:r>
         <w:t>title</w:t>
       </w:r>
-      <w:proofErr w:type="spellEnd"/>
     </w:p>
     <w:p>
       <w:pPr>
@@ -2667,11 +2302,9 @@
           <w:numId w:val="8"/>
         </w:numPr>
       </w:pPr>
-      <w:proofErr w:type="spellStart"/>
       <w:r>
         <w:t>summary</w:t>
       </w:r>
-      <w:proofErr w:type="spellEnd"/>
     </w:p>
     <w:p>
       <w:pPr>
@@ -2680,11 +2313,9 @@
           <w:numId w:val="8"/>
         </w:numPr>
       </w:pPr>
-      <w:proofErr w:type="spellStart"/>
       <w:r>
         <w:t>description</w:t>
       </w:r>
-      <w:proofErr w:type="spellEnd"/>
     </w:p>
     <w:p>
       <w:pPr>
@@ -2693,11 +2324,9 @@
           <w:numId w:val="8"/>
         </w:numPr>
       </w:pPr>
-      <w:proofErr w:type="spellStart"/>
       <w:r>
         <w:t>category</w:t>
       </w:r>
-      <w:proofErr w:type="spellEnd"/>
     </w:p>
     <w:p>
       <w:pPr>
@@ -2706,11 +2335,9 @@
           <w:numId w:val="8"/>
         </w:numPr>
       </w:pPr>
-      <w:proofErr w:type="spellStart"/>
       <w:r>
         <w:t>year</w:t>
       </w:r>
-      <w:proofErr w:type="spellEnd"/>
     </w:p>
     <w:p>
       <w:pPr>
@@ -2719,11 +2346,9 @@
           <w:numId w:val="8"/>
         </w:numPr>
       </w:pPr>
-      <w:proofErr w:type="spellStart"/>
       <w:r>
         <w:t>image_url</w:t>
       </w:r>
-      <w:proofErr w:type="spellEnd"/>
     </w:p>
     <w:p>
       <w:pPr>
@@ -2732,11 +2357,9 @@
           <w:numId w:val="8"/>
         </w:numPr>
       </w:pPr>
-      <w:proofErr w:type="spellStart"/>
       <w:r>
         <w:t>video_url</w:t>
       </w:r>
-      <w:proofErr w:type="spellEnd"/>
     </w:p>
     <w:p>
       <w:pPr>
@@ -2745,11 +2368,9 @@
           <w:numId w:val="8"/>
         </w:numPr>
       </w:pPr>
-      <w:proofErr w:type="spellStart"/>
       <w:r>
         <w:t>open_sam_url</w:t>
       </w:r>
-      <w:proofErr w:type="spellEnd"/>
     </w:p>
     <w:p>
       <w:pPr>
@@ -2758,11 +2379,9 @@
           <w:numId w:val="8"/>
         </w:numPr>
       </w:pPr>
-      <w:proofErr w:type="spellStart"/>
       <w:r>
         <w:t>featured</w:t>
       </w:r>
-      <w:proofErr w:type="spellEnd"/>
     </w:p>
     <w:p>
       <w:pPr>
@@ -2771,11 +2390,9 @@
           <w:numId w:val="8"/>
         </w:numPr>
       </w:pPr>
-      <w:proofErr w:type="spellStart"/>
       <w:r>
         <w:t>published</w:t>
       </w:r>
-      <w:proofErr w:type="spellEnd"/>
     </w:p>
     <w:p>
       <w:pPr>
@@ -2784,11 +2401,9 @@
           <w:numId w:val="8"/>
         </w:numPr>
       </w:pPr>
-      <w:proofErr w:type="spellStart"/>
       <w:r>
         <w:t>created_at</w:t>
       </w:r>
-      <w:proofErr w:type="spellEnd"/>
     </w:p>
     <w:p>
       <w:r>
@@ -2874,15 +2489,7 @@
     </w:p>
     <w:p>
       <w:r>
-        <w:t xml:space="preserve">El catálogo público dejó de utilizar datos de prueba y pasó a consumir datos reales desde </w:t>
-      </w:r>
-      <w:proofErr w:type="spellStart"/>
-      <w:r>
-        <w:t>Supabase</w:t>
-      </w:r>
-      <w:proofErr w:type="spellEnd"/>
-      <w:r>
-        <w:t>.</w:t>
+        <w:t>El catálogo público dejó de utilizar datos de prueba y pasó a consumir datos reales desde Supabase.</w:t>
       </w:r>
     </w:p>
     <w:p>
@@ -3025,29 +2632,8 @@
     </w:p>
     <w:p>
       <w:r>
-        <w:t xml:space="preserve">Public can </w:t>
-      </w:r>
-      <w:proofErr w:type="spellStart"/>
-      <w:r>
-        <w:t>read</w:t>
-      </w:r>
-      <w:proofErr w:type="spellEnd"/>
-      <w:r>
-        <w:t xml:space="preserve"> </w:t>
-      </w:r>
-      <w:proofErr w:type="spellStart"/>
-      <w:r>
-        <w:t>published</w:t>
-      </w:r>
-      <w:proofErr w:type="spellEnd"/>
-      <w:r>
-        <w:t xml:space="preserve"> </w:t>
-      </w:r>
-      <w:proofErr w:type="spellStart"/>
-      <w:r>
-        <w:t>projects</w:t>
-      </w:r>
-      <w:proofErr w:type="spellEnd"/>
+        <w:t>Public can read published projects</w:t>
+      </w:r>
     </w:p>
     <w:p>
       <w:r>
@@ -3070,96 +2656,24 @@
       </w:r>
     </w:p>
     <w:p>
-      <w:proofErr w:type="spellStart"/>
-      <w:r>
-        <w:t>Admins</w:t>
-      </w:r>
-      <w:proofErr w:type="spellEnd"/>
-      <w:r>
-        <w:t xml:space="preserve"> can </w:t>
-      </w:r>
-      <w:proofErr w:type="spellStart"/>
-      <w:r>
-        <w:t>read</w:t>
-      </w:r>
-      <w:proofErr w:type="spellEnd"/>
-      <w:r>
-        <w:t xml:space="preserve"> </w:t>
-      </w:r>
-      <w:proofErr w:type="spellStart"/>
-      <w:r>
-        <w:t>projects</w:t>
-      </w:r>
-      <w:proofErr w:type="spellEnd"/>
-    </w:p>
-    <w:p>
-      <w:proofErr w:type="spellStart"/>
-      <w:r>
-        <w:t>Admins</w:t>
-      </w:r>
-      <w:proofErr w:type="spellEnd"/>
-      <w:r>
-        <w:t xml:space="preserve"> can </w:t>
-      </w:r>
-      <w:proofErr w:type="spellStart"/>
-      <w:r>
-        <w:t>insert</w:t>
-      </w:r>
-      <w:proofErr w:type="spellEnd"/>
-      <w:r>
-        <w:t xml:space="preserve"> </w:t>
-      </w:r>
-      <w:proofErr w:type="spellStart"/>
-      <w:r>
-        <w:t>projects</w:t>
-      </w:r>
-      <w:proofErr w:type="spellEnd"/>
-    </w:p>
-    <w:p>
-      <w:proofErr w:type="spellStart"/>
-      <w:r>
-        <w:t>Admins</w:t>
-      </w:r>
-      <w:proofErr w:type="spellEnd"/>
-      <w:r>
-        <w:t xml:space="preserve"> can </w:t>
-      </w:r>
-      <w:proofErr w:type="spellStart"/>
-      <w:r>
-        <w:t>update</w:t>
-      </w:r>
-      <w:proofErr w:type="spellEnd"/>
-      <w:r>
-        <w:t xml:space="preserve"> </w:t>
-      </w:r>
-      <w:proofErr w:type="spellStart"/>
-      <w:r>
-        <w:t>projects</w:t>
-      </w:r>
-      <w:proofErr w:type="spellEnd"/>
-    </w:p>
-    <w:p>
-      <w:proofErr w:type="spellStart"/>
-      <w:r>
-        <w:t>Admins</w:t>
-      </w:r>
-      <w:proofErr w:type="spellEnd"/>
-      <w:r>
-        <w:t xml:space="preserve"> can </w:t>
-      </w:r>
-      <w:proofErr w:type="spellStart"/>
-      <w:r>
-        <w:t>delete</w:t>
-      </w:r>
-      <w:proofErr w:type="spellEnd"/>
-      <w:r>
-        <w:t xml:space="preserve"> </w:t>
-      </w:r>
-      <w:proofErr w:type="spellStart"/>
-      <w:r>
-        <w:t>projects</w:t>
-      </w:r>
-      <w:proofErr w:type="spellEnd"/>
+      <w:r>
+        <w:t>Admins can read projects</w:t>
+      </w:r>
+    </w:p>
+    <w:p>
+      <w:r>
+        <w:t>Admins can insert projects</w:t>
+      </w:r>
+    </w:p>
+    <w:p>
+      <w:r>
+        <w:t>Admins can update projects</w:t>
+      </w:r>
+    </w:p>
+    <w:p>
+      <w:r>
+        <w:t>Admins can delete projects</w:t>
+      </w:r>
     </w:p>
     <w:p>
       <w:r>
@@ -3223,19 +2737,10 @@
     </w:p>
     <w:p>
       <w:r>
-        <w:t xml:space="preserve">Se creó el </w:t>
-      </w:r>
-      <w:proofErr w:type="spellStart"/>
-      <w:r>
-        <w:t>bucket</w:t>
-      </w:r>
-      <w:proofErr w:type="spellEnd"/>
-      <w:r>
-        <w:t xml:space="preserve"> público:</w:t>
-      </w:r>
-    </w:p>
-    <w:p>
-      <w:proofErr w:type="spellStart"/>
+        <w:t>Se creó el bucket público:</w:t>
+      </w:r>
+    </w:p>
+    <w:p>
       <w:r>
         <w:rPr>
           <w:b/>
@@ -3243,7 +2748,6 @@
         </w:rPr>
         <w:t>projects</w:t>
       </w:r>
-      <w:proofErr w:type="spellEnd"/>
     </w:p>
     <w:p>
       <w:r>
@@ -3251,13 +2755,8 @@
       </w:r>
     </w:p>
     <w:p>
-      <w:proofErr w:type="spellStart"/>
-      <w:r>
-        <w:t>Supabase</w:t>
-      </w:r>
-      <w:proofErr w:type="spellEnd"/>
-      <w:r>
-        <w:t xml:space="preserve"> Storage</w:t>
+      <w:r>
+        <w:t>Supabase Storage</w:t>
       </w:r>
     </w:p>
     <w:p>
@@ -3284,15 +2783,7 @@
         <w:t>✅</w:t>
       </w:r>
       <w:r>
-        <w:t xml:space="preserve"> </w:t>
-      </w:r>
-      <w:proofErr w:type="spellStart"/>
-      <w:r>
-        <w:t>Bucket</w:t>
-      </w:r>
-      <w:proofErr w:type="spellEnd"/>
-      <w:r>
-        <w:t xml:space="preserve"> operativo.</w:t>
+        <w:t xml:space="preserve"> Bucket operativo.</w:t>
       </w:r>
     </w:p>
     <w:p>
@@ -3314,39 +2805,18 @@
         <w:t>✅</w:t>
       </w:r>
       <w:r>
-        <w:t xml:space="preserve"> Generación de </w:t>
-      </w:r>
-      <w:proofErr w:type="spellStart"/>
-      <w:r>
-        <w:t>URLs</w:t>
-      </w:r>
-      <w:proofErr w:type="spellEnd"/>
-      <w:r>
-        <w:t xml:space="preserve"> públicas.</w:t>
-      </w:r>
-    </w:p>
-    <w:p>
-      <w:r>
-        <w:rPr>
-          <w:rFonts w:ascii="Segoe UI Emoji" w:hAnsi="Segoe UI Emoji" w:cs="Segoe UI Emoji"/>
-        </w:rPr>
-        <w:t>✅</w:t>
-      </w:r>
-      <w:r>
-        <w:t xml:space="preserve"> Compatibilidad con </w:t>
-      </w:r>
-      <w:proofErr w:type="spellStart"/>
-      <w:proofErr w:type="gramStart"/>
-      <w:r>
-        <w:t>projects.image</w:t>
-      </w:r>
-      <w:proofErr w:type="gramEnd"/>
-      <w:r>
-        <w:t>_url</w:t>
-      </w:r>
-      <w:proofErr w:type="spellEnd"/>
-      <w:r>
-        <w:t>.</w:t>
+        <w:t xml:space="preserve"> Generación de URLs públicas.</w:t>
+      </w:r>
+    </w:p>
+    <w:p>
+      <w:r>
+        <w:rPr>
+          <w:rFonts w:ascii="Segoe UI Emoji" w:hAnsi="Segoe UI Emoji" w:cs="Segoe UI Emoji"/>
+        </w:rPr>
+        <w:t>✅</w:t>
+      </w:r>
+      <w:r>
+        <w:t xml:space="preserve"> Compatibilidad con projects.image_url.</w:t>
       </w:r>
     </w:p>
     <w:p>
@@ -3383,13 +2853,8 @@
     </w:p>
     <w:p>
       <w:r>
-        <w:t>/</w:t>
-      </w:r>
-      <w:proofErr w:type="spellStart"/>
-      <w:r>
-        <w:t>admin</w:t>
-      </w:r>
-      <w:proofErr w:type="spellEnd"/>
+        <w:t>/admin</w:t>
+      </w:r>
     </w:p>
     <w:p>
       <w:r>
@@ -3397,29 +2862,8 @@
       </w:r>
     </w:p>
     <w:p>
-      <w:proofErr w:type="spellStart"/>
-      <w:r>
-        <w:t>Supabase</w:t>
-      </w:r>
-      <w:proofErr w:type="spellEnd"/>
-      <w:r>
-        <w:t xml:space="preserve"> Auth ↓ </w:t>
-      </w:r>
-      <w:proofErr w:type="spellStart"/>
-      <w:r>
-        <w:t>admin_users</w:t>
-      </w:r>
-      <w:proofErr w:type="spellEnd"/>
-      <w:r>
-        <w:t xml:space="preserve"> ↓ Validación de acceso ↓ </w:t>
-      </w:r>
-      <w:proofErr w:type="spellStart"/>
-      <w:r>
-        <w:t>Dashboard</w:t>
-      </w:r>
-      <w:proofErr w:type="spellEnd"/>
-      <w:r>
-        <w:t xml:space="preserve"> privado</w:t>
+      <w:r>
+        <w:t>Supabase Auth ↓ admin_users ↓ Validación de acceso ↓ Dashboard privado</w:t>
       </w:r>
     </w:p>
     <w:p>
@@ -3457,15 +2901,7 @@
         <w:t>✅</w:t>
       </w:r>
       <w:r>
-        <w:t xml:space="preserve"> Validación mediante tabla </w:t>
-      </w:r>
-      <w:proofErr w:type="spellStart"/>
-      <w:r>
-        <w:t>admin_users</w:t>
-      </w:r>
-      <w:proofErr w:type="spellEnd"/>
-      <w:r>
-        <w:t>.</w:t>
+        <w:t xml:space="preserve"> Validación mediante tabla admin_users.</w:t>
       </w:r>
     </w:p>
     <w:p>
@@ -3487,15 +2923,7 @@
         <w:t>✅</w:t>
       </w:r>
       <w:r>
-        <w:t xml:space="preserve"> </w:t>
-      </w:r>
-      <w:proofErr w:type="spellStart"/>
-      <w:r>
-        <w:t>Dashboard</w:t>
-      </w:r>
-      <w:proofErr w:type="spellEnd"/>
-      <w:r>
-        <w:t xml:space="preserve"> administrativo.</w:t>
+        <w:t xml:space="preserve"> Dashboard administrativo.</w:t>
       </w:r>
     </w:p>
     <w:p>
@@ -3517,9 +2945,15 @@
           <w:b/>
           <w:bCs/>
         </w:rPr>
-        <w:t xml:space="preserve">Tabla </w:t>
-      </w:r>
-      <w:proofErr w:type="spellStart"/>
+        <w:t>Tabla admin_users</w:t>
+      </w:r>
+    </w:p>
+    <w:p>
+      <w:r>
+        <w:t>Se implementó la tabla:</w:t>
+      </w:r>
+    </w:p>
+    <w:p>
       <w:r>
         <w:rPr>
           <w:b/>
@@ -3527,23 +2961,6 @@
         </w:rPr>
         <w:t>admin_users</w:t>
       </w:r>
-      <w:proofErr w:type="spellEnd"/>
-    </w:p>
-    <w:p>
-      <w:r>
-        <w:t>Se implementó la tabla:</w:t>
-      </w:r>
-    </w:p>
-    <w:p>
-      <w:proofErr w:type="spellStart"/>
-      <w:r>
-        <w:rPr>
-          <w:b/>
-          <w:bCs/>
-        </w:rPr>
-        <w:t>admin_users</w:t>
-      </w:r>
-      <w:proofErr w:type="spellEnd"/>
     </w:p>
     <w:p>
       <w:r>
@@ -3590,11 +3007,9 @@
           <w:numId w:val="9"/>
         </w:numPr>
       </w:pPr>
-      <w:proofErr w:type="spellStart"/>
       <w:r>
         <w:t>created_at</w:t>
       </w:r>
-      <w:proofErr w:type="spellEnd"/>
     </w:p>
     <w:p>
       <w:r>
@@ -3699,15 +3114,7 @@
         <w:t>✅</w:t>
       </w:r>
       <w:r>
-        <w:t xml:space="preserve"> Persistencia directa en </w:t>
-      </w:r>
-      <w:proofErr w:type="spellStart"/>
-      <w:r>
-        <w:t>Supabase</w:t>
-      </w:r>
-      <w:proofErr w:type="spellEnd"/>
-      <w:r>
-        <w:t>.</w:t>
+        <w:t xml:space="preserve"> Persistencia directa en Supabase.</w:t>
       </w:r>
     </w:p>
     <w:p>
@@ -3884,13 +3291,8 @@
       </w:r>
     </w:p>
     <w:p>
-      <w:proofErr w:type="gramStart"/>
-      <w:r>
-        <w:t>Además</w:t>
-      </w:r>
-      <w:proofErr w:type="gramEnd"/>
-      <w:r>
-        <w:t xml:space="preserve"> se mejoró la estrategia de nombres de archivos:</w:t>
+      <w:r>
+        <w:t>Además se mejoró la estrategia de nombres de archivos:</w:t>
       </w:r>
     </w:p>
     <w:p>
@@ -3996,34 +3398,18 @@
         <w:t>✅</w:t>
       </w:r>
       <w:r>
-        <w:t xml:space="preserve"> Integración completa de </w:t>
-      </w:r>
-      <w:proofErr w:type="spellStart"/>
-      <w:r>
-        <w:t>Supabase</w:t>
-      </w:r>
-      <w:proofErr w:type="spellEnd"/>
-      <w:r>
-        <w:t>.</w:t>
-      </w:r>
-    </w:p>
-    <w:p>
-      <w:r>
-        <w:rPr>
-          <w:rFonts w:ascii="Segoe UI Emoji" w:hAnsi="Segoe UI Emoji" w:cs="Segoe UI Emoji"/>
-        </w:rPr>
-        <w:t>✅</w:t>
-      </w:r>
-      <w:r>
-        <w:t xml:space="preserve"> Tabla </w:t>
-      </w:r>
-      <w:proofErr w:type="spellStart"/>
-      <w:r>
-        <w:t>projects</w:t>
-      </w:r>
-      <w:proofErr w:type="spellEnd"/>
-      <w:r>
-        <w:t xml:space="preserve"> operativa.</w:t>
+        <w:t xml:space="preserve"> Integración completa de Supabase.</w:t>
+      </w:r>
+    </w:p>
+    <w:p>
+      <w:r>
+        <w:rPr>
+          <w:rFonts w:ascii="Segoe UI Emoji" w:hAnsi="Segoe UI Emoji" w:cs="Segoe UI Emoji"/>
+        </w:rPr>
+        <w:t>✅</w:t>
+      </w:r>
+      <w:r>
+        <w:t xml:space="preserve"> Tabla projects operativa.</w:t>
       </w:r>
     </w:p>
     <w:p>
@@ -4067,34 +3453,18 @@
         <w:t>✅</w:t>
       </w:r>
       <w:r>
-        <w:t xml:space="preserve"> </w:t>
-      </w:r>
-      <w:proofErr w:type="spellStart"/>
-      <w:r>
-        <w:t>Supabase</w:t>
-      </w:r>
-      <w:proofErr w:type="spellEnd"/>
-      <w:r>
-        <w:t xml:space="preserve"> Auth operativo.</w:t>
-      </w:r>
-    </w:p>
-    <w:p>
-      <w:r>
-        <w:rPr>
-          <w:rFonts w:ascii="Segoe UI Emoji" w:hAnsi="Segoe UI Emoji" w:cs="Segoe UI Emoji"/>
-        </w:rPr>
-        <w:t>✅</w:t>
-      </w:r>
-      <w:r>
-        <w:t xml:space="preserve"> Tabla </w:t>
-      </w:r>
-      <w:proofErr w:type="spellStart"/>
-      <w:r>
-        <w:t>admin_users</w:t>
-      </w:r>
-      <w:proofErr w:type="spellEnd"/>
-      <w:r>
-        <w:t xml:space="preserve"> implementada.</w:t>
+        <w:t xml:space="preserve"> Supabase Auth operativo.</w:t>
+      </w:r>
+    </w:p>
+    <w:p>
+      <w:r>
+        <w:rPr>
+          <w:rFonts w:ascii="Segoe UI Emoji" w:hAnsi="Segoe UI Emoji" w:cs="Segoe UI Emoji"/>
+        </w:rPr>
+        <w:t>✅</w:t>
+      </w:r>
+      <w:r>
+        <w:t xml:space="preserve"> Tabla admin_users implementada.</w:t>
       </w:r>
     </w:p>
     <w:p>
@@ -4116,42 +3486,18 @@
         <w:t>✅</w:t>
       </w:r>
       <w:r>
-        <w:t xml:space="preserve"> </w:t>
-      </w:r>
-      <w:proofErr w:type="spellStart"/>
-      <w:r>
-        <w:t>Supabase</w:t>
-      </w:r>
-      <w:proofErr w:type="spellEnd"/>
-      <w:r>
-        <w:t xml:space="preserve"> Storage operativo.</w:t>
-      </w:r>
-    </w:p>
-    <w:p>
-      <w:r>
-        <w:rPr>
-          <w:rFonts w:ascii="Segoe UI Emoji" w:hAnsi="Segoe UI Emoji" w:cs="Segoe UI Emoji"/>
-        </w:rPr>
-        <w:t>✅</w:t>
-      </w:r>
-      <w:r>
-        <w:t xml:space="preserve"> </w:t>
-      </w:r>
-      <w:proofErr w:type="spellStart"/>
-      <w:r>
-        <w:t>Bucket</w:t>
-      </w:r>
-      <w:proofErr w:type="spellEnd"/>
-      <w:r>
-        <w:t xml:space="preserve"> </w:t>
-      </w:r>
-      <w:proofErr w:type="spellStart"/>
-      <w:r>
-        <w:t>projects</w:t>
-      </w:r>
-      <w:proofErr w:type="spellEnd"/>
-      <w:r>
-        <w:t xml:space="preserve"> implementado.</w:t>
+        <w:t xml:space="preserve"> Supabase Storage operativo.</w:t>
+      </w:r>
+    </w:p>
+    <w:p>
+      <w:r>
+        <w:rPr>
+          <w:rFonts w:ascii="Segoe UI Emoji" w:hAnsi="Segoe UI Emoji" w:cs="Segoe UI Emoji"/>
+        </w:rPr>
+        <w:t>✅</w:t>
+      </w:r>
+      <w:r>
+        <w:t xml:space="preserve"> Bucket projects implementado.</w:t>
       </w:r>
     </w:p>
     <w:p>
@@ -4199,15 +3545,7 @@
         <w:t>🔲</w:t>
       </w:r>
       <w:r>
-        <w:t xml:space="preserve"> Refinar validación automática de </w:t>
-      </w:r>
-      <w:proofErr w:type="spellStart"/>
-      <w:r>
-        <w:t>image_url</w:t>
-      </w:r>
-      <w:proofErr w:type="spellEnd"/>
-      <w:r>
-        <w:t xml:space="preserve"> tras carga de imágenes.</w:t>
+        <w:t xml:space="preserve"> Refinar validación automática de image_url tras carga de imágenes.</w:t>
       </w:r>
     </w:p>
     <w:p>
@@ -4241,15 +3579,7 @@
         <w:t>🔲</w:t>
       </w:r>
       <w:r>
-        <w:t xml:space="preserve"> Publicación en </w:t>
-      </w:r>
-      <w:proofErr w:type="spellStart"/>
-      <w:r>
-        <w:t>Vercel</w:t>
-      </w:r>
-      <w:proofErr w:type="spellEnd"/>
-      <w:r>
-        <w:t>.</w:t>
+        <w:t xml:space="preserve"> Publicación en Vercel.</w:t>
       </w:r>
     </w:p>
     <w:p>
@@ -4276,58 +3606,14 @@
     </w:p>
     <w:p>
       <w:r>
-        <w:t xml:space="preserve">La sesión permitió completar la transición desde un prototipo basado en datos simulados a una plataforma funcional soportada por </w:t>
-      </w:r>
-      <w:proofErr w:type="spellStart"/>
-      <w:r>
-        <w:t>Supabase</w:t>
-      </w:r>
-      <w:proofErr w:type="spellEnd"/>
-      <w:r>
-        <w:t xml:space="preserve">. El portal cuenta actualmente con catálogo dinámico de proyectos, almacenamiento multimedia, autenticación administrativa y operaciones CRUD completas. La arquitectura definida durante la fase inicial quedó validada en condiciones reales de operación, permitiendo avanzar hacia módulos de contenido institucional y publicación productiva del portal. </w:t>
+        <w:t xml:space="preserve">La sesión permitió completar la transición desde un prototipo basado en datos simulados a una plataforma funcional soportada por Supabase. El portal cuenta actualmente con catálogo dinámico de proyectos, almacenamiento multimedia, autenticación administrativa y operaciones CRUD completas. La arquitectura definida durante la fase inicial quedó validada en condiciones reales de operación, permitiendo avanzar hacia módulos de contenido institucional y publicación productiva del portal. </w:t>
       </w:r>
       <w:hyperlink r:id="rId11" w:history="1">
         <w:r>
           <w:rPr>
             <w:rStyle w:val="Hipervnculo"/>
           </w:rPr>
-          <w:t>[</w:t>
-        </w:r>
-        <w:proofErr w:type="spellStart"/>
-        <w:r>
-          <w:rPr>
-            <w:rStyle w:val="Hipervnculo"/>
-          </w:rPr>
-          <w:t>Bitácora_</w:t>
-        </w:r>
-        <w:proofErr w:type="gramStart"/>
-        <w:r>
-          <w:rPr>
-            <w:rStyle w:val="Hipervnculo"/>
-          </w:rPr>
-          <w:t>C</w:t>
-        </w:r>
-        <w:proofErr w:type="spellEnd"/>
-        <w:r>
-          <w:rPr>
-            <w:rStyle w:val="Hipervnculo"/>
-          </w:rPr>
-          <w:t>...</w:t>
-        </w:r>
-        <w:proofErr w:type="spellStart"/>
-        <w:proofErr w:type="gramEnd"/>
-        <w:r>
-          <w:rPr>
-            <w:rStyle w:val="Hipervnculo"/>
-          </w:rPr>
-          <w:t>zonamiento</w:t>
-        </w:r>
-        <w:proofErr w:type="spellEnd"/>
-        <w:r>
-          <w:rPr>
-            <w:rStyle w:val="Hipervnculo"/>
-          </w:rPr>
-          <w:t xml:space="preserve"> | Word]</w:t>
+          <w:t>[Bitácora_C...zonamiento | Word]</w:t>
         </w:r>
       </w:hyperlink>
       <w:r>
@@ -4338,43 +3624,7 @@
           <w:rPr>
             <w:rStyle w:val="Hipervnculo"/>
           </w:rPr>
-          <w:t>[</w:t>
-        </w:r>
-        <w:proofErr w:type="spellStart"/>
-        <w:r>
-          <w:rPr>
-            <w:rStyle w:val="Hipervnculo"/>
-          </w:rPr>
-          <w:t>Bitácora_</w:t>
-        </w:r>
-        <w:proofErr w:type="gramStart"/>
-        <w:r>
-          <w:rPr>
-            <w:rStyle w:val="Hipervnculo"/>
-          </w:rPr>
-          <w:t>C</w:t>
-        </w:r>
-        <w:proofErr w:type="spellEnd"/>
-        <w:r>
-          <w:rPr>
-            <w:rStyle w:val="Hipervnculo"/>
-          </w:rPr>
-          <w:t>...</w:t>
-        </w:r>
-        <w:proofErr w:type="spellStart"/>
-        <w:proofErr w:type="gramEnd"/>
-        <w:r>
-          <w:rPr>
-            <w:rStyle w:val="Hipervnculo"/>
-          </w:rPr>
-          <w:t>zonamiento</w:t>
-        </w:r>
-        <w:proofErr w:type="spellEnd"/>
-        <w:r>
-          <w:rPr>
-            <w:rStyle w:val="Hipervnculo"/>
-          </w:rPr>
-          <w:t xml:space="preserve"> | Word]</w:t>
+          <w:t>[Bitácora_C...zonamiento | Word]</w:t>
         </w:r>
       </w:hyperlink>
     </w:p>
@@ -4416,58 +3666,14 @@
         <w:t>FABLAB INACAP RENCA</w:t>
       </w:r>
       <w:r>
-        <w:t xml:space="preserve">, priorizando la consolidación de la experiencia pública orientada a la difusión de proyectos y la validación de los mecanismos de administración privada. Durante la sesión se completó la separación entre contenido destacado y catálogo completo de proyectos, se incorporó el primer módulo público de noticias y se fortaleció el control de acceso administrativo mediante validación integrada con </w:t>
-      </w:r>
-      <w:proofErr w:type="spellStart"/>
-      <w:r>
-        <w:t>Supabase</w:t>
-      </w:r>
-      <w:proofErr w:type="spellEnd"/>
-      <w:r>
-        <w:t xml:space="preserve"> Auth. La arquitectura base del portal, definida previamente como independiente y orientada a difusión institucional, se mantuvo sin modificaciones estructurales. </w:t>
+        <w:t xml:space="preserve">, priorizando la consolidación de la experiencia pública orientada a la difusión de proyectos y la validación de los mecanismos de administración privada. Durante la sesión se completó la separación entre contenido destacado y catálogo completo de proyectos, se incorporó el primer módulo público de noticias y se fortaleció el control de acceso administrativo mediante validación integrada con Supabase Auth. La arquitectura base del portal, definida previamente como independiente y orientada a difusión institucional, se mantuvo sin modificaciones estructurales. </w:t>
       </w:r>
       <w:hyperlink r:id="rId13" w:history="1">
         <w:r>
           <w:rPr>
             <w:rStyle w:val="Hipervnculo"/>
           </w:rPr>
-          <w:t>[</w:t>
-        </w:r>
-        <w:proofErr w:type="spellStart"/>
-        <w:r>
-          <w:rPr>
-            <w:rStyle w:val="Hipervnculo"/>
-          </w:rPr>
-          <w:t>Bitácora_</w:t>
-        </w:r>
-        <w:proofErr w:type="gramStart"/>
-        <w:r>
-          <w:rPr>
-            <w:rStyle w:val="Hipervnculo"/>
-          </w:rPr>
-          <w:t>C</w:t>
-        </w:r>
-        <w:proofErr w:type="spellEnd"/>
-        <w:r>
-          <w:rPr>
-            <w:rStyle w:val="Hipervnculo"/>
-          </w:rPr>
-          <w:t>...</w:t>
-        </w:r>
-        <w:proofErr w:type="spellStart"/>
-        <w:proofErr w:type="gramEnd"/>
-        <w:r>
-          <w:rPr>
-            <w:rStyle w:val="Hipervnculo"/>
-          </w:rPr>
-          <w:t>zonamiento</w:t>
-        </w:r>
-        <w:proofErr w:type="spellEnd"/>
-        <w:r>
-          <w:rPr>
-            <w:rStyle w:val="Hipervnculo"/>
-          </w:rPr>
-          <w:t xml:space="preserve"> | Word]</w:t>
+          <w:t>[Bitácora_C...zonamiento | Word]</w:t>
         </w:r>
       </w:hyperlink>
       <w:r>
@@ -4478,43 +3684,7 @@
           <w:rPr>
             <w:rStyle w:val="Hipervnculo"/>
           </w:rPr>
-          <w:t>[</w:t>
-        </w:r>
-        <w:proofErr w:type="spellStart"/>
-        <w:r>
-          <w:rPr>
-            <w:rStyle w:val="Hipervnculo"/>
-          </w:rPr>
-          <w:t>Bitácora_</w:t>
-        </w:r>
-        <w:proofErr w:type="gramStart"/>
-        <w:r>
-          <w:rPr>
-            <w:rStyle w:val="Hipervnculo"/>
-          </w:rPr>
-          <w:t>C</w:t>
-        </w:r>
-        <w:proofErr w:type="spellEnd"/>
-        <w:r>
-          <w:rPr>
-            <w:rStyle w:val="Hipervnculo"/>
-          </w:rPr>
-          <w:t>...</w:t>
-        </w:r>
-        <w:proofErr w:type="spellStart"/>
-        <w:proofErr w:type="gramEnd"/>
-        <w:r>
-          <w:rPr>
-            <w:rStyle w:val="Hipervnculo"/>
-          </w:rPr>
-          <w:t>zonamiento</w:t>
-        </w:r>
-        <w:proofErr w:type="spellEnd"/>
-        <w:r>
-          <w:rPr>
-            <w:rStyle w:val="Hipervnculo"/>
-          </w:rPr>
-          <w:t xml:space="preserve"> | Word]</w:t>
+          <w:t>[Bitácora_C...zonamiento | Word]</w:t>
         </w:r>
       </w:hyperlink>
     </w:p>
@@ -4731,15 +3901,7 @@
         <w:t>✅</w:t>
       </w:r>
       <w:r>
-        <w:t xml:space="preserve"> Carga individual desde </w:t>
-      </w:r>
-      <w:proofErr w:type="spellStart"/>
-      <w:r>
-        <w:t>Supabase</w:t>
-      </w:r>
-      <w:proofErr w:type="spellEnd"/>
-      <w:r>
-        <w:t>.</w:t>
+        <w:t xml:space="preserve"> Carga individual desde Supabase.</w:t>
       </w:r>
     </w:p>
     <w:p>
@@ -4838,13 +4000,8 @@
           <w:numId w:val="12"/>
         </w:numPr>
       </w:pPr>
-      <w:proofErr w:type="spellStart"/>
-      <w:r>
-        <w:t>video_url</w:t>
-      </w:r>
-      <w:proofErr w:type="spellEnd"/>
-      <w:r>
-        <w:t>;</w:t>
+      <w:r>
+        <w:t>video_url;</w:t>
       </w:r>
     </w:p>
     <w:p>
@@ -4854,13 +4011,8 @@
           <w:numId w:val="12"/>
         </w:numPr>
       </w:pPr>
-      <w:proofErr w:type="spellStart"/>
-      <w:r>
-        <w:t>open_sam_url</w:t>
-      </w:r>
-      <w:proofErr w:type="spellEnd"/>
-      <w:r>
-        <w:t>.</w:t>
+      <w:r>
+        <w:t>open_sam_url.</w:t>
       </w:r>
     </w:p>
     <w:p>
@@ -4916,116 +4068,51 @@
         <w:t>✅</w:t>
       </w:r>
       <w:r>
-        <w:t xml:space="preserve"> </w:t>
-      </w:r>
-      <w:proofErr w:type="spellStart"/>
-      <w:proofErr w:type="gramStart"/>
-      <w:r>
-        <w:t>getPublishedNews</w:t>
-      </w:r>
-      <w:proofErr w:type="spellEnd"/>
-      <w:r>
-        <w:t>(</w:t>
-      </w:r>
-      <w:proofErr w:type="gramEnd"/>
-      <w:r>
-        <w:t>)</w:t>
-      </w:r>
-    </w:p>
-    <w:p>
-      <w:r>
-        <w:rPr>
-          <w:rFonts w:ascii="Segoe UI Emoji" w:hAnsi="Segoe UI Emoji" w:cs="Segoe UI Emoji"/>
-        </w:rPr>
-        <w:t>✅</w:t>
-      </w:r>
-      <w:r>
-        <w:t xml:space="preserve"> </w:t>
-      </w:r>
-      <w:proofErr w:type="spellStart"/>
-      <w:proofErr w:type="gramStart"/>
-      <w:r>
-        <w:t>getNewsById</w:t>
-      </w:r>
-      <w:proofErr w:type="spellEnd"/>
-      <w:r>
-        <w:t>(</w:t>
-      </w:r>
-      <w:proofErr w:type="gramEnd"/>
-      <w:r>
-        <w:t>)</w:t>
-      </w:r>
-    </w:p>
-    <w:p>
-      <w:r>
-        <w:rPr>
-          <w:rFonts w:ascii="Segoe UI Emoji" w:hAnsi="Segoe UI Emoji" w:cs="Segoe UI Emoji"/>
-        </w:rPr>
-        <w:t>✅</w:t>
-      </w:r>
-      <w:r>
-        <w:t xml:space="preserve"> </w:t>
-      </w:r>
-      <w:proofErr w:type="spellStart"/>
-      <w:proofErr w:type="gramStart"/>
-      <w:r>
-        <w:t>createNews</w:t>
-      </w:r>
-      <w:proofErr w:type="spellEnd"/>
-      <w:r>
-        <w:t>(</w:t>
-      </w:r>
-      <w:proofErr w:type="gramEnd"/>
-      <w:r>
-        <w:t>)</w:t>
-      </w:r>
-    </w:p>
-    <w:p>
-      <w:r>
-        <w:rPr>
-          <w:rFonts w:ascii="Segoe UI Emoji" w:hAnsi="Segoe UI Emoji" w:cs="Segoe UI Emoji"/>
-        </w:rPr>
-        <w:t>✅</w:t>
-      </w:r>
-      <w:r>
-        <w:t xml:space="preserve"> </w:t>
-      </w:r>
-      <w:proofErr w:type="spellStart"/>
-      <w:proofErr w:type="gramStart"/>
-      <w:r>
-        <w:t>updateNews</w:t>
-      </w:r>
-      <w:proofErr w:type="spellEnd"/>
-      <w:r>
-        <w:t>(</w:t>
-      </w:r>
-      <w:proofErr w:type="gramEnd"/>
-      <w:r>
-        <w:t>)</w:t>
-      </w:r>
-    </w:p>
-    <w:p>
-      <w:r>
-        <w:rPr>
-          <w:rFonts w:ascii="Segoe UI Emoji" w:hAnsi="Segoe UI Emoji" w:cs="Segoe UI Emoji"/>
-        </w:rPr>
-        <w:t>✅</w:t>
-      </w:r>
-      <w:r>
-        <w:t xml:space="preserve"> </w:t>
-      </w:r>
-      <w:proofErr w:type="spellStart"/>
-      <w:proofErr w:type="gramStart"/>
-      <w:r>
-        <w:t>deleteNews</w:t>
-      </w:r>
-      <w:proofErr w:type="spellEnd"/>
-      <w:r>
-        <w:t>(</w:t>
-      </w:r>
-      <w:proofErr w:type="gramEnd"/>
-      <w:r>
-        <w:t>)</w:t>
+        <w:t xml:space="preserve"> getPublishedNews()</w:t>
+      </w:r>
+    </w:p>
+    <w:p>
+      <w:r>
+        <w:rPr>
+          <w:rFonts w:ascii="Segoe UI Emoji" w:hAnsi="Segoe UI Emoji" w:cs="Segoe UI Emoji"/>
+        </w:rPr>
+        <w:t>✅</w:t>
+      </w:r>
+      <w:r>
+        <w:t xml:space="preserve"> getNewsById()</w:t>
+      </w:r>
+    </w:p>
+    <w:p>
+      <w:r>
+        <w:rPr>
+          <w:rFonts w:ascii="Segoe UI Emoji" w:hAnsi="Segoe UI Emoji" w:cs="Segoe UI Emoji"/>
+        </w:rPr>
+        <w:t>✅</w:t>
+      </w:r>
+      <w:r>
+        <w:t xml:space="preserve"> createNews()</w:t>
+      </w:r>
+    </w:p>
+    <w:p>
+      <w:r>
+        <w:rPr>
+          <w:rFonts w:ascii="Segoe UI Emoji" w:hAnsi="Segoe UI Emoji" w:cs="Segoe UI Emoji"/>
+        </w:rPr>
+        <w:t>✅</w:t>
+      </w:r>
+      <w:r>
+        <w:t xml:space="preserve"> updateNews()</w:t>
+      </w:r>
+    </w:p>
+    <w:p>
+      <w:r>
+        <w:rPr>
+          <w:rFonts w:ascii="Segoe UI Emoji" w:hAnsi="Segoe UI Emoji" w:cs="Segoe UI Emoji"/>
+        </w:rPr>
+        <w:t>✅</w:t>
+      </w:r>
+      <w:r>
+        <w:t xml:space="preserve"> deleteNews()</w:t>
       </w:r>
     </w:p>
     <w:p>
@@ -5056,15 +4143,7 @@
         <w:t>✅</w:t>
       </w:r>
       <w:r>
-        <w:t xml:space="preserve"> Lectura pública desde </w:t>
-      </w:r>
-      <w:proofErr w:type="spellStart"/>
-      <w:r>
-        <w:t>Supabase</w:t>
-      </w:r>
-      <w:proofErr w:type="spellEnd"/>
-      <w:r>
-        <w:t>.</w:t>
+        <w:t xml:space="preserve"> Lectura pública desde Supabase.</w:t>
       </w:r>
     </w:p>
     <w:p>
@@ -5137,11 +4216,9 @@
       </w:r>
     </w:p>
     <w:p>
-      <w:proofErr w:type="spellStart"/>
       <w:r>
         <w:t>Vercel</w:t>
       </w:r>
-      <w:proofErr w:type="spellEnd"/>
     </w:p>
     <w:p>
       <w:r>
@@ -5188,15 +4265,7 @@
         <w:t>✅</w:t>
       </w:r>
       <w:r>
-        <w:t xml:space="preserve"> Integración operativa con </w:t>
-      </w:r>
-      <w:proofErr w:type="spellStart"/>
-      <w:r>
-        <w:t>Supabase</w:t>
-      </w:r>
-      <w:proofErr w:type="spellEnd"/>
-      <w:r>
-        <w:t>.</w:t>
+        <w:t xml:space="preserve"> Integración operativa con Supabase.</w:t>
       </w:r>
     </w:p>
     <w:p>
@@ -5241,13 +4310,8 @@
       </w:r>
     </w:p>
     <w:p>
-      <w:proofErr w:type="spellStart"/>
-      <w:r>
-        <w:t>Supabase</w:t>
-      </w:r>
-      <w:proofErr w:type="spellEnd"/>
-      <w:r>
-        <w:t xml:space="preserve"> Auth</w:t>
+      <w:r>
+        <w:t>Supabase Auth</w:t>
       </w:r>
     </w:p>
     <w:p>
@@ -5267,13 +4331,8 @@
     </w:p>
     <w:p>
       <w:r>
-        <w:t xml:space="preserve">Tabla </w:t>
-      </w:r>
-      <w:proofErr w:type="spellStart"/>
-      <w:r>
-        <w:t>admin_users</w:t>
-      </w:r>
-      <w:proofErr w:type="spellEnd"/>
+        <w:t>Tabla admin_users</w:t>
+      </w:r>
     </w:p>
     <w:p>
       <w:r>
@@ -5329,23 +4388,7 @@
         <w:t>✅</w:t>
       </w:r>
       <w:r>
-        <w:t xml:space="preserve"> Redirección directa del botón "Panel </w:t>
-      </w:r>
-      <w:proofErr w:type="spellStart"/>
-      <w:r>
-        <w:t>admin</w:t>
-      </w:r>
-      <w:proofErr w:type="spellEnd"/>
-      <w:r>
-        <w:t>" hacia /</w:t>
-      </w:r>
-      <w:proofErr w:type="spellStart"/>
-      <w:r>
-        <w:t>admin</w:t>
-      </w:r>
-      <w:proofErr w:type="spellEnd"/>
-      <w:r>
-        <w:t>.</w:t>
+        <w:t xml:space="preserve"> Redirección directa del botón "Panel admin" hacia /admin.</w:t>
       </w:r>
     </w:p>
     <w:p>
@@ -5415,36 +4458,18 @@
         <w:t>✅</w:t>
       </w:r>
       <w:r>
-        <w:t xml:space="preserve"> Existencia de usuario administrador en tabla </w:t>
-      </w:r>
-      <w:proofErr w:type="spellStart"/>
-      <w:r>
-        <w:t>admin_users</w:t>
-      </w:r>
-      <w:proofErr w:type="spellEnd"/>
-      <w:r>
-        <w:t>.</w:t>
-      </w:r>
-    </w:p>
-    <w:p>
-      <w:r>
-        <w:rPr>
-          <w:rFonts w:ascii="Segoe UI Emoji" w:hAnsi="Segoe UI Emoji" w:cs="Segoe UI Emoji"/>
-        </w:rPr>
-        <w:t>✅</w:t>
-      </w:r>
-      <w:r>
-        <w:t xml:space="preserve"> Existencia del mismo usuario en </w:t>
-      </w:r>
-      <w:proofErr w:type="spellStart"/>
-      <w:proofErr w:type="gramStart"/>
-      <w:r>
-        <w:t>auth.users</w:t>
-      </w:r>
-      <w:proofErr w:type="spellEnd"/>
-      <w:proofErr w:type="gramEnd"/>
-      <w:r>
-        <w:t>.</w:t>
+        <w:t xml:space="preserve"> Existencia de usuario administrador en tabla admin_users.</w:t>
+      </w:r>
+    </w:p>
+    <w:p>
+      <w:r>
+        <w:rPr>
+          <w:rFonts w:ascii="Segoe UI Emoji" w:hAnsi="Segoe UI Emoji" w:cs="Segoe UI Emoji"/>
+        </w:rPr>
+        <w:t>✅</w:t>
+      </w:r>
+      <w:r>
+        <w:t xml:space="preserve"> Existencia del mismo usuario en auth.users.</w:t>
       </w:r>
     </w:p>
     <w:p>
@@ -5466,15 +4491,7 @@
         <w:t>✅</w:t>
       </w:r>
       <w:r>
-        <w:t xml:space="preserve"> Integración con la misma instancia </w:t>
-      </w:r>
-      <w:proofErr w:type="spellStart"/>
-      <w:r>
-        <w:t>Supabase</w:t>
-      </w:r>
-      <w:proofErr w:type="spellEnd"/>
-      <w:r>
-        <w:t xml:space="preserve"> utilizada por FABLAB Access.</w:t>
+        <w:t xml:space="preserve"> Integración con la misma instancia Supabase utilizada por FABLAB Access.</w:t>
       </w:r>
     </w:p>
     <w:p>
@@ -5513,16 +4530,9 @@
       </w:r>
     </w:p>
     <w:p>
-      <w:proofErr w:type="spellStart"/>
-      <w:proofErr w:type="gramStart"/>
-      <w:r>
-        <w:t>projects.image</w:t>
-      </w:r>
-      <w:proofErr w:type="gramEnd"/>
-      <w:r>
-        <w:t>_url</w:t>
-      </w:r>
-      <w:proofErr w:type="spellEnd"/>
+      <w:r>
+        <w:t>projects.image_url</w:t>
+      </w:r>
     </w:p>
     <w:p>
       <w:r>
@@ -5554,15 +4564,7 @@
         </w:numPr>
       </w:pPr>
       <w:r>
-        <w:t xml:space="preserve">1600 x 900 </w:t>
-      </w:r>
-      <w:proofErr w:type="spellStart"/>
-      <w:r>
-        <w:t>px</w:t>
-      </w:r>
-      <w:proofErr w:type="spellEnd"/>
-      <w:r>
-        <w:t>;</w:t>
+        <w:t>1600 x 900 px;</w:t>
       </w:r>
     </w:p>
     <w:p>
@@ -5629,15 +4631,7 @@
         <w:t>✅</w:t>
       </w:r>
       <w:r>
-        <w:t xml:space="preserve"> Portal desplegado en </w:t>
-      </w:r>
-      <w:proofErr w:type="spellStart"/>
-      <w:r>
-        <w:t>Vercel</w:t>
-      </w:r>
-      <w:proofErr w:type="spellEnd"/>
-      <w:r>
-        <w:t>.</w:t>
+        <w:t xml:space="preserve"> Portal desplegado en Vercel.</w:t>
       </w:r>
     </w:p>
     <w:p>
@@ -5759,34 +4753,18 @@
         <w:t>✅</w:t>
       </w:r>
       <w:r>
-        <w:t xml:space="preserve"> Integración con </w:t>
-      </w:r>
-      <w:proofErr w:type="spellStart"/>
-      <w:r>
-        <w:t>Supabase</w:t>
-      </w:r>
-      <w:proofErr w:type="spellEnd"/>
-      <w:r>
-        <w:t xml:space="preserve"> Auth validada.</w:t>
-      </w:r>
-    </w:p>
-    <w:p>
-      <w:r>
-        <w:rPr>
-          <w:rFonts w:ascii="Segoe UI Emoji" w:hAnsi="Segoe UI Emoji" w:cs="Segoe UI Emoji"/>
-        </w:rPr>
-        <w:t>✅</w:t>
-      </w:r>
-      <w:r>
-        <w:t xml:space="preserve"> Validación mediante </w:t>
-      </w:r>
-      <w:proofErr w:type="spellStart"/>
-      <w:r>
-        <w:t>admin_users</w:t>
-      </w:r>
-      <w:proofErr w:type="spellEnd"/>
-      <w:r>
-        <w:t xml:space="preserve"> activa.</w:t>
+        <w:t xml:space="preserve"> Integración con Supabase Auth validada.</w:t>
+      </w:r>
+    </w:p>
+    <w:p>
+      <w:r>
+        <w:rPr>
+          <w:rFonts w:ascii="Segoe UI Emoji" w:hAnsi="Segoe UI Emoji" w:cs="Segoe UI Emoji"/>
+        </w:rPr>
+        <w:t>✅</w:t>
+      </w:r>
+      <w:r>
+        <w:t xml:space="preserve"> Validación mediante admin_users activa.</w:t>
       </w:r>
     </w:p>
     <w:p>
@@ -5839,15 +4817,7 @@
         <w:t>🔲</w:t>
       </w:r>
       <w:r>
-        <w:t xml:space="preserve"> Corregir definitivamente referencias multimedia contaminadas por </w:t>
-      </w:r>
-      <w:proofErr w:type="spellStart"/>
-      <w:r>
-        <w:t>URLs</w:t>
-      </w:r>
-      <w:proofErr w:type="spellEnd"/>
-      <w:r>
-        <w:t xml:space="preserve"> generadas automáticamente durante el desarrollo.</w:t>
+        <w:t xml:space="preserve"> Corregir definitivamente referencias multimedia contaminadas por URLs generadas automáticamente durante el desarrollo.</w:t>
       </w:r>
     </w:p>
     <w:p>
@@ -5902,15 +4872,7 @@
         <w:t>🔲</w:t>
       </w:r>
       <w:r>
-        <w:t xml:space="preserve"> Implementar configuración institucional mediante tabla </w:t>
-      </w:r>
-      <w:proofErr w:type="spellStart"/>
-      <w:r>
-        <w:t>settings</w:t>
-      </w:r>
-      <w:proofErr w:type="spellEnd"/>
-      <w:r>
-        <w:t>.</w:t>
+        <w:t xml:space="preserve"> Implementar configuración institucional mediante tabla settings.</w:t>
       </w:r>
     </w:p>
     <w:p>
@@ -5935,23 +4897,7 @@
     </w:p>
     <w:p>
       <w:r>
-        <w:t xml:space="preserve">La sesión permitió consolidar la transición desde una plataforma centrada en listados hacia una experiencia pública estructurada en torno a contenidos dedicados. Se completó la separación entre Home, catálogo de proyectos y noticias, mejorando significativamente la navegación institucional del portal. Paralelamente, se validó la publicación en producción mediante </w:t>
-      </w:r>
-      <w:proofErr w:type="spellStart"/>
-      <w:r>
-        <w:t>Vercel</w:t>
-      </w:r>
-      <w:proofErr w:type="spellEnd"/>
-      <w:r>
-        <w:t xml:space="preserve"> y se reforzó la seguridad administrativa mediante </w:t>
-      </w:r>
-      <w:proofErr w:type="spellStart"/>
-      <w:r>
-        <w:t>Supabase</w:t>
-      </w:r>
-      <w:proofErr w:type="spellEnd"/>
-      <w:r>
-        <w:t xml:space="preserve"> Auth y </w:t>
+        <w:t xml:space="preserve">La sesión permitió consolidar la transición desde una plataforma centrada en listados hacia una experiencia pública estructurada en torno a contenidos dedicados. Se completó la separación entre Home, catálogo de proyectos y noticias, mejorando significativamente la navegación institucional del portal. Paralelamente, se validó la publicación en producción mediante Vercel y se reforzó la seguridad administrativa mediante Supabase Auth y </w:t>
       </w:r>
       <w:r>
         <w:lastRenderedPageBreak/>
@@ -5959,19 +4905,353 @@
       </w:r>
     </w:p>
     <w:p/>
+    <w:p>
+      <w:pPr>
+        <w:pStyle w:val="Ttulo1"/>
+        <w:rPr>
+          <w:b/>
+          <w:bCs/>
+        </w:rPr>
+      </w:pPr>
+      <w:r>
+        <w:rPr>
+          <w:b/>
+          <w:bCs/>
+        </w:rPr>
+        <w:t>SESIÓN 21/09/2026 – ACTUALIZACIÓN DE BACKLOG FUNCIONAL DEL PORTAL FABLAB</w:t>
+      </w:r>
+    </w:p>
+    <w:p>
+      <w:r>
+        <w:rPr>
+          <w:b/>
+          <w:bCs/>
+        </w:rPr>
+        <w:t>Contexto</w:t>
+      </w:r>
+    </w:p>
+    <w:p>
+      <w:r>
+        <w:t>Se revisaron y consolidaron nuevos requerimientos funcionales pendientes para una próxima iteración del portal de proyectos FABLAB.</w:t>
+      </w:r>
+    </w:p>
+    <w:p>
+      <w:r>
+        <w:rPr>
+          <w:b/>
+          <w:bCs/>
+        </w:rPr>
+        <w:t>Gestión de Categorías</w:t>
+      </w:r>
+    </w:p>
+    <w:p>
+      <w:r>
+        <w:t>Se definió la incorporación de una nueva categoría para el catálogo de proyectos:</w:t>
+      </w:r>
+    </w:p>
+    <w:p>
+      <w:pPr>
+        <w:numPr>
+          <w:ilvl w:val="0"/>
+          <w:numId w:val="14"/>
+        </w:numPr>
+      </w:pPr>
+      <w:r>
+        <w:t>Electricidad y Energías Renovables.</w:t>
+      </w:r>
+    </w:p>
+    <w:p>
+      <w:r>
+        <w:t>La categoría deberá estar disponible tanto en la administración de proyectos como en los filtros públicos del sitio, manteniendo compatibilidad con la estructura actual de proyectos.</w:t>
+      </w:r>
+    </w:p>
+    <w:p>
+      <w:r>
+        <w:rPr>
+          <w:b/>
+          <w:bCs/>
+        </w:rPr>
+        <w:t>Nuevos Módulos Institucionales</w:t>
+      </w:r>
+    </w:p>
+    <w:p>
+      <w:r>
+        <w:t>Se aprobó registrar como pendiente la creación de una nueva sección institucional:</w:t>
+      </w:r>
+    </w:p>
+    <w:p>
+      <w:pPr>
+        <w:numPr>
+          <w:ilvl w:val="0"/>
+          <w:numId w:val="15"/>
+        </w:numPr>
+      </w:pPr>
+      <w:r>
+        <w:t>Charlas y Talleres.</w:t>
+      </w:r>
+    </w:p>
+    <w:p>
+      <w:r>
+        <w:t>El objetivo es disponer de un espacio para publicar actividades, capacitaciones, talleres, charlas y evidencias o resultados asociados.</w:t>
+      </w:r>
+    </w:p>
+    <w:p>
+      <w:r>
+        <w:rPr>
+          <w:b/>
+          <w:bCs/>
+        </w:rPr>
+        <w:t>Mejoras de Búsqueda</w:t>
+      </w:r>
+    </w:p>
+    <w:p>
+      <w:r>
+        <w:t>Se definió una mejora para el buscador público "Buscar proyectos".</w:t>
+      </w:r>
+    </w:p>
+    <w:p>
+      <w:r>
+        <w:t>La búsqueda deberá evolucionar hacia una búsqueda integral de contenidos, considerando no solo el título del proyecto, sino también información interna relevante como:</w:t>
+      </w:r>
+    </w:p>
+    <w:p>
+      <w:pPr>
+        <w:numPr>
+          <w:ilvl w:val="0"/>
+          <w:numId w:val="16"/>
+        </w:numPr>
+      </w:pPr>
+      <w:r>
+        <w:t>Resumen.</w:t>
+      </w:r>
+    </w:p>
+    <w:p>
+      <w:pPr>
+        <w:numPr>
+          <w:ilvl w:val="0"/>
+          <w:numId w:val="16"/>
+        </w:numPr>
+      </w:pPr>
+      <w:r>
+        <w:t>Descripción.</w:t>
+      </w:r>
+    </w:p>
+    <w:p>
+      <w:pPr>
+        <w:numPr>
+          <w:ilvl w:val="0"/>
+          <w:numId w:val="16"/>
+        </w:numPr>
+      </w:pPr>
+      <w:r>
+        <w:t>Categoría.</w:t>
+      </w:r>
+    </w:p>
+    <w:p>
+      <w:pPr>
+        <w:numPr>
+          <w:ilvl w:val="0"/>
+          <w:numId w:val="16"/>
+        </w:numPr>
+      </w:pPr>
+      <w:r>
+        <w:t>Tecnologías utilizadas.</w:t>
+      </w:r>
+    </w:p>
+    <w:p>
+      <w:pPr>
+        <w:numPr>
+          <w:ilvl w:val="0"/>
+          <w:numId w:val="16"/>
+        </w:numPr>
+      </w:pPr>
+      <w:r>
+        <w:t>Integrantes o participantes.</w:t>
+      </w:r>
+    </w:p>
+    <w:p>
+      <w:pPr>
+        <w:numPr>
+          <w:ilvl w:val="0"/>
+          <w:numId w:val="16"/>
+        </w:numPr>
+      </w:pPr>
+      <w:r>
+        <w:t>Otros campos de contenido asociados al proyecto.</w:t>
+      </w:r>
+    </w:p>
+    <w:p>
+      <w:r>
+        <w:lastRenderedPageBreak/>
+        <w:t>El objetivo es que los proyectos puedan encontrarse aunque el término buscado no esté presente en el título visible.</w:t>
+      </w:r>
+    </w:p>
+    <w:p>
+      <w:r>
+        <w:rPr>
+          <w:b/>
+          <w:bCs/>
+        </w:rPr>
+        <w:t>Estado Actual</w:t>
+      </w:r>
+    </w:p>
+    <w:p>
+      <w:r>
+        <w:t>Portal operativo con nuevas definiciones funcionales registradas para próximas iteraciones.</w:t>
+      </w:r>
+    </w:p>
+    <w:p>
+      <w:r>
+        <w:rPr>
+          <w:b/>
+          <w:bCs/>
+        </w:rPr>
+        <w:t>Completado</w:t>
+      </w:r>
+    </w:p>
+    <w:p>
+      <w:r>
+        <w:rPr>
+          <w:rFonts w:ascii="Segoe UI Emoji" w:hAnsi="Segoe UI Emoji" w:cs="Segoe UI Emoji"/>
+        </w:rPr>
+        <w:t>✅</w:t>
+      </w:r>
+      <w:r>
+        <w:t xml:space="preserve"> Definida nueva categoría "Electricidad y Energías Renovables".</w:t>
+      </w:r>
+      <w:r>
+        <w:br/>
+      </w:r>
+      <w:r>
+        <w:rPr>
+          <w:rFonts w:ascii="Segoe UI Emoji" w:hAnsi="Segoe UI Emoji" w:cs="Segoe UI Emoji"/>
+        </w:rPr>
+        <w:t>✅</w:t>
+      </w:r>
+      <w:r>
+        <w:t xml:space="preserve"> Definida nueva secci</w:t>
+      </w:r>
+      <w:r>
+        <w:rPr>
+          <w:rFonts w:ascii="Aptos" w:hAnsi="Aptos" w:cs="Aptos"/>
+        </w:rPr>
+        <w:t>ó</w:t>
+      </w:r>
+      <w:r>
+        <w:t>n institucional "Charlas y Talleres".</w:t>
+      </w:r>
+      <w:r>
+        <w:br/>
+      </w:r>
+      <w:r>
+        <w:rPr>
+          <w:rFonts w:ascii="Segoe UI Emoji" w:hAnsi="Segoe UI Emoji" w:cs="Segoe UI Emoji"/>
+        </w:rPr>
+        <w:t>✅</w:t>
+      </w:r>
+      <w:r>
+        <w:t xml:space="preserve"> Definido requerimiento de b</w:t>
+      </w:r>
+      <w:r>
+        <w:rPr>
+          <w:rFonts w:ascii="Aptos" w:hAnsi="Aptos" w:cs="Aptos"/>
+        </w:rPr>
+        <w:t>ú</w:t>
+      </w:r>
+      <w:r>
+        <w:t>squeda integral para "Buscar proyectos".</w:t>
+      </w:r>
+      <w:r>
+        <w:br/>
+      </w:r>
+      <w:r>
+        <w:rPr>
+          <w:rFonts w:ascii="Segoe UI Emoji" w:hAnsi="Segoe UI Emoji" w:cs="Segoe UI Emoji"/>
+        </w:rPr>
+        <w:t>✅</w:t>
+      </w:r>
+      <w:r>
+        <w:t xml:space="preserve"> Requerimientos incorporados al backlog funcional pendiente.</w:t>
+      </w:r>
+    </w:p>
+    <w:p>
+      <w:r>
+        <w:rPr>
+          <w:b/>
+          <w:bCs/>
+        </w:rPr>
+        <w:t>Pendiente Prioritario</w:t>
+      </w:r>
+    </w:p>
+    <w:p>
+      <w:r>
+        <w:rPr>
+          <w:rFonts w:ascii="Segoe UI Emoji" w:hAnsi="Segoe UI Emoji" w:cs="Segoe UI Emoji"/>
+        </w:rPr>
+        <w:t>🔲</w:t>
+      </w:r>
+      <w:r>
+        <w:t xml:space="preserve"> Implementar categoría "Electricidad y Energías Renovables" en administración y filtros públicos.</w:t>
+      </w:r>
+      <w:r>
+        <w:br/>
+      </w:r>
+      <w:r>
+        <w:rPr>
+          <w:rFonts w:ascii="Segoe UI Emoji" w:hAnsi="Segoe UI Emoji" w:cs="Segoe UI Emoji"/>
+        </w:rPr>
+        <w:t>🔲</w:t>
+      </w:r>
+      <w:r>
+        <w:t xml:space="preserve"> Implementar módulo "Charlas y Talleres".</w:t>
+      </w:r>
+      <w:r>
+        <w:br/>
+      </w:r>
+      <w:r>
+        <w:rPr>
+          <w:rFonts w:ascii="Segoe UI Emoji" w:hAnsi="Segoe UI Emoji" w:cs="Segoe UI Emoji"/>
+        </w:rPr>
+        <w:t>🔲</w:t>
+      </w:r>
+      <w:r>
+        <w:t xml:space="preserve"> Implementar búsqueda integral dentro del contenido completo de cada proyecto (Full Search).</w:t>
+      </w:r>
+      <w:r>
+        <w:br/>
+      </w:r>
+      <w:r>
+        <w:rPr>
+          <w:rFonts w:ascii="Segoe UI Emoji" w:hAnsi="Segoe UI Emoji" w:cs="Segoe UI Emoji"/>
+        </w:rPr>
+        <w:t>🔲</w:t>
+      </w:r>
+      <w:r>
+        <w:t xml:space="preserve"> Validar rendimiento de la búsqueda cuando aumente la cantidad de proyectos publicados.</w:t>
+      </w:r>
+    </w:p>
+    <w:p>
+      <w:r>
+        <w:rPr>
+          <w:b/>
+          <w:bCs/>
+        </w:rPr>
+        <w:t>Conclusión Técnica</w:t>
+      </w:r>
+    </w:p>
+    <w:p>
+      <w:r>
+        <w:t>Se amplió el backlog funcional del portal con mejoras orientadas a ampliar la cobertura temática de los proyectos, visibilizar actividades institucionales del FABLAB y mejorar significativamente la experiencia de búsqueda mediante una indexación más completa de la información de cada proyecto.</w:t>
+      </w:r>
+    </w:p>
     <w:p/>
     <w:p/>
     <w:p>
       <w:pPr>
         <w:pStyle w:val="Ttulo1"/>
       </w:pPr>
-      <w:proofErr w:type="spellStart"/>
-      <w:r>
-        <w:t>Promt</w:t>
-      </w:r>
-      <w:proofErr w:type="spellEnd"/>
-      <w:r>
-        <w:t xml:space="preserve"> para imágenes</w:t>
+      <w:r>
+        <w:t>Promt para imágenes</w:t>
       </w:r>
     </w:p>
     <w:p>
@@ -6051,188 +5331,188 @@
     </w:p>
     <w:p>
       <w:r>
+        <w:t>- Apariencia realista.</w:t>
+      </w:r>
+    </w:p>
+    <w:p>
+      <w:r>
+        <w:t>- Alto nivel de detalle.</w:t>
+      </w:r>
+    </w:p>
+    <w:p>
+      <w:r>
+        <w:t>- Iluminación limpia y equilibrada.</w:t>
+      </w:r>
+    </w:p>
+    <w:p>
+      <w:r>
+        <w:t>- Diseño visual atractivo para sitio web.</w:t>
+      </w:r>
+    </w:p>
+    <w:p>
+      <w:r>
+        <w:t>- Aspecto tecnológico, educativo e innovador.</w:t>
+      </w:r>
+    </w:p>
+    <w:p>
+      <w:r>
+        <w:t>- Composición dinámica pero ordenada.</w:t>
+      </w:r>
+    </w:p>
+    <w:p/>
+    <w:p>
+      <w:r>
+        <w:t>TEXTO INTEGRADO:</w:t>
+      </w:r>
+    </w:p>
+    <w:p/>
+    <w:p>
+      <w:r>
+        <w:t>Agregar un único título breve relacionado con el proyecto.</w:t>
+      </w:r>
+    </w:p>
+    <w:p/>
+    <w:p>
+      <w:r>
+        <w:t>Título:</w:t>
+      </w:r>
+    </w:p>
+    <w:p>
+      <w:r>
+        <w:t>"[NOMBRE DEL PROYECTO]"</w:t>
+      </w:r>
+    </w:p>
+    <w:p/>
+    <w:p>
+      <w:r>
+        <w:t>Características del texto:</w:t>
+      </w:r>
+    </w:p>
+    <w:p>
+      <w:r>
         <w:lastRenderedPageBreak/>
-        <w:t>- Apariencia realista.</w:t>
-      </w:r>
-    </w:p>
-    <w:p>
-      <w:r>
-        <w:t>- Alto nivel de detalle.</w:t>
-      </w:r>
-    </w:p>
-    <w:p>
-      <w:r>
-        <w:t>- Iluminación limpia y equilibrada.</w:t>
-      </w:r>
-    </w:p>
-    <w:p>
-      <w:r>
-        <w:t>- Diseño visual atractivo para sitio web.</w:t>
-      </w:r>
-    </w:p>
-    <w:p>
-      <w:r>
-        <w:t>- Aspecto tecnológico, educativo e innovador.</w:t>
-      </w:r>
-    </w:p>
-    <w:p>
-      <w:r>
-        <w:t>- Composición dinámica pero ordenada.</w:t>
+        <w:t>- Máximo 3 a 6 palabras.</w:t>
+      </w:r>
+    </w:p>
+    <w:p>
+      <w:r>
+        <w:t>- Diseño elegante y profesional.</w:t>
+      </w:r>
+    </w:p>
+    <w:p>
+      <w:r>
+        <w:t>- Fácil lectura.</w:t>
+      </w:r>
+    </w:p>
+    <w:p>
+      <w:r>
+        <w:t>- Integrado visualmente en la imagen.</w:t>
+      </w:r>
+    </w:p>
+    <w:p>
+      <w:r>
+        <w:t>- Ubicado en una zona que no oculte elementos importantes.</w:t>
+      </w:r>
+    </w:p>
+    <w:p>
+      <w:r>
+        <w:t>- Color con alto contraste respecto al fondo.</w:t>
+      </w:r>
+    </w:p>
+    <w:p>
+      <w:r>
+        <w:t>- Estilo corporativo e institucional.</w:t>
       </w:r>
     </w:p>
     <w:p/>
     <w:p>
       <w:r>
-        <w:t>TEXTO INTEGRADO:</w:t>
+        <w:t>RESTRICCIONES:</w:t>
       </w:r>
     </w:p>
     <w:p/>
     <w:p>
       <w:r>
-        <w:t>Agregar un único título breve relacionado con el proyecto.</w:t>
+        <w:t>- No agregar logotipos.</w:t>
+      </w:r>
+    </w:p>
+    <w:p>
+      <w:r>
+        <w:t>- No agregar marcas de agua.</w:t>
+      </w:r>
+    </w:p>
+    <w:p>
+      <w:r>
+        <w:t>- No agregar párrafos.</w:t>
+      </w:r>
+    </w:p>
+    <w:p>
+      <w:r>
+        <w:t>- No agregar textos adicionales.</w:t>
+      </w:r>
+    </w:p>
+    <w:p>
+      <w:r>
+        <w:t>- No agregar datos ficticios.</w:t>
+      </w:r>
+    </w:p>
+    <w:p>
+      <w:r>
+        <w:t>- No usar estilo caricatura.</w:t>
+      </w:r>
+    </w:p>
+    <w:p>
+      <w:r>
+        <w:t>- No usar efectos exagerados.</w:t>
+      </w:r>
+    </w:p>
+    <w:p>
+      <w:r>
+        <w:t>- No crear escenas irreales alejadas de las fotografías originales.</w:t>
       </w:r>
     </w:p>
     <w:p/>
     <w:p>
       <w:r>
-        <w:t>Título:</w:t>
-      </w:r>
-    </w:p>
-    <w:p>
-      <w:r>
-        <w:t>"[NOMBRE DEL PROYECTO]"</w:t>
+        <w:t>FORMATO FINAL:</w:t>
       </w:r>
     </w:p>
     <w:p/>
     <w:p>
       <w:r>
-        <w:t>Características del texto:</w:t>
-      </w:r>
-    </w:p>
-    <w:p>
-      <w:r>
-        <w:t>- Máximo 3 a 6 palabras.</w:t>
-      </w:r>
-    </w:p>
-    <w:p>
-      <w:r>
-        <w:t>- Diseño elegante y profesional.</w:t>
-      </w:r>
-    </w:p>
-    <w:p>
-      <w:r>
-        <w:t>- Fácil lectura.</w:t>
-      </w:r>
-    </w:p>
-    <w:p>
-      <w:r>
-        <w:t>- Integrado visualmente en la imagen.</w:t>
-      </w:r>
-    </w:p>
-    <w:p>
-      <w:r>
-        <w:t>- Ubicado en una zona que no oculte elementos importantes.</w:t>
-      </w:r>
-    </w:p>
-    <w:p>
-      <w:r>
-        <w:t>- Color con alto contraste respecto al fondo.</w:t>
-      </w:r>
-    </w:p>
-    <w:p>
-      <w:r>
-        <w:t>- Estilo corporativo e institucional.</w:t>
+        <w:t>- Relación 16:9.</w:t>
+      </w:r>
+    </w:p>
+    <w:p>
+      <w:r>
+        <w:t>- Portada horizontal.</w:t>
+      </w:r>
+    </w:p>
+    <w:p>
+      <w:r>
+        <w:t>- Calidad web profesional.</w:t>
+      </w:r>
+    </w:p>
+    <w:p>
+      <w:r>
+        <w:t>- Preparada para catálogo institucional de proyectos.</w:t>
+      </w:r>
+    </w:p>
+    <w:p>
+      <w:r>
+        <w:t>- Sin bordes ni marcos.</w:t>
       </w:r>
     </w:p>
     <w:p/>
     <w:p>
       <w:r>
-        <w:t>RESTRICCIONES:</w:t>
+        <w:t>RESULTADO ESPERADO:</w:t>
       </w:r>
     </w:p>
     <w:p/>
     <w:p>
       <w:r>
-        <w:t>- No agregar logotipos.</w:t>
-      </w:r>
-    </w:p>
-    <w:p>
-      <w:r>
-        <w:t>- No agregar marcas de agua.</w:t>
-      </w:r>
-    </w:p>
-    <w:p>
-      <w:r>
-        <w:t>- No agregar párrafos.</w:t>
-      </w:r>
-    </w:p>
-    <w:p>
-      <w:r>
-        <w:t>- No agregar textos adicionales.</w:t>
-      </w:r>
-    </w:p>
-    <w:p>
-      <w:r>
         <w:lastRenderedPageBreak/>
-        <w:t>- No agregar datos ficticios.</w:t>
-      </w:r>
-    </w:p>
-    <w:p>
-      <w:r>
-        <w:t>- No usar estilo caricatura.</w:t>
-      </w:r>
-    </w:p>
-    <w:p>
-      <w:r>
-        <w:t>- No usar efectos exagerados.</w:t>
-      </w:r>
-    </w:p>
-    <w:p>
-      <w:r>
-        <w:t>- No crear escenas irreales alejadas de las fotografías originales.</w:t>
-      </w:r>
-    </w:p>
-    <w:p/>
-    <w:p>
-      <w:r>
-        <w:t>FORMATO FINAL:</w:t>
-      </w:r>
-    </w:p>
-    <w:p/>
-    <w:p>
-      <w:r>
-        <w:t>- Relación 16:9.</w:t>
-      </w:r>
-    </w:p>
-    <w:p>
-      <w:r>
-        <w:t>- Portada horizontal.</w:t>
-      </w:r>
-    </w:p>
-    <w:p>
-      <w:r>
-        <w:t>- Calidad web profesional.</w:t>
-      </w:r>
-    </w:p>
-    <w:p>
-      <w:r>
-        <w:t>- Preparada para catálogo institucional de proyectos.</w:t>
-      </w:r>
-    </w:p>
-    <w:p>
-      <w:r>
-        <w:t>- Sin bordes ni marcos.</w:t>
-      </w:r>
-    </w:p>
-    <w:p/>
-    <w:p>
-      <w:r>
-        <w:t>RESULTADO ESPERADO:</w:t>
-      </w:r>
-    </w:p>
-    <w:p/>
-    <w:p>
-      <w:r>
         <w:t>Una imagen de portada única, visualmente impactante y profesional, construida a partir de las fotografías proporcionadas, que comunique claramente el proyecto y contenga únicamente el nombre del proyecto como texto principal.</w:t>
       </w:r>
     </w:p>
@@ -6697,6 +5977,304 @@
     </w:lvl>
   </w:abstractNum>
   <w:abstractNum w:abstractNumId="3" w15:restartNumberingAfterBreak="0">
+    <w:nsid w:val="127670F8"/>
+    <w:multiLevelType w:val="multilevel"/>
+    <w:tmpl w:val="3092C4DE"/>
+    <w:lvl w:ilvl="0">
+      <w:start w:val="1"/>
+      <w:numFmt w:val="bullet"/>
+      <w:lvlText w:val=""/>
+      <w:lvlJc w:val="left"/>
+      <w:pPr>
+        <w:tabs>
+          <w:tab w:val="num" w:pos="720"/>
+        </w:tabs>
+        <w:ind w:left="720" w:hanging="360"/>
+      </w:pPr>
+      <w:rPr>
+        <w:rFonts w:ascii="Symbol" w:hAnsi="Symbol" w:hint="default"/>
+        <w:sz w:val="20"/>
+      </w:rPr>
+    </w:lvl>
+    <w:lvl w:ilvl="1" w:tentative="1">
+      <w:start w:val="1"/>
+      <w:numFmt w:val="bullet"/>
+      <w:lvlText w:val="o"/>
+      <w:lvlJc w:val="left"/>
+      <w:pPr>
+        <w:tabs>
+          <w:tab w:val="num" w:pos="1440"/>
+        </w:tabs>
+        <w:ind w:left="1440" w:hanging="360"/>
+      </w:pPr>
+      <w:rPr>
+        <w:rFonts w:ascii="Courier New" w:hAnsi="Courier New" w:hint="default"/>
+        <w:sz w:val="20"/>
+      </w:rPr>
+    </w:lvl>
+    <w:lvl w:ilvl="2" w:tentative="1">
+      <w:start w:val="1"/>
+      <w:numFmt w:val="bullet"/>
+      <w:lvlText w:val=""/>
+      <w:lvlJc w:val="left"/>
+      <w:pPr>
+        <w:tabs>
+          <w:tab w:val="num" w:pos="2160"/>
+        </w:tabs>
+        <w:ind w:left="2160" w:hanging="360"/>
+      </w:pPr>
+      <w:rPr>
+        <w:rFonts w:ascii="Wingdings" w:hAnsi="Wingdings" w:hint="default"/>
+        <w:sz w:val="20"/>
+      </w:rPr>
+    </w:lvl>
+    <w:lvl w:ilvl="3" w:tentative="1">
+      <w:start w:val="1"/>
+      <w:numFmt w:val="bullet"/>
+      <w:lvlText w:val=""/>
+      <w:lvlJc w:val="left"/>
+      <w:pPr>
+        <w:tabs>
+          <w:tab w:val="num" w:pos="2880"/>
+        </w:tabs>
+        <w:ind w:left="2880" w:hanging="360"/>
+      </w:pPr>
+      <w:rPr>
+        <w:rFonts w:ascii="Wingdings" w:hAnsi="Wingdings" w:hint="default"/>
+        <w:sz w:val="20"/>
+      </w:rPr>
+    </w:lvl>
+    <w:lvl w:ilvl="4" w:tentative="1">
+      <w:start w:val="1"/>
+      <w:numFmt w:val="bullet"/>
+      <w:lvlText w:val=""/>
+      <w:lvlJc w:val="left"/>
+      <w:pPr>
+        <w:tabs>
+          <w:tab w:val="num" w:pos="3600"/>
+        </w:tabs>
+        <w:ind w:left="3600" w:hanging="360"/>
+      </w:pPr>
+      <w:rPr>
+        <w:rFonts w:ascii="Wingdings" w:hAnsi="Wingdings" w:hint="default"/>
+        <w:sz w:val="20"/>
+      </w:rPr>
+    </w:lvl>
+    <w:lvl w:ilvl="5" w:tentative="1">
+      <w:start w:val="1"/>
+      <w:numFmt w:val="bullet"/>
+      <w:lvlText w:val=""/>
+      <w:lvlJc w:val="left"/>
+      <w:pPr>
+        <w:tabs>
+          <w:tab w:val="num" w:pos="4320"/>
+        </w:tabs>
+        <w:ind w:left="4320" w:hanging="360"/>
+      </w:pPr>
+      <w:rPr>
+        <w:rFonts w:ascii="Wingdings" w:hAnsi="Wingdings" w:hint="default"/>
+        <w:sz w:val="20"/>
+      </w:rPr>
+    </w:lvl>
+    <w:lvl w:ilvl="6" w:tentative="1">
+      <w:start w:val="1"/>
+      <w:numFmt w:val="bullet"/>
+      <w:lvlText w:val=""/>
+      <w:lvlJc w:val="left"/>
+      <w:pPr>
+        <w:tabs>
+          <w:tab w:val="num" w:pos="5040"/>
+        </w:tabs>
+        <w:ind w:left="5040" w:hanging="360"/>
+      </w:pPr>
+      <w:rPr>
+        <w:rFonts w:ascii="Wingdings" w:hAnsi="Wingdings" w:hint="default"/>
+        <w:sz w:val="20"/>
+      </w:rPr>
+    </w:lvl>
+    <w:lvl w:ilvl="7" w:tentative="1">
+      <w:start w:val="1"/>
+      <w:numFmt w:val="bullet"/>
+      <w:lvlText w:val=""/>
+      <w:lvlJc w:val="left"/>
+      <w:pPr>
+        <w:tabs>
+          <w:tab w:val="num" w:pos="5760"/>
+        </w:tabs>
+        <w:ind w:left="5760" w:hanging="360"/>
+      </w:pPr>
+      <w:rPr>
+        <w:rFonts w:ascii="Wingdings" w:hAnsi="Wingdings" w:hint="default"/>
+        <w:sz w:val="20"/>
+      </w:rPr>
+    </w:lvl>
+    <w:lvl w:ilvl="8" w:tentative="1">
+      <w:start w:val="1"/>
+      <w:numFmt w:val="bullet"/>
+      <w:lvlText w:val=""/>
+      <w:lvlJc w:val="left"/>
+      <w:pPr>
+        <w:tabs>
+          <w:tab w:val="num" w:pos="6480"/>
+        </w:tabs>
+        <w:ind w:left="6480" w:hanging="360"/>
+      </w:pPr>
+      <w:rPr>
+        <w:rFonts w:ascii="Wingdings" w:hAnsi="Wingdings" w:hint="default"/>
+        <w:sz w:val="20"/>
+      </w:rPr>
+    </w:lvl>
+  </w:abstractNum>
+  <w:abstractNum w:abstractNumId="4" w15:restartNumberingAfterBreak="0">
+    <w:nsid w:val="168B12F5"/>
+    <w:multiLevelType w:val="multilevel"/>
+    <w:tmpl w:val="D48EEA74"/>
+    <w:lvl w:ilvl="0">
+      <w:start w:val="1"/>
+      <w:numFmt w:val="bullet"/>
+      <w:lvlText w:val=""/>
+      <w:lvlJc w:val="left"/>
+      <w:pPr>
+        <w:tabs>
+          <w:tab w:val="num" w:pos="720"/>
+        </w:tabs>
+        <w:ind w:left="720" w:hanging="360"/>
+      </w:pPr>
+      <w:rPr>
+        <w:rFonts w:ascii="Symbol" w:hAnsi="Symbol" w:hint="default"/>
+        <w:sz w:val="20"/>
+      </w:rPr>
+    </w:lvl>
+    <w:lvl w:ilvl="1" w:tentative="1">
+      <w:start w:val="1"/>
+      <w:numFmt w:val="bullet"/>
+      <w:lvlText w:val="o"/>
+      <w:lvlJc w:val="left"/>
+      <w:pPr>
+        <w:tabs>
+          <w:tab w:val="num" w:pos="1440"/>
+        </w:tabs>
+        <w:ind w:left="1440" w:hanging="360"/>
+      </w:pPr>
+      <w:rPr>
+        <w:rFonts w:ascii="Courier New" w:hAnsi="Courier New" w:hint="default"/>
+        <w:sz w:val="20"/>
+      </w:rPr>
+    </w:lvl>
+    <w:lvl w:ilvl="2" w:tentative="1">
+      <w:start w:val="1"/>
+      <w:numFmt w:val="bullet"/>
+      <w:lvlText w:val=""/>
+      <w:lvlJc w:val="left"/>
+      <w:pPr>
+        <w:tabs>
+          <w:tab w:val="num" w:pos="2160"/>
+        </w:tabs>
+        <w:ind w:left="2160" w:hanging="360"/>
+      </w:pPr>
+      <w:rPr>
+        <w:rFonts w:ascii="Wingdings" w:hAnsi="Wingdings" w:hint="default"/>
+        <w:sz w:val="20"/>
+      </w:rPr>
+    </w:lvl>
+    <w:lvl w:ilvl="3" w:tentative="1">
+      <w:start w:val="1"/>
+      <w:numFmt w:val="bullet"/>
+      <w:lvlText w:val=""/>
+      <w:lvlJc w:val="left"/>
+      <w:pPr>
+        <w:tabs>
+          <w:tab w:val="num" w:pos="2880"/>
+        </w:tabs>
+        <w:ind w:left="2880" w:hanging="360"/>
+      </w:pPr>
+      <w:rPr>
+        <w:rFonts w:ascii="Wingdings" w:hAnsi="Wingdings" w:hint="default"/>
+        <w:sz w:val="20"/>
+      </w:rPr>
+    </w:lvl>
+    <w:lvl w:ilvl="4" w:tentative="1">
+      <w:start w:val="1"/>
+      <w:numFmt w:val="bullet"/>
+      <w:lvlText w:val=""/>
+      <w:lvlJc w:val="left"/>
+      <w:pPr>
+        <w:tabs>
+          <w:tab w:val="num" w:pos="3600"/>
+        </w:tabs>
+        <w:ind w:left="3600" w:hanging="360"/>
+      </w:pPr>
+      <w:rPr>
+        <w:rFonts w:ascii="Wingdings" w:hAnsi="Wingdings" w:hint="default"/>
+        <w:sz w:val="20"/>
+      </w:rPr>
+    </w:lvl>
+    <w:lvl w:ilvl="5" w:tentative="1">
+      <w:start w:val="1"/>
+      <w:numFmt w:val="bullet"/>
+      <w:lvlText w:val=""/>
+      <w:lvlJc w:val="left"/>
+      <w:pPr>
+        <w:tabs>
+          <w:tab w:val="num" w:pos="4320"/>
+        </w:tabs>
+        <w:ind w:left="4320" w:hanging="360"/>
+      </w:pPr>
+      <w:rPr>
+        <w:rFonts w:ascii="Wingdings" w:hAnsi="Wingdings" w:hint="default"/>
+        <w:sz w:val="20"/>
+      </w:rPr>
+    </w:lvl>
+    <w:lvl w:ilvl="6" w:tentative="1">
+      <w:start w:val="1"/>
+      <w:numFmt w:val="bullet"/>
+      <w:lvlText w:val=""/>
+      <w:lvlJc w:val="left"/>
+      <w:pPr>
+        <w:tabs>
+          <w:tab w:val="num" w:pos="5040"/>
+        </w:tabs>
+        <w:ind w:left="5040" w:hanging="360"/>
+      </w:pPr>
+      <w:rPr>
+        <w:rFonts w:ascii="Wingdings" w:hAnsi="Wingdings" w:hint="default"/>
+        <w:sz w:val="20"/>
+      </w:rPr>
+    </w:lvl>
+    <w:lvl w:ilvl="7" w:tentative="1">
+      <w:start w:val="1"/>
+      <w:numFmt w:val="bullet"/>
+      <w:lvlText w:val=""/>
+      <w:lvlJc w:val="left"/>
+      <w:pPr>
+        <w:tabs>
+          <w:tab w:val="num" w:pos="5760"/>
+        </w:tabs>
+        <w:ind w:left="5760" w:hanging="360"/>
+      </w:pPr>
+      <w:rPr>
+        <w:rFonts w:ascii="Wingdings" w:hAnsi="Wingdings" w:hint="default"/>
+        <w:sz w:val="20"/>
+      </w:rPr>
+    </w:lvl>
+    <w:lvl w:ilvl="8" w:tentative="1">
+      <w:start w:val="1"/>
+      <w:numFmt w:val="bullet"/>
+      <w:lvlText w:val=""/>
+      <w:lvlJc w:val="left"/>
+      <w:pPr>
+        <w:tabs>
+          <w:tab w:val="num" w:pos="6480"/>
+        </w:tabs>
+        <w:ind w:left="6480" w:hanging="360"/>
+      </w:pPr>
+      <w:rPr>
+        <w:rFonts w:ascii="Wingdings" w:hAnsi="Wingdings" w:hint="default"/>
+        <w:sz w:val="20"/>
+      </w:rPr>
+    </w:lvl>
+  </w:abstractNum>
+  <w:abstractNum w:abstractNumId="5" w15:restartNumberingAfterBreak="0">
     <w:nsid w:val="2247289B"/>
     <w:multiLevelType w:val="multilevel"/>
     <w:tmpl w:val="14705BFC"/>
@@ -6845,7 +6423,156 @@
       </w:rPr>
     </w:lvl>
   </w:abstractNum>
-  <w:abstractNum w:abstractNumId="4" w15:restartNumberingAfterBreak="0">
+  <w:abstractNum w:abstractNumId="6" w15:restartNumberingAfterBreak="0">
+    <w:nsid w:val="24AC0771"/>
+    <w:multiLevelType w:val="multilevel"/>
+    <w:tmpl w:val="6E7ADD16"/>
+    <w:lvl w:ilvl="0">
+      <w:start w:val="1"/>
+      <w:numFmt w:val="bullet"/>
+      <w:lvlText w:val=""/>
+      <w:lvlJc w:val="left"/>
+      <w:pPr>
+        <w:tabs>
+          <w:tab w:val="num" w:pos="720"/>
+        </w:tabs>
+        <w:ind w:left="720" w:hanging="360"/>
+      </w:pPr>
+      <w:rPr>
+        <w:rFonts w:ascii="Symbol" w:hAnsi="Symbol" w:hint="default"/>
+        <w:sz w:val="20"/>
+      </w:rPr>
+    </w:lvl>
+    <w:lvl w:ilvl="1" w:tentative="1">
+      <w:start w:val="1"/>
+      <w:numFmt w:val="bullet"/>
+      <w:lvlText w:val="o"/>
+      <w:lvlJc w:val="left"/>
+      <w:pPr>
+        <w:tabs>
+          <w:tab w:val="num" w:pos="1440"/>
+        </w:tabs>
+        <w:ind w:left="1440" w:hanging="360"/>
+      </w:pPr>
+      <w:rPr>
+        <w:rFonts w:ascii="Courier New" w:hAnsi="Courier New" w:hint="default"/>
+        <w:sz w:val="20"/>
+      </w:rPr>
+    </w:lvl>
+    <w:lvl w:ilvl="2" w:tentative="1">
+      <w:start w:val="1"/>
+      <w:numFmt w:val="bullet"/>
+      <w:lvlText w:val=""/>
+      <w:lvlJc w:val="left"/>
+      <w:pPr>
+        <w:tabs>
+          <w:tab w:val="num" w:pos="2160"/>
+        </w:tabs>
+        <w:ind w:left="2160" w:hanging="360"/>
+      </w:pPr>
+      <w:rPr>
+        <w:rFonts w:ascii="Wingdings" w:hAnsi="Wingdings" w:hint="default"/>
+        <w:sz w:val="20"/>
+      </w:rPr>
+    </w:lvl>
+    <w:lvl w:ilvl="3" w:tentative="1">
+      <w:start w:val="1"/>
+      <w:numFmt w:val="bullet"/>
+      <w:lvlText w:val=""/>
+      <w:lvlJc w:val="left"/>
+      <w:pPr>
+        <w:tabs>
+          <w:tab w:val="num" w:pos="2880"/>
+        </w:tabs>
+        <w:ind w:left="2880" w:hanging="360"/>
+      </w:pPr>
+      <w:rPr>
+        <w:rFonts w:ascii="Wingdings" w:hAnsi="Wingdings" w:hint="default"/>
+        <w:sz w:val="20"/>
+      </w:rPr>
+    </w:lvl>
+    <w:lvl w:ilvl="4" w:tentative="1">
+      <w:start w:val="1"/>
+      <w:numFmt w:val="bullet"/>
+      <w:lvlText w:val=""/>
+      <w:lvlJc w:val="left"/>
+      <w:pPr>
+        <w:tabs>
+          <w:tab w:val="num" w:pos="3600"/>
+        </w:tabs>
+        <w:ind w:left="3600" w:hanging="360"/>
+      </w:pPr>
+      <w:rPr>
+        <w:rFonts w:ascii="Wingdings" w:hAnsi="Wingdings" w:hint="default"/>
+        <w:sz w:val="20"/>
+      </w:rPr>
+    </w:lvl>
+    <w:lvl w:ilvl="5" w:tentative="1">
+      <w:start w:val="1"/>
+      <w:numFmt w:val="bullet"/>
+      <w:lvlText w:val=""/>
+      <w:lvlJc w:val="left"/>
+      <w:pPr>
+        <w:tabs>
+          <w:tab w:val="num" w:pos="4320"/>
+        </w:tabs>
+        <w:ind w:left="4320" w:hanging="360"/>
+      </w:pPr>
+      <w:rPr>
+        <w:rFonts w:ascii="Wingdings" w:hAnsi="Wingdings" w:hint="default"/>
+        <w:sz w:val="20"/>
+      </w:rPr>
+    </w:lvl>
+    <w:lvl w:ilvl="6" w:tentative="1">
+      <w:start w:val="1"/>
+      <w:numFmt w:val="bullet"/>
+      <w:lvlText w:val=""/>
+      <w:lvlJc w:val="left"/>
+      <w:pPr>
+        <w:tabs>
+          <w:tab w:val="num" w:pos="5040"/>
+        </w:tabs>
+        <w:ind w:left="5040" w:hanging="360"/>
+      </w:pPr>
+      <w:rPr>
+        <w:rFonts w:ascii="Wingdings" w:hAnsi="Wingdings" w:hint="default"/>
+        <w:sz w:val="20"/>
+      </w:rPr>
+    </w:lvl>
+    <w:lvl w:ilvl="7" w:tentative="1">
+      <w:start w:val="1"/>
+      <w:numFmt w:val="bullet"/>
+      <w:lvlText w:val=""/>
+      <w:lvlJc w:val="left"/>
+      <w:pPr>
+        <w:tabs>
+          <w:tab w:val="num" w:pos="5760"/>
+        </w:tabs>
+        <w:ind w:left="5760" w:hanging="360"/>
+      </w:pPr>
+      <w:rPr>
+        <w:rFonts w:ascii="Wingdings" w:hAnsi="Wingdings" w:hint="default"/>
+        <w:sz w:val="20"/>
+      </w:rPr>
+    </w:lvl>
+    <w:lvl w:ilvl="8" w:tentative="1">
+      <w:start w:val="1"/>
+      <w:numFmt w:val="bullet"/>
+      <w:lvlText w:val=""/>
+      <w:lvlJc w:val="left"/>
+      <w:pPr>
+        <w:tabs>
+          <w:tab w:val="num" w:pos="6480"/>
+        </w:tabs>
+        <w:ind w:left="6480" w:hanging="360"/>
+      </w:pPr>
+      <w:rPr>
+        <w:rFonts w:ascii="Wingdings" w:hAnsi="Wingdings" w:hint="default"/>
+        <w:sz w:val="20"/>
+      </w:rPr>
+    </w:lvl>
+  </w:abstractNum>
+  <w:abstractNum w:abstractNumId="7" w15:restartNumberingAfterBreak="0">
     <w:nsid w:val="2B6F6E54"/>
     <w:multiLevelType w:val="multilevel"/>
     <w:tmpl w:val="B5F65124"/>
@@ -6994,7 +6721,7 @@
       </w:rPr>
     </w:lvl>
   </w:abstractNum>
-  <w:abstractNum w:abstractNumId="5" w15:restartNumberingAfterBreak="0">
+  <w:abstractNum w:abstractNumId="8" w15:restartNumberingAfterBreak="0">
     <w:nsid w:val="34B70A2F"/>
     <w:multiLevelType w:val="multilevel"/>
     <w:tmpl w:val="9F2012D2"/>
@@ -7143,7 +6870,7 @@
       </w:rPr>
     </w:lvl>
   </w:abstractNum>
-  <w:abstractNum w:abstractNumId="6" w15:restartNumberingAfterBreak="0">
+  <w:abstractNum w:abstractNumId="9" w15:restartNumberingAfterBreak="0">
     <w:nsid w:val="38A43007"/>
     <w:multiLevelType w:val="multilevel"/>
     <w:tmpl w:val="737A86E0"/>
@@ -7292,7 +7019,7 @@
       </w:rPr>
     </w:lvl>
   </w:abstractNum>
-  <w:abstractNum w:abstractNumId="7" w15:restartNumberingAfterBreak="0">
+  <w:abstractNum w:abstractNumId="10" w15:restartNumberingAfterBreak="0">
     <w:nsid w:val="39D71DDC"/>
     <w:multiLevelType w:val="multilevel"/>
     <w:tmpl w:val="910C174A"/>
@@ -7441,7 +7168,7 @@
       </w:rPr>
     </w:lvl>
   </w:abstractNum>
-  <w:abstractNum w:abstractNumId="8" w15:restartNumberingAfterBreak="0">
+  <w:abstractNum w:abstractNumId="11" w15:restartNumberingAfterBreak="0">
     <w:nsid w:val="3B5033B3"/>
     <w:multiLevelType w:val="multilevel"/>
     <w:tmpl w:val="2F54F656"/>
@@ -7590,7 +7317,7 @@
       </w:rPr>
     </w:lvl>
   </w:abstractNum>
-  <w:abstractNum w:abstractNumId="9" w15:restartNumberingAfterBreak="0">
+  <w:abstractNum w:abstractNumId="12" w15:restartNumberingAfterBreak="0">
     <w:nsid w:val="623D02AD"/>
     <w:multiLevelType w:val="multilevel"/>
     <w:tmpl w:val="CB9A8082"/>
@@ -7739,7 +7466,7 @@
       </w:rPr>
     </w:lvl>
   </w:abstractNum>
-  <w:abstractNum w:abstractNumId="10" w15:restartNumberingAfterBreak="0">
+  <w:abstractNum w:abstractNumId="13" w15:restartNumberingAfterBreak="0">
     <w:nsid w:val="6DC03F58"/>
     <w:multiLevelType w:val="multilevel"/>
     <w:tmpl w:val="88605EA8"/>
@@ -7888,7 +7615,7 @@
       </w:rPr>
     </w:lvl>
   </w:abstractNum>
-  <w:abstractNum w:abstractNumId="11" w15:restartNumberingAfterBreak="0">
+  <w:abstractNum w:abstractNumId="14" w15:restartNumberingAfterBreak="0">
     <w:nsid w:val="75EC3884"/>
     <w:multiLevelType w:val="multilevel"/>
     <w:tmpl w:val="DF72D36A"/>
@@ -8037,7 +7764,7 @@
       </w:rPr>
     </w:lvl>
   </w:abstractNum>
-  <w:abstractNum w:abstractNumId="12" w15:restartNumberingAfterBreak="0">
+  <w:abstractNum w:abstractNumId="15" w15:restartNumberingAfterBreak="0">
     <w:nsid w:val="7FC45E47"/>
     <w:multiLevelType w:val="multilevel"/>
     <w:tmpl w:val="0EE6115C"/>
@@ -8187,43 +7914,52 @@
     </w:lvl>
   </w:abstractNum>
   <w:num w:numId="1" w16cid:durableId="637153068">
-    <w:abstractNumId w:val="4"/>
+    <w:abstractNumId w:val="7"/>
   </w:num>
   <w:num w:numId="2" w16cid:durableId="1010715340">
-    <w:abstractNumId w:val="9"/>
+    <w:abstractNumId w:val="12"/>
   </w:num>
   <w:num w:numId="3" w16cid:durableId="1924299206">
-    <w:abstractNumId w:val="7"/>
+    <w:abstractNumId w:val="10"/>
   </w:num>
   <w:num w:numId="4" w16cid:durableId="1460565336">
-    <w:abstractNumId w:val="10"/>
+    <w:abstractNumId w:val="13"/>
   </w:num>
   <w:num w:numId="5" w16cid:durableId="820001258">
     <w:abstractNumId w:val="2"/>
   </w:num>
   <w:num w:numId="6" w16cid:durableId="322438110">
+    <w:abstractNumId w:val="14"/>
+  </w:num>
+  <w:num w:numId="7" w16cid:durableId="548733407">
+    <w:abstractNumId w:val="15"/>
+  </w:num>
+  <w:num w:numId="8" w16cid:durableId="1975522272">
     <w:abstractNumId w:val="11"/>
   </w:num>
-  <w:num w:numId="7" w16cid:durableId="548733407">
-    <w:abstractNumId w:val="12"/>
-  </w:num>
-  <w:num w:numId="8" w16cid:durableId="1975522272">
-    <w:abstractNumId w:val="8"/>
-  </w:num>
   <w:num w:numId="9" w16cid:durableId="694112053">
-    <w:abstractNumId w:val="3"/>
+    <w:abstractNumId w:val="5"/>
   </w:num>
   <w:num w:numId="10" w16cid:durableId="1767538673">
-    <w:abstractNumId w:val="6"/>
+    <w:abstractNumId w:val="9"/>
   </w:num>
   <w:num w:numId="11" w16cid:durableId="1627468827">
     <w:abstractNumId w:val="1"/>
   </w:num>
   <w:num w:numId="12" w16cid:durableId="673218071">
-    <w:abstractNumId w:val="5"/>
+    <w:abstractNumId w:val="8"/>
   </w:num>
   <w:num w:numId="13" w16cid:durableId="923303837">
     <w:abstractNumId w:val="0"/>
+  </w:num>
+  <w:num w:numId="14" w16cid:durableId="624654861">
+    <w:abstractNumId w:val="6"/>
+  </w:num>
+  <w:num w:numId="15" w16cid:durableId="1978104133">
+    <w:abstractNumId w:val="3"/>
+  </w:num>
+  <w:num w:numId="16" w16cid:durableId="293221488">
+    <w:abstractNumId w:val="4"/>
   </w:num>
 </w:numbering>
 </file>
